--- a/enonces/ENU_enonces.docx
+++ b/enonces/ENU_enonces.docx
@@ -742,7 +742,7 @@
           <w:sz w:val="19"/>
           <w:szCs w:val="19"/>
         </w:rPr>
-        <w:t xml:space="preserve">jour.ordinal()          // 1 : la position dans la declaration</w:t>
+        <w:t xml:space="preserve">jour.ordinal()          // 1 : la position dans la declaration</w:t>
       </w:r>
     </w:p>
     <w:p>
@@ -2518,7 +2518,7 @@
           <w:sz w:val="19"/>
           <w:szCs w:val="19"/>
         </w:rPr>
-        <w:t xml:space="preserve">Celsius     vers Fahrenheit :  f = c * 9 / 5 + 32       (10 C  -&gt;   50 F)</w:t>
+        <w:t xml:space="preserve">Celsius     vers Fahrenheit :  f = c * 9 / 5 + 32       (10 C  -&gt;   50 F)</w:t>
       </w:r>
     </w:p>
     <w:p>
@@ -2534,7 +2534,7 @@
           <w:sz w:val="19"/>
           <w:szCs w:val="19"/>
         </w:rPr>
-        <w:t xml:space="preserve">Fahrenheit  vers Celsius    :  c = (f - 32) * 5 / 9     (23 F  -&gt;   -5 C)</w:t>
+        <w:t xml:space="preserve">Fahrenheit  vers Celsius    :  c = (f - 32) * 5 / 9     (23 F  -&gt;   -5 C)</w:t>
       </w:r>
     </w:p>
     <w:tbl>

--- a/enonces/ENU_enonces.docx
+++ b/enonces/ENU_enonces.docx
@@ -4,7 +4,52 @@
   <w:body>
     <w:p>
       <w:pPr>
-        <w:spacing w:after="120" w:before="1200"/>
+        <w:spacing w:after="0"/>
+      </w:pPr>
+      <w:r>
+        <w:drawing>
+          <wp:inline distT="0" distB="0" distL="0" distR="0">
+            <wp:extent cx="1514475" cy="723900"/>
+            <wp:effectExtent t="0" r="0" b="0" l="0"/>
+            <wp:docPr id="1" name="logo" descr="Logo de l'EPHEC" title="EPHEC"/>
+            <wp:cNvGraphicFramePr>
+              <a:graphicFrameLocks xmlns:a="http://schemas.openxmlformats.org/drawingml/2006/main" noChangeAspect="1"/>
+            </wp:cNvGraphicFramePr>
+            <a:graphic xmlns:a="http://schemas.openxmlformats.org/drawingml/2006/main">
+              <a:graphicData uri="http://schemas.openxmlformats.org/drawingml/2006/picture">
+                <pic:pic xmlns:pic="http://schemas.openxmlformats.org/drawingml/2006/picture">
+                  <pic:nvPicPr>
+                    <pic:cNvPr id="0" name="" descr=""/>
+                    <pic:cNvPicPr>
+                      <a:picLocks noChangeAspect="1" noChangeArrowheads="1"/>
+                    </pic:cNvPicPr>
+                  </pic:nvPicPr>
+                  <pic:blipFill>
+                    <a:blip r:embed="rId7" cstate="none"/>
+                    <a:srcRect/>
+                    <a:stretch>
+                      <a:fillRect/>
+                    </a:stretch>
+                  </pic:blipFill>
+                  <pic:spPr bwMode="auto">
+                    <a:xfrm>
+                      <a:off x="0" y="0"/>
+                      <a:ext cx="1514475" cy="723900"/>
+                    </a:xfrm>
+                    <a:prstGeom prst="rect">
+                      <a:avLst/>
+                    </a:prstGeom>
+                  </pic:spPr>
+                </pic:pic>
+              </a:graphicData>
+            </a:graphic>
+          </wp:inline>
+        </w:drawing>
+      </w:r>
+    </w:p>
+    <w:p>
+      <w:pPr>
+        <w:spacing w:after="120" w:before="700"/>
         <w:jc w:val="center"/>
       </w:pPr>
       <w:r>
@@ -64,6 +109,7 @@
     </w:p>
     <w:p>
       <w:pPr>
+        <w:keepNext w:val="false"/>
         <w:spacing w:after="120"/>
         <w:jc w:val="center"/>
       </w:pPr>
@@ -78,6 +124,7 @@
     </w:p>
     <w:p>
       <w:pPr>
+        <w:keepNext w:val="false"/>
         <w:spacing w:after="120"/>
         <w:jc w:val="center"/>
       </w:pPr>
@@ -117,32 +164,736 @@
         <w:t xml:space="preserve">Comment travailler ces exercices</w:t>
       </w:r>
     </w:p>
+    <w:tbl>
+      <w:tblPr>
+        <w:tblW w:type="dxa" w:w="9360"/>
+        <w:tblBorders>
+          <w:top w:val="single" w:color="BFBFBF" w:sz="2"/>
+          <w:left w:val="single" w:color="BFBFBF" w:sz="2"/>
+          <w:bottom w:val="single" w:color="BFBFBF" w:sz="2"/>
+          <w:right w:val="single" w:color="BFBFBF" w:sz="2"/>
+          <w:insideH w:val="none"/>
+          <w:insideV w:val="none"/>
+        </w:tblBorders>
+      </w:tblPr>
+      <w:tblGrid>
+        <w:gridCol w:w="9360"/>
+      </w:tblGrid>
+      <w:tr>
+        <w:trPr>
+          <w:cantSplit/>
+        </w:trPr>
+        <w:tc>
+          <w:tcPr>
+            <w:tcW w:type="dxa" w:w="9360"/>
+            <w:shd w:fill="F2F2F2" w:val="clear"/>
+            <w:tcMar>
+              <w:top w:type="dxa" w:w="140"/>
+              <w:left w:type="dxa" w:w="180"/>
+              <w:bottom w:type="dxa" w:w="140"/>
+              <w:right w:type="dxa" w:w="180"/>
+            </w:tcMar>
+          </w:tcPr>
+          <w:p>
+            <w:pPr>
+              <w:keepNext/>
+              <w:spacing w:after="100" w:before="0"/>
+            </w:pPr>
+            <w:r>
+              <w:rPr>
+                <w:sz w:val="22"/>
+                <w:szCs w:val="22"/>
+              </w:rPr>
+              <w:t xml:space="preserve">Les exercices de ce thème se trouvent tous dans </w:t>
+            </w:r>
+            <w:r>
+              <w:rPr>
+                <w:rFonts w:ascii="Consolas" w:hAnsi="Consolas" w:cs="Consolas"/>
+                <w:color w:val="E97132" w:themeColor="accent2"/>
+                <w:sz w:val="18"/>
+                <w:szCs w:val="18"/>
+              </w:rPr>
+              <w:t xml:space="preserve">be.ephec.java.enu</w:t>
+            </w:r>
+            <w:r>
+              <w:rPr>
+                <w:sz w:val="22"/>
+                <w:szCs w:val="22"/>
+              </w:rPr>
+              <w:t xml:space="preserve">, chacun dans un sous-package.</w:t>
+            </w:r>
+          </w:p>
+          <w:p>
+            <w:pPr>
+              <w:keepNext/>
+              <w:spacing w:after="100" w:before="0"/>
+            </w:pPr>
+            <w:r>
+              <w:rPr>
+                <w:b/>
+                <w:bCs/>
+                <w:sz w:val="22"/>
+                <w:szCs w:val="22"/>
+              </w:rPr>
+              <w:t xml:space="preserve">Chaque exercice est autonome. </w:t>
+            </w:r>
+            <w:r>
+              <w:rPr>
+                <w:sz w:val="22"/>
+                <w:szCs w:val="22"/>
+              </w:rPr>
+              <w:t xml:space="preserve">Son package contient tout ce dont il a besoin et n'importe jamais une classe d'un autre exercice. </w:t>
+            </w:r>
+            <w:r>
+              <w:rPr>
+                <w:sz w:val="22"/>
+                <w:szCs w:val="22"/>
+              </w:rPr>
+              <w:t xml:space="preserve">Quand un exercice reprend une classe d'un exercice précédent, vous partez d'une copie : </w:t>
+            </w:r>
+            <w:r>
+              <w:rPr>
+                <w:sz w:val="22"/>
+                <w:szCs w:val="22"/>
+              </w:rPr>
+              <w:t xml:space="preserve">vous pouvez donc en rater un sans être bloqué pour la suite.</w:t>
+            </w:r>
+          </w:p>
+          <w:p>
+            <w:pPr>
+              <w:keepNext/>
+              <w:spacing w:after="100" w:before="0"/>
+            </w:pPr>
+            <w:r>
+              <w:rPr>
+                <w:b/>
+                <w:bCs/>
+                <w:sz w:val="22"/>
+                <w:szCs w:val="22"/>
+              </w:rPr>
+              <w:t xml:space="preserve">Comment lancer les tests, comment lire un test vert, pourquoi laisser votre code compilable : </w:t>
+            </w:r>
+            <w:r>
+              <w:rPr>
+                <w:sz w:val="22"/>
+                <w:szCs w:val="22"/>
+              </w:rPr>
+              <w:t xml:space="preserve">tout cela est commun à tous les thèmes et se trouve dans un document à part, </w:t>
+            </w:r>
+            <w:r>
+              <w:rPr>
+                <w:rFonts w:ascii="Consolas" w:hAnsi="Consolas" w:cs="Consolas"/>
+                <w:color w:val="E97132" w:themeColor="accent2"/>
+                <w:sz w:val="18"/>
+                <w:szCs w:val="18"/>
+              </w:rPr>
+              <w:t xml:space="preserve">Memento_Exercices.docx</w:t>
+            </w:r>
+            <w:r>
+              <w:rPr>
+                <w:sz w:val="22"/>
+                <w:szCs w:val="22"/>
+              </w:rPr>
+              <w:t xml:space="preserve">. Lisez-le une fois en début d'année.</w:t>
+            </w:r>
+          </w:p>
+          <w:p>
+            <w:pPr>
+              <w:keepNext/>
+              <w:spacing w:after="60" w:before="120"/>
+            </w:pPr>
+            <w:r>
+              <w:rPr>
+                <w:b/>
+                <w:bCs/>
+                <w:sz w:val="22"/>
+                <w:szCs w:val="22"/>
+              </w:rPr>
+              <w:t xml:space="preserve">Comment se lit un exercice</w:t>
+            </w:r>
+          </w:p>
+          <w:p>
+            <w:pPr>
+              <w:keepNext/>
+              <w:spacing w:after="100" w:before="0"/>
+            </w:pPr>
+            <w:r>
+              <w:rPr>
+                <w:sz w:val="22"/>
+                <w:szCs w:val="22"/>
+              </w:rPr>
+              <w:t xml:space="preserve">Chaque exercice suit la même structure. Toutes les sections ne figurent pas dans tous les exercices.</w:t>
+            </w:r>
+          </w:p>
+          <w:tbl>
+            <w:tblPr>
+              <w:tblW w:type="dxa" w:w="8880"/>
+              <w:tblBorders>
+                <w:top w:val="single" w:color="auto" w:sz="4"/>
+                <w:left w:val="single" w:color="auto" w:sz="4"/>
+                <w:bottom w:val="single" w:color="auto" w:sz="4"/>
+                <w:right w:val="single" w:color="auto" w:sz="4"/>
+                <w:insideH w:val="single" w:color="auto" w:sz="4"/>
+                <w:insideV w:val="single" w:color="auto" w:sz="4"/>
+              </w:tblBorders>
+            </w:tblPr>
+            <w:tblGrid>
+              <w:gridCol w:w="2500"/>
+              <w:gridCol w:w="6380"/>
+            </w:tblGrid>
+            <w:tr>
+              <w:trPr>
+                <w:tblHeader/>
+              </w:trPr>
+              <w:tc>
+                <w:tcPr>
+                  <w:tcW w:type="dxa" w:w="2500"/>
+                  <w:shd w:fill="D9D9D9" w:val="clear"/>
+                  <w:tcMar>
+                    <w:top w:type="dxa" w:w="50"/>
+                    <w:left w:type="dxa" w:w="100"/>
+                    <w:bottom w:type="dxa" w:w="50"/>
+                    <w:right w:type="dxa" w:w="100"/>
+                  </w:tcMar>
+                </w:tcPr>
+                <w:p>
+                  <w:pPr>
+                    <w:spacing w:after="0"/>
+                  </w:pPr>
+                  <w:r>
+                    <w:rPr>
+                      <w:b/>
+                      <w:bCs/>
+                      <w:sz w:val="20"/>
+                      <w:szCs w:val="20"/>
+                    </w:rPr>
+                    <w:t xml:space="preserve">Section</w:t>
+                  </w:r>
+                </w:p>
+              </w:tc>
+              <w:tc>
+                <w:tcPr>
+                  <w:tcW w:type="dxa" w:w="6380"/>
+                  <w:shd w:fill="D9D9D9" w:val="clear"/>
+                  <w:tcMar>
+                    <w:top w:type="dxa" w:w="50"/>
+                    <w:left w:type="dxa" w:w="100"/>
+                    <w:bottom w:type="dxa" w:w="50"/>
+                    <w:right w:type="dxa" w:w="100"/>
+                  </w:tcMar>
+                </w:tcPr>
+                <w:p>
+                  <w:pPr>
+                    <w:spacing w:after="0"/>
+                  </w:pPr>
+                  <w:r>
+                    <w:rPr>
+                      <w:b/>
+                      <w:bCs/>
+                      <w:sz w:val="20"/>
+                      <w:szCs w:val="20"/>
+                    </w:rPr>
+                    <w:t xml:space="preserve">Ce qu'elle vous apporte</w:t>
+                  </w:r>
+                </w:p>
+              </w:tc>
+            </w:tr>
+            <w:tr>
+              <w:trPr>
+                <w:cantSplit/>
+              </w:trPr>
+              <w:tc>
+                <w:tcPr>
+                  <w:tcW w:type="dxa" w:w="2500"/>
+                  <w:shd w:fill="FFFFFF" w:val="clear"/>
+                  <w:tcMar>
+                    <w:top w:type="dxa" w:w="50"/>
+                    <w:left w:type="dxa" w:w="100"/>
+                    <w:bottom w:type="dxa" w:w="50"/>
+                    <w:right w:type="dxa" w:w="100"/>
+                  </w:tcMar>
+                </w:tcPr>
+                <w:p>
+                  <w:pPr>
+                    <w:spacing w:after="0"/>
+                  </w:pPr>
+                  <w:r>
+                    <w:rPr>
+                      <w:b/>
+                      <w:bCs/>
+                      <w:sz w:val="20"/>
+                      <w:szCs w:val="20"/>
+                    </w:rPr>
+                    <w:t xml:space="preserve">Objectif</w:t>
+                  </w:r>
+                </w:p>
+              </w:tc>
+              <w:tc>
+                <w:tcPr>
+                  <w:tcW w:type="dxa" w:w="6380"/>
+                  <w:shd w:fill="FFFFFF" w:val="clear"/>
+                  <w:tcMar>
+                    <w:top w:type="dxa" w:w="50"/>
+                    <w:left w:type="dxa" w:w="100"/>
+                    <w:bottom w:type="dxa" w:w="50"/>
+                    <w:right w:type="dxa" w:w="100"/>
+                  </w:tcMar>
+                </w:tcPr>
+                <w:p>
+                  <w:pPr>
+                    <w:spacing w:after="0"/>
+                  </w:pPr>
+                  <w:r>
+                    <w:rPr>
+                      <w:sz w:val="20"/>
+                      <w:szCs w:val="20"/>
+                    </w:rPr>
+                    <w:t xml:space="preserve">Ce que l'exercice vous fait pratiquer, en une ou deux phrases.</w:t>
+                  </w:r>
+                </w:p>
+              </w:tc>
+            </w:tr>
+            <w:tr>
+              <w:trPr>
+                <w:cantSplit/>
+              </w:trPr>
+              <w:tc>
+                <w:tcPr>
+                  <w:tcW w:type="dxa" w:w="2500"/>
+                  <w:shd w:fill="FFFFFF" w:val="clear"/>
+                  <w:tcMar>
+                    <w:top w:type="dxa" w:w="50"/>
+                    <w:left w:type="dxa" w:w="100"/>
+                    <w:bottom w:type="dxa" w:w="50"/>
+                    <w:right w:type="dxa" w:w="100"/>
+                  </w:tcMar>
+                </w:tcPr>
+                <w:p>
+                  <w:pPr>
+                    <w:spacing w:after="0"/>
+                  </w:pPr>
+                  <w:r>
+                    <w:rPr>
+                      <w:b/>
+                      <w:bCs/>
+                      <w:sz w:val="20"/>
+                      <w:szCs w:val="20"/>
+                    </w:rPr>
+                    <w:t xml:space="preserve">Contexte</w:t>
+                  </w:r>
+                </w:p>
+              </w:tc>
+              <w:tc>
+                <w:tcPr>
+                  <w:tcW w:type="dxa" w:w="6380"/>
+                  <w:shd w:fill="FFFFFF" w:val="clear"/>
+                  <w:tcMar>
+                    <w:top w:type="dxa" w:w="50"/>
+                    <w:left w:type="dxa" w:w="100"/>
+                    <w:bottom w:type="dxa" w:w="50"/>
+                    <w:right w:type="dxa" w:w="100"/>
+                  </w:tcMar>
+                </w:tcPr>
+                <w:p>
+                  <w:pPr>
+                    <w:spacing w:after="0"/>
+                  </w:pPr>
+                  <w:r>
+                    <w:rPr>
+                      <w:sz w:val="20"/>
+                      <w:szCs w:val="20"/>
+                    </w:rPr>
+                    <w:t xml:space="preserve">Facultatif. La situation ou le rappel qui éclaire l'énoncé.</w:t>
+                  </w:r>
+                </w:p>
+              </w:tc>
+            </w:tr>
+            <w:tr>
+              <w:trPr>
+                <w:cantSplit/>
+              </w:trPr>
+              <w:tc>
+                <w:tcPr>
+                  <w:tcW w:type="dxa" w:w="2500"/>
+                  <w:shd w:fill="FFFFFF" w:val="clear"/>
+                  <w:tcMar>
+                    <w:top w:type="dxa" w:w="50"/>
+                    <w:left w:type="dxa" w:w="100"/>
+                    <w:bottom w:type="dxa" w:w="50"/>
+                    <w:right w:type="dxa" w:w="100"/>
+                  </w:tcMar>
+                </w:tcPr>
+                <w:p>
+                  <w:pPr>
+                    <w:spacing w:after="0"/>
+                  </w:pPr>
+                  <w:r>
+                    <w:rPr>
+                      <w:b/>
+                      <w:bCs/>
+                      <w:sz w:val="20"/>
+                      <w:szCs w:val="20"/>
+                    </w:rPr>
+                    <w:t xml:space="preserve">Énoncé</w:t>
+                  </w:r>
+                </w:p>
+              </w:tc>
+              <w:tc>
+                <w:tcPr>
+                  <w:tcW w:type="dxa" w:w="6380"/>
+                  <w:shd w:fill="FFFFFF" w:val="clear"/>
+                  <w:tcMar>
+                    <w:top w:type="dxa" w:w="50"/>
+                    <w:left w:type="dxa" w:w="100"/>
+                    <w:bottom w:type="dxa" w:w="50"/>
+                    <w:right w:type="dxa" w:w="100"/>
+                  </w:tcMar>
+                </w:tcPr>
+                <w:p>
+                  <w:pPr>
+                    <w:spacing w:after="0"/>
+                  </w:pPr>
+                  <w:r>
+                    <w:rPr>
+                      <w:sz w:val="20"/>
+                      <w:szCs w:val="20"/>
+                    </w:rPr>
+                    <w:t xml:space="preserve">Ce qu'il faut écrire. Un énoncé long est parfois découpé en deux parties.</w:t>
+                  </w:r>
+                </w:p>
+              </w:tc>
+            </w:tr>
+            <w:tr>
+              <w:trPr>
+                <w:cantSplit/>
+              </w:trPr>
+              <w:tc>
+                <w:tcPr>
+                  <w:tcW w:type="dxa" w:w="2500"/>
+                  <w:shd w:fill="FFFFFF" w:val="clear"/>
+                  <w:tcMar>
+                    <w:top w:type="dxa" w:w="50"/>
+                    <w:left w:type="dxa" w:w="100"/>
+                    <w:bottom w:type="dxa" w:w="50"/>
+                    <w:right w:type="dxa" w:w="100"/>
+                  </w:tcMar>
+                </w:tcPr>
+                <w:p>
+                  <w:pPr>
+                    <w:spacing w:after="0"/>
+                  </w:pPr>
+                  <w:r>
+                    <w:rPr>
+                      <w:b/>
+                      <w:bCs/>
+                      <w:sz w:val="20"/>
+                      <w:szCs w:val="20"/>
+                    </w:rPr>
+                    <w:t xml:space="preserve">Spécifications à respecter</w:t>
+                  </w:r>
+                </w:p>
+              </w:tc>
+              <w:tc>
+                <w:tcPr>
+                  <w:tcW w:type="dxa" w:w="6380"/>
+                  <w:shd w:fill="FFFFFF" w:val="clear"/>
+                  <w:tcMar>
+                    <w:top w:type="dxa" w:w="50"/>
+                    <w:left w:type="dxa" w:w="100"/>
+                    <w:bottom w:type="dxa" w:w="50"/>
+                    <w:right w:type="dxa" w:w="100"/>
+                  </w:tcMar>
+                </w:tcPr>
+                <w:p>
+                  <w:pPr>
+                    <w:spacing w:after="0"/>
+                  </w:pPr>
+                  <w:r>
+                    <w:rPr>
+                      <w:sz w:val="20"/>
+                      <w:szCs w:val="20"/>
+                    </w:rPr>
+                    <w:t xml:space="preserve">Les noms, les signatures et les comportements imposés. Les tests s'appuient dessus : respectez-les à la lettre.</w:t>
+                  </w:r>
+                </w:p>
+              </w:tc>
+            </w:tr>
+            <w:tr>
+              <w:trPr>
+                <w:cantSplit/>
+              </w:trPr>
+              <w:tc>
+                <w:tcPr>
+                  <w:tcW w:type="dxa" w:w="2500"/>
+                  <w:shd w:fill="FFFFFF" w:val="clear"/>
+                  <w:tcMar>
+                    <w:top w:type="dxa" w:w="50"/>
+                    <w:left w:type="dxa" w:w="100"/>
+                    <w:bottom w:type="dxa" w:w="50"/>
+                    <w:right w:type="dxa" w:w="100"/>
+                  </w:tcMar>
+                </w:tcPr>
+                <w:p>
+                  <w:pPr>
+                    <w:spacing w:after="0"/>
+                  </w:pPr>
+                  <w:r>
+                    <w:rPr>
+                      <w:b/>
+                      <w:bCs/>
+                      <w:sz w:val="20"/>
+                      <w:szCs w:val="20"/>
+                    </w:rPr>
+                    <w:t xml:space="preserve">Ce qui vous est fourni</w:t>
+                  </w:r>
+                </w:p>
+              </w:tc>
+              <w:tc>
+                <w:tcPr>
+                  <w:tcW w:type="dxa" w:w="6380"/>
+                  <w:shd w:fill="FFFFFF" w:val="clear"/>
+                  <w:tcMar>
+                    <w:top w:type="dxa" w:w="50"/>
+                    <w:left w:type="dxa" w:w="100"/>
+                    <w:bottom w:type="dxa" w:w="50"/>
+                    <w:right w:type="dxa" w:w="100"/>
+                  </w:tcMar>
+                </w:tcPr>
+                <w:p>
+                  <w:pPr>
+                    <w:spacing w:after="0"/>
+                  </w:pPr>
+                  <w:r>
+                    <w:rPr>
+                      <w:sz w:val="20"/>
+                      <w:szCs w:val="20"/>
+                    </w:rPr>
+                    <w:t xml:space="preserve">Les classes déjà écrites que vous trouverez dans le package de l'exercice.</w:t>
+                  </w:r>
+                </w:p>
+              </w:tc>
+            </w:tr>
+            <w:tr>
+              <w:trPr>
+                <w:cantSplit/>
+              </w:trPr>
+              <w:tc>
+                <w:tcPr>
+                  <w:tcW w:type="dxa" w:w="2500"/>
+                  <w:shd w:fill="FFFFFF" w:val="clear"/>
+                  <w:tcMar>
+                    <w:top w:type="dxa" w:w="50"/>
+                    <w:left w:type="dxa" w:w="100"/>
+                    <w:bottom w:type="dxa" w:w="50"/>
+                    <w:right w:type="dxa" w:w="100"/>
+                  </w:tcMar>
+                </w:tcPr>
+                <w:p>
+                  <w:pPr>
+                    <w:spacing w:after="0"/>
+                  </w:pPr>
+                  <w:r>
+                    <w:rPr>
+                      <w:b/>
+                      <w:bCs/>
+                      <w:sz w:val="20"/>
+                      <w:szCs w:val="20"/>
+                    </w:rPr>
+                    <w:t xml:space="preserve">Exemples attendus</w:t>
+                  </w:r>
+                </w:p>
+              </w:tc>
+              <w:tc>
+                <w:tcPr>
+                  <w:tcW w:type="dxa" w:w="6380"/>
+                  <w:shd w:fill="FFFFFF" w:val="clear"/>
+                  <w:tcMar>
+                    <w:top w:type="dxa" w:w="50"/>
+                    <w:left w:type="dxa" w:w="100"/>
+                    <w:bottom w:type="dxa" w:w="50"/>
+                    <w:right w:type="dxa" w:w="100"/>
+                  </w:tcMar>
+                </w:tcPr>
+                <w:p>
+                  <w:pPr>
+                    <w:spacing w:after="0"/>
+                  </w:pPr>
+                  <w:r>
+                    <w:rPr>
+                      <w:sz w:val="20"/>
+                      <w:szCs w:val="20"/>
+                    </w:rPr>
+                    <w:t xml:space="preserve">Des valeurs d'entrée et les résultats qu'elles doivent produire.</w:t>
+                  </w:r>
+                </w:p>
+              </w:tc>
+            </w:tr>
+            <w:tr>
+              <w:trPr>
+                <w:cantSplit/>
+              </w:trPr>
+              <w:tc>
+                <w:tcPr>
+                  <w:tcW w:type="dxa" w:w="2500"/>
+                  <w:shd w:fill="FFFFFF" w:val="clear"/>
+                  <w:tcMar>
+                    <w:top w:type="dxa" w:w="50"/>
+                    <w:left w:type="dxa" w:w="100"/>
+                    <w:bottom w:type="dxa" w:w="50"/>
+                    <w:right w:type="dxa" w:w="100"/>
+                  </w:tcMar>
+                </w:tcPr>
+                <w:p>
+                  <w:pPr>
+                    <w:spacing w:after="0"/>
+                  </w:pPr>
+                  <w:r>
+                    <w:rPr>
+                      <w:b/>
+                      <w:bCs/>
+                      <w:sz w:val="20"/>
+                      <w:szCs w:val="20"/>
+                    </w:rPr>
+                    <w:t xml:space="preserve">Comment vérifier votre code</w:t>
+                  </w:r>
+                </w:p>
+              </w:tc>
+              <w:tc>
+                <w:tcPr>
+                  <w:tcW w:type="dxa" w:w="6380"/>
+                  <w:shd w:fill="FFFFFF" w:val="clear"/>
+                  <w:tcMar>
+                    <w:top w:type="dxa" w:w="50"/>
+                    <w:left w:type="dxa" w:w="100"/>
+                    <w:bottom w:type="dxa" w:w="50"/>
+                    <w:right w:type="dxa" w:w="100"/>
+                  </w:tcMar>
+                </w:tcPr>
+                <w:p>
+                  <w:pPr>
+                    <w:spacing w:after="0"/>
+                  </w:pPr>
+                  <w:r>
+                    <w:rPr>
+                      <w:sz w:val="20"/>
+                      <w:szCs w:val="20"/>
+                    </w:rPr>
+                    <w:t xml:space="preserve">La classe de test à lancer et ce qu'elle contrôle. Tant qu'elle n'est pas entièrement verte, l'exercice n'est pas terminé.</w:t>
+                  </w:r>
+                </w:p>
+              </w:tc>
+            </w:tr>
+            <w:tr>
+              <w:trPr>
+                <w:cantSplit/>
+              </w:trPr>
+              <w:tc>
+                <w:tcPr>
+                  <w:tcW w:type="dxa" w:w="2500"/>
+                  <w:shd w:fill="FFFFFF" w:val="clear"/>
+                  <w:tcMar>
+                    <w:top w:type="dxa" w:w="50"/>
+                    <w:left w:type="dxa" w:w="100"/>
+                    <w:bottom w:type="dxa" w:w="50"/>
+                    <w:right w:type="dxa" w:w="100"/>
+                  </w:tcMar>
+                </w:tcPr>
+                <w:p>
+                  <w:pPr>
+                    <w:spacing w:after="0"/>
+                  </w:pPr>
+                  <w:r>
+                    <w:rPr>
+                      <w:b/>
+                      <w:bCs/>
+                      <w:sz w:val="20"/>
+                      <w:szCs w:val="20"/>
+                    </w:rPr>
+                    <w:t xml:space="preserve">Questions à se poser</w:t>
+                  </w:r>
+                </w:p>
+              </w:tc>
+              <w:tc>
+                <w:tcPr>
+                  <w:tcW w:type="dxa" w:w="6380"/>
+                  <w:shd w:fill="FFFFFF" w:val="clear"/>
+                  <w:tcMar>
+                    <w:top w:type="dxa" w:w="50"/>
+                    <w:left w:type="dxa" w:w="100"/>
+                    <w:bottom w:type="dxa" w:w="50"/>
+                    <w:right w:type="dxa" w:w="100"/>
+                  </w:tcMar>
+                </w:tcPr>
+                <w:p>
+                  <w:pPr>
+                    <w:spacing w:after="0"/>
+                  </w:pPr>
+                  <w:r>
+                    <w:rPr>
+                      <w:sz w:val="20"/>
+                      <w:szCs w:val="20"/>
+                    </w:rPr>
+                    <w:t xml:space="preserve">Des questions pour prendre du recul une fois l'exercice réussi. Il n'y a rien à rendre : ce sont elles qui fixent ce que vous avez appris.</w:t>
+                  </w:r>
+                </w:p>
+              </w:tc>
+            </w:tr>
+          </w:tbl>
+          <w:p>
+            <w:pPr>
+              <w:keepNext/>
+              <w:spacing w:after="0" w:before="120"/>
+            </w:pPr>
+            <w:r>
+              <w:rPr>
+                <w:sz w:val="22"/>
+                <w:szCs w:val="22"/>
+              </w:rPr>
+              <w:t xml:space="preserve">D'autres titres apparaissent ponctuellement : un piège à connaître, une remarque, un rappel. </w:t>
+            </w:r>
+            <w:r>
+              <w:rPr>
+                <w:sz w:val="22"/>
+                <w:szCs w:val="22"/>
+              </w:rPr>
+              <w:t xml:space="preserve">Ce sont des encarts propres à l'exercice, à lire avant de commencer.</w:t>
+            </w:r>
+          </w:p>
+        </w:tc>
+      </w:tr>
+    </w:tbl>
     <w:p>
       <w:pPr>
         <w:spacing w:after="120"/>
       </w:pPr>
-      <w:r>
-        <w:rPr>
-          <w:sz w:val="22"/>
-          <w:szCs w:val="22"/>
-        </w:rPr>
-        <w:t xml:space="preserve">Les exercices de ce thème vivent sous </w:t>
-      </w:r>
-      <w:r>
-        <w:rPr>
-          <w:rFonts w:ascii="Consolas" w:cs="Consolas" w:eastAsia="Consolas" w:hAnsi="Consolas"/>
-          <w:color w:val="8B2500"/>
-          <w:sz w:val="22"/>
-          <w:szCs w:val="22"/>
-        </w:rPr>
-        <w:t xml:space="preserve">be.ephec.java.enu</w:t>
-      </w:r>
-      <w:r>
-        <w:rPr>
-          <w:sz w:val="22"/>
-          <w:szCs w:val="22"/>
-        </w:rPr>
-        <w:t xml:space="preserve">, un sous-package par exercice.</w:t>
+    </w:p>
+    <w:p>
+      <w:pPr>
+        <w:keepNext/>
+        <w:spacing w:after="120"/>
+      </w:pPr>
+      <w:r>
+        <w:rPr>
+          <w:sz w:val="22"/>
+          <w:szCs w:val="22"/>
+        </w:rPr>
+        <w:t xml:space="preserve">Les exercices du thème. Leurs codes sont </w:t>
+      </w:r>
+      <w:r>
+        <w:rPr>
+          <w:b/>
+          <w:bCs/>
+          <w:sz w:val="22"/>
+          <w:szCs w:val="22"/>
+        </w:rPr>
+        <w:t xml:space="preserve">cliquables</w:t>
+      </w:r>
+      <w:r>
+        <w:rPr>
+          <w:sz w:val="22"/>
+          <w:szCs w:val="22"/>
+        </w:rPr>
+        <w:t xml:space="preserve"> : ils mènent directement à l'exercice.</w:t>
       </w:r>
     </w:p>
     <w:tbl>
@@ -293,7 +1044,8 @@
             </w:pPr>
             <w:r>
               <w:rPr>
-                <w:rFonts w:ascii="Consolas" w:cs="Consolas" w:eastAsia="Consolas" w:hAnsi="Consolas"/>
+                <w:rFonts w:ascii="Consolas" w:hAnsi="Consolas" w:cs="Consolas"/>
+                <w:color w:val="E97132" w:themeColor="accent2"/>
                 <w:sz w:val="18"/>
                 <w:szCs w:val="18"/>
               </w:rPr>
@@ -373,7 +1125,8 @@
             </w:pPr>
             <w:r>
               <w:rPr>
-                <w:rFonts w:ascii="Consolas" w:cs="Consolas" w:eastAsia="Consolas" w:hAnsi="Consolas"/>
+                <w:rFonts w:ascii="Consolas" w:hAnsi="Consolas" w:cs="Consolas"/>
+                <w:color w:val="E97132" w:themeColor="accent2"/>
                 <w:sz w:val="18"/>
                 <w:szCs w:val="18"/>
               </w:rPr>
@@ -453,7 +1206,8 @@
             </w:pPr>
             <w:r>
               <w:rPr>
-                <w:rFonts w:ascii="Consolas" w:cs="Consolas" w:eastAsia="Consolas" w:hAnsi="Consolas"/>
+                <w:rFonts w:ascii="Consolas" w:hAnsi="Consolas" w:cs="Consolas"/>
+                <w:color w:val="E97132" w:themeColor="accent2"/>
                 <w:sz w:val="18"/>
                 <w:szCs w:val="18"/>
               </w:rPr>
@@ -533,7 +1287,8 @@
             </w:pPr>
             <w:r>
               <w:rPr>
-                <w:rFonts w:ascii="Consolas" w:cs="Consolas" w:eastAsia="Consolas" w:hAnsi="Consolas"/>
+                <w:rFonts w:ascii="Consolas" w:hAnsi="Consolas" w:cs="Consolas"/>
+                <w:color w:val="E97132" w:themeColor="accent2"/>
                 <w:sz w:val="18"/>
                 <w:szCs w:val="18"/>
               </w:rPr>
@@ -568,92 +1323,6 @@
     </w:tbl>
     <w:p>
       <w:pPr>
-        <w:spacing w:after="120"/>
-      </w:pPr>
-      <w:r>
-        <w:rPr>
-          <w:b/>
-          <w:bCs/>
-          <w:sz w:val="22"/>
-          <w:szCs w:val="22"/>
-        </w:rPr>
-        <w:t xml:space="preserve">Chaque exercice est autonome. </w:t>
-      </w:r>
-      <w:r>
-        <w:rPr>
-          <w:sz w:val="22"/>
-          <w:szCs w:val="22"/>
-        </w:rPr>
-        <w:t xml:space="preserve">Son package contient tout ce dont il a besoin et n'importe jamais une classe d'un autre exercice.</w:t>
-      </w:r>
-    </w:p>
-    <w:p>
-      <w:pPr>
-        <w:spacing w:after="120"/>
-      </w:pPr>
-      <w:r>
-        <w:rPr>
-          <w:b/>
-          <w:bCs/>
-          <w:sz w:val="22"/>
-          <w:szCs w:val="22"/>
-        </w:rPr>
-        <w:t xml:space="preserve">Comment lancer les tests, comment lire un test vert, pourquoi laisser votre code compilable : </w:t>
-      </w:r>
-      <w:r>
-        <w:rPr>
-          <w:sz w:val="22"/>
-          <w:szCs w:val="22"/>
-        </w:rPr>
-        <w:t xml:space="preserve">tout cela est commun aux quinze thèmes, et vit dans un document à part — </w:t>
-      </w:r>
-      <w:r>
-        <w:rPr>
-          <w:rFonts w:ascii="Consolas" w:cs="Consolas" w:eastAsia="Consolas" w:hAnsi="Consolas"/>
-          <w:color w:val="8B2500"/>
-          <w:sz w:val="22"/>
-          <w:szCs w:val="22"/>
-        </w:rPr>
-        <w:t xml:space="preserve">Memento_Exercices.docx</w:t>
-      </w:r>
-      <w:r>
-        <w:rPr>
-          <w:sz w:val="22"/>
-          <w:szCs w:val="22"/>
-        </w:rPr>
-        <w:t xml:space="preserve">. Lisez-le une fois en début d'année.</w:t>
-      </w:r>
-    </w:p>
-    <w:p>
-      <w:pPr>
-        <w:spacing w:after="120"/>
-      </w:pPr>
-      <w:r>
-        <w:rPr>
-          <w:sz w:val="22"/>
-          <w:szCs w:val="22"/>
-        </w:rPr>
-        <w:t xml:space="preserve">Ce fascicule-ci ne parle que de son thème. Les codes du tableau ci-dessus sont </w:t>
-      </w:r>
-      <w:r>
-        <w:rPr>
-          <w:b/>
-          <w:bCs/>
-          <w:sz w:val="22"/>
-          <w:szCs w:val="22"/>
-        </w:rPr>
-        <w:t xml:space="preserve">cliquables</w:t>
-      </w:r>
-      <w:r>
-        <w:rPr>
-          <w:sz w:val="22"/>
-          <w:szCs w:val="22"/>
-        </w:rPr>
-        <w:t xml:space="preserve"> : ils mènent directement à l'exercice.</w:t>
-      </w:r>
-    </w:p>
-    <w:p>
-      <w:pPr>
         <w:pStyle w:val="Heading2"/>
         <w:keepNext/>
         <w:spacing w:after="100" w:before="240"/>
@@ -671,6 +1340,7 @@
     </w:p>
     <w:p>
       <w:pPr>
+        <w:keepNext w:val="false"/>
         <w:spacing w:after="120"/>
       </w:pPr>
       <w:r>
@@ -690,9 +1360,10 @@
       </w:pPr>
       <w:r>
         <w:rPr>
-          <w:rFonts w:ascii="Consolas" w:cs="Consolas" w:eastAsia="Consolas" w:hAnsi="Consolas"/>
-          <w:sz w:val="19"/>
-          <w:szCs w:val="19"/>
+          <w:rFonts w:ascii="Consolas" w:hAnsi="Consolas" w:cs="Consolas"/>
+          <w:color w:val="E97132" w:themeColor="accent2"/>
+          <w:sz w:val="18"/>
+          <w:szCs w:val="18"/>
         </w:rPr>
         <w:t xml:space="preserve">public enum DayOfWeek { MONDAY, TUESDAY, WEDNESDAY }</w:t>
       </w:r>
@@ -706,9 +1377,10 @@
       </w:pPr>
       <w:r>
         <w:rPr>
-          <w:rFonts w:ascii="Consolas" w:cs="Consolas" w:eastAsia="Consolas" w:hAnsi="Consolas"/>
-          <w:sz w:val="19"/>
-          <w:szCs w:val="19"/>
+          <w:rFonts w:ascii="Consolas" w:hAnsi="Consolas" w:cs="Consolas"/>
+          <w:color w:val="E97132" w:themeColor="accent2"/>
+          <w:sz w:val="18"/>
+          <w:szCs w:val="18"/>
         </w:rPr>
         <w:t xml:space="preserve"> </w:t>
       </w:r>
@@ -722,9 +1394,10 @@
       </w:pPr>
       <w:r>
         <w:rPr>
-          <w:rFonts w:ascii="Consolas" w:cs="Consolas" w:eastAsia="Consolas" w:hAnsi="Consolas"/>
-          <w:sz w:val="19"/>
-          <w:szCs w:val="19"/>
+          <w:rFonts w:ascii="Consolas" w:hAnsi="Consolas" w:cs="Consolas"/>
+          <w:color w:val="E97132" w:themeColor="accent2"/>
+          <w:sz w:val="18"/>
+          <w:szCs w:val="18"/>
         </w:rPr>
         <w:t xml:space="preserve">DayOfWeek jour = DayOfWeek.TUESDAY;</w:t>
       </w:r>
@@ -738,9 +1411,10 @@
       </w:pPr>
       <w:r>
         <w:rPr>
-          <w:rFonts w:ascii="Consolas" w:cs="Consolas" w:eastAsia="Consolas" w:hAnsi="Consolas"/>
-          <w:sz w:val="19"/>
-          <w:szCs w:val="19"/>
+          <w:rFonts w:ascii="Consolas" w:hAnsi="Consolas" w:cs="Consolas"/>
+          <w:color w:val="E97132" w:themeColor="accent2"/>
+          <w:sz w:val="18"/>
+          <w:szCs w:val="18"/>
         </w:rPr>
         <w:t xml:space="preserve">jour.ordinal()          // 1 : la position dans la declaration</w:t>
       </w:r>
@@ -754,9 +1428,10 @@
       </w:pPr>
       <w:r>
         <w:rPr>
-          <w:rFonts w:ascii="Consolas" w:cs="Consolas" w:eastAsia="Consolas" w:hAnsi="Consolas"/>
-          <w:sz w:val="19"/>
-          <w:szCs w:val="19"/>
+          <w:rFonts w:ascii="Consolas" w:hAnsi="Consolas" w:cs="Consolas"/>
+          <w:color w:val="E97132" w:themeColor="accent2"/>
+          <w:sz w:val="18"/>
+          <w:szCs w:val="18"/>
         </w:rPr>
         <w:t xml:space="preserve">jour.name()             // "TUESDAY"</w:t>
       </w:r>
@@ -770,9 +1445,10 @@
       </w:pPr>
       <w:r>
         <w:rPr>
-          <w:rFonts w:ascii="Consolas" w:cs="Consolas" w:eastAsia="Consolas" w:hAnsi="Consolas"/>
-          <w:sz w:val="19"/>
-          <w:szCs w:val="19"/>
+          <w:rFonts w:ascii="Consolas" w:hAnsi="Consolas" w:cs="Consolas"/>
+          <w:color w:val="E97132" w:themeColor="accent2"/>
+          <w:sz w:val="18"/>
+          <w:szCs w:val="18"/>
         </w:rPr>
         <w:t xml:space="preserve">DayOfWeek.values()      // un tableau des trois valeurs, dans l'ordre</w:t>
       </w:r>
@@ -786,9 +1462,10 @@
       </w:pPr>
       <w:r>
         <w:rPr>
-          <w:rFonts w:ascii="Consolas" w:cs="Consolas" w:eastAsia="Consolas" w:hAnsi="Consolas"/>
-          <w:sz w:val="19"/>
-          <w:szCs w:val="19"/>
+          <w:rFonts w:ascii="Consolas" w:hAnsi="Consolas" w:cs="Consolas"/>
+          <w:color w:val="E97132" w:themeColor="accent2"/>
+          <w:sz w:val="18"/>
+          <w:szCs w:val="18"/>
         </w:rPr>
         <w:t xml:space="preserve">DayOfWeek.valueOf("MONDAY")   // retrouve une constante par son nom</w:t>
       </w:r>
@@ -815,10 +1492,10 @@
       </w:r>
       <w:r>
         <w:rPr>
-          <w:rFonts w:ascii="Consolas" w:cs="Consolas" w:eastAsia="Consolas" w:hAnsi="Consolas"/>
-          <w:color w:val="8B2500"/>
-          <w:sz w:val="22"/>
-          <w:szCs w:val="22"/>
+          <w:rFonts w:ascii="Consolas" w:hAnsi="Consolas" w:cs="Consolas"/>
+          <w:color w:val="E97132" w:themeColor="accent2"/>
+          <w:sz w:val="18"/>
+          <w:szCs w:val="18"/>
         </w:rPr>
         <w:t xml:space="preserve">ordinal()</w:t>
       </w:r>
@@ -831,10 +1508,10 @@
       </w:r>
       <w:r>
         <w:rPr>
-          <w:rFonts w:ascii="Consolas" w:cs="Consolas" w:eastAsia="Consolas" w:hAnsi="Consolas"/>
-          <w:color w:val="8B2500"/>
-          <w:sz w:val="22"/>
-          <w:szCs w:val="22"/>
+          <w:rFonts w:ascii="Consolas" w:hAnsi="Consolas" w:cs="Consolas"/>
+          <w:color w:val="E97132" w:themeColor="accent2"/>
+          <w:sz w:val="18"/>
+          <w:szCs w:val="18"/>
         </w:rPr>
         <w:t xml:space="preserve">values()</w:t>
       </w:r>
@@ -847,10 +1524,10 @@
       </w:r>
       <w:r>
         <w:rPr>
-          <w:rFonts w:ascii="Consolas" w:cs="Consolas" w:eastAsia="Consolas" w:hAnsi="Consolas"/>
-          <w:color w:val="8B2500"/>
-          <w:sz w:val="22"/>
-          <w:szCs w:val="22"/>
+          <w:rFonts w:ascii="Consolas" w:hAnsi="Consolas" w:cs="Consolas"/>
+          <w:color w:val="E97132" w:themeColor="accent2"/>
+          <w:sz w:val="18"/>
+          <w:szCs w:val="18"/>
         </w:rPr>
         <w:t xml:space="preserve">ENU.1</w:t>
       </w:r>
@@ -884,10 +1561,10 @@
       </w:r>
       <w:r>
         <w:rPr>
-          <w:rFonts w:ascii="Consolas" w:cs="Consolas" w:eastAsia="Consolas" w:hAnsi="Consolas"/>
-          <w:color w:val="8B2500"/>
-          <w:sz w:val="22"/>
-          <w:szCs w:val="22"/>
+          <w:rFonts w:ascii="Consolas" w:hAnsi="Consolas" w:cs="Consolas"/>
+          <w:color w:val="E97132" w:themeColor="accent2"/>
+          <w:sz w:val="18"/>
+          <w:szCs w:val="18"/>
         </w:rPr>
         <w:t xml:space="preserve">ENU.3</w:t>
       </w:r>
@@ -925,6 +1602,7 @@
     </w:p>
     <w:p>
       <w:pPr>
+        <w:keepNext/>
         <w:spacing w:after="120"/>
       </w:pPr>
       <w:r>
@@ -935,7 +1613,18 @@
           <w:sz w:val="22"/>
           <w:szCs w:val="22"/>
         </w:rPr>
-        <w:t xml:space="preserve">Package : be.ephec.java.enu.e01</w:t>
+        <w:t xml:space="preserve">Package : </w:t>
+      </w:r>
+      <w:r>
+        <w:rPr>
+          <w:rFonts w:ascii="Consolas" w:hAnsi="Consolas" w:cs="Consolas"/>
+          <w:i/>
+          <w:iCs/>
+          <w:color w:val="E97132" w:themeColor="accent2"/>
+          <w:sz w:val="18"/>
+          <w:szCs w:val="18"/>
+        </w:rPr>
+        <w:t xml:space="preserve">be.ephec.java.enu.e01</w:t>
       </w:r>
     </w:p>
     <w:p>
@@ -957,6 +1646,7 @@
     </w:p>
     <w:p>
       <w:pPr>
+        <w:keepNext w:val="false"/>
         <w:spacing w:after="120"/>
       </w:pPr>
       <w:r>
@@ -997,10 +1687,10 @@
       </w:r>
       <w:r>
         <w:rPr>
-          <w:rFonts w:ascii="Consolas" w:cs="Consolas" w:eastAsia="Consolas" w:hAnsi="Consolas"/>
-          <w:color w:val="8B2500"/>
-          <w:sz w:val="22"/>
-          <w:szCs w:val="22"/>
+          <w:rFonts w:ascii="Consolas" w:hAnsi="Consolas" w:cs="Consolas"/>
+          <w:color w:val="E97132" w:themeColor="accent2"/>
+          <w:sz w:val="18"/>
+          <w:szCs w:val="18"/>
         </w:rPr>
         <w:t xml:space="preserve">CouleurDeFeu</w:t>
       </w:r>
@@ -1013,10 +1703,10 @@
       </w:r>
       <w:r>
         <w:rPr>
-          <w:rFonts w:ascii="Consolas" w:cs="Consolas" w:eastAsia="Consolas" w:hAnsi="Consolas"/>
-          <w:color w:val="8B2500"/>
-          <w:sz w:val="22"/>
-          <w:szCs w:val="22"/>
+          <w:rFonts w:ascii="Consolas" w:hAnsi="Consolas" w:cs="Consolas"/>
+          <w:color w:val="E97132" w:themeColor="accent2"/>
+          <w:sz w:val="18"/>
+          <w:szCs w:val="18"/>
         </w:rPr>
         <w:t xml:space="preserve">VERT</w:t>
       </w:r>
@@ -1029,10 +1719,10 @@
       </w:r>
       <w:r>
         <w:rPr>
-          <w:rFonts w:ascii="Consolas" w:cs="Consolas" w:eastAsia="Consolas" w:hAnsi="Consolas"/>
-          <w:color w:val="8B2500"/>
-          <w:sz w:val="22"/>
-          <w:szCs w:val="22"/>
+          <w:rFonts w:ascii="Consolas" w:hAnsi="Consolas" w:cs="Consolas"/>
+          <w:color w:val="E97132" w:themeColor="accent2"/>
+          <w:sz w:val="18"/>
+          <w:szCs w:val="18"/>
         </w:rPr>
         <w:t xml:space="preserve">ORANGE</w:t>
       </w:r>
@@ -1045,10 +1735,10 @@
       </w:r>
       <w:r>
         <w:rPr>
-          <w:rFonts w:ascii="Consolas" w:cs="Consolas" w:eastAsia="Consolas" w:hAnsi="Consolas"/>
-          <w:color w:val="8B2500"/>
-          <w:sz w:val="22"/>
-          <w:szCs w:val="22"/>
+          <w:rFonts w:ascii="Consolas" w:hAnsi="Consolas" w:cs="Consolas"/>
+          <w:color w:val="E97132" w:themeColor="accent2"/>
+          <w:sz w:val="18"/>
+          <w:szCs w:val="18"/>
         </w:rPr>
         <w:t xml:space="preserve">ROUGE</w:t>
       </w:r>
@@ -1073,10 +1763,10 @@
       </w:r>
       <w:r>
         <w:rPr>
-          <w:rFonts w:ascii="Consolas" w:cs="Consolas" w:eastAsia="Consolas" w:hAnsi="Consolas"/>
-          <w:color w:val="8B2500"/>
-          <w:sz w:val="22"/>
-          <w:szCs w:val="22"/>
+          <w:rFonts w:ascii="Consolas" w:hAnsi="Consolas" w:cs="Consolas"/>
+          <w:color w:val="E97132" w:themeColor="accent2"/>
+          <w:sz w:val="18"/>
+          <w:szCs w:val="18"/>
         </w:rPr>
         <w:t xml:space="preserve">FeuDeSignalisation</w:t>
       </w:r>
@@ -1208,7 +1898,8 @@
             </w:pPr>
             <w:r>
               <w:rPr>
-                <w:rFonts w:ascii="Consolas" w:cs="Consolas" w:eastAsia="Consolas" w:hAnsi="Consolas"/>
+                <w:rFonts w:ascii="Consolas" w:hAnsi="Consolas" w:cs="Consolas"/>
+                <w:color w:val="E97132" w:themeColor="accent2"/>
                 <w:sz w:val="18"/>
                 <w:szCs w:val="18"/>
               </w:rPr>
@@ -1232,7 +1923,8 @@
             </w:pPr>
             <w:r>
               <w:rPr>
-                <w:rFonts w:ascii="Consolas" w:cs="Consolas" w:eastAsia="Consolas" w:hAnsi="Consolas"/>
+                <w:rFonts w:ascii="Consolas" w:hAnsi="Consolas" w:cs="Consolas"/>
+                <w:color w:val="E97132" w:themeColor="accent2"/>
                 <w:sz w:val="18"/>
                 <w:szCs w:val="18"/>
               </w:rPr>
@@ -1284,7 +1976,8 @@
             </w:pPr>
             <w:r>
               <w:rPr>
-                <w:rFonts w:ascii="Consolas" w:cs="Consolas" w:eastAsia="Consolas" w:hAnsi="Consolas"/>
+                <w:rFonts w:ascii="Consolas" w:hAnsi="Consolas" w:cs="Consolas"/>
+                <w:color w:val="E97132" w:themeColor="accent2"/>
                 <w:sz w:val="18"/>
                 <w:szCs w:val="18"/>
               </w:rPr>
@@ -1308,7 +2001,8 @@
             </w:pPr>
             <w:r>
               <w:rPr>
-                <w:rFonts w:ascii="Consolas" w:cs="Consolas" w:eastAsia="Consolas" w:hAnsi="Consolas"/>
+                <w:rFonts w:ascii="Consolas" w:hAnsi="Consolas" w:cs="Consolas"/>
+                <w:color w:val="E97132" w:themeColor="accent2"/>
                 <w:sz w:val="18"/>
                 <w:szCs w:val="18"/>
               </w:rPr>
@@ -1360,7 +2054,8 @@
             </w:pPr>
             <w:r>
               <w:rPr>
-                <w:rFonts w:ascii="Consolas" w:cs="Consolas" w:eastAsia="Consolas" w:hAnsi="Consolas"/>
+                <w:rFonts w:ascii="Consolas" w:hAnsi="Consolas" w:cs="Consolas"/>
+                <w:color w:val="E97132" w:themeColor="accent2"/>
                 <w:sz w:val="18"/>
                 <w:szCs w:val="18"/>
               </w:rPr>
@@ -1384,7 +2079,8 @@
             </w:pPr>
             <w:r>
               <w:rPr>
-                <w:rFonts w:ascii="Consolas" w:cs="Consolas" w:eastAsia="Consolas" w:hAnsi="Consolas"/>
+                <w:rFonts w:ascii="Consolas" w:hAnsi="Consolas" w:cs="Consolas"/>
+                <w:color w:val="E97132" w:themeColor="accent2"/>
                 <w:sz w:val="18"/>
                 <w:szCs w:val="18"/>
               </w:rPr>
@@ -1436,7 +2132,8 @@
             </w:pPr>
             <w:r>
               <w:rPr>
-                <w:rFonts w:ascii="Consolas" w:cs="Consolas" w:eastAsia="Consolas" w:hAnsi="Consolas"/>
+                <w:rFonts w:ascii="Consolas" w:hAnsi="Consolas" w:cs="Consolas"/>
+                <w:color w:val="E97132" w:themeColor="accent2"/>
                 <w:sz w:val="18"/>
                 <w:szCs w:val="18"/>
               </w:rPr>
@@ -1460,7 +2157,8 @@
             </w:pPr>
             <w:r>
               <w:rPr>
-                <w:rFonts w:ascii="Consolas" w:cs="Consolas" w:eastAsia="Consolas" w:hAnsi="Consolas"/>
+                <w:rFonts w:ascii="Consolas" w:hAnsi="Consolas" w:cs="Consolas"/>
+                <w:color w:val="E97132" w:themeColor="accent2"/>
                 <w:sz w:val="18"/>
                 <w:szCs w:val="18"/>
               </w:rPr>
@@ -1512,7 +2210,8 @@
             </w:pPr>
             <w:r>
               <w:rPr>
-                <w:rFonts w:ascii="Consolas" w:cs="Consolas" w:eastAsia="Consolas" w:hAnsi="Consolas"/>
+                <w:rFonts w:ascii="Consolas" w:hAnsi="Consolas" w:cs="Consolas"/>
+                <w:color w:val="E97132" w:themeColor="accent2"/>
                 <w:sz w:val="18"/>
                 <w:szCs w:val="18"/>
               </w:rPr>
@@ -1536,7 +2235,8 @@
             </w:pPr>
             <w:r>
               <w:rPr>
-                <w:rFonts w:ascii="Consolas" w:cs="Consolas" w:eastAsia="Consolas" w:hAnsi="Consolas"/>
+                <w:rFonts w:ascii="Consolas" w:hAnsi="Consolas" w:cs="Consolas"/>
+                <w:color w:val="E97132" w:themeColor="accent2"/>
                 <w:sz w:val="18"/>
                 <w:szCs w:val="18"/>
               </w:rPr>
@@ -1588,7 +2288,8 @@
             </w:pPr>
             <w:r>
               <w:rPr>
-                <w:rFonts w:ascii="Consolas" w:cs="Consolas" w:eastAsia="Consolas" w:hAnsi="Consolas"/>
+                <w:rFonts w:ascii="Consolas" w:hAnsi="Consolas" w:cs="Consolas"/>
+                <w:color w:val="E97132" w:themeColor="accent2"/>
                 <w:sz w:val="18"/>
                 <w:szCs w:val="18"/>
               </w:rPr>
@@ -1612,7 +2313,8 @@
             </w:pPr>
             <w:r>
               <w:rPr>
-                <w:rFonts w:ascii="Consolas" w:cs="Consolas" w:eastAsia="Consolas" w:hAnsi="Consolas"/>
+                <w:rFonts w:ascii="Consolas" w:hAnsi="Consolas" w:cs="Consolas"/>
+                <w:color w:val="E97132" w:themeColor="accent2"/>
                 <w:sz w:val="18"/>
                 <w:szCs w:val="18"/>
               </w:rPr>
@@ -1664,7 +2366,8 @@
             </w:pPr>
             <w:r>
               <w:rPr>
-                <w:rFonts w:ascii="Consolas" w:cs="Consolas" w:eastAsia="Consolas" w:hAnsi="Consolas"/>
+                <w:rFonts w:ascii="Consolas" w:hAnsi="Consolas" w:cs="Consolas"/>
+                <w:color w:val="E97132" w:themeColor="accent2"/>
                 <w:sz w:val="18"/>
                 <w:szCs w:val="18"/>
               </w:rPr>
@@ -1688,7 +2391,8 @@
             </w:pPr>
             <w:r>
               <w:rPr>
-                <w:rFonts w:ascii="Consolas" w:cs="Consolas" w:eastAsia="Consolas" w:hAnsi="Consolas"/>
+                <w:rFonts w:ascii="Consolas" w:hAnsi="Consolas" w:cs="Consolas"/>
+                <w:color w:val="E97132" w:themeColor="accent2"/>
                 <w:sz w:val="18"/>
                 <w:szCs w:val="18"/>
               </w:rPr>
@@ -1734,10 +2438,10 @@
       </w:r>
       <w:r>
         <w:rPr>
-          <w:rFonts w:ascii="Consolas" w:cs="Consolas" w:eastAsia="Consolas" w:hAnsi="Consolas"/>
-          <w:color w:val="8B2500"/>
-          <w:sz w:val="22"/>
-          <w:szCs w:val="22"/>
+          <w:rFonts w:ascii="Consolas" w:hAnsi="Consolas" w:cs="Consolas"/>
+          <w:color w:val="E97132" w:themeColor="accent2"/>
+          <w:sz w:val="18"/>
+          <w:szCs w:val="18"/>
         </w:rPr>
         <w:t xml:space="preserve">Programme</w:t>
       </w:r>
@@ -1763,7 +2467,7 @@
           <w:sz w:val="24"/>
           <w:szCs w:val="24"/>
         </w:rPr>
-        <w:t xml:space="preserve">Vérification</w:t>
+        <w:t xml:space="preserve">Comment vérifier votre code</w:t>
       </w:r>
     </w:p>
     <w:tbl>
@@ -1802,24 +2506,40 @@
             </w:pPr>
             <w:r>
               <w:rPr>
-                <w:rFonts w:ascii="Consolas" w:cs="Consolas" w:eastAsia="Consolas" w:hAnsi="Consolas"/>
-                <w:color w:val="8B2500"/>
+                <w:rFonts w:ascii="Consolas" w:hAnsi="Consolas" w:cs="Consolas"/>
+                <w:color w:val="E97132" w:themeColor="accent2"/>
+                <w:sz w:val="18"/>
+                <w:szCs w:val="18"/>
+              </w:rPr>
+              <w:t xml:space="preserve">be.ephec.java.enu.e01.FeuDeSignalisationTest</w:t>
+            </w:r>
+          </w:p>
+          <w:p>
+            <w:pPr>
+              <w:spacing w:after="0"/>
+            </w:pPr>
+            <w:r>
+              <w:rPr>
                 <w:sz w:val="22"/>
                 <w:szCs w:val="22"/>
               </w:rPr>
-              <w:t xml:space="preserve">be.ephec.java.enu.e01.FeuDeSignalisationTest</w:t>
-            </w:r>
-          </w:p>
-          <w:p>
-            <w:pPr>
-              <w:spacing w:after="0"/>
-            </w:pPr>
+              <w:t xml:space="preserve">Vérifie l'ordre des trois constantes, l'état d'un feu neuf, l'immobilité d'un feu inactif, le cycle complet des couleurs et le format d'</w:t>
+            </w:r>
+            <w:r>
+              <w:rPr>
+                <w:rFonts w:ascii="Consolas" w:hAnsi="Consolas" w:cs="Consolas"/>
+                <w:color w:val="E97132" w:themeColor="accent2"/>
+                <w:sz w:val="18"/>
+                <w:szCs w:val="18"/>
+              </w:rPr>
+              <w:t xml:space="preserve">enTexte</w:t>
+            </w:r>
             <w:r>
               <w:rPr>
                 <w:sz w:val="22"/>
                 <w:szCs w:val="22"/>
               </w:rPr>
-              <w:t xml:space="preserve">Vérifie l'ordre des trois constantes, l'état d'un feu neuf, l'immobilité d'un feu inactif, le cycle complet des couleurs et le format d'enTexte.</w:t>
+              <w:t xml:space="preserve">.</w:t>
             </w:r>
           </w:p>
         </w:tc>
@@ -1856,7 +2576,23 @@
           <w:sz w:val="22"/>
           <w:szCs w:val="22"/>
         </w:rPr>
-        <w:t xml:space="preserve">Le constructeur doit mettre le feu dans le même état que desactive(). Faut-il recopier les instructions, ou appeler la méthode ?</w:t>
+        <w:t xml:space="preserve">Le constructeur doit mettre le feu dans le même état que </w:t>
+      </w:r>
+      <w:r>
+        <w:rPr>
+          <w:rFonts w:ascii="Consolas" w:hAnsi="Consolas" w:cs="Consolas"/>
+          <w:color w:val="E97132" w:themeColor="accent2"/>
+          <w:sz w:val="18"/>
+          <w:szCs w:val="18"/>
+        </w:rPr>
+        <w:t xml:space="preserve">desactive()</w:t>
+      </w:r>
+      <w:r>
+        <w:rPr>
+          <w:sz w:val="22"/>
+          <w:szCs w:val="22"/>
+        </w:rPr>
+        <w:t xml:space="preserve">. Faut-il recopier les instructions, ou appeler la méthode ?</w:t>
       </w:r>
     </w:p>
     <w:p>
@@ -1882,14 +2618,30 @@
           <w:sz w:val="22"/>
           <w:szCs w:val="22"/>
         </w:rPr>
-        <w:t xml:space="preserve">Vous pouvez écrire changeDeCouleur avec trois </w:t>
-      </w:r>
-      <w:r>
-        <w:rPr>
-          <w:rFonts w:ascii="Consolas" w:cs="Consolas" w:eastAsia="Consolas" w:hAnsi="Consolas"/>
-          <w:color w:val="8B2500"/>
-          <w:sz w:val="22"/>
-          <w:szCs w:val="22"/>
+        <w:t xml:space="preserve">Vous pouvez écrire </w:t>
+      </w:r>
+      <w:r>
+        <w:rPr>
+          <w:rFonts w:ascii="Consolas" w:hAnsi="Consolas" w:cs="Consolas"/>
+          <w:color w:val="E97132" w:themeColor="accent2"/>
+          <w:sz w:val="18"/>
+          <w:szCs w:val="18"/>
+        </w:rPr>
+        <w:t xml:space="preserve">changeDeCouleur</w:t>
+      </w:r>
+      <w:r>
+        <w:rPr>
+          <w:sz w:val="22"/>
+          <w:szCs w:val="22"/>
+        </w:rPr>
+        <w:t xml:space="preserve"> avec trois </w:t>
+      </w:r>
+      <w:r>
+        <w:rPr>
+          <w:rFonts w:ascii="Consolas" w:hAnsi="Consolas" w:cs="Consolas"/>
+          <w:color w:val="E97132" w:themeColor="accent2"/>
+          <w:sz w:val="18"/>
+          <w:szCs w:val="18"/>
         </w:rPr>
         <w:t xml:space="preserve">if</w:t>
       </w:r>
@@ -1902,10 +2654,10 @@
       </w:r>
       <w:r>
         <w:rPr>
-          <w:rFonts w:ascii="Consolas" w:cs="Consolas" w:eastAsia="Consolas" w:hAnsi="Consolas"/>
-          <w:color w:val="8B2500"/>
-          <w:sz w:val="22"/>
-          <w:szCs w:val="22"/>
+          <w:rFonts w:ascii="Consolas" w:hAnsi="Consolas" w:cs="Consolas"/>
+          <w:color w:val="E97132" w:themeColor="accent2"/>
+          <w:sz w:val="18"/>
+          <w:szCs w:val="18"/>
         </w:rPr>
         <w:t xml:space="preserve">switch</w:t>
       </w:r>
@@ -1918,10 +2670,10 @@
       </w:r>
       <w:r>
         <w:rPr>
-          <w:rFonts w:ascii="Consolas" w:cs="Consolas" w:eastAsia="Consolas" w:hAnsi="Consolas"/>
-          <w:color w:val="8B2500"/>
-          <w:sz w:val="22"/>
-          <w:szCs w:val="22"/>
+          <w:rFonts w:ascii="Consolas" w:hAnsi="Consolas" w:cs="Consolas"/>
+          <w:color w:val="E97132" w:themeColor="accent2"/>
+          <w:sz w:val="18"/>
+          <w:szCs w:val="18"/>
         </w:rPr>
         <w:t xml:space="preserve">values()</w:t>
       </w:r>
@@ -1934,10 +2686,10 @@
       </w:r>
       <w:r>
         <w:rPr>
-          <w:rFonts w:ascii="Consolas" w:cs="Consolas" w:eastAsia="Consolas" w:hAnsi="Consolas"/>
-          <w:color w:val="8B2500"/>
-          <w:sz w:val="22"/>
-          <w:szCs w:val="22"/>
+          <w:rFonts w:ascii="Consolas" w:hAnsi="Consolas" w:cs="Consolas"/>
+          <w:color w:val="E97132" w:themeColor="accent2"/>
+          <w:sz w:val="18"/>
+          <w:szCs w:val="18"/>
         </w:rPr>
         <w:t xml:space="preserve">ordinal()</w:t>
       </w:r>
@@ -1963,14 +2715,46 @@
           <w:sz w:val="22"/>
           <w:szCs w:val="22"/>
         </w:rPr>
-        <w:t xml:space="preserve">Comparez avec trois constantes int valant 0, 1 et 2. Qu'est-ce qu'une énumération empêche d'écrire qu'un int autoriserait ? Voir </w:t>
-      </w:r>
-      <w:r>
-        <w:rPr>
-          <w:rFonts w:ascii="Consolas" w:cs="Consolas" w:eastAsia="Consolas" w:hAnsi="Consolas"/>
-          <w:color w:val="8B2500"/>
-          <w:sz w:val="22"/>
-          <w:szCs w:val="22"/>
+        <w:t xml:space="preserve">Comparez avec trois constantes </w:t>
+      </w:r>
+      <w:r>
+        <w:rPr>
+          <w:rFonts w:ascii="Consolas" w:hAnsi="Consolas" w:cs="Consolas"/>
+          <w:color w:val="E97132" w:themeColor="accent2"/>
+          <w:sz w:val="18"/>
+          <w:szCs w:val="18"/>
+        </w:rPr>
+        <w:t xml:space="preserve">int</w:t>
+      </w:r>
+      <w:r>
+        <w:rPr>
+          <w:sz w:val="22"/>
+          <w:szCs w:val="22"/>
+        </w:rPr>
+        <w:t xml:space="preserve"> valant 0, 1 et 2. Qu'est-ce qu'une énumération empêche d'écrire qu'un </w:t>
+      </w:r>
+      <w:r>
+        <w:rPr>
+          <w:rFonts w:ascii="Consolas" w:hAnsi="Consolas" w:cs="Consolas"/>
+          <w:color w:val="E97132" w:themeColor="accent2"/>
+          <w:sz w:val="18"/>
+          <w:szCs w:val="18"/>
+        </w:rPr>
+        <w:t xml:space="preserve">int</w:t>
+      </w:r>
+      <w:r>
+        <w:rPr>
+          <w:sz w:val="22"/>
+          <w:szCs w:val="22"/>
+        </w:rPr>
+        <w:t xml:space="preserve"> autoriserait ? Voir </w:t>
+      </w:r>
+      <w:r>
+        <w:rPr>
+          <w:rFonts w:ascii="Consolas" w:hAnsi="Consolas" w:cs="Consolas"/>
+          <w:color w:val="E97132" w:themeColor="accent2"/>
+          <w:sz w:val="18"/>
+          <w:szCs w:val="18"/>
         </w:rPr>
         <w:t xml:space="preserve">CC-NOM.7</w:t>
       </w:r>
@@ -1983,10 +2767,10 @@
       </w:r>
       <w:r>
         <w:rPr>
-          <w:rFonts w:ascii="Consolas" w:cs="Consolas" w:eastAsia="Consolas" w:hAnsi="Consolas"/>
-          <w:color w:val="8B2500"/>
-          <w:sz w:val="22"/>
-          <w:szCs w:val="22"/>
+          <w:rFonts w:ascii="Consolas" w:hAnsi="Consolas" w:cs="Consolas"/>
+          <w:color w:val="E97132" w:themeColor="accent2"/>
+          <w:sz w:val="18"/>
+          <w:szCs w:val="18"/>
         </w:rPr>
         <w:t xml:space="preserve">CC-NOM.4</w:t>
       </w:r>
@@ -2024,6 +2808,7 @@
     </w:p>
     <w:p>
       <w:pPr>
+        <w:keepNext/>
         <w:spacing w:after="120"/>
       </w:pPr>
       <w:r>
@@ -2034,7 +2819,18 @@
           <w:sz w:val="22"/>
           <w:szCs w:val="22"/>
         </w:rPr>
-        <w:t xml:space="preserve">Package : be.ephec.java.enu.e02</w:t>
+        <w:t xml:space="preserve">Package : </w:t>
+      </w:r>
+      <w:r>
+        <w:rPr>
+          <w:rFonts w:ascii="Consolas" w:hAnsi="Consolas" w:cs="Consolas"/>
+          <w:i/>
+          <w:iCs/>
+          <w:color w:val="E97132" w:themeColor="accent2"/>
+          <w:sz w:val="18"/>
+          <w:szCs w:val="18"/>
+        </w:rPr>
+        <w:t xml:space="preserve">be.ephec.java.enu.e02</w:t>
       </w:r>
     </w:p>
     <w:p>
@@ -2056,6 +2852,7 @@
     </w:p>
     <w:p>
       <w:pPr>
+        <w:keepNext w:val="false"/>
         <w:spacing w:after="120"/>
       </w:pPr>
       <w:r>
@@ -2096,10 +2893,10 @@
       </w:r>
       <w:r>
         <w:rPr>
-          <w:rFonts w:ascii="Consolas" w:cs="Consolas" w:eastAsia="Consolas" w:hAnsi="Consolas"/>
-          <w:color w:val="8B2500"/>
-          <w:sz w:val="22"/>
-          <w:szCs w:val="22"/>
+          <w:rFonts w:ascii="Consolas" w:hAnsi="Consolas" w:cs="Consolas"/>
+          <w:color w:val="E97132" w:themeColor="accent2"/>
+          <w:sz w:val="18"/>
+          <w:szCs w:val="18"/>
         </w:rPr>
         <w:t xml:space="preserve">TemperatureUnit</w:t>
       </w:r>
@@ -2112,10 +2909,10 @@
       </w:r>
       <w:r>
         <w:rPr>
-          <w:rFonts w:ascii="Consolas" w:cs="Consolas" w:eastAsia="Consolas" w:hAnsi="Consolas"/>
-          <w:color w:val="8B2500"/>
-          <w:sz w:val="22"/>
-          <w:szCs w:val="22"/>
+          <w:rFonts w:ascii="Consolas" w:hAnsi="Consolas" w:cs="Consolas"/>
+          <w:color w:val="E97132" w:themeColor="accent2"/>
+          <w:sz w:val="18"/>
+          <w:szCs w:val="18"/>
         </w:rPr>
         <w:t xml:space="preserve">CELSIUS</w:t>
       </w:r>
@@ -2128,10 +2925,10 @@
       </w:r>
       <w:r>
         <w:rPr>
-          <w:rFonts w:ascii="Consolas" w:cs="Consolas" w:eastAsia="Consolas" w:hAnsi="Consolas"/>
-          <w:color w:val="8B2500"/>
-          <w:sz w:val="22"/>
-          <w:szCs w:val="22"/>
+          <w:rFonts w:ascii="Consolas" w:hAnsi="Consolas" w:cs="Consolas"/>
+          <w:color w:val="E97132" w:themeColor="accent2"/>
+          <w:sz w:val="18"/>
+          <w:szCs w:val="18"/>
         </w:rPr>
         <w:t xml:space="preserve">FAHRENHEIT</w:t>
       </w:r>
@@ -2144,10 +2941,10 @@
       </w:r>
       <w:r>
         <w:rPr>
-          <w:rFonts w:ascii="Consolas" w:cs="Consolas" w:eastAsia="Consolas" w:hAnsi="Consolas"/>
-          <w:color w:val="8B2500"/>
-          <w:sz w:val="22"/>
-          <w:szCs w:val="22"/>
+          <w:rFonts w:ascii="Consolas" w:hAnsi="Consolas" w:cs="Consolas"/>
+          <w:color w:val="E97132" w:themeColor="accent2"/>
+          <w:sz w:val="18"/>
+          <w:szCs w:val="18"/>
         </w:rPr>
         <w:t xml:space="preserve">Temperature</w:t>
       </w:r>
@@ -2279,7 +3076,8 @@
             </w:pPr>
             <w:r>
               <w:rPr>
-                <w:rFonts w:ascii="Consolas" w:cs="Consolas" w:eastAsia="Consolas" w:hAnsi="Consolas"/>
+                <w:rFonts w:ascii="Consolas" w:hAnsi="Consolas" w:cs="Consolas"/>
+                <w:color w:val="E97132" w:themeColor="accent2"/>
                 <w:sz w:val="18"/>
                 <w:szCs w:val="18"/>
               </w:rPr>
@@ -2303,7 +3101,8 @@
             </w:pPr>
             <w:r>
               <w:rPr>
-                <w:rFonts w:ascii="Consolas" w:cs="Consolas" w:eastAsia="Consolas" w:hAnsi="Consolas"/>
+                <w:rFonts w:ascii="Consolas" w:hAnsi="Consolas" w:cs="Consolas"/>
+                <w:color w:val="E97132" w:themeColor="accent2"/>
                 <w:sz w:val="18"/>
                 <w:szCs w:val="18"/>
               </w:rPr>
@@ -2355,7 +3154,8 @@
             </w:pPr>
             <w:r>
               <w:rPr>
-                <w:rFonts w:ascii="Consolas" w:cs="Consolas" w:eastAsia="Consolas" w:hAnsi="Consolas"/>
+                <w:rFonts w:ascii="Consolas" w:hAnsi="Consolas" w:cs="Consolas"/>
+                <w:color w:val="E97132" w:themeColor="accent2"/>
                 <w:sz w:val="18"/>
                 <w:szCs w:val="18"/>
               </w:rPr>
@@ -2379,7 +3179,8 @@
             </w:pPr>
             <w:r>
               <w:rPr>
-                <w:rFonts w:ascii="Consolas" w:cs="Consolas" w:eastAsia="Consolas" w:hAnsi="Consolas"/>
+                <w:rFonts w:ascii="Consolas" w:hAnsi="Consolas" w:cs="Consolas"/>
+                <w:color w:val="E97132" w:themeColor="accent2"/>
                 <w:sz w:val="18"/>
                 <w:szCs w:val="18"/>
               </w:rPr>
@@ -2431,7 +3232,8 @@
             </w:pPr>
             <w:r>
               <w:rPr>
-                <w:rFonts w:ascii="Consolas" w:cs="Consolas" w:eastAsia="Consolas" w:hAnsi="Consolas"/>
+                <w:rFonts w:ascii="Consolas" w:hAnsi="Consolas" w:cs="Consolas"/>
+                <w:color w:val="E97132" w:themeColor="accent2"/>
                 <w:sz w:val="18"/>
                 <w:szCs w:val="18"/>
               </w:rPr>
@@ -2455,7 +3257,8 @@
             </w:pPr>
             <w:r>
               <w:rPr>
-                <w:rFonts w:ascii="Consolas" w:cs="Consolas" w:eastAsia="Consolas" w:hAnsi="Consolas"/>
+                <w:rFonts w:ascii="Consolas" w:hAnsi="Consolas" w:cs="Consolas"/>
+                <w:color w:val="E97132" w:themeColor="accent2"/>
                 <w:sz w:val="18"/>
                 <w:szCs w:val="18"/>
               </w:rPr>
@@ -2514,9 +3317,10 @@
       </w:pPr>
       <w:r>
         <w:rPr>
-          <w:rFonts w:ascii="Consolas" w:cs="Consolas" w:eastAsia="Consolas" w:hAnsi="Consolas"/>
-          <w:sz w:val="19"/>
-          <w:szCs w:val="19"/>
+          <w:rFonts w:ascii="Consolas" w:hAnsi="Consolas" w:cs="Consolas"/>
+          <w:color w:val="E97132" w:themeColor="accent2"/>
+          <w:sz w:val="18"/>
+          <w:szCs w:val="18"/>
         </w:rPr>
         <w:t xml:space="preserve">Celsius     vers Fahrenheit :  f = c * 9 / 5 + 32       (10 C  -&gt;   50 F)</w:t>
       </w:r>
@@ -2530,9 +3334,10 @@
       </w:pPr>
       <w:r>
         <w:rPr>
-          <w:rFonts w:ascii="Consolas" w:cs="Consolas" w:eastAsia="Consolas" w:hAnsi="Consolas"/>
-          <w:sz w:val="19"/>
-          <w:szCs w:val="19"/>
+          <w:rFonts w:ascii="Consolas" w:hAnsi="Consolas" w:cs="Consolas"/>
+          <w:color w:val="E97132" w:themeColor="accent2"/>
+          <w:sz w:val="18"/>
+          <w:szCs w:val="18"/>
         </w:rPr>
         <w:t xml:space="preserve">Fahrenheit  vers Celsius    :  c = (f - 32) * 5 / 9     (23 F  -&gt;   -5 C)</w:t>
       </w:r>
@@ -2622,7 +3427,7 @@
           <w:sz w:val="24"/>
           <w:szCs w:val="24"/>
         </w:rPr>
-        <w:t xml:space="preserve">Vérification</w:t>
+        <w:t xml:space="preserve">Comment vérifier votre code</w:t>
       </w:r>
     </w:p>
     <w:tbl>
@@ -2661,24 +3466,40 @@
             </w:pPr>
             <w:r>
               <w:rPr>
-                <w:rFonts w:ascii="Consolas" w:cs="Consolas" w:eastAsia="Consolas" w:hAnsi="Consolas"/>
-                <w:color w:val="8B2500"/>
+                <w:rFonts w:ascii="Consolas" w:hAnsi="Consolas" w:cs="Consolas"/>
+                <w:color w:val="E97132" w:themeColor="accent2"/>
+                <w:sz w:val="18"/>
+                <w:szCs w:val="18"/>
+              </w:rPr>
+              <w:t xml:space="preserve">be.ephec.java.enu.e02.TemperatureTest</w:t>
+            </w:r>
+          </w:p>
+          <w:p>
+            <w:pPr>
+              <w:spacing w:after="0"/>
+            </w:pPr>
+            <w:r>
+              <w:rPr>
                 <w:sz w:val="22"/>
                 <w:szCs w:val="22"/>
               </w:rPr>
-              <w:t xml:space="preserve">be.ephec.java.enu.e02.TemperatureTest</w:t>
-            </w:r>
-          </w:p>
-          <w:p>
-            <w:pPr>
-              <w:spacing w:after="0"/>
-            </w:pPr>
+              <w:t xml:space="preserve">Vérifie les deux conversions du cours, les repères classiques — 0 °C, l'ébullition, et −40 qui est la seule température identique dans les deux unités — et le comportement de </w:t>
+            </w:r>
+            <w:r>
+              <w:rPr>
+                <w:rFonts w:ascii="Consolas" w:hAnsi="Consolas" w:cs="Consolas"/>
+                <w:color w:val="E97132" w:themeColor="accent2"/>
+                <w:sz w:val="18"/>
+                <w:szCs w:val="18"/>
+              </w:rPr>
+              <w:t xml:space="preserve">setValue</w:t>
+            </w:r>
             <w:r>
               <w:rPr>
                 <w:sz w:val="22"/>
                 <w:szCs w:val="22"/>
               </w:rPr>
-              <w:t xml:space="preserve">Vérifie les deux conversions du cours, les repères classiques — 0 °C, l'ébullition, et −40 qui est la seule température identique dans les deux unités — et le comportement de setValue.</w:t>
+              <w:t xml:space="preserve">.</w:t>
             </w:r>
           </w:p>
         </w:tc>
@@ -2753,10 +3574,10 @@
       </w:r>
       <w:r>
         <w:rPr>
-          <w:rFonts w:ascii="Consolas" w:cs="Consolas" w:eastAsia="Consolas" w:hAnsi="Consolas"/>
-          <w:color w:val="8B2500"/>
-          <w:sz w:val="22"/>
-          <w:szCs w:val="22"/>
+          <w:rFonts w:ascii="Consolas" w:hAnsi="Consolas" w:cs="Consolas"/>
+          <w:color w:val="E97132" w:themeColor="accent2"/>
+          <w:sz w:val="18"/>
+          <w:szCs w:val="18"/>
         </w:rPr>
         <w:t xml:space="preserve">ENU.3</w:t>
       </w:r>
@@ -2786,10 +3607,10 @@
       </w:r>
       <w:r>
         <w:rPr>
-          <w:rFonts w:ascii="Consolas" w:cs="Consolas" w:eastAsia="Consolas" w:hAnsi="Consolas"/>
-          <w:color w:val="8B2500"/>
-          <w:sz w:val="22"/>
-          <w:szCs w:val="22"/>
+          <w:rFonts w:ascii="Consolas" w:hAnsi="Consolas" w:cs="Consolas"/>
+          <w:color w:val="E97132" w:themeColor="accent2"/>
+          <w:sz w:val="18"/>
+          <w:szCs w:val="18"/>
         </w:rPr>
         <w:t xml:space="preserve">CC-MET.4</w:t>
       </w:r>
@@ -2827,6 +3648,7 @@
     </w:p>
     <w:p>
       <w:pPr>
+        <w:keepNext/>
         <w:spacing w:after="120"/>
       </w:pPr>
       <w:r>
@@ -2837,7 +3659,18 @@
           <w:sz w:val="22"/>
           <w:szCs w:val="22"/>
         </w:rPr>
-        <w:t xml:space="preserve">Package : be.ephec.java.enu.e03</w:t>
+        <w:t xml:space="preserve">Package : </w:t>
+      </w:r>
+      <w:r>
+        <w:rPr>
+          <w:rFonts w:ascii="Consolas" w:hAnsi="Consolas" w:cs="Consolas"/>
+          <w:i/>
+          <w:iCs/>
+          <w:color w:val="E97132" w:themeColor="accent2"/>
+          <w:sz w:val="18"/>
+          <w:szCs w:val="18"/>
+        </w:rPr>
+        <w:t xml:space="preserve">be.ephec.java.enu.e03</w:t>
       </w:r>
     </w:p>
     <w:p>
@@ -2859,6 +3692,7 @@
     </w:p>
     <w:p>
       <w:pPr>
+        <w:keepNext w:val="false"/>
         <w:spacing w:after="120"/>
       </w:pPr>
       <w:r>
@@ -2888,6 +3722,7 @@
     </w:p>
     <w:p>
       <w:pPr>
+        <w:keepNext w:val="false"/>
         <w:spacing w:after="120"/>
       </w:pPr>
       <w:r>
@@ -2907,9 +3742,10 @@
       </w:pPr>
       <w:r>
         <w:rPr>
-          <w:rFonts w:ascii="Consolas" w:cs="Consolas" w:eastAsia="Consolas" w:hAnsi="Consolas"/>
-          <w:sz w:val="19"/>
-          <w:szCs w:val="19"/>
+          <w:rFonts w:ascii="Consolas" w:hAnsi="Consolas" w:cs="Consolas"/>
+          <w:color w:val="E97132" w:themeColor="accent2"/>
+          <w:sz w:val="18"/>
+          <w:szCs w:val="18"/>
         </w:rPr>
         <w:t xml:space="preserve">public enum Discount {</w:t>
       </w:r>
@@ -2923,9 +3759,10 @@
       </w:pPr>
       <w:r>
         <w:rPr>
-          <w:rFonts w:ascii="Consolas" w:cs="Consolas" w:eastAsia="Consolas" w:hAnsi="Consolas"/>
-          <w:sz w:val="19"/>
-          <w:szCs w:val="19"/>
+          <w:rFonts w:ascii="Consolas" w:hAnsi="Consolas" w:cs="Consolas"/>
+          <w:color w:val="E97132" w:themeColor="accent2"/>
+          <w:sz w:val="18"/>
+          <w:szCs w:val="18"/>
         </w:rPr>
         <w:t xml:space="preserve">    BASIC(0.05), FIDELITY(0.075), SPECIAL(0.10);</w:t>
       </w:r>
@@ -2939,9 +3776,10 @@
       </w:pPr>
       <w:r>
         <w:rPr>
-          <w:rFonts w:ascii="Consolas" w:cs="Consolas" w:eastAsia="Consolas" w:hAnsi="Consolas"/>
-          <w:sz w:val="19"/>
-          <w:szCs w:val="19"/>
+          <w:rFonts w:ascii="Consolas" w:hAnsi="Consolas" w:cs="Consolas"/>
+          <w:color w:val="E97132" w:themeColor="accent2"/>
+          <w:sz w:val="18"/>
+          <w:szCs w:val="18"/>
         </w:rPr>
         <w:t xml:space="preserve"> </w:t>
       </w:r>
@@ -2955,9 +3793,10 @@
       </w:pPr>
       <w:r>
         <w:rPr>
-          <w:rFonts w:ascii="Consolas" w:cs="Consolas" w:eastAsia="Consolas" w:hAnsi="Consolas"/>
-          <w:sz w:val="19"/>
-          <w:szCs w:val="19"/>
+          <w:rFonts w:ascii="Consolas" w:hAnsi="Consolas" w:cs="Consolas"/>
+          <w:color w:val="E97132" w:themeColor="accent2"/>
+          <w:sz w:val="18"/>
+          <w:szCs w:val="18"/>
         </w:rPr>
         <w:t xml:space="preserve">    private final double taux;</w:t>
       </w:r>
@@ -2971,9 +3810,10 @@
       </w:pPr>
       <w:r>
         <w:rPr>
-          <w:rFonts w:ascii="Consolas" w:cs="Consolas" w:eastAsia="Consolas" w:hAnsi="Consolas"/>
-          <w:sz w:val="19"/>
-          <w:szCs w:val="19"/>
+          <w:rFonts w:ascii="Consolas" w:hAnsi="Consolas" w:cs="Consolas"/>
+          <w:color w:val="E97132" w:themeColor="accent2"/>
+          <w:sz w:val="18"/>
+          <w:szCs w:val="18"/>
         </w:rPr>
         <w:t xml:space="preserve"> </w:t>
       </w:r>
@@ -2987,9 +3827,10 @@
       </w:pPr>
       <w:r>
         <w:rPr>
-          <w:rFonts w:ascii="Consolas" w:cs="Consolas" w:eastAsia="Consolas" w:hAnsi="Consolas"/>
-          <w:sz w:val="19"/>
-          <w:szCs w:val="19"/>
+          <w:rFonts w:ascii="Consolas" w:hAnsi="Consolas" w:cs="Consolas"/>
+          <w:color w:val="E97132" w:themeColor="accent2"/>
+          <w:sz w:val="18"/>
+          <w:szCs w:val="18"/>
         </w:rPr>
         <w:t xml:space="preserve">    Discount(double taux) { this.taux = taux; }</w:t>
       </w:r>
@@ -3003,9 +3844,10 @@
       </w:pPr>
       <w:r>
         <w:rPr>
-          <w:rFonts w:ascii="Consolas" w:cs="Consolas" w:eastAsia="Consolas" w:hAnsi="Consolas"/>
-          <w:sz w:val="19"/>
-          <w:szCs w:val="19"/>
+          <w:rFonts w:ascii="Consolas" w:hAnsi="Consolas" w:cs="Consolas"/>
+          <w:color w:val="E97132" w:themeColor="accent2"/>
+          <w:sz w:val="18"/>
+          <w:szCs w:val="18"/>
         </w:rPr>
         <w:t xml:space="preserve"> </w:t>
       </w:r>
@@ -3019,9 +3861,10 @@
       </w:pPr>
       <w:r>
         <w:rPr>
-          <w:rFonts w:ascii="Consolas" w:cs="Consolas" w:eastAsia="Consolas" w:hAnsi="Consolas"/>
-          <w:sz w:val="19"/>
-          <w:szCs w:val="19"/>
+          <w:rFonts w:ascii="Consolas" w:hAnsi="Consolas" w:cs="Consolas"/>
+          <w:color w:val="E97132" w:themeColor="accent2"/>
+          <w:sz w:val="18"/>
+          <w:szCs w:val="18"/>
         </w:rPr>
         <w:t xml:space="preserve">    public double appliquer(double prix) { return prix * (1 - taux); }</w:t>
       </w:r>
@@ -3035,15 +3878,17 @@
       </w:pPr>
       <w:r>
         <w:rPr>
-          <w:rFonts w:ascii="Consolas" w:cs="Consolas" w:eastAsia="Consolas" w:hAnsi="Consolas"/>
-          <w:sz w:val="19"/>
-          <w:szCs w:val="19"/>
+          <w:rFonts w:ascii="Consolas" w:hAnsi="Consolas" w:cs="Consolas"/>
+          <w:color w:val="E97132" w:themeColor="accent2"/>
+          <w:sz w:val="18"/>
+          <w:szCs w:val="18"/>
         </w:rPr>
         <w:t xml:space="preserve">}</w:t>
       </w:r>
     </w:p>
     <w:p>
       <w:pPr>
+        <w:keepNext w:val="false"/>
         <w:spacing w:after="120"/>
       </w:pPr>
       <w:r>
@@ -3051,7 +3896,23 @@
           <w:sz w:val="22"/>
           <w:szCs w:val="22"/>
         </w:rPr>
-        <w:t xml:space="preserve">Trois détails de syntaxe : la liste des constantes se termine par un point-virgule dès qu'il y a autre chose après elle, le constructeur est implicitement privé — on ne peut pas faire de new sur une enum — et le champ est final.</w:t>
+        <w:t xml:space="preserve">Trois détails de syntaxe : la liste des constantes se termine par un point-virgule dès qu'il y a autre chose après elle, le constructeur est implicitement privé — on ne peut pas faire de </w:t>
+      </w:r>
+      <w:r>
+        <w:rPr>
+          <w:rFonts w:ascii="Consolas" w:hAnsi="Consolas" w:cs="Consolas"/>
+          <w:color w:val="E97132" w:themeColor="accent2"/>
+          <w:sz w:val="18"/>
+          <w:szCs w:val="18"/>
+        </w:rPr>
+        <w:t xml:space="preserve">new</w:t>
+      </w:r>
+      <w:r>
+        <w:rPr>
+          <w:sz w:val="22"/>
+          <w:szCs w:val="22"/>
+        </w:rPr>
+        <w:t xml:space="preserve"> sur une enum — et le champ est final.</w:t>
       </w:r>
     </w:p>
     <w:p>
@@ -3084,10 +3945,10 @@
       </w:r>
       <w:r>
         <w:rPr>
-          <w:rFonts w:ascii="Consolas" w:cs="Consolas" w:eastAsia="Consolas" w:hAnsi="Consolas"/>
-          <w:color w:val="8B2500"/>
-          <w:sz w:val="22"/>
-          <w:szCs w:val="22"/>
+          <w:rFonts w:ascii="Consolas" w:hAnsi="Consolas" w:cs="Consolas"/>
+          <w:color w:val="E97132" w:themeColor="accent2"/>
+          <w:sz w:val="18"/>
+          <w:szCs w:val="18"/>
         </w:rPr>
         <w:t xml:space="preserve">Color</w:t>
       </w:r>
@@ -3100,10 +3961,10 @@
       </w:r>
       <w:r>
         <w:rPr>
-          <w:rFonts w:ascii="Consolas" w:cs="Consolas" w:eastAsia="Consolas" w:hAnsi="Consolas"/>
-          <w:color w:val="8B2500"/>
-          <w:sz w:val="22"/>
-          <w:szCs w:val="22"/>
+          <w:rFonts w:ascii="Consolas" w:hAnsi="Consolas" w:cs="Consolas"/>
+          <w:color w:val="E97132" w:themeColor="accent2"/>
+          <w:sz w:val="18"/>
+          <w:szCs w:val="18"/>
         </w:rPr>
         <w:t xml:space="preserve">Value</w:t>
       </w:r>
@@ -3116,10 +3977,10 @@
       </w:r>
       <w:r>
         <w:rPr>
-          <w:rFonts w:ascii="Consolas" w:cs="Consolas" w:eastAsia="Consolas" w:hAnsi="Consolas"/>
-          <w:color w:val="8B2500"/>
-          <w:sz w:val="22"/>
-          <w:szCs w:val="22"/>
+          <w:rFonts w:ascii="Consolas" w:hAnsi="Consolas" w:cs="Consolas"/>
+          <w:color w:val="E97132" w:themeColor="accent2"/>
+          <w:sz w:val="18"/>
+          <w:szCs w:val="18"/>
         </w:rPr>
         <w:t xml:space="preserve">PIQUE</w:t>
       </w:r>
@@ -3132,10 +3993,10 @@
       </w:r>
       <w:r>
         <w:rPr>
-          <w:rFonts w:ascii="Consolas" w:cs="Consolas" w:eastAsia="Consolas" w:hAnsi="Consolas"/>
-          <w:color w:val="8B2500"/>
-          <w:sz w:val="22"/>
-          <w:szCs w:val="22"/>
+          <w:rFonts w:ascii="Consolas" w:hAnsi="Consolas" w:cs="Consolas"/>
+          <w:color w:val="E97132" w:themeColor="accent2"/>
+          <w:sz w:val="18"/>
+          <w:szCs w:val="18"/>
         </w:rPr>
         <w:t xml:space="preserve">AS</w:t>
       </w:r>
@@ -3148,10 +4009,10 @@
       </w:r>
       <w:r>
         <w:rPr>
-          <w:rFonts w:ascii="Consolas" w:cs="Consolas" w:eastAsia="Consolas" w:hAnsi="Consolas"/>
-          <w:color w:val="8B2500"/>
-          <w:sz w:val="22"/>
-          <w:szCs w:val="22"/>
+          <w:rFonts w:ascii="Consolas" w:hAnsi="Consolas" w:cs="Consolas"/>
+          <w:color w:val="E97132" w:themeColor="accent2"/>
+          <w:sz w:val="18"/>
+          <w:szCs w:val="18"/>
         </w:rPr>
         <w:t xml:space="preserve">DIX</w:t>
       </w:r>
@@ -3176,10 +4037,10 @@
       </w:r>
       <w:r>
         <w:rPr>
-          <w:rFonts w:ascii="Consolas" w:cs="Consolas" w:eastAsia="Consolas" w:hAnsi="Consolas"/>
-          <w:color w:val="8B2500"/>
-          <w:sz w:val="22"/>
-          <w:szCs w:val="22"/>
+          <w:rFonts w:ascii="Consolas" w:hAnsi="Consolas" w:cs="Consolas"/>
+          <w:color w:val="E97132" w:themeColor="accent2"/>
+          <w:sz w:val="18"/>
+          <w:szCs w:val="18"/>
         </w:rPr>
         <w:t xml:space="preserve">Card</w:t>
       </w:r>
@@ -3192,10 +4053,10 @@
       </w:r>
       <w:r>
         <w:rPr>
-          <w:rFonts w:ascii="Consolas" w:cs="Consolas" w:eastAsia="Consolas" w:hAnsi="Consolas"/>
-          <w:color w:val="8B2500"/>
-          <w:sz w:val="22"/>
-          <w:szCs w:val="22"/>
+          <w:rFonts w:ascii="Consolas" w:hAnsi="Consolas" w:cs="Consolas"/>
+          <w:color w:val="E97132" w:themeColor="accent2"/>
+          <w:sz w:val="18"/>
+          <w:szCs w:val="18"/>
         </w:rPr>
         <w:t xml:space="preserve">toString</w:t>
       </w:r>
@@ -3208,10 +4069,10 @@
       </w:r>
       <w:r>
         <w:rPr>
-          <w:rFonts w:ascii="Consolas" w:cs="Consolas" w:eastAsia="Consolas" w:hAnsi="Consolas"/>
-          <w:color w:val="8B2500"/>
-          <w:sz w:val="22"/>
-          <w:szCs w:val="22"/>
+          <w:rFonts w:ascii="Consolas" w:hAnsi="Consolas" w:cs="Consolas"/>
+          <w:color w:val="E97132" w:themeColor="accent2"/>
+          <w:sz w:val="18"/>
+          <w:szCs w:val="18"/>
         </w:rPr>
         <w:t xml:space="preserve">Deck</w:t>
       </w:r>
@@ -3241,10 +4102,10 @@
       </w:r>
       <w:r>
         <w:rPr>
-          <w:rFonts w:ascii="Consolas" w:cs="Consolas" w:eastAsia="Consolas" w:hAnsi="Consolas"/>
-          <w:color w:val="8B2500"/>
-          <w:sz w:val="22"/>
-          <w:szCs w:val="22"/>
+          <w:rFonts w:ascii="Consolas" w:hAnsi="Consolas" w:cs="Consolas"/>
+          <w:color w:val="E97132" w:themeColor="accent2"/>
+          <w:sz w:val="18"/>
+          <w:szCs w:val="18"/>
         </w:rPr>
         <w:t xml:space="preserve">Color.values()</w:t>
       </w:r>
@@ -3257,10 +4118,10 @@
       </w:r>
       <w:r>
         <w:rPr>
-          <w:rFonts w:ascii="Consolas" w:cs="Consolas" w:eastAsia="Consolas" w:hAnsi="Consolas"/>
-          <w:color w:val="8B2500"/>
-          <w:sz w:val="22"/>
-          <w:szCs w:val="22"/>
+          <w:rFonts w:ascii="Consolas" w:hAnsi="Consolas" w:cs="Consolas"/>
+          <w:color w:val="E97132" w:themeColor="accent2"/>
+          <w:sz w:val="18"/>
+          <w:szCs w:val="18"/>
         </w:rPr>
         <w:t xml:space="preserve">Value.values()</w:t>
       </w:r>
@@ -3269,7 +4130,23 @@
           <w:sz w:val="22"/>
           <w:szCs w:val="22"/>
         </w:rPr>
-        <w:t xml:space="preserve"> : deux boucles for-each imbriquées suffisent, et le nombre 52 n'a pas à apparaître dans votre calcul ;</w:t>
+        <w:t xml:space="preserve"> : deux boucles </w:t>
+      </w:r>
+      <w:r>
+        <w:rPr>
+          <w:rFonts w:ascii="Consolas" w:hAnsi="Consolas" w:cs="Consolas"/>
+          <w:color w:val="E97132" w:themeColor="accent2"/>
+          <w:sz w:val="18"/>
+          <w:szCs w:val="18"/>
+        </w:rPr>
+        <w:t xml:space="preserve">for-each</w:t>
+      </w:r>
+      <w:r>
+        <w:rPr>
+          <w:sz w:val="22"/>
+          <w:szCs w:val="22"/>
+        </w:rPr>
+        <w:t xml:space="preserve"> imbriquées suffisent, et le nombre 52 n'a pas à apparaître dans votre calcul ;</w:t>
       </w:r>
     </w:p>
     <w:p>
@@ -3283,10 +4160,10 @@
       </w:pPr>
       <w:r>
         <w:rPr>
-          <w:rFonts w:ascii="Consolas" w:cs="Consolas" w:eastAsia="Consolas" w:hAnsi="Consolas"/>
-          <w:color w:val="8B2500"/>
-          <w:sz w:val="22"/>
-          <w:szCs w:val="22"/>
+          <w:rFonts w:ascii="Consolas" w:hAnsi="Consolas" w:cs="Consolas"/>
+          <w:color w:val="E97132" w:themeColor="accent2"/>
+          <w:sz w:val="18"/>
+          <w:szCs w:val="18"/>
         </w:rPr>
         <w:t xml:space="preserve">carteA(int)</w:t>
       </w:r>
@@ -3309,10 +4186,10 @@
       </w:pPr>
       <w:r>
         <w:rPr>
-          <w:rFonts w:ascii="Consolas" w:cs="Consolas" w:eastAsia="Consolas" w:hAnsi="Consolas"/>
-          <w:color w:val="8B2500"/>
-          <w:sz w:val="22"/>
-          <w:szCs w:val="22"/>
+          <w:rFonts w:ascii="Consolas" w:hAnsi="Consolas" w:cs="Consolas"/>
+          <w:color w:val="E97132" w:themeColor="accent2"/>
+          <w:sz w:val="18"/>
+          <w:szCs w:val="18"/>
         </w:rPr>
         <w:t xml:space="preserve">shuffle()</w:t>
       </w:r>
@@ -3325,10 +4202,10 @@
       </w:r>
       <w:r>
         <w:rPr>
-          <w:rFonts w:ascii="Consolas" w:cs="Consolas" w:eastAsia="Consolas" w:hAnsi="Consolas"/>
-          <w:color w:val="8B2500"/>
-          <w:sz w:val="22"/>
-          <w:szCs w:val="22"/>
+          <w:rFonts w:ascii="Consolas" w:hAnsi="Consolas" w:cs="Consolas"/>
+          <w:color w:val="E97132" w:themeColor="accent2"/>
+          <w:sz w:val="18"/>
+          <w:szCs w:val="18"/>
         </w:rPr>
         <w:t xml:space="preserve">hasard.nextInt(i + 1)</w:t>
       </w:r>
@@ -3407,10 +4284,10 @@
       </w:r>
       <w:r>
         <w:rPr>
-          <w:rFonts w:ascii="Consolas" w:cs="Consolas" w:eastAsia="Consolas" w:hAnsi="Consolas"/>
-          <w:color w:val="8B2500"/>
-          <w:sz w:val="22"/>
-          <w:szCs w:val="22"/>
+          <w:rFonts w:ascii="Consolas" w:hAnsi="Consolas" w:cs="Consolas"/>
+          <w:color w:val="E97132" w:themeColor="accent2"/>
+          <w:sz w:val="18"/>
+          <w:szCs w:val="18"/>
         </w:rPr>
         <w:t xml:space="preserve">StringJoiner</w:t>
       </w:r>
@@ -3440,6 +4317,7 @@
     </w:p>
     <w:p>
       <w:pPr>
+        <w:keepNext w:val="false"/>
         <w:spacing w:after="120"/>
       </w:pPr>
       <w:r>
@@ -3464,7 +4342,7 @@
           <w:sz w:val="24"/>
           <w:szCs w:val="24"/>
         </w:rPr>
-        <w:t xml:space="preserve">Vérification</w:t>
+        <w:t xml:space="preserve">Comment vérifier votre code</w:t>
       </w:r>
     </w:p>
     <w:tbl>
@@ -3503,10 +4381,10 @@
             </w:pPr>
             <w:r>
               <w:rPr>
-                <w:rFonts w:ascii="Consolas" w:cs="Consolas" w:eastAsia="Consolas" w:hAnsi="Consolas"/>
-                <w:color w:val="8B2500"/>
-                <w:sz w:val="22"/>
-                <w:szCs w:val="22"/>
+                <w:rFonts w:ascii="Consolas" w:hAnsi="Consolas" w:cs="Consolas"/>
+                <w:color w:val="E97132" w:themeColor="accent2"/>
+                <w:sz w:val="18"/>
+                <w:szCs w:val="18"/>
               </w:rPr>
               <w:t xml:space="preserve">be.ephec.java.enu.e03.DeckTest</w:t>
             </w:r>
@@ -3578,10 +4456,10 @@
       </w:r>
       <w:r>
         <w:rPr>
-          <w:rFonts w:ascii="Consolas" w:cs="Consolas" w:eastAsia="Consolas" w:hAnsi="Consolas"/>
-          <w:color w:val="8B2500"/>
-          <w:sz w:val="22"/>
-          <w:szCs w:val="22"/>
+          <w:rFonts w:ascii="Consolas" w:hAnsi="Consolas" w:cs="Consolas"/>
+          <w:color w:val="E97132" w:themeColor="accent2"/>
+          <w:sz w:val="18"/>
+          <w:szCs w:val="18"/>
         </w:rPr>
         <w:t xml:space="preserve">nextInt(i + 1)</w:t>
       </w:r>
@@ -3594,10 +4472,10 @@
       </w:r>
       <w:r>
         <w:rPr>
-          <w:rFonts w:ascii="Consolas" w:cs="Consolas" w:eastAsia="Consolas" w:hAnsi="Consolas"/>
-          <w:color w:val="8B2500"/>
-          <w:sz w:val="22"/>
-          <w:szCs w:val="22"/>
+          <w:rFonts w:ascii="Consolas" w:hAnsi="Consolas" w:cs="Consolas"/>
+          <w:color w:val="E97132" w:themeColor="accent2"/>
+          <w:sz w:val="18"/>
+          <w:szCs w:val="18"/>
         </w:rPr>
         <w:t xml:space="preserve">nextInt(52)</w:t>
       </w:r>
@@ -3640,14 +4518,30 @@
           <w:sz w:val="22"/>
           <w:szCs w:val="22"/>
         </w:rPr>
-        <w:t xml:space="preserve">L'ordre de déclaration des valeurs décide du résultat de compareTo. Est-ce visible en lisant la classe, ou faut-il le deviner ? Voir </w:t>
-      </w:r>
-      <w:r>
-        <w:rPr>
-          <w:rFonts w:ascii="Consolas" w:cs="Consolas" w:eastAsia="Consolas" w:hAnsi="Consolas"/>
-          <w:color w:val="8B2500"/>
-          <w:sz w:val="22"/>
-          <w:szCs w:val="22"/>
+        <w:t xml:space="preserve">L'ordre de déclaration des valeurs décide du résultat de </w:t>
+      </w:r>
+      <w:r>
+        <w:rPr>
+          <w:rFonts w:ascii="Consolas" w:hAnsi="Consolas" w:cs="Consolas"/>
+          <w:color w:val="E97132" w:themeColor="accent2"/>
+          <w:sz w:val="18"/>
+          <w:szCs w:val="18"/>
+        </w:rPr>
+        <w:t xml:space="preserve">compareTo</w:t>
+      </w:r>
+      <w:r>
+        <w:rPr>
+          <w:sz w:val="22"/>
+          <w:szCs w:val="22"/>
+        </w:rPr>
+        <w:t xml:space="preserve">. Est-ce visible en lisant la classe, ou faut-il le deviner ? Voir </w:t>
+      </w:r>
+      <w:r>
+        <w:rPr>
+          <w:rFonts w:ascii="Consolas" w:hAnsi="Consolas" w:cs="Consolas"/>
+          <w:color w:val="E97132" w:themeColor="accent2"/>
+          <w:sz w:val="18"/>
+          <w:szCs w:val="18"/>
         </w:rPr>
         <w:t xml:space="preserve">CC-COM.3</w:t>
       </w:r>
@@ -3685,6 +4579,7 @@
     </w:p>
     <w:p>
       <w:pPr>
+        <w:keepNext/>
         <w:spacing w:after="120"/>
       </w:pPr>
       <w:r>
@@ -3695,7 +4590,18 @@
           <w:sz w:val="22"/>
           <w:szCs w:val="22"/>
         </w:rPr>
-        <w:t xml:space="preserve">Package : be.ephec.java.enu.e04</w:t>
+        <w:t xml:space="preserve">Package : </w:t>
+      </w:r>
+      <w:r>
+        <w:rPr>
+          <w:rFonts w:ascii="Consolas" w:hAnsi="Consolas" w:cs="Consolas"/>
+          <w:i/>
+          <w:iCs/>
+          <w:color w:val="E97132" w:themeColor="accent2"/>
+          <w:sz w:val="18"/>
+          <w:szCs w:val="18"/>
+        </w:rPr>
+        <w:t xml:space="preserve">be.ephec.java.enu.e04</w:t>
       </w:r>
     </w:p>
     <w:p>
@@ -3717,6 +4623,7 @@
     </w:p>
     <w:p>
       <w:pPr>
+        <w:keepNext w:val="false"/>
         <w:spacing w:after="120"/>
       </w:pPr>
       <w:r>
@@ -3746,6 +4653,7 @@
     </w:p>
     <w:p>
       <w:pPr>
+        <w:keepNext w:val="false"/>
         <w:spacing w:after="120"/>
       </w:pPr>
       <w:r>
@@ -3753,7 +4661,39 @@
           <w:sz w:val="22"/>
           <w:szCs w:val="22"/>
         </w:rPr>
-        <w:t xml:space="preserve">Un record modélise une donnée simple et immuable. Le compilateur écrit pour vous le constructeur, les accesseurs, toString, equals et hashCode.</w:t>
+        <w:t xml:space="preserve">Un record modélise une donnée simple et immuable. Le compilateur écrit pour vous le constructeur, les accesseurs, </w:t>
+      </w:r>
+      <w:r>
+        <w:rPr>
+          <w:rFonts w:ascii="Consolas" w:hAnsi="Consolas" w:cs="Consolas"/>
+          <w:color w:val="E97132" w:themeColor="accent2"/>
+          <w:sz w:val="18"/>
+          <w:szCs w:val="18"/>
+        </w:rPr>
+        <w:t xml:space="preserve">toString</w:t>
+      </w:r>
+      <w:r>
+        <w:rPr>
+          <w:sz w:val="22"/>
+          <w:szCs w:val="22"/>
+        </w:rPr>
+        <w:t xml:space="preserve">, equals et </w:t>
+      </w:r>
+      <w:r>
+        <w:rPr>
+          <w:rFonts w:ascii="Consolas" w:hAnsi="Consolas" w:cs="Consolas"/>
+          <w:color w:val="E97132" w:themeColor="accent2"/>
+          <w:sz w:val="18"/>
+          <w:szCs w:val="18"/>
+        </w:rPr>
+        <w:t xml:space="preserve">hashCode</w:t>
+      </w:r>
+      <w:r>
+        <w:rPr>
+          <w:sz w:val="22"/>
+          <w:szCs w:val="22"/>
+        </w:rPr>
+        <w:t xml:space="preserve">.</w:t>
       </w:r>
     </w:p>
     <w:p>
@@ -3765,9 +4705,10 @@
       </w:pPr>
       <w:r>
         <w:rPr>
-          <w:rFonts w:ascii="Consolas" w:cs="Consolas" w:eastAsia="Consolas" w:hAnsi="Consolas"/>
-          <w:sz w:val="19"/>
-          <w:szCs w:val="19"/>
+          <w:rFonts w:ascii="Consolas" w:hAnsi="Consolas" w:cs="Consolas"/>
+          <w:color w:val="E97132" w:themeColor="accent2"/>
+          <w:sz w:val="18"/>
+          <w:szCs w:val="18"/>
         </w:rPr>
         <w:t xml:space="preserve">public record Point(int x, int y) { }</w:t>
       </w:r>
@@ -3781,9 +4722,10 @@
       </w:pPr>
       <w:r>
         <w:rPr>
-          <w:rFonts w:ascii="Consolas" w:cs="Consolas" w:eastAsia="Consolas" w:hAnsi="Consolas"/>
-          <w:sz w:val="19"/>
-          <w:szCs w:val="19"/>
+          <w:rFonts w:ascii="Consolas" w:hAnsi="Consolas" w:cs="Consolas"/>
+          <w:color w:val="E97132" w:themeColor="accent2"/>
+          <w:sz w:val="18"/>
+          <w:szCs w:val="18"/>
         </w:rPr>
         <w:t xml:space="preserve"> </w:t>
       </w:r>
@@ -3797,9 +4739,10 @@
       </w:pPr>
       <w:r>
         <w:rPr>
-          <w:rFonts w:ascii="Consolas" w:cs="Consolas" w:eastAsia="Consolas" w:hAnsi="Consolas"/>
-          <w:sz w:val="19"/>
-          <w:szCs w:val="19"/>
+          <w:rFonts w:ascii="Consolas" w:hAnsi="Consolas" w:cs="Consolas"/>
+          <w:color w:val="E97132" w:themeColor="accent2"/>
+          <w:sz w:val="18"/>
+          <w:szCs w:val="18"/>
         </w:rPr>
         <w:t xml:space="preserve">Point origine = new Point(0, 0);</w:t>
       </w:r>
@@ -3813,9 +4756,10 @@
       </w:pPr>
       <w:r>
         <w:rPr>
-          <w:rFonts w:ascii="Consolas" w:cs="Consolas" w:eastAsia="Consolas" w:hAnsi="Consolas"/>
-          <w:sz w:val="19"/>
-          <w:szCs w:val="19"/>
+          <w:rFonts w:ascii="Consolas" w:hAnsi="Consolas" w:cs="Consolas"/>
+          <w:color w:val="E97132" w:themeColor="accent2"/>
+          <w:sz w:val="18"/>
+          <w:szCs w:val="18"/>
         </w:rPr>
         <w:t xml:space="preserve">origine.x()          // l'accesseur s'appelle x(), pas getX()</w:t>
       </w:r>
@@ -3829,9 +4773,10 @@
       </w:pPr>
       <w:r>
         <w:rPr>
-          <w:rFonts w:ascii="Consolas" w:cs="Consolas" w:eastAsia="Consolas" w:hAnsi="Consolas"/>
-          <w:sz w:val="19"/>
-          <w:szCs w:val="19"/>
+          <w:rFonts w:ascii="Consolas" w:hAnsi="Consolas" w:cs="Consolas"/>
+          <w:color w:val="E97132" w:themeColor="accent2"/>
+          <w:sz w:val="18"/>
+          <w:szCs w:val="18"/>
         </w:rPr>
         <w:t xml:space="preserve">origine.toString()   // "Point[x=0, y=0]", genere par le compilateur</w:t>
       </w:r>
@@ -3887,10 +4832,10 @@
       </w:r>
       <w:r>
         <w:rPr>
-          <w:rFonts w:ascii="Consolas" w:cs="Consolas" w:eastAsia="Consolas" w:hAnsi="Consolas"/>
-          <w:color w:val="8B2500"/>
-          <w:sz w:val="22"/>
-          <w:szCs w:val="22"/>
+          <w:rFonts w:ascii="Consolas" w:hAnsi="Consolas" w:cs="Consolas"/>
+          <w:color w:val="E97132" w:themeColor="accent2"/>
+          <w:sz w:val="18"/>
+          <w:szCs w:val="18"/>
         </w:rPr>
         <w:t xml:space="preserve">Student</w:t>
       </w:r>
@@ -3903,10 +4848,10 @@
       </w:r>
       <w:r>
         <w:rPr>
-          <w:rFonts w:ascii="Consolas" w:cs="Consolas" w:eastAsia="Consolas" w:hAnsi="Consolas"/>
-          <w:color w:val="8B2500"/>
-          <w:sz w:val="22"/>
-          <w:szCs w:val="22"/>
+          <w:rFonts w:ascii="Consolas" w:hAnsi="Consolas" w:cs="Consolas"/>
+          <w:color w:val="E97132" w:themeColor="accent2"/>
+          <w:sz w:val="18"/>
+          <w:szCs w:val="18"/>
         </w:rPr>
         <w:t xml:space="preserve">String</w:t>
       </w:r>
@@ -3919,10 +4864,10 @@
       </w:r>
       <w:r>
         <w:rPr>
-          <w:rFonts w:ascii="Consolas" w:cs="Consolas" w:eastAsia="Consolas" w:hAnsi="Consolas"/>
-          <w:color w:val="8B2500"/>
-          <w:sz w:val="22"/>
-          <w:szCs w:val="22"/>
+          <w:rFonts w:ascii="Consolas" w:hAnsi="Consolas" w:cs="Consolas"/>
+          <w:color w:val="E97132" w:themeColor="accent2"/>
+          <w:sz w:val="18"/>
+          <w:szCs w:val="18"/>
         </w:rPr>
         <w:t xml:space="preserve">int</w:t>
       </w:r>
@@ -3935,10 +4880,10 @@
       </w:r>
       <w:r>
         <w:rPr>
-          <w:rFonts w:ascii="Consolas" w:cs="Consolas" w:eastAsia="Consolas" w:hAnsi="Consolas"/>
-          <w:color w:val="8B2500"/>
-          <w:sz w:val="22"/>
-          <w:szCs w:val="22"/>
+          <w:rFonts w:ascii="Consolas" w:hAnsi="Consolas" w:cs="Consolas"/>
+          <w:color w:val="E97132" w:themeColor="accent2"/>
+          <w:sz w:val="18"/>
+          <w:szCs w:val="18"/>
         </w:rPr>
         <w:t xml:space="preserve">toString</w:t>
       </w:r>
@@ -3951,10 +4896,10 @@
       </w:r>
       <w:r>
         <w:rPr>
-          <w:rFonts w:ascii="Consolas" w:cs="Consolas" w:eastAsia="Consolas" w:hAnsi="Consolas"/>
-          <w:color w:val="8B2500"/>
-          <w:sz w:val="22"/>
-          <w:szCs w:val="22"/>
+          <w:rFonts w:ascii="Consolas" w:hAnsi="Consolas" w:cs="Consolas"/>
+          <w:color w:val="E97132" w:themeColor="accent2"/>
+          <w:sz w:val="18"/>
+          <w:szCs w:val="18"/>
         </w:rPr>
         <w:t xml:space="preserve">equals</w:t>
       </w:r>
@@ -3967,10 +4912,10 @@
       </w:r>
       <w:r>
         <w:rPr>
-          <w:rFonts w:ascii="Consolas" w:cs="Consolas" w:eastAsia="Consolas" w:hAnsi="Consolas"/>
-          <w:color w:val="8B2500"/>
-          <w:sz w:val="22"/>
-          <w:szCs w:val="22"/>
+          <w:rFonts w:ascii="Consolas" w:hAnsi="Consolas" w:cs="Consolas"/>
+          <w:color w:val="E97132" w:themeColor="accent2"/>
+          <w:sz w:val="18"/>
+          <w:szCs w:val="18"/>
         </w:rPr>
         <w:t xml:space="preserve">hashCode</w:t>
       </w:r>
@@ -3995,10 +4940,10 @@
       </w:r>
       <w:r>
         <w:rPr>
-          <w:rFonts w:ascii="Consolas" w:cs="Consolas" w:eastAsia="Consolas" w:hAnsi="Consolas"/>
-          <w:color w:val="8B2500"/>
-          <w:sz w:val="22"/>
-          <w:szCs w:val="22"/>
+          <w:rFonts w:ascii="Consolas" w:hAnsi="Consolas" w:cs="Consolas"/>
+          <w:color w:val="E97132" w:themeColor="accent2"/>
+          <w:sz w:val="18"/>
+          <w:szCs w:val="18"/>
         </w:rPr>
         <w:t xml:space="preserve">passe()</w:t>
       </w:r>
@@ -4011,10 +4956,10 @@
       </w:r>
       <w:r>
         <w:rPr>
-          <w:rFonts w:ascii="Consolas" w:cs="Consolas" w:eastAsia="Consolas" w:hAnsi="Consolas"/>
-          <w:color w:val="8B2500"/>
-          <w:sz w:val="22"/>
-          <w:szCs w:val="22"/>
+          <w:rFonts w:ascii="Consolas" w:hAnsi="Consolas" w:cs="Consolas"/>
+          <w:color w:val="E97132" w:themeColor="accent2"/>
+          <w:sz w:val="18"/>
+          <w:szCs w:val="18"/>
         </w:rPr>
         <w:t xml:space="preserve">true</w:t>
       </w:r>
@@ -4039,10 +4984,10 @@
       </w:r>
       <w:r>
         <w:rPr>
-          <w:rFonts w:ascii="Consolas" w:cs="Consolas" w:eastAsia="Consolas" w:hAnsi="Consolas"/>
-          <w:color w:val="8B2500"/>
-          <w:sz w:val="22"/>
-          <w:szCs w:val="22"/>
+          <w:rFonts w:ascii="Consolas" w:hAnsi="Consolas" w:cs="Consolas"/>
+          <w:color w:val="E97132" w:themeColor="accent2"/>
+          <w:sz w:val="18"/>
+          <w:szCs w:val="18"/>
         </w:rPr>
         <w:t xml:space="preserve">Programme</w:t>
       </w:r>
@@ -4084,7 +5029,7 @@
           <w:sz w:val="24"/>
           <w:szCs w:val="24"/>
         </w:rPr>
-        <w:t xml:space="preserve">Vérification</w:t>
+        <w:t xml:space="preserve">Comment vérifier votre code</w:t>
       </w:r>
     </w:p>
     <w:tbl>
@@ -4123,24 +5068,40 @@
             </w:pPr>
             <w:r>
               <w:rPr>
-                <w:rFonts w:ascii="Consolas" w:cs="Consolas" w:eastAsia="Consolas" w:hAnsi="Consolas"/>
-                <w:color w:val="8B2500"/>
+                <w:rFonts w:ascii="Consolas" w:hAnsi="Consolas" w:cs="Consolas"/>
+                <w:color w:val="E97132" w:themeColor="accent2"/>
+                <w:sz w:val="18"/>
+                <w:szCs w:val="18"/>
+              </w:rPr>
+              <w:t xml:space="preserve">be.ephec.java.enu.e04.StudentTest</w:t>
+            </w:r>
+          </w:p>
+          <w:p>
+            <w:pPr>
+              <w:spacing w:after="80"/>
+            </w:pPr>
+            <w:r>
+              <w:rPr>
                 <w:sz w:val="22"/>
                 <w:szCs w:val="22"/>
               </w:rPr>
-              <w:t xml:space="preserve">be.ephec.java.enu.e04.StudentTest</w:t>
-            </w:r>
-          </w:p>
-          <w:p>
-            <w:pPr>
-              <w:spacing w:after="80"/>
-            </w:pPr>
+              <w:t xml:space="preserve">Les trois premiers tests vérifient le travail du COMPILATEUR : les deux composants et leur ordre, les accesseurs sans préfixe get, le </w:t>
+            </w:r>
+            <w:r>
+              <w:rPr>
+                <w:rFonts w:ascii="Consolas" w:hAnsi="Consolas" w:cs="Consolas"/>
+                <w:color w:val="E97132" w:themeColor="accent2"/>
+                <w:sz w:val="18"/>
+                <w:szCs w:val="18"/>
+              </w:rPr>
+              <w:t xml:space="preserve">toString</w:t>
+            </w:r>
             <w:r>
               <w:rPr>
                 <w:sz w:val="22"/>
                 <w:szCs w:val="22"/>
               </w:rPr>
-              <w:t xml:space="preserve">Les trois premiers tests vérifient le travail du COMPILATEUR : les deux composants et leur ordre, les accesseurs sans préfixe get, le toString et le equals générés. Vous n'avez rien écrit de tout cela.</w:t>
+              <w:t xml:space="preserve"> et le equals générés. Vous n'avez rien écrit de tout cela.</w:t>
             </w:r>
           </w:p>
           <w:p>
@@ -4189,7 +5150,23 @@
           <w:sz w:val="22"/>
           <w:szCs w:val="22"/>
         </w:rPr>
-        <w:t xml:space="preserve">Écrivez la même chose sous forme de classe ordinaire, avec ses champs, son constructeur, ses accesseurs et son toString. Combien de lignes ?</w:t>
+        <w:t xml:space="preserve">Écrivez la même chose sous forme de classe ordinaire, avec ses champs, son constructeur, ses accesseurs et son </w:t>
+      </w:r>
+      <w:r>
+        <w:rPr>
+          <w:rFonts w:ascii="Consolas" w:hAnsi="Consolas" w:cs="Consolas"/>
+          <w:color w:val="E97132" w:themeColor="accent2"/>
+          <w:sz w:val="18"/>
+          <w:szCs w:val="18"/>
+        </w:rPr>
+        <w:t xml:space="preserve">toString</w:t>
+      </w:r>
+      <w:r>
+        <w:rPr>
+          <w:sz w:val="22"/>
+          <w:szCs w:val="22"/>
+        </w:rPr>
+        <w:t xml:space="preserve">. Combien de lignes ?</w:t>
       </w:r>
     </w:p>
     <w:p>
@@ -4220,10 +5197,10 @@
       </w:pPr>
       <w:r>
         <w:rPr>
-          <w:rFonts w:ascii="Consolas" w:cs="Consolas" w:eastAsia="Consolas" w:hAnsi="Consolas"/>
-          <w:color w:val="8B2500"/>
-          <w:sz w:val="22"/>
-          <w:szCs w:val="22"/>
+          <w:rFonts w:ascii="Consolas" w:hAnsi="Consolas" w:cs="Consolas"/>
+          <w:color w:val="E97132" w:themeColor="accent2"/>
+          <w:sz w:val="18"/>
+          <w:szCs w:val="18"/>
         </w:rPr>
         <w:t xml:space="preserve">passe()</w:t>
       </w:r>
@@ -4236,10 +5213,10 @@
       </w:r>
       <w:r>
         <w:rPr>
-          <w:rFonts w:ascii="Consolas" w:cs="Consolas" w:eastAsia="Consolas" w:hAnsi="Consolas"/>
-          <w:color w:val="8B2500"/>
-          <w:sz w:val="22"/>
-          <w:szCs w:val="22"/>
+          <w:rFonts w:ascii="Consolas" w:hAnsi="Consolas" w:cs="Consolas"/>
+          <w:color w:val="E97132" w:themeColor="accent2"/>
+          <w:sz w:val="18"/>
+          <w:szCs w:val="18"/>
         </w:rPr>
         <w:t xml:space="preserve">reussi</w:t>
       </w:r>
@@ -4252,10 +5229,10 @@
       </w:r>
       <w:r>
         <w:rPr>
-          <w:rFonts w:ascii="Consolas" w:cs="Consolas" w:eastAsia="Consolas" w:hAnsi="Consolas"/>
-          <w:color w:val="8B2500"/>
-          <w:sz w:val="22"/>
-          <w:szCs w:val="22"/>
+          <w:rFonts w:ascii="Consolas" w:hAnsi="Consolas" w:cs="Consolas"/>
+          <w:color w:val="E97132" w:themeColor="accent2"/>
+          <w:sz w:val="18"/>
+          <w:szCs w:val="18"/>
         </w:rPr>
         <w:t xml:space="preserve">POO.3</w:t>
       </w:r>
@@ -4307,6 +5284,7 @@
     </w:p>
     <w:p>
       <w:pPr>
+        <w:keepNext w:val="false"/>
         <w:spacing w:after="120"/>
       </w:pPr>
       <w:r>
@@ -4314,7 +5292,23 @@
           <w:sz w:val="22"/>
           <w:szCs w:val="22"/>
         </w:rPr>
-        <w:t xml:space="preserve">Trois d'entre eux vérifient les accesseurs, le toString et le equals. Vous ne les avez pas écrits : le compilateur les a écrits, parce que vous avez déclaré un record. Les voir passer, c'est constater de ses yeux ce qu'une seule ligne de déclaration vous a évité.</w:t>
+        <w:t xml:space="preserve">Trois d'entre eux vérifient les accesseurs, le </w:t>
+      </w:r>
+      <w:r>
+        <w:rPr>
+          <w:rFonts w:ascii="Consolas" w:hAnsi="Consolas" w:cs="Consolas"/>
+          <w:color w:val="E97132" w:themeColor="accent2"/>
+          <w:sz w:val="18"/>
+          <w:szCs w:val="18"/>
+        </w:rPr>
+        <w:t xml:space="preserve">toString</w:t>
+      </w:r>
+      <w:r>
+        <w:rPr>
+          <w:sz w:val="22"/>
+          <w:szCs w:val="22"/>
+        </w:rPr>
+        <w:t xml:space="preserve"> et le equals. Vous ne les avez pas écrits : le compilateur les a écrits, parce que vous avez déclaré un record. Les voir passer, c'est constater de ses yeux ce qu'une seule ligne de déclaration vous a évité.</w:t>
       </w:r>
     </w:p>
     <w:p>
@@ -4330,10 +5324,10 @@
       </w:r>
       <w:r>
         <w:rPr>
-          <w:rFonts w:ascii="Consolas" w:cs="Consolas" w:eastAsia="Consolas" w:hAnsi="Consolas"/>
-          <w:color w:val="8B2500"/>
-          <w:sz w:val="22"/>
-          <w:szCs w:val="22"/>
+          <w:rFonts w:ascii="Consolas" w:hAnsi="Consolas" w:cs="Consolas"/>
+          <w:color w:val="E97132" w:themeColor="accent2"/>
+          <w:sz w:val="18"/>
+          <w:szCs w:val="18"/>
         </w:rPr>
         <w:t xml:space="preserve">passe()</w:t>
       </w:r>
@@ -4363,7 +5357,39 @@
           <w:sz w:val="22"/>
           <w:szCs w:val="22"/>
         </w:rPr>
-        <w:t xml:space="preserve">Deux champs, un constructeur, deux accesseurs, un toString, un equals, un hashCode. Comptez les lignes, puis relisez la déclaration du record.</w:t>
+        <w:t xml:space="preserve">Deux champs, un constructeur, deux accesseurs, un </w:t>
+      </w:r>
+      <w:r>
+        <w:rPr>
+          <w:rFonts w:ascii="Consolas" w:hAnsi="Consolas" w:cs="Consolas"/>
+          <w:color w:val="E97132" w:themeColor="accent2"/>
+          <w:sz w:val="18"/>
+          <w:szCs w:val="18"/>
+        </w:rPr>
+        <w:t xml:space="preserve">toString</w:t>
+      </w:r>
+      <w:r>
+        <w:rPr>
+          <w:sz w:val="22"/>
+          <w:szCs w:val="22"/>
+        </w:rPr>
+        <w:t xml:space="preserve">, un equals, un </w:t>
+      </w:r>
+      <w:r>
+        <w:rPr>
+          <w:rFonts w:ascii="Consolas" w:hAnsi="Consolas" w:cs="Consolas"/>
+          <w:color w:val="E97132" w:themeColor="accent2"/>
+          <w:sz w:val="18"/>
+          <w:szCs w:val="18"/>
+        </w:rPr>
+        <w:t xml:space="preserve">hashCode</w:t>
+      </w:r>
+      <w:r>
+        <w:rPr>
+          <w:sz w:val="22"/>
+          <w:szCs w:val="22"/>
+        </w:rPr>
+        <w:t xml:space="preserve">. Comptez les lignes, puis relisez la déclaration du record.</w:t>
       </w:r>
     </w:p>
     <w:p>
@@ -4384,10 +5410,10 @@
       </w:r>
       <w:r>
         <w:rPr>
-          <w:rFonts w:ascii="Consolas" w:cs="Consolas" w:eastAsia="Consolas" w:hAnsi="Consolas"/>
-          <w:color w:val="8B2500"/>
-          <w:sz w:val="22"/>
-          <w:szCs w:val="22"/>
+          <w:rFonts w:ascii="Consolas" w:hAnsi="Consolas" w:cs="Consolas"/>
+          <w:color w:val="E97132" w:themeColor="accent2"/>
+          <w:sz w:val="18"/>
+          <w:szCs w:val="18"/>
         </w:rPr>
         <w:t xml:space="preserve">CC-OBJ.2</w:t>
       </w:r>
@@ -4400,7 +5426,7 @@
       </w:r>
     </w:p>
     <w:sectPr>
-      <w:footerReference w:type="default" r:id="rId8"/>
+      <w:footerReference w:type="default" r:id="rId9"/>
       <w:pgSz w:w="11906" w:h="16838" w:orient="portrait"/>
       <w:pgMar w:top="1440" w:right="1440" w:bottom="1440" w:left="1440" w:header="708" w:footer="708" w:gutter="0"/>
       <w:pgNumType w:start="1"/>
@@ -4503,7 +5529,7 @@
       <w:fldChar w:fldCharType="separate"/>
     </w:r>
     <w:r>
-      <w:t>7</w:t>
+      <w:t>8</w:t>
     </w:r>
     <w:r>
       <w:fldChar w:fldCharType="end"/>
@@ -4665,7 +5691,13 @@
 <file path=word/styles.xml><?xml version="1.0" encoding="utf-8"?>
 <w:styles xmlns:mc="http://schemas.openxmlformats.org/markup-compatibility/2006" xmlns:r="http://schemas.openxmlformats.org/officeDocument/2006/relationships" xmlns:w="http://schemas.openxmlformats.org/wordprocessingml/2006/main" xmlns:w14="http://schemas.microsoft.com/office/word/2010/wordml" xmlns:w15="http://schemas.microsoft.com/office/word/2012/wordml" mc:Ignorable="w14 w15">
   <w:docDefaults>
-    <w:rPrDefault/>
+    <w:rPrDefault>
+      <w:rPr>
+        <w:rFonts w:ascii="Cormorant Garamond" w:hAnsi="Cormorant Garamond" w:eastAsia="Cormorant Garamond" w:cs="Cormorant Garamond"/>
+        <w:sz w:val="22"/>
+        <w:szCs w:val="22"/>
+      </w:rPr>
+    </w:rPrDefault>
     <w:pPrDefault/>
   </w:docDefaults>
   <w:style w:type="paragraph" w:styleId="Title">
@@ -4674,6 +5706,7 @@
     <w:next w:val="Normal"/>
     <w:qFormat/>
     <w:rPr>
+      <w:rFonts w:ascii="Cormorant Garamond" w:hAnsi="Cormorant Garamond" w:eastAsia="Cormorant Garamond" w:cs="Cormorant Garamond"/>
       <w:sz w:val="56"/>
       <w:szCs w:val="56"/>
     </w:rPr>
@@ -4684,6 +5717,7 @@
     <w:next w:val="Normal"/>
     <w:qFormat/>
     <w:rPr>
+      <w:rFonts w:ascii="Cormorant Garamond" w:hAnsi="Cormorant Garamond" w:eastAsia="Cormorant Garamond" w:cs="Cormorant Garamond"/>
       <w:color w:val="2E74B5"/>
       <w:sz w:val="32"/>
       <w:szCs w:val="32"/>
@@ -4695,6 +5729,7 @@
     <w:next w:val="Normal"/>
     <w:qFormat/>
     <w:rPr>
+      <w:rFonts w:ascii="Cormorant Garamond" w:hAnsi="Cormorant Garamond" w:eastAsia="Cormorant Garamond" w:cs="Cormorant Garamond"/>
       <w:color w:val="2E74B5"/>
       <w:sz w:val="26"/>
       <w:szCs w:val="26"/>
@@ -4706,6 +5741,7 @@
     <w:next w:val="Normal"/>
     <w:qFormat/>
     <w:rPr>
+      <w:rFonts w:ascii="Cormorant Garamond" w:hAnsi="Cormorant Garamond" w:eastAsia="Cormorant Garamond" w:cs="Cormorant Garamond"/>
       <w:color w:val="1F4D78"/>
       <w:sz w:val="24"/>
       <w:szCs w:val="24"/>
@@ -4717,6 +5753,7 @@
     <w:next w:val="Normal"/>
     <w:qFormat/>
     <w:rPr>
+      <w:rFonts w:ascii="Cormorant Garamond" w:hAnsi="Cormorant Garamond" w:eastAsia="Cormorant Garamond" w:cs="Cormorant Garamond"/>
       <w:i/>
       <w:iCs/>
       <w:color w:val="2E74B5"/>
@@ -4728,6 +5765,7 @@
     <w:next w:val="Normal"/>
     <w:qFormat/>
     <w:rPr>
+      <w:rFonts w:ascii="Cormorant Garamond" w:hAnsi="Cormorant Garamond" w:eastAsia="Cormorant Garamond" w:cs="Cormorant Garamond"/>
       <w:color w:val="2E74B5"/>
     </w:rPr>
   </w:style>
@@ -4737,6 +5775,7 @@
     <w:next w:val="Normal"/>
     <w:qFormat/>
     <w:rPr>
+      <w:rFonts w:ascii="Cormorant Garamond" w:hAnsi="Cormorant Garamond" w:eastAsia="Cormorant Garamond" w:cs="Cormorant Garamond"/>
       <w:color w:val="1F4D78"/>
     </w:rPr>
   </w:style>

--- a/enonces/ENU_enonces.docx
+++ b/enonces/ENU_enonces.docx
@@ -4,7 +4,9 @@
   <w:body>
     <w:p>
       <w:pPr>
-        <w:spacing w:after="0"/>
+        <w:tabs>
+          <w:tab w:val="right" w:pos="9026"/>
+        </w:tabs>
       </w:pPr>
       <w:r>
         <w:drawing>
@@ -46,95 +48,112 @@
           </wp:inline>
         </w:drawing>
       </w:r>
-    </w:p>
-    <w:p>
-      <w:pPr>
-        <w:spacing w:after="120" w:before="700"/>
-        <w:jc w:val="center"/>
-      </w:pPr>
-      <w:r>
-        <w:rPr>
-          <w:color w:val="595959"/>
-          <w:sz w:val="26"/>
-          <w:szCs w:val="26"/>
-        </w:rPr>
-        <w:t xml:space="preserve">Programmation orientée objet — Java</w:t>
-      </w:r>
-    </w:p>
-    <w:p>
-      <w:pPr>
-        <w:spacing w:after="100"/>
-        <w:jc w:val="center"/>
-      </w:pPr>
-      <w:r>
-        <w:rPr>
+      <w:r>
+        <w:rPr>
+          <w:rFonts w:ascii="Calibri" w:cs="Calibri" w:eastAsia="Calibri" w:hAnsi="Calibri"/>
+          <w:sz w:val="36"/>
+          <w:szCs w:val="36"/>
+        </w:rPr>
+        <w:tab/>
+      </w:r>
+      <w:r>
+        <w:rPr>
+          <w:rFonts w:ascii="Calibri" w:cs="Calibri" w:eastAsia="Calibri" w:hAnsi="Calibri"/>
+          <w:color w:val="000000"/>
+          <w:sz w:val="36"/>
+          <w:szCs w:val="36"/>
+        </w:rPr>
+        <w:t xml:space="preserve">Année académique </w:t>
+      </w:r>
+      <w:r>
+        <w:rPr>
+          <w:rFonts w:ascii="Calibri" w:cs="Calibri" w:eastAsia="Calibri" w:hAnsi="Calibri"/>
           <w:b/>
           <w:bCs/>
-          <w:color w:val="1F4E79"/>
-          <w:sz w:val="52"/>
-          <w:szCs w:val="52"/>
-        </w:rPr>
-        <w:t xml:space="preserve">Thème ENU</w:t>
-      </w:r>
-    </w:p>
-    <w:p>
-      <w:pPr>
-        <w:spacing w:after="200"/>
+          <w:color w:val="000000"/>
+          <w:sz w:val="36"/>
+          <w:szCs w:val="36"/>
+        </w:rPr>
+        <w:t xml:space="preserve">2026-2027</w:t>
+      </w:r>
+    </w:p>
+    <w:p>
+      <w:pPr>
+        <w:spacing w:after="120" w:before="3900"/>
         <w:jc w:val="center"/>
       </w:pPr>
       <w:r>
         <w:rPr>
+          <w:rFonts w:ascii="Calibri" w:cs="Calibri" w:eastAsia="Calibri" w:hAnsi="Calibri"/>
+          <w:color w:val="000000"/>
+          <w:sz w:val="36"/>
+          <w:szCs w:val="36"/>
+        </w:rPr>
+        <w:t xml:space="preserve">Programmation orientée objet — Java</w:t>
+      </w:r>
+    </w:p>
+    <w:p>
+      <w:pPr>
+        <w:spacing w:after="100" w:before="0"/>
+        <w:jc w:val="center"/>
+      </w:pPr>
+      <w:r>
+        <w:rPr>
+          <w:rFonts w:ascii="Calibri" w:cs="Calibri" w:eastAsia="Calibri" w:hAnsi="Calibri"/>
           <w:b/>
           <w:bCs/>
-          <w:color w:val="1F4E79"/>
-          <w:sz w:val="32"/>
-          <w:szCs w:val="32"/>
+          <w:color w:val="000000"/>
+          <w:sz w:val="72"/>
+          <w:szCs w:val="72"/>
+        </w:rPr>
+        <w:t xml:space="preserve">Module ENU</w:t>
+      </w:r>
+    </w:p>
+    <w:p>
+      <w:pPr>
+        <w:spacing w:after="200" w:before="0"/>
+        <w:jc w:val="center"/>
+      </w:pPr>
+      <w:r>
+        <w:rPr>
+          <w:rFonts w:ascii="Calibri" w:cs="Calibri" w:eastAsia="Calibri" w:hAnsi="Calibri"/>
+          <w:b/>
+          <w:bCs/>
+          <w:color w:val="000000"/>
+          <w:sz w:val="40"/>
+          <w:szCs w:val="40"/>
         </w:rPr>
         <w:t xml:space="preserve">Énumérations et records</w:t>
       </w:r>
     </w:p>
     <w:p>
       <w:pPr>
-        <w:spacing w:after="800"/>
+        <w:spacing w:after="800" w:before="0"/>
         <w:jc w:val="center"/>
       </w:pPr>
       <w:r>
         <w:rPr>
-          <w:color w:val="595959"/>
-          <w:sz w:val="26"/>
-          <w:szCs w:val="26"/>
+          <w:rFonts w:ascii="Calibri" w:cs="Calibri" w:eastAsia="Calibri" w:hAnsi="Calibri"/>
+          <w:color w:val="000000"/>
+          <w:sz w:val="36"/>
+          <w:szCs w:val="36"/>
         </w:rPr>
         <w:t xml:space="preserve">Quand les valeurs possibles se comptent, et quand une donnée n'est qu'une donnée</w:t>
       </w:r>
     </w:p>
     <w:p>
       <w:pPr>
-        <w:keepNext w:val="false"/>
-        <w:spacing w:after="120"/>
+        <w:spacing w:after="120" w:before="5450"/>
         <w:jc w:val="center"/>
       </w:pPr>
       <w:r>
         <w:rPr>
-          <w:color w:val="595959"/>
-          <w:sz w:val="22"/>
-          <w:szCs w:val="22"/>
+          <w:rFonts w:ascii="Calibri" w:cs="Calibri" w:eastAsia="Calibri" w:hAnsi="Calibri"/>
+          <w:color w:val="000000"/>
+          <w:sz w:val="36"/>
+          <w:szCs w:val="36"/>
         </w:rPr>
         <w:t xml:space="preserve">EPHEC — Bachelier en informatique, niveau 2</w:t>
-      </w:r>
-    </w:p>
-    <w:p>
-      <w:pPr>
-        <w:keepNext w:val="false"/>
-        <w:spacing w:after="120"/>
-        <w:jc w:val="center"/>
-      </w:pPr>
-      <w:r>
-        <w:rPr>
-          <w:color w:val="595959"/>
-          <w:sz w:val="22"/>
-          <w:szCs w:val="22"/>
-        </w:rPr>
-        <w:t xml:space="preserve">Année académique 2026-2027</w:t>
       </w:r>
     </w:p>
     <w:p>
@@ -5529,7 +5548,7 @@
       <w:fldChar w:fldCharType="separate"/>
     </w:r>
     <w:r>
-      <w:t>8</w:t>
+      <w:t>9</w:t>
     </w:r>
     <w:r>
       <w:fldChar w:fldCharType="end"/>

--- a/enonces/ENU_enonces.docx
+++ b/enonces/ENU_enonces.docx
@@ -1507,7 +1507,7 @@
           <w:sz w:val="22"/>
           <w:szCs w:val="22"/>
         </w:rPr>
-        <w:t xml:space="preserve">C'est celui que rendent </w:t>
+        <w:t xml:space="preserve">C'est celui que retournent </w:t>
       </w:r>
       <w:r>
         <w:rPr>
@@ -1576,7 +1576,7 @@
           <w:sz w:val="22"/>
           <w:szCs w:val="22"/>
         </w:rPr>
-        <w:t xml:space="preserve">Elle peut donc porter des champs, un constructeur et des méthodes, ce qu'</w:t>
+        <w:t xml:space="preserve">Elle peut donc contenir des champs, un constructeur et des méthodes, ce qu'</w:t>
       </w:r>
       <w:r>
         <w:rPr>
@@ -3414,7 +3414,7 @@
                 <w:sz w:val="22"/>
                 <w:szCs w:val="22"/>
               </w:rPr>
-              <w:t xml:space="preserve">Si vos conversions rendent des valeurs fausses, regardez le type des opérations. 9 / 5 vaut 1 en Java, parce que ce sont deux entiers et que la division entière tronque. Il suffit qu'un seul des opérandes soit un double pour que le calcul devienne décimal.</w:t>
+              <w:t xml:space="preserve">Si vos conversions retournent des valeurs fausses, regardez le type des opérations. 9 / 5 vaut 1 en Java, parce que ce sont deux entiers et que la division entière tronque. Il suffit qu'un seul des opérandes soit un double pour que le calcul devienne décimal.</w:t>
             </w:r>
           </w:p>
           <w:p>
@@ -3589,7 +3589,7 @@
           <w:sz w:val="22"/>
           <w:szCs w:val="22"/>
         </w:rPr>
-        <w:t xml:space="preserve">L'énumération pourrait porter elle-même les conversions, puisqu'une enum est une classe. Ce serait-il mieux ? Vous aurez les moyens de trancher après </w:t>
+        <w:t xml:space="preserve">L'énumération pourrait contenir elle-même les conversions, puisqu'une enum est une classe. Ce serait-il mieux ? Vous aurez les moyens de trancher après </w:t>
       </w:r>
       <w:r>
         <w:rPr>
@@ -3749,7 +3749,7 @@
           <w:sz w:val="22"/>
           <w:szCs w:val="22"/>
         </w:rPr>
-        <w:t xml:space="preserve">Elle peut donc porter un champ, un constructeur et des méthodes. Chaque constante énumérée passe ses arguments à ce constructeur.</w:t>
+        <w:t xml:space="preserve">Elle peut donc contenir un champ, un constructeur et des méthodes. Chaque constante énumérée passe ses arguments à ce constructeur.</w:t>
       </w:r>
     </w:p>
     <w:p>
@@ -3992,7 +3992,7 @@
           <w:sz w:val="22"/>
           <w:szCs w:val="22"/>
         </w:rPr>
-        <w:t xml:space="preserve">, deux énumérations dont chaque constante porte son libellé français : </w:t>
+        <w:t xml:space="preserve">, deux énumérations dont chaque constante connaît son libellé français : </w:t>
       </w:r>
       <w:r>
         <w:rPr>
@@ -4008,7 +4008,7 @@
           <w:sz w:val="22"/>
           <w:szCs w:val="22"/>
         </w:rPr>
-        <w:t xml:space="preserve"> porte « Pique », </w:t>
+        <w:t xml:space="preserve"> connaît « Pique », </w:t>
       </w:r>
       <w:r>
         <w:rPr>
@@ -4024,7 +4024,7 @@
           <w:sz w:val="22"/>
           <w:szCs w:val="22"/>
         </w:rPr>
-        <w:t xml:space="preserve"> porte « As », </w:t>
+        <w:t xml:space="preserve"> connaît « As », </w:t>
       </w:r>
       <w:r>
         <w:rPr>
@@ -4040,7 +4040,7 @@
           <w:sz w:val="22"/>
           <w:szCs w:val="22"/>
         </w:rPr>
-        <w:t xml:space="preserve"> porte « 10 ». Les valeurs se déclarent dans l'ordre du jeu, de l'as au roi.</w:t>
+        <w:t xml:space="preserve"> connaît « 10 ». Les valeurs se déclarent dans l'ordre du jeu, de l'as au roi.</w:t>
       </w:r>
     </w:p>
     <w:p>
@@ -4084,7 +4084,7 @@
           <w:sz w:val="22"/>
           <w:szCs w:val="22"/>
         </w:rPr>
-        <w:t xml:space="preserve"> rend « As de Pique » ou « Roi de Trèfle », puis </w:t>
+        <w:t xml:space="preserve"> retourne « As de Pique » ou « Roi de Trèfle », puis </w:t>
       </w:r>
       <w:r>
         <w:rPr>
@@ -4191,7 +4191,7 @@
           <w:sz w:val="22"/>
           <w:szCs w:val="22"/>
         </w:rPr>
-        <w:t xml:space="preserve"> rend la carte à une position ;</w:t>
+        <w:t xml:space="preserve"> retourne la carte à une position ;</w:t>
       </w:r>
     </w:p>
     <w:p>
@@ -4454,7 +4454,7 @@
           <w:sz w:val="22"/>
           <w:szCs w:val="22"/>
         </w:rPr>
-        <w:t xml:space="preserve">La carte ne sait pas comment s'écrit une couleur en français : elle le demande à l'énumération. Où aurait-il fallu mettre cette information si Color n'avait pas pu porter de champ ?</w:t>
+        <w:t xml:space="preserve">La carte ne sait pas comment s'écrit une couleur en français : elle le demande à l'énumération. Où aurait-il fallu mettre cette information si Color n'avait pas pu contenir de champ ?</w:t>
       </w:r>
     </w:p>
     <w:p>
@@ -4971,7 +4971,7 @@
           <w:sz w:val="22"/>
           <w:szCs w:val="22"/>
         </w:rPr>
-        <w:t xml:space="preserve">, qui rend </w:t>
+        <w:t xml:space="preserve">, qui retourne </w:t>
       </w:r>
       <w:r>
         <w:rPr>

--- a/enonces/ENU_enonces.docx
+++ b/enonces/ENU_enonces.docx
@@ -1,6 +1,6 @@
 
 <file path=word/document.xml><?xml version="1.0" encoding="utf-8"?>
-<w:document xmlns:wpc="http://schemas.microsoft.com/office/word/2010/wordprocessingCanvas" xmlns:mc="http://schemas.openxmlformats.org/markup-compatibility/2006" xmlns:o="urn:schemas-microsoft-com:office:office" xmlns:r="http://schemas.openxmlformats.org/officeDocument/2006/relationships" xmlns:m="http://schemas.openxmlformats.org/officeDocument/2006/math" xmlns:v="urn:schemas-microsoft-com:vml" xmlns:wp14="http://schemas.microsoft.com/office/word/2010/wordprocessingDrawing" xmlns:wp="http://schemas.openxmlformats.org/drawingml/2006/wordprocessingDrawing" xmlns:w10="urn:schemas-microsoft-com:office:word" xmlns:w="http://schemas.openxmlformats.org/wordprocessingml/2006/main" xmlns:w14="http://schemas.microsoft.com/office/word/2010/wordml" xmlns:w15="http://schemas.microsoft.com/office/word/2012/wordml" xmlns:wpg="http://schemas.microsoft.com/office/word/2010/wordprocessingGroup" xmlns:wpi="http://schemas.microsoft.com/office/word/2010/wordprocessingInk" xmlns:wne="http://schemas.microsoft.com/office/word/2006/wordml" xmlns:wps="http://schemas.microsoft.com/office/word/2010/wordprocessingShape" xmlns:cx="http://schemas.microsoft.com/office/drawing/2014/chartex" xmlns:cx1="http://schemas.microsoft.com/office/drawing/2015/9/8/chartex" xmlns:cx2="http://schemas.microsoft.com/office/drawing/2015/10/21/chartex" xmlns:cx3="http://schemas.microsoft.com/office/drawing/2016/5/9/chartex" xmlns:cx4="http://schemas.microsoft.com/office/drawing/2016/5/10/chartex" xmlns:cx5="http://schemas.microsoft.com/office/drawing/2016/5/11/chartex" xmlns:cx6="http://schemas.microsoft.com/office/drawing/2016/5/12/chartex" xmlns:cx7="http://schemas.microsoft.com/office/drawing/2016/5/13/chartex" xmlns:cx8="http://schemas.microsoft.com/office/drawing/2016/5/14/chartex" xmlns:aink="http://schemas.microsoft.com/office/drawing/2016/ink" xmlns:am3d="http://schemas.microsoft.com/office/drawing/2017/model3d" xmlns:w16cex="http://schemas.microsoft.com/office/word/2018/wordml/cex" xmlns:w16cid="http://schemas.microsoft.com/office/word/2016/wordml/cid" xmlns:w16="http://schemas.microsoft.com/office/word/2018/wordml" xmlns:w16sdtdh="http://schemas.microsoft.com/office/word/2020/wordml/sdtdatahash" xmlns:w16se="http://schemas.microsoft.com/office/word/2015/wordml/symex" mc:Ignorable="w14 w15 wp14">
+<w:document xmlns:wpc="http://schemas.microsoft.com/office/word/2010/wordprocessingCanvas" xmlns:cx="http://schemas.microsoft.com/office/drawing/2014/chartex" xmlns:cx1="http://schemas.microsoft.com/office/drawing/2015/9/8/chartex" xmlns:cx2="http://schemas.microsoft.com/office/drawing/2015/10/21/chartex" xmlns:cx3="http://schemas.microsoft.com/office/drawing/2016/5/9/chartex" xmlns:cx4="http://schemas.microsoft.com/office/drawing/2016/5/10/chartex" xmlns:cx5="http://schemas.microsoft.com/office/drawing/2016/5/11/chartex" xmlns:cx6="http://schemas.microsoft.com/office/drawing/2016/5/12/chartex" xmlns:cx7="http://schemas.microsoft.com/office/drawing/2016/5/13/chartex" xmlns:cx8="http://schemas.microsoft.com/office/drawing/2016/5/14/chartex" xmlns:mc="http://schemas.openxmlformats.org/markup-compatibility/2006" xmlns:m="http://schemas.openxmlformats.org/officeDocument/2006/math" xmlns:aink="http://schemas.microsoft.com/office/drawing/2016/ink" xmlns:am3d="http://schemas.microsoft.com/office/drawing/2017/model3d" xmlns:oel="http://schemas.microsoft.com/office/2019/extlst" xmlns:r="http://schemas.openxmlformats.org/officeDocument/2006/relationships" xmlns:wp14="http://schemas.microsoft.com/office/word/2010/wordprocessingDrawing" xmlns:wp="http://schemas.openxmlformats.org/drawingml/2006/wordprocessingDrawing" xmlns:wpg="http://schemas.microsoft.com/office/word/2010/wordprocessingGroup" xmlns:wpi="http://schemas.microsoft.com/office/word/2010/wordprocessingInk" xmlns:wps="http://schemas.microsoft.com/office/word/2010/wordprocessingShape" xmlns:o="urn:schemas-microsoft-com:office:office" xmlns:v="urn:schemas-microsoft-com:vml" xmlns:w10="urn:schemas-microsoft-com:office:word" xmlns:w="http://schemas.openxmlformats.org/wordprocessingml/2006/main" xmlns:w14="http://schemas.microsoft.com/office/word/2010/wordml" xmlns:w15="http://schemas.microsoft.com/office/word/2012/wordml" xmlns:w16cex="http://schemas.microsoft.com/office/word/2018/wordml/cex" xmlns:w16cid="http://schemas.microsoft.com/office/word/2016/wordml/cid" xmlns:w16="http://schemas.microsoft.com/office/word/2018/wordml" xmlns:w16sdtdh="http://schemas.microsoft.com/office/word/2020/wordml/sdtdatahash" xmlns:w16sdtfl="http://schemas.microsoft.com/office/word/2024/wordml/sdtformatlock" xmlns:w16se="http://schemas.microsoft.com/office/word/2015/wordml/symex" xmlns:w16du="http://schemas.microsoft.com/office/word/2023/wordml/word16du" xmlns:wne="http://schemas.microsoft.com/office/word/2006/wordml" mc:Ignorable="w14 w15 w16se w16cid w16 w16cex w16sdtdh w16sdtfl w16du wp14">
   <w:body>
     <w:p>
       <w:pPr>
@@ -9,10 +9,13 @@
         </w:tabs>
       </w:pPr>
       <w:r>
+        <w:rPr>
+          <w:noProof/>
+        </w:rPr>
         <w:drawing>
-          <wp:inline distT="0" distB="0" distL="0" distR="0">
+          <wp:inline distT="0" distB="0" distL="0" distR="0" wp14:anchorId="13A75F6C" wp14:editId="17048063">
             <wp:extent cx="1514475" cy="723900"/>
-            <wp:effectExtent t="0" r="0" b="0" l="0"/>
+            <wp:effectExtent l="0" t="0" r="0" b="0"/>
             <wp:docPr id="1" name="logo" descr="Logo de l'EPHEC" title="EPHEC"/>
             <wp:cNvGraphicFramePr>
               <a:graphicFrameLocks xmlns:a="http://schemas.openxmlformats.org/drawingml/2006/main" noChangeAspect="1"/>
@@ -21,13 +24,13 @@
               <a:graphicData uri="http://schemas.openxmlformats.org/drawingml/2006/picture">
                 <pic:pic xmlns:pic="http://schemas.openxmlformats.org/drawingml/2006/picture">
                   <pic:nvPicPr>
-                    <pic:cNvPr id="0" name="" descr=""/>
+                    <pic:cNvPr id="0" name=""/>
                     <pic:cNvPicPr>
                       <a:picLocks noChangeAspect="1" noChangeArrowheads="1"/>
                     </pic:cNvPicPr>
                   </pic:nvPicPr>
                   <pic:blipFill>
-                    <a:blip r:embed="rId7" cstate="none"/>
+                    <a:blip r:embed="rId7"/>
                     <a:srcRect/>
                     <a:stretch>
                       <a:fillRect/>
@@ -50,7 +53,7 @@
       </w:r>
       <w:r>
         <w:rPr>
-          <w:rFonts w:ascii="Calibri" w:cs="Calibri" w:eastAsia="Calibri" w:hAnsi="Calibri"/>
+          <w:rFonts w:ascii="Calibri" w:eastAsia="Calibri" w:hAnsi="Calibri" w:cs="Calibri"/>
           <w:sz w:val="36"/>
           <w:szCs w:val="36"/>
         </w:rPr>
@@ -58,7 +61,7 @@
       </w:r>
       <w:r>
         <w:rPr>
-          <w:rFonts w:ascii="Calibri" w:cs="Calibri" w:eastAsia="Calibri" w:hAnsi="Calibri"/>
+          <w:rFonts w:ascii="Calibri" w:eastAsia="Calibri" w:hAnsi="Calibri" w:cs="Calibri"/>
           <w:color w:val="000000"/>
           <w:sz w:val="36"/>
           <w:szCs w:val="36"/>
@@ -67,110 +70,110 @@
       </w:r>
       <w:r>
         <w:rPr>
-          <w:rFonts w:ascii="Calibri" w:cs="Calibri" w:eastAsia="Calibri" w:hAnsi="Calibri"/>
+          <w:rFonts w:ascii="Calibri" w:eastAsia="Calibri" w:hAnsi="Calibri" w:cs="Calibri"/>
           <w:b/>
           <w:bCs/>
           <w:color w:val="000000"/>
           <w:sz w:val="36"/>
           <w:szCs w:val="36"/>
         </w:rPr>
-        <w:t xml:space="preserve">2026-2027</w:t>
-      </w:r>
-    </w:p>
-    <w:p>
-      <w:pPr>
-        <w:spacing w:after="120" w:before="3900"/>
+        <w:t>2026-2027</w:t>
+      </w:r>
+    </w:p>
+    <w:p>
+      <w:pPr>
+        <w:spacing w:before="3900" w:after="120"/>
         <w:jc w:val="center"/>
       </w:pPr>
       <w:r>
         <w:rPr>
-          <w:rFonts w:ascii="Calibri" w:cs="Calibri" w:eastAsia="Calibri" w:hAnsi="Calibri"/>
+          <w:rFonts w:ascii="Calibri" w:eastAsia="Calibri" w:hAnsi="Calibri" w:cs="Calibri"/>
           <w:color w:val="000000"/>
           <w:sz w:val="36"/>
           <w:szCs w:val="36"/>
         </w:rPr>
-        <w:t xml:space="preserve">Programmation orientée objet — Java</w:t>
-      </w:r>
-    </w:p>
-    <w:p>
-      <w:pPr>
-        <w:spacing w:after="100" w:before="0"/>
+        <w:t>Programmation orientée objet — Java</w:t>
+      </w:r>
+    </w:p>
+    <w:p>
+      <w:pPr>
+        <w:spacing w:after="100"/>
         <w:jc w:val="center"/>
       </w:pPr>
       <w:r>
         <w:rPr>
-          <w:rFonts w:ascii="Calibri" w:cs="Calibri" w:eastAsia="Calibri" w:hAnsi="Calibri"/>
+          <w:rFonts w:ascii="Calibri" w:eastAsia="Calibri" w:hAnsi="Calibri" w:cs="Calibri"/>
           <w:b/>
           <w:bCs/>
           <w:color w:val="000000"/>
           <w:sz w:val="72"/>
           <w:szCs w:val="72"/>
         </w:rPr>
-        <w:t xml:space="preserve">Module ENU</w:t>
-      </w:r>
-    </w:p>
-    <w:p>
-      <w:pPr>
-        <w:spacing w:after="200" w:before="0"/>
+        <w:t>Module ENU</w:t>
+      </w:r>
+    </w:p>
+    <w:p>
+      <w:pPr>
+        <w:spacing w:after="200"/>
         <w:jc w:val="center"/>
       </w:pPr>
       <w:r>
         <w:rPr>
-          <w:rFonts w:ascii="Calibri" w:cs="Calibri" w:eastAsia="Calibri" w:hAnsi="Calibri"/>
+          <w:rFonts w:ascii="Calibri" w:eastAsia="Calibri" w:hAnsi="Calibri" w:cs="Calibri"/>
           <w:b/>
           <w:bCs/>
           <w:color w:val="000000"/>
           <w:sz w:val="40"/>
           <w:szCs w:val="40"/>
         </w:rPr>
-        <w:t xml:space="preserve">Énumérations et records</w:t>
-      </w:r>
-    </w:p>
-    <w:p>
-      <w:pPr>
-        <w:spacing w:after="800" w:before="0"/>
+        <w:t>Énumérations et records</w:t>
+      </w:r>
+    </w:p>
+    <w:p>
+      <w:pPr>
+        <w:spacing w:after="800"/>
         <w:jc w:val="center"/>
       </w:pPr>
       <w:r>
         <w:rPr>
-          <w:rFonts w:ascii="Calibri" w:cs="Calibri" w:eastAsia="Calibri" w:hAnsi="Calibri"/>
+          <w:rFonts w:ascii="Calibri" w:eastAsia="Calibri" w:hAnsi="Calibri" w:cs="Calibri"/>
           <w:color w:val="000000"/>
           <w:sz w:val="36"/>
           <w:szCs w:val="36"/>
         </w:rPr>
-        <w:t xml:space="preserve">Quand les valeurs possibles se comptent, et quand une donnée n'est qu'une donnée</w:t>
-      </w:r>
-    </w:p>
-    <w:p>
-      <w:pPr>
-        <w:spacing w:after="120" w:before="5450"/>
+        <w:t>Quand les valeurs possibles se comptent, et quand une donnée n'est qu'une donnée</w:t>
+      </w:r>
+    </w:p>
+    <w:p>
+      <w:pPr>
+        <w:spacing w:before="4800" w:after="120"/>
         <w:jc w:val="center"/>
       </w:pPr>
       <w:r>
         <w:rPr>
-          <w:rFonts w:ascii="Calibri" w:cs="Calibri" w:eastAsia="Calibri" w:hAnsi="Calibri"/>
+          <w:rFonts w:ascii="Calibri" w:eastAsia="Calibri" w:hAnsi="Calibri" w:cs="Calibri"/>
           <w:color w:val="000000"/>
           <w:sz w:val="36"/>
           <w:szCs w:val="36"/>
         </w:rPr>
-        <w:t xml:space="preserve">EPHEC — Bachelier en informatique, niveau 2</w:t>
+        <w:t>EPHEC — Bachelier en informatique, niveau 2</w:t>
       </w:r>
     </w:p>
     <w:p>
       <w:pPr>
         <w:sectPr>
-          <w:pgSz w:w="11906" w:h="16838" w:orient="portrait"/>
+          <w:pgSz w:w="11906" w:h="16838"/>
           <w:pgMar w:top="1440" w:right="1440" w:bottom="1440" w:left="1440" w:header="708" w:footer="708" w:gutter="0"/>
-          <w:pgNumType/>
+          <w:cols w:space="720"/>
           <w:docGrid w:linePitch="360"/>
         </w:sectPr>
       </w:pPr>
     </w:p>
     <w:p>
       <w:pPr>
-        <w:pStyle w:val="Heading1"/>
+        <w:pStyle w:val="Titre1"/>
         <w:keepNext/>
-        <w:spacing w:after="160" w:before="360"/>
+        <w:spacing w:before="360" w:after="160"/>
       </w:pPr>
       <w:r>
         <w:rPr>
@@ -180,51 +183,58 @@
           <w:sz w:val="30"/>
           <w:szCs w:val="30"/>
         </w:rPr>
-        <w:t xml:space="preserve">Comment travailler ces exercices</w:t>
+        <w:lastRenderedPageBreak/>
+        <w:t>Comment travailler ces exercices</w:t>
       </w:r>
     </w:p>
     <w:tbl>
       <w:tblPr>
-        <w:tblW w:type="dxa" w:w="9360"/>
+        <w:tblW w:w="9360" w:type="dxa"/>
         <w:tblBorders>
-          <w:top w:val="single" w:color="BFBFBF" w:sz="2"/>
-          <w:left w:val="single" w:color="BFBFBF" w:sz="2"/>
-          <w:bottom w:val="single" w:color="BFBFBF" w:sz="2"/>
-          <w:right w:val="single" w:color="BFBFBF" w:sz="2"/>
-          <w:insideH w:val="none"/>
-          <w:insideV w:val="none"/>
+          <w:top w:val="single" w:sz="2" w:space="0" w:color="BFBFBF"/>
+          <w:left w:val="single" w:sz="2" w:space="0" w:color="BFBFBF"/>
+          <w:bottom w:val="single" w:sz="2" w:space="0" w:color="BFBFBF"/>
+          <w:right w:val="single" w:sz="2" w:space="0" w:color="BFBFBF"/>
         </w:tblBorders>
+        <w:tblCellMar>
+          <w:left w:w="10" w:type="dxa"/>
+          <w:right w:w="10" w:type="dxa"/>
+        </w:tblCellMar>
+        <w:tblLook w:val="04A0" w:firstRow="1" w:lastRow="0" w:firstColumn="1" w:lastColumn="0" w:noHBand="0" w:noVBand="1"/>
       </w:tblPr>
       <w:tblGrid>
         <w:gridCol w:w="9360"/>
       </w:tblGrid>
       <w:tr>
+        <w:tblPrEx>
+          <w:tblCellMar>
+            <w:top w:w="0" w:type="dxa"/>
+            <w:bottom w:w="0" w:type="dxa"/>
+          </w:tblCellMar>
+        </w:tblPrEx>
         <w:trPr>
           <w:cantSplit/>
         </w:trPr>
         <w:tc>
           <w:tcPr>
-            <w:tcW w:type="dxa" w:w="9360"/>
-            <w:shd w:fill="F2F2F2" w:val="clear"/>
+            <w:tcW w:w="9360" w:type="dxa"/>
+            <w:shd w:val="clear" w:color="auto" w:fill="F2F2F2"/>
             <w:tcMar>
-              <w:top w:type="dxa" w:w="140"/>
-              <w:left w:type="dxa" w:w="180"/>
-              <w:bottom w:type="dxa" w:w="140"/>
-              <w:right w:type="dxa" w:w="180"/>
+              <w:top w:w="140" w:type="dxa"/>
+              <w:left w:w="180" w:type="dxa"/>
+              <w:bottom w:w="140" w:type="dxa"/>
+              <w:right w:w="180" w:type="dxa"/>
             </w:tcMar>
           </w:tcPr>
           <w:p>
             <w:pPr>
               <w:keepNext/>
-              <w:spacing w:after="100" w:before="0"/>
+              <w:spacing w:after="100"/>
             </w:pPr>
             <w:r>
-              <w:rPr>
-                <w:sz w:val="22"/>
-                <w:szCs w:val="22"/>
-              </w:rPr>
               <w:t xml:space="preserve">Les exercices de ce thème se trouvent tous dans </w:t>
             </w:r>
+            <w:proofErr w:type="spellStart"/>
             <w:r>
               <w:rPr>
                 <w:rFonts w:ascii="Consolas" w:hAnsi="Consolas" w:cs="Consolas"/>
@@ -232,71 +242,42 @@
                 <w:sz w:val="18"/>
                 <w:szCs w:val="18"/>
               </w:rPr>
-              <w:t xml:space="preserve">be.ephec.java.enu</w:t>
-            </w:r>
-            <w:r>
-              <w:rPr>
-                <w:sz w:val="22"/>
-                <w:szCs w:val="22"/>
-              </w:rPr>
-              <w:t xml:space="preserve">, chacun dans un sous-package.</w:t>
+              <w:t>be.ephec.java.enu</w:t>
+            </w:r>
+            <w:proofErr w:type="spellEnd"/>
+            <w:r>
+              <w:t>, chacun dans un sous-package.</w:t>
             </w:r>
           </w:p>
           <w:p>
             <w:pPr>
               <w:keepNext/>
-              <w:spacing w:after="100" w:before="0"/>
+              <w:spacing w:after="100"/>
             </w:pPr>
             <w:r>
               <w:rPr>
                 <w:b/>
                 <w:bCs/>
-                <w:sz w:val="22"/>
-                <w:szCs w:val="22"/>
               </w:rPr>
               <w:t xml:space="preserve">Chaque exercice est autonome. </w:t>
             </w:r>
             <w:r>
-              <w:rPr>
-                <w:sz w:val="22"/>
-                <w:szCs w:val="22"/>
-              </w:rPr>
-              <w:t xml:space="preserve">Son package contient tout ce dont il a besoin et n'importe jamais une classe d'un autre exercice. </w:t>
-            </w:r>
-            <w:r>
-              <w:rPr>
-                <w:sz w:val="22"/>
-                <w:szCs w:val="22"/>
-              </w:rPr>
-              <w:t xml:space="preserve">Quand un exercice reprend une classe d'un exercice précédent, vous partez d'une copie : </w:t>
-            </w:r>
-            <w:r>
-              <w:rPr>
-                <w:sz w:val="22"/>
-                <w:szCs w:val="22"/>
-              </w:rPr>
-              <w:t xml:space="preserve">vous pouvez donc en rater un sans être bloqué pour la suite.</w:t>
+              <w:t>Son package contient tout ce dont il a besoin et n'importe jamais une classe d'un autre exercice. Quand un exercice reprend une classe d'un exercice précédent, vous partez d'une copie : vous pouvez donc en rater un sans être bloqué pour la suite.</w:t>
             </w:r>
           </w:p>
           <w:p>
             <w:pPr>
               <w:keepNext/>
-              <w:spacing w:after="100" w:before="0"/>
+              <w:spacing w:after="100"/>
             </w:pPr>
             <w:r>
               <w:rPr>
                 <w:b/>
                 <w:bCs/>
-                <w:sz w:val="22"/>
-                <w:szCs w:val="22"/>
               </w:rPr>
               <w:t xml:space="preserve">Comment lancer les tests, comment lire un test vert, pourquoi laisser votre code compilable : </w:t>
             </w:r>
             <w:r>
-              <w:rPr>
-                <w:sz w:val="22"/>
-                <w:szCs w:val="22"/>
-              </w:rPr>
               <w:t xml:space="preserve">tout cela est commun à tous les thèmes et se trouve dans un document à part, </w:t>
             </w:r>
             <w:r>
@@ -306,79 +287,77 @@
                 <w:sz w:val="18"/>
                 <w:szCs w:val="18"/>
               </w:rPr>
-              <w:t xml:space="preserve">Memento_Exercices.docx</w:t>
-            </w:r>
-            <w:r>
-              <w:rPr>
-                <w:sz w:val="22"/>
-                <w:szCs w:val="22"/>
-              </w:rPr>
-              <w:t xml:space="preserve">. Lisez-le une fois en début d'année.</w:t>
+              <w:t>Memento_Exercices.docx</w:t>
+            </w:r>
+            <w:r>
+              <w:t>. Lisez-le une fois en début d'année.</w:t>
             </w:r>
           </w:p>
           <w:p>
             <w:pPr>
               <w:keepNext/>
-              <w:spacing w:after="60" w:before="120"/>
+              <w:spacing w:before="120" w:after="60"/>
             </w:pPr>
             <w:r>
               <w:rPr>
                 <w:b/>
                 <w:bCs/>
-                <w:sz w:val="22"/>
-                <w:szCs w:val="22"/>
-              </w:rPr>
-              <w:t xml:space="preserve">Comment se lit un exercice</w:t>
+              </w:rPr>
+              <w:t>Comment se lit un exercice</w:t>
             </w:r>
           </w:p>
           <w:p>
             <w:pPr>
               <w:keepNext/>
-              <w:spacing w:after="100" w:before="0"/>
+              <w:spacing w:after="100"/>
             </w:pPr>
             <w:r>
-              <w:rPr>
-                <w:sz w:val="22"/>
-                <w:szCs w:val="22"/>
-              </w:rPr>
-              <w:t xml:space="preserve">Chaque exercice suit la même structure. Toutes les sections ne figurent pas dans tous les exercices.</w:t>
+              <w:t>Chaque exercice suit la même structure. Toutes les sections ne figurent pas dans tous les exercices.</w:t>
             </w:r>
           </w:p>
           <w:tbl>
             <w:tblPr>
-              <w:tblW w:type="dxa" w:w="8880"/>
+              <w:tblW w:w="8880" w:type="dxa"/>
               <w:tblBorders>
-                <w:top w:val="single" w:color="auto" w:sz="4"/>
-                <w:left w:val="single" w:color="auto" w:sz="4"/>
-                <w:bottom w:val="single" w:color="auto" w:sz="4"/>
-                <w:right w:val="single" w:color="auto" w:sz="4"/>
-                <w:insideH w:val="single" w:color="auto" w:sz="4"/>
-                <w:insideV w:val="single" w:color="auto" w:sz="4"/>
+                <w:top w:val="single" w:sz="4" w:space="0" w:color="auto"/>
+                <w:left w:val="single" w:sz="4" w:space="0" w:color="auto"/>
+                <w:bottom w:val="single" w:sz="4" w:space="0" w:color="auto"/>
+                <w:right w:val="single" w:sz="4" w:space="0" w:color="auto"/>
+                <w:insideH w:val="single" w:sz="4" w:space="0" w:color="auto"/>
+                <w:insideV w:val="single" w:sz="4" w:space="0" w:color="auto"/>
               </w:tblBorders>
+              <w:tblCellMar>
+                <w:left w:w="10" w:type="dxa"/>
+                <w:right w:w="10" w:type="dxa"/>
+              </w:tblCellMar>
+              <w:tblLook w:val="04A0" w:firstRow="1" w:lastRow="0" w:firstColumn="1" w:lastColumn="0" w:noHBand="0" w:noVBand="1"/>
             </w:tblPr>
             <w:tblGrid>
               <w:gridCol w:w="2500"/>
               <w:gridCol w:w="6380"/>
             </w:tblGrid>
             <w:tr>
+              <w:tblPrEx>
+                <w:tblCellMar>
+                  <w:top w:w="0" w:type="dxa"/>
+                  <w:bottom w:w="0" w:type="dxa"/>
+                </w:tblCellMar>
+              </w:tblPrEx>
               <w:trPr>
                 <w:tblHeader/>
               </w:trPr>
               <w:tc>
                 <w:tcPr>
-                  <w:tcW w:type="dxa" w:w="2500"/>
-                  <w:shd w:fill="D9D9D9" w:val="clear"/>
+                  <w:tcW w:w="2500" w:type="dxa"/>
+                  <w:shd w:val="clear" w:color="auto" w:fill="D9D9D9"/>
                   <w:tcMar>
-                    <w:top w:type="dxa" w:w="50"/>
-                    <w:left w:type="dxa" w:w="100"/>
-                    <w:bottom w:type="dxa" w:w="50"/>
-                    <w:right w:type="dxa" w:w="100"/>
+                    <w:top w:w="50" w:type="dxa"/>
+                    <w:left w:w="100" w:type="dxa"/>
+                    <w:bottom w:w="50" w:type="dxa"/>
+                    <w:right w:w="100" w:type="dxa"/>
                   </w:tcMar>
                 </w:tcPr>
                 <w:p>
-                  <w:pPr>
-                    <w:spacing w:after="0"/>
-                  </w:pPr>
                   <w:r>
                     <w:rPr>
                       <w:b/>
@@ -386,25 +365,22 @@
                       <w:sz w:val="20"/>
                       <w:szCs w:val="20"/>
                     </w:rPr>
-                    <w:t xml:space="preserve">Section</w:t>
+                    <w:t>Section</w:t>
                   </w:r>
                 </w:p>
               </w:tc>
               <w:tc>
                 <w:tcPr>
-                  <w:tcW w:type="dxa" w:w="6380"/>
-                  <w:shd w:fill="D9D9D9" w:val="clear"/>
+                  <w:tcW w:w="6380" w:type="dxa"/>
+                  <w:shd w:val="clear" w:color="auto" w:fill="D9D9D9"/>
                   <w:tcMar>
-                    <w:top w:type="dxa" w:w="50"/>
-                    <w:left w:type="dxa" w:w="100"/>
-                    <w:bottom w:type="dxa" w:w="50"/>
-                    <w:right w:type="dxa" w:w="100"/>
+                    <w:top w:w="50" w:type="dxa"/>
+                    <w:left w:w="100" w:type="dxa"/>
+                    <w:bottom w:w="50" w:type="dxa"/>
+                    <w:right w:w="100" w:type="dxa"/>
                   </w:tcMar>
                 </w:tcPr>
                 <w:p>
-                  <w:pPr>
-                    <w:spacing w:after="0"/>
-                  </w:pPr>
                   <w:r>
                     <w:rPr>
                       <w:b/>
@@ -412,30 +388,33 @@
                       <w:sz w:val="20"/>
                       <w:szCs w:val="20"/>
                     </w:rPr>
-                    <w:t xml:space="preserve">Ce qu'elle vous apporte</w:t>
+                    <w:t>Ce qu'elle vous apporte</w:t>
                   </w:r>
                 </w:p>
               </w:tc>
             </w:tr>
             <w:tr>
+              <w:tblPrEx>
+                <w:tblCellMar>
+                  <w:top w:w="0" w:type="dxa"/>
+                  <w:bottom w:w="0" w:type="dxa"/>
+                </w:tblCellMar>
+              </w:tblPrEx>
               <w:trPr>
                 <w:cantSplit/>
               </w:trPr>
               <w:tc>
                 <w:tcPr>
-                  <w:tcW w:type="dxa" w:w="2500"/>
-                  <w:shd w:fill="FFFFFF" w:val="clear"/>
+                  <w:tcW w:w="2500" w:type="dxa"/>
+                  <w:shd w:val="clear" w:color="auto" w:fill="FFFFFF"/>
                   <w:tcMar>
-                    <w:top w:type="dxa" w:w="50"/>
-                    <w:left w:type="dxa" w:w="100"/>
-                    <w:bottom w:type="dxa" w:w="50"/>
-                    <w:right w:type="dxa" w:w="100"/>
+                    <w:top w:w="50" w:type="dxa"/>
+                    <w:left w:w="100" w:type="dxa"/>
+                    <w:bottom w:w="50" w:type="dxa"/>
+                    <w:right w:w="100" w:type="dxa"/>
                   </w:tcMar>
                 </w:tcPr>
                 <w:p>
-                  <w:pPr>
-                    <w:spacing w:after="0"/>
-                  </w:pPr>
                   <w:r>
                     <w:rPr>
                       <w:b/>
@@ -443,54 +422,54 @@
                       <w:sz w:val="20"/>
                       <w:szCs w:val="20"/>
                     </w:rPr>
-                    <w:t xml:space="preserve">Objectif</w:t>
+                    <w:t>Objectif</w:t>
                   </w:r>
                 </w:p>
               </w:tc>
               <w:tc>
                 <w:tcPr>
-                  <w:tcW w:type="dxa" w:w="6380"/>
-                  <w:shd w:fill="FFFFFF" w:val="clear"/>
+                  <w:tcW w:w="6380" w:type="dxa"/>
+                  <w:shd w:val="clear" w:color="auto" w:fill="FFFFFF"/>
                   <w:tcMar>
-                    <w:top w:type="dxa" w:w="50"/>
-                    <w:left w:type="dxa" w:w="100"/>
-                    <w:bottom w:type="dxa" w:w="50"/>
-                    <w:right w:type="dxa" w:w="100"/>
+                    <w:top w:w="50" w:type="dxa"/>
+                    <w:left w:w="100" w:type="dxa"/>
+                    <w:bottom w:w="50" w:type="dxa"/>
+                    <w:right w:w="100" w:type="dxa"/>
                   </w:tcMar>
                 </w:tcPr>
                 <w:p>
-                  <w:pPr>
-                    <w:spacing w:after="0"/>
-                  </w:pPr>
                   <w:r>
                     <w:rPr>
                       <w:sz w:val="20"/>
                       <w:szCs w:val="20"/>
                     </w:rPr>
-                    <w:t xml:space="preserve">Ce que l'exercice vous fait pratiquer, en une ou deux phrases.</w:t>
+                    <w:t>Ce que l'exercice vous fait pratiquer, en une ou deux phrases.</w:t>
                   </w:r>
                 </w:p>
               </w:tc>
             </w:tr>
             <w:tr>
+              <w:tblPrEx>
+                <w:tblCellMar>
+                  <w:top w:w="0" w:type="dxa"/>
+                  <w:bottom w:w="0" w:type="dxa"/>
+                </w:tblCellMar>
+              </w:tblPrEx>
               <w:trPr>
                 <w:cantSplit/>
               </w:trPr>
               <w:tc>
                 <w:tcPr>
-                  <w:tcW w:type="dxa" w:w="2500"/>
-                  <w:shd w:fill="FFFFFF" w:val="clear"/>
+                  <w:tcW w:w="2500" w:type="dxa"/>
+                  <w:shd w:val="clear" w:color="auto" w:fill="FFFFFF"/>
                   <w:tcMar>
-                    <w:top w:type="dxa" w:w="50"/>
-                    <w:left w:type="dxa" w:w="100"/>
-                    <w:bottom w:type="dxa" w:w="50"/>
-                    <w:right w:type="dxa" w:w="100"/>
+                    <w:top w:w="50" w:type="dxa"/>
+                    <w:left w:w="100" w:type="dxa"/>
+                    <w:bottom w:w="50" w:type="dxa"/>
+                    <w:right w:w="100" w:type="dxa"/>
                   </w:tcMar>
                 </w:tcPr>
                 <w:p>
-                  <w:pPr>
-                    <w:spacing w:after="0"/>
-                  </w:pPr>
                   <w:r>
                     <w:rPr>
                       <w:b/>
@@ -498,54 +477,54 @@
                       <w:sz w:val="20"/>
                       <w:szCs w:val="20"/>
                     </w:rPr>
-                    <w:t xml:space="preserve">Contexte</w:t>
+                    <w:t>Contexte</w:t>
                   </w:r>
                 </w:p>
               </w:tc>
               <w:tc>
                 <w:tcPr>
-                  <w:tcW w:type="dxa" w:w="6380"/>
-                  <w:shd w:fill="FFFFFF" w:val="clear"/>
+                  <w:tcW w:w="6380" w:type="dxa"/>
+                  <w:shd w:val="clear" w:color="auto" w:fill="FFFFFF"/>
                   <w:tcMar>
-                    <w:top w:type="dxa" w:w="50"/>
-                    <w:left w:type="dxa" w:w="100"/>
-                    <w:bottom w:type="dxa" w:w="50"/>
-                    <w:right w:type="dxa" w:w="100"/>
+                    <w:top w:w="50" w:type="dxa"/>
+                    <w:left w:w="100" w:type="dxa"/>
+                    <w:bottom w:w="50" w:type="dxa"/>
+                    <w:right w:w="100" w:type="dxa"/>
                   </w:tcMar>
                 </w:tcPr>
                 <w:p>
-                  <w:pPr>
-                    <w:spacing w:after="0"/>
-                  </w:pPr>
                   <w:r>
                     <w:rPr>
                       <w:sz w:val="20"/>
                       <w:szCs w:val="20"/>
                     </w:rPr>
-                    <w:t xml:space="preserve">Facultatif. La situation ou le rappel qui éclaire l'énoncé.</w:t>
+                    <w:t>Facultatif. La situation ou le rappel qui éclaire l'énoncé.</w:t>
                   </w:r>
                 </w:p>
               </w:tc>
             </w:tr>
             <w:tr>
+              <w:tblPrEx>
+                <w:tblCellMar>
+                  <w:top w:w="0" w:type="dxa"/>
+                  <w:bottom w:w="0" w:type="dxa"/>
+                </w:tblCellMar>
+              </w:tblPrEx>
               <w:trPr>
                 <w:cantSplit/>
               </w:trPr>
               <w:tc>
                 <w:tcPr>
-                  <w:tcW w:type="dxa" w:w="2500"/>
-                  <w:shd w:fill="FFFFFF" w:val="clear"/>
+                  <w:tcW w:w="2500" w:type="dxa"/>
+                  <w:shd w:val="clear" w:color="auto" w:fill="FFFFFF"/>
                   <w:tcMar>
-                    <w:top w:type="dxa" w:w="50"/>
-                    <w:left w:type="dxa" w:w="100"/>
-                    <w:bottom w:type="dxa" w:w="50"/>
-                    <w:right w:type="dxa" w:w="100"/>
+                    <w:top w:w="50" w:type="dxa"/>
+                    <w:left w:w="100" w:type="dxa"/>
+                    <w:bottom w:w="50" w:type="dxa"/>
+                    <w:right w:w="100" w:type="dxa"/>
                   </w:tcMar>
                 </w:tcPr>
                 <w:p>
-                  <w:pPr>
-                    <w:spacing w:after="0"/>
-                  </w:pPr>
                   <w:r>
                     <w:rPr>
                       <w:b/>
@@ -553,54 +532,54 @@
                       <w:sz w:val="20"/>
                       <w:szCs w:val="20"/>
                     </w:rPr>
-                    <w:t xml:space="preserve">Énoncé</w:t>
+                    <w:t>Énoncé</w:t>
                   </w:r>
                 </w:p>
               </w:tc>
               <w:tc>
                 <w:tcPr>
-                  <w:tcW w:type="dxa" w:w="6380"/>
-                  <w:shd w:fill="FFFFFF" w:val="clear"/>
+                  <w:tcW w:w="6380" w:type="dxa"/>
+                  <w:shd w:val="clear" w:color="auto" w:fill="FFFFFF"/>
                   <w:tcMar>
-                    <w:top w:type="dxa" w:w="50"/>
-                    <w:left w:type="dxa" w:w="100"/>
-                    <w:bottom w:type="dxa" w:w="50"/>
-                    <w:right w:type="dxa" w:w="100"/>
+                    <w:top w:w="50" w:type="dxa"/>
+                    <w:left w:w="100" w:type="dxa"/>
+                    <w:bottom w:w="50" w:type="dxa"/>
+                    <w:right w:w="100" w:type="dxa"/>
                   </w:tcMar>
                 </w:tcPr>
                 <w:p>
-                  <w:pPr>
-                    <w:spacing w:after="0"/>
-                  </w:pPr>
                   <w:r>
                     <w:rPr>
                       <w:sz w:val="20"/>
                       <w:szCs w:val="20"/>
                     </w:rPr>
-                    <w:t xml:space="preserve">Ce qu'il faut écrire. Un énoncé long est parfois découpé en deux parties.</w:t>
+                    <w:t>Ce qu'il faut écrire. Un énoncé long est parfois découpé en deux parties.</w:t>
                   </w:r>
                 </w:p>
               </w:tc>
             </w:tr>
             <w:tr>
+              <w:tblPrEx>
+                <w:tblCellMar>
+                  <w:top w:w="0" w:type="dxa"/>
+                  <w:bottom w:w="0" w:type="dxa"/>
+                </w:tblCellMar>
+              </w:tblPrEx>
               <w:trPr>
                 <w:cantSplit/>
               </w:trPr>
               <w:tc>
                 <w:tcPr>
-                  <w:tcW w:type="dxa" w:w="2500"/>
-                  <w:shd w:fill="FFFFFF" w:val="clear"/>
+                  <w:tcW w:w="2500" w:type="dxa"/>
+                  <w:shd w:val="clear" w:color="auto" w:fill="FFFFFF"/>
                   <w:tcMar>
-                    <w:top w:type="dxa" w:w="50"/>
-                    <w:left w:type="dxa" w:w="100"/>
-                    <w:bottom w:type="dxa" w:w="50"/>
-                    <w:right w:type="dxa" w:w="100"/>
+                    <w:top w:w="50" w:type="dxa"/>
+                    <w:left w:w="100" w:type="dxa"/>
+                    <w:bottom w:w="50" w:type="dxa"/>
+                    <w:right w:w="100" w:type="dxa"/>
                   </w:tcMar>
                 </w:tcPr>
                 <w:p>
-                  <w:pPr>
-                    <w:spacing w:after="0"/>
-                  </w:pPr>
                   <w:r>
                     <w:rPr>
                       <w:b/>
@@ -608,54 +587,54 @@
                       <w:sz w:val="20"/>
                       <w:szCs w:val="20"/>
                     </w:rPr>
-                    <w:t xml:space="preserve">Spécifications à respecter</w:t>
+                    <w:t>Spécifications à respecter</w:t>
                   </w:r>
                 </w:p>
               </w:tc>
               <w:tc>
                 <w:tcPr>
-                  <w:tcW w:type="dxa" w:w="6380"/>
-                  <w:shd w:fill="FFFFFF" w:val="clear"/>
+                  <w:tcW w:w="6380" w:type="dxa"/>
+                  <w:shd w:val="clear" w:color="auto" w:fill="FFFFFF"/>
                   <w:tcMar>
-                    <w:top w:type="dxa" w:w="50"/>
-                    <w:left w:type="dxa" w:w="100"/>
-                    <w:bottom w:type="dxa" w:w="50"/>
-                    <w:right w:type="dxa" w:w="100"/>
+                    <w:top w:w="50" w:type="dxa"/>
+                    <w:left w:w="100" w:type="dxa"/>
+                    <w:bottom w:w="50" w:type="dxa"/>
+                    <w:right w:w="100" w:type="dxa"/>
                   </w:tcMar>
                 </w:tcPr>
                 <w:p>
-                  <w:pPr>
-                    <w:spacing w:after="0"/>
-                  </w:pPr>
                   <w:r>
                     <w:rPr>
                       <w:sz w:val="20"/>
                       <w:szCs w:val="20"/>
                     </w:rPr>
-                    <w:t xml:space="preserve">Les noms, les signatures et les comportements imposés. Les tests s'appuient dessus : respectez-les à la lettre.</w:t>
+                    <w:t>Les noms, les signatures et les comportements imposés. Les tests s'appuient dessus : respectez-les à la lettre.</w:t>
                   </w:r>
                 </w:p>
               </w:tc>
             </w:tr>
             <w:tr>
+              <w:tblPrEx>
+                <w:tblCellMar>
+                  <w:top w:w="0" w:type="dxa"/>
+                  <w:bottom w:w="0" w:type="dxa"/>
+                </w:tblCellMar>
+              </w:tblPrEx>
               <w:trPr>
                 <w:cantSplit/>
               </w:trPr>
               <w:tc>
                 <w:tcPr>
-                  <w:tcW w:type="dxa" w:w="2500"/>
-                  <w:shd w:fill="FFFFFF" w:val="clear"/>
+                  <w:tcW w:w="2500" w:type="dxa"/>
+                  <w:shd w:val="clear" w:color="auto" w:fill="FFFFFF"/>
                   <w:tcMar>
-                    <w:top w:type="dxa" w:w="50"/>
-                    <w:left w:type="dxa" w:w="100"/>
-                    <w:bottom w:type="dxa" w:w="50"/>
-                    <w:right w:type="dxa" w:w="100"/>
+                    <w:top w:w="50" w:type="dxa"/>
+                    <w:left w:w="100" w:type="dxa"/>
+                    <w:bottom w:w="50" w:type="dxa"/>
+                    <w:right w:w="100" w:type="dxa"/>
                   </w:tcMar>
                 </w:tcPr>
                 <w:p>
-                  <w:pPr>
-                    <w:spacing w:after="0"/>
-                  </w:pPr>
                   <w:r>
                     <w:rPr>
                       <w:b/>
@@ -663,54 +642,54 @@
                       <w:sz w:val="20"/>
                       <w:szCs w:val="20"/>
                     </w:rPr>
-                    <w:t xml:space="preserve">Ce qui vous est fourni</w:t>
+                    <w:t>Ce qui vous est fourni</w:t>
                   </w:r>
                 </w:p>
               </w:tc>
               <w:tc>
                 <w:tcPr>
-                  <w:tcW w:type="dxa" w:w="6380"/>
-                  <w:shd w:fill="FFFFFF" w:val="clear"/>
+                  <w:tcW w:w="6380" w:type="dxa"/>
+                  <w:shd w:val="clear" w:color="auto" w:fill="FFFFFF"/>
                   <w:tcMar>
-                    <w:top w:type="dxa" w:w="50"/>
-                    <w:left w:type="dxa" w:w="100"/>
-                    <w:bottom w:type="dxa" w:w="50"/>
-                    <w:right w:type="dxa" w:w="100"/>
+                    <w:top w:w="50" w:type="dxa"/>
+                    <w:left w:w="100" w:type="dxa"/>
+                    <w:bottom w:w="50" w:type="dxa"/>
+                    <w:right w:w="100" w:type="dxa"/>
                   </w:tcMar>
                 </w:tcPr>
                 <w:p>
-                  <w:pPr>
-                    <w:spacing w:after="0"/>
-                  </w:pPr>
                   <w:r>
                     <w:rPr>
                       <w:sz w:val="20"/>
                       <w:szCs w:val="20"/>
                     </w:rPr>
-                    <w:t xml:space="preserve">Les classes déjà écrites que vous trouverez dans le package de l'exercice.</w:t>
+                    <w:t>Les classes déjà écrites que vous trouverez dans le package de l'exercice.</w:t>
                   </w:r>
                 </w:p>
               </w:tc>
             </w:tr>
             <w:tr>
+              <w:tblPrEx>
+                <w:tblCellMar>
+                  <w:top w:w="0" w:type="dxa"/>
+                  <w:bottom w:w="0" w:type="dxa"/>
+                </w:tblCellMar>
+              </w:tblPrEx>
               <w:trPr>
                 <w:cantSplit/>
               </w:trPr>
               <w:tc>
                 <w:tcPr>
-                  <w:tcW w:type="dxa" w:w="2500"/>
-                  <w:shd w:fill="FFFFFF" w:val="clear"/>
+                  <w:tcW w:w="2500" w:type="dxa"/>
+                  <w:shd w:val="clear" w:color="auto" w:fill="FFFFFF"/>
                   <w:tcMar>
-                    <w:top w:type="dxa" w:w="50"/>
-                    <w:left w:type="dxa" w:w="100"/>
-                    <w:bottom w:type="dxa" w:w="50"/>
-                    <w:right w:type="dxa" w:w="100"/>
+                    <w:top w:w="50" w:type="dxa"/>
+                    <w:left w:w="100" w:type="dxa"/>
+                    <w:bottom w:w="50" w:type="dxa"/>
+                    <w:right w:w="100" w:type="dxa"/>
                   </w:tcMar>
                 </w:tcPr>
                 <w:p>
-                  <w:pPr>
-                    <w:spacing w:after="0"/>
-                  </w:pPr>
                   <w:r>
                     <w:rPr>
                       <w:b/>
@@ -718,54 +697,54 @@
                       <w:sz w:val="20"/>
                       <w:szCs w:val="20"/>
                     </w:rPr>
-                    <w:t xml:space="preserve">Exemples attendus</w:t>
+                    <w:t>Exemples attendus</w:t>
                   </w:r>
                 </w:p>
               </w:tc>
               <w:tc>
                 <w:tcPr>
-                  <w:tcW w:type="dxa" w:w="6380"/>
-                  <w:shd w:fill="FFFFFF" w:val="clear"/>
+                  <w:tcW w:w="6380" w:type="dxa"/>
+                  <w:shd w:val="clear" w:color="auto" w:fill="FFFFFF"/>
                   <w:tcMar>
-                    <w:top w:type="dxa" w:w="50"/>
-                    <w:left w:type="dxa" w:w="100"/>
-                    <w:bottom w:type="dxa" w:w="50"/>
-                    <w:right w:type="dxa" w:w="100"/>
+                    <w:top w:w="50" w:type="dxa"/>
+                    <w:left w:w="100" w:type="dxa"/>
+                    <w:bottom w:w="50" w:type="dxa"/>
+                    <w:right w:w="100" w:type="dxa"/>
                   </w:tcMar>
                 </w:tcPr>
                 <w:p>
-                  <w:pPr>
-                    <w:spacing w:after="0"/>
-                  </w:pPr>
                   <w:r>
                     <w:rPr>
                       <w:sz w:val="20"/>
                       <w:szCs w:val="20"/>
                     </w:rPr>
-                    <w:t xml:space="preserve">Des valeurs d'entrée et les résultats qu'elles doivent produire.</w:t>
+                    <w:t>Des valeurs d'entrée et les résultats qu'elles doivent produire.</w:t>
                   </w:r>
                 </w:p>
               </w:tc>
             </w:tr>
             <w:tr>
+              <w:tblPrEx>
+                <w:tblCellMar>
+                  <w:top w:w="0" w:type="dxa"/>
+                  <w:bottom w:w="0" w:type="dxa"/>
+                </w:tblCellMar>
+              </w:tblPrEx>
               <w:trPr>
                 <w:cantSplit/>
               </w:trPr>
               <w:tc>
                 <w:tcPr>
-                  <w:tcW w:type="dxa" w:w="2500"/>
-                  <w:shd w:fill="FFFFFF" w:val="clear"/>
+                  <w:tcW w:w="2500" w:type="dxa"/>
+                  <w:shd w:val="clear" w:color="auto" w:fill="FFFFFF"/>
                   <w:tcMar>
-                    <w:top w:type="dxa" w:w="50"/>
-                    <w:left w:type="dxa" w:w="100"/>
-                    <w:bottom w:type="dxa" w:w="50"/>
-                    <w:right w:type="dxa" w:w="100"/>
+                    <w:top w:w="50" w:type="dxa"/>
+                    <w:left w:w="100" w:type="dxa"/>
+                    <w:bottom w:w="50" w:type="dxa"/>
+                    <w:right w:w="100" w:type="dxa"/>
                   </w:tcMar>
                 </w:tcPr>
                 <w:p>
-                  <w:pPr>
-                    <w:spacing w:after="0"/>
-                  </w:pPr>
                   <w:r>
                     <w:rPr>
                       <w:b/>
@@ -773,54 +752,54 @@
                       <w:sz w:val="20"/>
                       <w:szCs w:val="20"/>
                     </w:rPr>
-                    <w:t xml:space="preserve">Comment vérifier votre code</w:t>
+                    <w:t>Comment vérifier votre code</w:t>
                   </w:r>
                 </w:p>
               </w:tc>
               <w:tc>
                 <w:tcPr>
-                  <w:tcW w:type="dxa" w:w="6380"/>
-                  <w:shd w:fill="FFFFFF" w:val="clear"/>
+                  <w:tcW w:w="6380" w:type="dxa"/>
+                  <w:shd w:val="clear" w:color="auto" w:fill="FFFFFF"/>
                   <w:tcMar>
-                    <w:top w:type="dxa" w:w="50"/>
-                    <w:left w:type="dxa" w:w="100"/>
-                    <w:bottom w:type="dxa" w:w="50"/>
-                    <w:right w:type="dxa" w:w="100"/>
+                    <w:top w:w="50" w:type="dxa"/>
+                    <w:left w:w="100" w:type="dxa"/>
+                    <w:bottom w:w="50" w:type="dxa"/>
+                    <w:right w:w="100" w:type="dxa"/>
                   </w:tcMar>
                 </w:tcPr>
                 <w:p>
-                  <w:pPr>
-                    <w:spacing w:after="0"/>
-                  </w:pPr>
                   <w:r>
                     <w:rPr>
                       <w:sz w:val="20"/>
                       <w:szCs w:val="20"/>
                     </w:rPr>
-                    <w:t xml:space="preserve">La classe de test à lancer et ce qu'elle contrôle. Tant qu'elle n'est pas entièrement verte, l'exercice n'est pas terminé.</w:t>
+                    <w:t>La classe de test à lancer et ce qu'elle contrôle. Tant qu'elle n'est pas entièrement verte, l'exercice n'est pas terminé.</w:t>
                   </w:r>
                 </w:p>
               </w:tc>
             </w:tr>
             <w:tr>
+              <w:tblPrEx>
+                <w:tblCellMar>
+                  <w:top w:w="0" w:type="dxa"/>
+                  <w:bottom w:w="0" w:type="dxa"/>
+                </w:tblCellMar>
+              </w:tblPrEx>
               <w:trPr>
                 <w:cantSplit/>
               </w:trPr>
               <w:tc>
                 <w:tcPr>
-                  <w:tcW w:type="dxa" w:w="2500"/>
-                  <w:shd w:fill="FFFFFF" w:val="clear"/>
+                  <w:tcW w:w="2500" w:type="dxa"/>
+                  <w:shd w:val="clear" w:color="auto" w:fill="FFFFFF"/>
                   <w:tcMar>
-                    <w:top w:type="dxa" w:w="50"/>
-                    <w:left w:type="dxa" w:w="100"/>
-                    <w:bottom w:type="dxa" w:w="50"/>
-                    <w:right w:type="dxa" w:w="100"/>
+                    <w:top w:w="50" w:type="dxa"/>
+                    <w:left w:w="100" w:type="dxa"/>
+                    <w:bottom w:w="50" w:type="dxa"/>
+                    <w:right w:w="100" w:type="dxa"/>
                   </w:tcMar>
                 </w:tcPr>
                 <w:p>
-                  <w:pPr>
-                    <w:spacing w:after="0"/>
-                  </w:pPr>
                   <w:r>
                     <w:rPr>
                       <w:b/>
@@ -828,31 +807,28 @@
                       <w:sz w:val="20"/>
                       <w:szCs w:val="20"/>
                     </w:rPr>
-                    <w:t xml:space="preserve">Questions à se poser</w:t>
+                    <w:t>Questions à se poser</w:t>
                   </w:r>
                 </w:p>
               </w:tc>
               <w:tc>
                 <w:tcPr>
-                  <w:tcW w:type="dxa" w:w="6380"/>
-                  <w:shd w:fill="FFFFFF" w:val="clear"/>
+                  <w:tcW w:w="6380" w:type="dxa"/>
+                  <w:shd w:val="clear" w:color="auto" w:fill="FFFFFF"/>
                   <w:tcMar>
-                    <w:top w:type="dxa" w:w="50"/>
-                    <w:left w:type="dxa" w:w="100"/>
-                    <w:bottom w:type="dxa" w:w="50"/>
-                    <w:right w:type="dxa" w:w="100"/>
+                    <w:top w:w="50" w:type="dxa"/>
+                    <w:left w:w="100" w:type="dxa"/>
+                    <w:bottom w:w="50" w:type="dxa"/>
+                    <w:right w:w="100" w:type="dxa"/>
                   </w:tcMar>
                 </w:tcPr>
                 <w:p>
-                  <w:pPr>
-                    <w:spacing w:after="0"/>
-                  </w:pPr>
                   <w:r>
                     <w:rPr>
                       <w:sz w:val="20"/>
                       <w:szCs w:val="20"/>
                     </w:rPr>
-                    <w:t xml:space="preserve">Des questions pour prendre du recul une fois l'exercice réussi. Il n'y a rien à rendre : ce sont elles qui fixent ce que vous avez appris.</w:t>
+                    <w:t>Des questions pour prendre du recul une fois l'exercice réussi. Il n'y a rien à rendre : ce sont elles qui fixent ce que vous avez appris.</w:t>
                   </w:r>
                 </w:p>
               </w:tc>
@@ -861,21 +837,10 @@
           <w:p>
             <w:pPr>
               <w:keepNext/>
-              <w:spacing w:after="0" w:before="120"/>
+              <w:spacing w:before="120"/>
             </w:pPr>
             <w:r>
-              <w:rPr>
-                <w:sz w:val="22"/>
-                <w:szCs w:val="22"/>
-              </w:rPr>
-              <w:t xml:space="preserve">D'autres titres apparaissent ponctuellement : un piège à connaître, une remarque, un rappel. </w:t>
-            </w:r>
-            <w:r>
-              <w:rPr>
-                <w:sz w:val="22"/>
-                <w:szCs w:val="22"/>
-              </w:rPr>
-              <w:t xml:space="preserve">Ce sont des encarts propres à l'exercice, à lire avant de commencer.</w:t>
+              <w:t>D'autres titres apparaissent ponctuellement : un piège à connaître, une remarque, un rappel. Ce sont des encarts propres à l'exercice, à lire avant de commencer.</w:t>
             </w:r>
           </w:p>
         </w:tc>
@@ -892,40 +857,35 @@
         <w:spacing w:after="120"/>
       </w:pPr>
       <w:r>
-        <w:rPr>
-          <w:sz w:val="22"/>
-          <w:szCs w:val="22"/>
-        </w:rPr>
         <w:t xml:space="preserve">Les exercices du thème. Leurs codes sont </w:t>
       </w:r>
       <w:r>
         <w:rPr>
           <w:b/>
           <w:bCs/>
-          <w:sz w:val="22"/>
-          <w:szCs w:val="22"/>
-        </w:rPr>
-        <w:t xml:space="preserve">cliquables</w:t>
-      </w:r>
-      <w:r>
-        <w:rPr>
-          <w:sz w:val="22"/>
-          <w:szCs w:val="22"/>
-        </w:rPr>
-        <w:t xml:space="preserve"> : ils mènent directement à l'exercice.</w:t>
+        </w:rPr>
+        <w:t>cliquables</w:t>
+      </w:r>
+      <w:r>
+        <w:t> : ils mènent directement à l'exercice.</w:t>
       </w:r>
     </w:p>
     <w:tbl>
       <w:tblPr>
-        <w:tblW w:type="dxa" w:w="9360"/>
+        <w:tblW w:w="9360" w:type="dxa"/>
         <w:tblBorders>
-          <w:top w:val="single" w:color="auto" w:sz="4"/>
-          <w:left w:val="single" w:color="auto" w:sz="4"/>
-          <w:bottom w:val="single" w:color="auto" w:sz="4"/>
-          <w:right w:val="single" w:color="auto" w:sz="4"/>
-          <w:insideH w:val="single" w:color="auto" w:sz="4"/>
-          <w:insideV w:val="single" w:color="auto" w:sz="4"/>
+          <w:top w:val="single" w:sz="4" w:space="0" w:color="auto"/>
+          <w:left w:val="single" w:sz="4" w:space="0" w:color="auto"/>
+          <w:bottom w:val="single" w:sz="4" w:space="0" w:color="auto"/>
+          <w:right w:val="single" w:sz="4" w:space="0" w:color="auto"/>
+          <w:insideH w:val="single" w:sz="4" w:space="0" w:color="auto"/>
+          <w:insideV w:val="single" w:sz="4" w:space="0" w:color="auto"/>
         </w:tblBorders>
+        <w:tblCellMar>
+          <w:left w:w="10" w:type="dxa"/>
+          <w:right w:w="10" w:type="dxa"/>
+        </w:tblCellMar>
+        <w:tblLook w:val="04A0" w:firstRow="1" w:lastRow="0" w:firstColumn="1" w:lastColumn="0" w:noHBand="0" w:noVBand="1"/>
       </w:tblPr>
       <w:tblGrid>
         <w:gridCol w:w="2200"/>
@@ -933,24 +893,27 @@
         <w:gridCol w:w="3760"/>
       </w:tblGrid>
       <w:tr>
+        <w:tblPrEx>
+          <w:tblCellMar>
+            <w:top w:w="0" w:type="dxa"/>
+            <w:bottom w:w="0" w:type="dxa"/>
+          </w:tblCellMar>
+        </w:tblPrEx>
         <w:trPr>
           <w:tblHeader/>
         </w:trPr>
         <w:tc>
           <w:tcPr>
-            <w:tcW w:type="dxa" w:w="2200"/>
-            <w:shd w:fill="DEEAF6" w:val="clear"/>
+            <w:tcW w:w="2200" w:type="dxa"/>
+            <w:shd w:val="clear" w:color="auto" w:fill="DEEAF6"/>
             <w:tcMar>
-              <w:top w:type="dxa" w:w="55"/>
-              <w:left w:type="dxa" w:w="100"/>
-              <w:bottom w:type="dxa" w:w="55"/>
-              <w:right w:type="dxa" w:w="100"/>
+              <w:top w:w="55" w:type="dxa"/>
+              <w:left w:w="100" w:type="dxa"/>
+              <w:bottom w:w="55" w:type="dxa"/>
+              <w:right w:w="100" w:type="dxa"/>
             </w:tcMar>
           </w:tcPr>
           <w:p>
-            <w:pPr>
-              <w:spacing w:after="0"/>
-            </w:pPr>
             <w:r>
               <w:rPr>
                 <w:b/>
@@ -958,25 +921,22 @@
                 <w:sz w:val="20"/>
                 <w:szCs w:val="20"/>
               </w:rPr>
-              <w:t xml:space="preserve">Exercice</w:t>
+              <w:t>Exercice</w:t>
             </w:r>
           </w:p>
         </w:tc>
         <w:tc>
           <w:tcPr>
-            <w:tcW w:type="dxa" w:w="3400"/>
-            <w:shd w:fill="DEEAF6" w:val="clear"/>
+            <w:tcW w:w="3400" w:type="dxa"/>
+            <w:shd w:val="clear" w:color="auto" w:fill="DEEAF6"/>
             <w:tcMar>
-              <w:top w:type="dxa" w:w="55"/>
-              <w:left w:type="dxa" w:w="100"/>
-              <w:bottom w:type="dxa" w:w="55"/>
-              <w:right w:type="dxa" w:w="100"/>
+              <w:top w:w="55" w:type="dxa"/>
+              <w:left w:w="100" w:type="dxa"/>
+              <w:bottom w:w="55" w:type="dxa"/>
+              <w:right w:w="100" w:type="dxa"/>
             </w:tcMar>
           </w:tcPr>
           <w:p>
-            <w:pPr>
-              <w:spacing w:after="0"/>
-            </w:pPr>
             <w:r>
               <w:rPr>
                 <w:b/>
@@ -984,25 +944,22 @@
                 <w:sz w:val="20"/>
                 <w:szCs w:val="20"/>
               </w:rPr>
-              <w:t xml:space="preserve">Package</w:t>
+              <w:t>Package</w:t>
             </w:r>
           </w:p>
         </w:tc>
         <w:tc>
           <w:tcPr>
-            <w:tcW w:type="dxa" w:w="3760"/>
-            <w:shd w:fill="DEEAF6" w:val="clear"/>
+            <w:tcW w:w="3760" w:type="dxa"/>
+            <w:shd w:val="clear" w:color="auto" w:fill="DEEAF6"/>
             <w:tcMar>
-              <w:top w:type="dxa" w:w="55"/>
-              <w:left w:type="dxa" w:w="100"/>
-              <w:bottom w:type="dxa" w:w="55"/>
-              <w:right w:type="dxa" w:w="100"/>
+              <w:top w:w="55" w:type="dxa"/>
+              <w:left w:w="100" w:type="dxa"/>
+              <w:bottom w:w="55" w:type="dxa"/>
+              <w:right w:w="100" w:type="dxa"/>
             </w:tcMar>
           </w:tcPr>
           <w:p>
-            <w:pPr>
-              <w:spacing w:after="0"/>
-            </w:pPr>
             <w:r>
               <w:rPr>
                 <w:b/>
@@ -1010,57 +967,57 @@
                 <w:sz w:val="20"/>
                 <w:szCs w:val="20"/>
               </w:rPr>
-              <w:t xml:space="preserve">Sujet</w:t>
+              <w:t>Sujet</w:t>
             </w:r>
           </w:p>
         </w:tc>
       </w:tr>
       <w:tr>
+        <w:tblPrEx>
+          <w:tblCellMar>
+            <w:top w:w="0" w:type="dxa"/>
+            <w:bottom w:w="0" w:type="dxa"/>
+          </w:tblCellMar>
+        </w:tblPrEx>
         <w:trPr>
           <w:cantSplit/>
         </w:trPr>
         <w:tc>
           <w:tcPr>
-            <w:tcW w:type="dxa" w:w="2200"/>
+            <w:tcW w:w="2200" w:type="dxa"/>
             <w:tcMar>
-              <w:top w:type="dxa" w:w="55"/>
-              <w:left w:type="dxa" w:w="100"/>
-              <w:bottom w:type="dxa" w:w="55"/>
-              <w:right w:type="dxa" w:w="100"/>
+              <w:top w:w="55" w:type="dxa"/>
+              <w:left w:w="100" w:type="dxa"/>
+              <w:bottom w:w="55" w:type="dxa"/>
+              <w:right w:w="100" w:type="dxa"/>
             </w:tcMar>
           </w:tcPr>
           <w:p>
-            <w:pPr>
-              <w:spacing w:after="0"/>
-            </w:pPr>
-            <w:hyperlink w:history="1" w:anchor="ex-ENU-1">
+            <w:hyperlink w:anchor="ex-ENU-1" w:history="1">
               <w:r>
                 <w:rPr>
-                  <w:rFonts w:ascii="Consolas" w:cs="Consolas" w:eastAsia="Consolas" w:hAnsi="Consolas"/>
+                  <w:rFonts w:ascii="Consolas" w:eastAsia="Consolas" w:hAnsi="Consolas" w:cs="Consolas"/>
                   <w:color w:val="2B6CB0"/>
                   <w:sz w:val="18"/>
                   <w:szCs w:val="18"/>
                   <w:u w:val="single"/>
                 </w:rPr>
-                <w:t xml:space="preserve">ENU.1</w:t>
+                <w:t>ENU.1</w:t>
               </w:r>
             </w:hyperlink>
           </w:p>
         </w:tc>
         <w:tc>
           <w:tcPr>
-            <w:tcW w:type="dxa" w:w="3400"/>
+            <w:tcW w:w="3400" w:type="dxa"/>
             <w:tcMar>
-              <w:top w:type="dxa" w:w="55"/>
-              <w:left w:type="dxa" w:w="100"/>
-              <w:bottom w:type="dxa" w:w="55"/>
-              <w:right w:type="dxa" w:w="100"/>
+              <w:top w:w="55" w:type="dxa"/>
+              <w:left w:w="100" w:type="dxa"/>
+              <w:bottom w:w="55" w:type="dxa"/>
+              <w:right w:w="100" w:type="dxa"/>
             </w:tcMar>
           </w:tcPr>
           <w:p>
-            <w:pPr>
-              <w:spacing w:after="0"/>
-            </w:pPr>
             <w:r>
               <w:rPr>
                 <w:rFonts w:ascii="Consolas" w:hAnsi="Consolas" w:cs="Consolas"/>
@@ -1068,80 +1025,77 @@
                 <w:sz w:val="18"/>
                 <w:szCs w:val="18"/>
               </w:rPr>
-              <w:t xml:space="preserve">be.ephec.java.enu.e01</w:t>
+              <w:t>be.ephec.java.enu.e01</w:t>
             </w:r>
           </w:p>
         </w:tc>
         <w:tc>
           <w:tcPr>
-            <w:tcW w:type="dxa" w:w="3760"/>
+            <w:tcW w:w="3760" w:type="dxa"/>
             <w:tcMar>
-              <w:top w:type="dxa" w:w="55"/>
-              <w:left w:type="dxa" w:w="100"/>
-              <w:bottom w:type="dxa" w:w="55"/>
-              <w:right w:type="dxa" w:w="100"/>
+              <w:top w:w="55" w:type="dxa"/>
+              <w:left w:w="100" w:type="dxa"/>
+              <w:bottom w:w="55" w:type="dxa"/>
+              <w:right w:w="100" w:type="dxa"/>
             </w:tcMar>
           </w:tcPr>
           <w:p>
-            <w:pPr>
-              <w:spacing w:after="0"/>
-            </w:pPr>
             <w:r>
               <w:rPr>
                 <w:sz w:val="20"/>
                 <w:szCs w:val="20"/>
               </w:rPr>
-              <w:t xml:space="preserve">Un feu de signalisation</w:t>
+              <w:t>Un feu de signalisation</w:t>
             </w:r>
           </w:p>
         </w:tc>
       </w:tr>
       <w:tr>
+        <w:tblPrEx>
+          <w:tblCellMar>
+            <w:top w:w="0" w:type="dxa"/>
+            <w:bottom w:w="0" w:type="dxa"/>
+          </w:tblCellMar>
+        </w:tblPrEx>
         <w:trPr>
           <w:cantSplit/>
         </w:trPr>
         <w:tc>
           <w:tcPr>
-            <w:tcW w:type="dxa" w:w="2200"/>
+            <w:tcW w:w="2200" w:type="dxa"/>
             <w:tcMar>
-              <w:top w:type="dxa" w:w="55"/>
-              <w:left w:type="dxa" w:w="100"/>
-              <w:bottom w:type="dxa" w:w="55"/>
-              <w:right w:type="dxa" w:w="100"/>
+              <w:top w:w="55" w:type="dxa"/>
+              <w:left w:w="100" w:type="dxa"/>
+              <w:bottom w:w="55" w:type="dxa"/>
+              <w:right w:w="100" w:type="dxa"/>
             </w:tcMar>
           </w:tcPr>
           <w:p>
-            <w:pPr>
-              <w:spacing w:after="0"/>
-            </w:pPr>
-            <w:hyperlink w:history="1" w:anchor="ex-ENU-2">
+            <w:hyperlink w:anchor="ex-ENU-2" w:history="1">
               <w:r>
                 <w:rPr>
-                  <w:rFonts w:ascii="Consolas" w:cs="Consolas" w:eastAsia="Consolas" w:hAnsi="Consolas"/>
+                  <w:rFonts w:ascii="Consolas" w:eastAsia="Consolas" w:hAnsi="Consolas" w:cs="Consolas"/>
                   <w:color w:val="2B6CB0"/>
                   <w:sz w:val="18"/>
                   <w:szCs w:val="18"/>
                   <w:u w:val="single"/>
                 </w:rPr>
-                <w:t xml:space="preserve">ENU.2</w:t>
+                <w:t>ENU.2</w:t>
               </w:r>
             </w:hyperlink>
           </w:p>
         </w:tc>
         <w:tc>
           <w:tcPr>
-            <w:tcW w:type="dxa" w:w="3400"/>
+            <w:tcW w:w="3400" w:type="dxa"/>
             <w:tcMar>
-              <w:top w:type="dxa" w:w="55"/>
-              <w:left w:type="dxa" w:w="100"/>
-              <w:bottom w:type="dxa" w:w="55"/>
-              <w:right w:type="dxa" w:w="100"/>
+              <w:top w:w="55" w:type="dxa"/>
+              <w:left w:w="100" w:type="dxa"/>
+              <w:bottom w:w="55" w:type="dxa"/>
+              <w:right w:w="100" w:type="dxa"/>
             </w:tcMar>
           </w:tcPr>
           <w:p>
-            <w:pPr>
-              <w:spacing w:after="0"/>
-            </w:pPr>
             <w:r>
               <w:rPr>
                 <w:rFonts w:ascii="Consolas" w:hAnsi="Consolas" w:cs="Consolas"/>
@@ -1149,80 +1103,77 @@
                 <w:sz w:val="18"/>
                 <w:szCs w:val="18"/>
               </w:rPr>
-              <w:t xml:space="preserve">be.ephec.java.enu.e02</w:t>
+              <w:t>be.ephec.java.enu.e02</w:t>
             </w:r>
           </w:p>
         </w:tc>
         <w:tc>
           <w:tcPr>
-            <w:tcW w:type="dxa" w:w="3760"/>
+            <w:tcW w:w="3760" w:type="dxa"/>
             <w:tcMar>
-              <w:top w:type="dxa" w:w="55"/>
-              <w:left w:type="dxa" w:w="100"/>
-              <w:bottom w:type="dxa" w:w="55"/>
-              <w:right w:type="dxa" w:w="100"/>
+              <w:top w:w="55" w:type="dxa"/>
+              <w:left w:w="100" w:type="dxa"/>
+              <w:bottom w:w="55" w:type="dxa"/>
+              <w:right w:w="100" w:type="dxa"/>
             </w:tcMar>
           </w:tcPr>
           <w:p>
-            <w:pPr>
-              <w:spacing w:after="0"/>
-            </w:pPr>
             <w:r>
               <w:rPr>
                 <w:sz w:val="20"/>
                 <w:szCs w:val="20"/>
               </w:rPr>
-              <w:t xml:space="preserve">Une température, deux unités</w:t>
+              <w:t>Une température, deux unités</w:t>
             </w:r>
           </w:p>
         </w:tc>
       </w:tr>
       <w:tr>
+        <w:tblPrEx>
+          <w:tblCellMar>
+            <w:top w:w="0" w:type="dxa"/>
+            <w:bottom w:w="0" w:type="dxa"/>
+          </w:tblCellMar>
+        </w:tblPrEx>
         <w:trPr>
           <w:cantSplit/>
         </w:trPr>
         <w:tc>
           <w:tcPr>
-            <w:tcW w:type="dxa" w:w="2200"/>
+            <w:tcW w:w="2200" w:type="dxa"/>
             <w:tcMar>
-              <w:top w:type="dxa" w:w="55"/>
-              <w:left w:type="dxa" w:w="100"/>
-              <w:bottom w:type="dxa" w:w="55"/>
-              <w:right w:type="dxa" w:w="100"/>
+              <w:top w:w="55" w:type="dxa"/>
+              <w:left w:w="100" w:type="dxa"/>
+              <w:bottom w:w="55" w:type="dxa"/>
+              <w:right w:w="100" w:type="dxa"/>
             </w:tcMar>
           </w:tcPr>
           <w:p>
-            <w:pPr>
-              <w:spacing w:after="0"/>
-            </w:pPr>
-            <w:hyperlink w:history="1" w:anchor="ex-ENU-3">
+            <w:hyperlink w:anchor="ex-ENU-3" w:history="1">
               <w:r>
                 <w:rPr>
-                  <w:rFonts w:ascii="Consolas" w:cs="Consolas" w:eastAsia="Consolas" w:hAnsi="Consolas"/>
+                  <w:rFonts w:ascii="Consolas" w:eastAsia="Consolas" w:hAnsi="Consolas" w:cs="Consolas"/>
                   <w:color w:val="2B6CB0"/>
                   <w:sz w:val="18"/>
                   <w:szCs w:val="18"/>
                   <w:u w:val="single"/>
                 </w:rPr>
-                <w:t xml:space="preserve">ENU.3</w:t>
+                <w:t>ENU.3</w:t>
               </w:r>
             </w:hyperlink>
           </w:p>
         </w:tc>
         <w:tc>
           <w:tcPr>
-            <w:tcW w:type="dxa" w:w="3400"/>
+            <w:tcW w:w="3400" w:type="dxa"/>
             <w:tcMar>
-              <w:top w:type="dxa" w:w="55"/>
-              <w:left w:type="dxa" w:w="100"/>
-              <w:bottom w:type="dxa" w:w="55"/>
-              <w:right w:type="dxa" w:w="100"/>
+              <w:top w:w="55" w:type="dxa"/>
+              <w:left w:w="100" w:type="dxa"/>
+              <w:bottom w:w="55" w:type="dxa"/>
+              <w:right w:w="100" w:type="dxa"/>
             </w:tcMar>
           </w:tcPr>
           <w:p>
-            <w:pPr>
-              <w:spacing w:after="0"/>
-            </w:pPr>
             <w:r>
               <w:rPr>
                 <w:rFonts w:ascii="Consolas" w:hAnsi="Consolas" w:cs="Consolas"/>
@@ -1230,80 +1181,77 @@
                 <w:sz w:val="18"/>
                 <w:szCs w:val="18"/>
               </w:rPr>
-              <w:t xml:space="preserve">be.ephec.java.enu.e03</w:t>
+              <w:t>be.ephec.java.enu.e03</w:t>
             </w:r>
           </w:p>
         </w:tc>
         <w:tc>
           <w:tcPr>
-            <w:tcW w:type="dxa" w:w="3760"/>
+            <w:tcW w:w="3760" w:type="dxa"/>
             <w:tcMar>
-              <w:top w:type="dxa" w:w="55"/>
-              <w:left w:type="dxa" w:w="100"/>
-              <w:bottom w:type="dxa" w:w="55"/>
-              <w:right w:type="dxa" w:w="100"/>
+              <w:top w:w="55" w:type="dxa"/>
+              <w:left w:w="100" w:type="dxa"/>
+              <w:bottom w:w="55" w:type="dxa"/>
+              <w:right w:w="100" w:type="dxa"/>
             </w:tcMar>
           </w:tcPr>
           <w:p>
-            <w:pPr>
-              <w:spacing w:after="0"/>
-            </w:pPr>
             <w:r>
               <w:rPr>
                 <w:sz w:val="20"/>
                 <w:szCs w:val="20"/>
               </w:rPr>
-              <w:t xml:space="preserve">Un jeu de cartes</w:t>
+              <w:t>Un jeu de cartes</w:t>
             </w:r>
           </w:p>
         </w:tc>
       </w:tr>
       <w:tr>
+        <w:tblPrEx>
+          <w:tblCellMar>
+            <w:top w:w="0" w:type="dxa"/>
+            <w:bottom w:w="0" w:type="dxa"/>
+          </w:tblCellMar>
+        </w:tblPrEx>
         <w:trPr>
           <w:cantSplit/>
         </w:trPr>
         <w:tc>
           <w:tcPr>
-            <w:tcW w:type="dxa" w:w="2200"/>
+            <w:tcW w:w="2200" w:type="dxa"/>
             <w:tcMar>
-              <w:top w:type="dxa" w:w="55"/>
-              <w:left w:type="dxa" w:w="100"/>
-              <w:bottom w:type="dxa" w:w="55"/>
-              <w:right w:type="dxa" w:w="100"/>
+              <w:top w:w="55" w:type="dxa"/>
+              <w:left w:w="100" w:type="dxa"/>
+              <w:bottom w:w="55" w:type="dxa"/>
+              <w:right w:w="100" w:type="dxa"/>
             </w:tcMar>
           </w:tcPr>
           <w:p>
-            <w:pPr>
-              <w:spacing w:after="0"/>
-            </w:pPr>
-            <w:hyperlink w:history="1" w:anchor="ex-ENU-4">
+            <w:hyperlink w:anchor="ex-ENU-4" w:history="1">
               <w:r>
                 <w:rPr>
-                  <w:rFonts w:ascii="Consolas" w:cs="Consolas" w:eastAsia="Consolas" w:hAnsi="Consolas"/>
+                  <w:rFonts w:ascii="Consolas" w:eastAsia="Consolas" w:hAnsi="Consolas" w:cs="Consolas"/>
                   <w:color w:val="2B6CB0"/>
                   <w:sz w:val="18"/>
                   <w:szCs w:val="18"/>
                   <w:u w:val="single"/>
                 </w:rPr>
-                <w:t xml:space="preserve">ENU.4</w:t>
+                <w:t>ENU.4</w:t>
               </w:r>
             </w:hyperlink>
           </w:p>
         </w:tc>
         <w:tc>
           <w:tcPr>
-            <w:tcW w:type="dxa" w:w="3400"/>
+            <w:tcW w:w="3400" w:type="dxa"/>
             <w:tcMar>
-              <w:top w:type="dxa" w:w="55"/>
-              <w:left w:type="dxa" w:w="100"/>
-              <w:bottom w:type="dxa" w:w="55"/>
-              <w:right w:type="dxa" w:w="100"/>
+              <w:top w:w="55" w:type="dxa"/>
+              <w:left w:w="100" w:type="dxa"/>
+              <w:bottom w:w="55" w:type="dxa"/>
+              <w:right w:w="100" w:type="dxa"/>
             </w:tcMar>
           </w:tcPr>
           <w:p>
-            <w:pPr>
-              <w:spacing w:after="0"/>
-            </w:pPr>
             <w:r>
               <w:rPr>
                 <w:rFonts w:ascii="Consolas" w:hAnsi="Consolas" w:cs="Consolas"/>
@@ -1311,30 +1259,27 @@
                 <w:sz w:val="18"/>
                 <w:szCs w:val="18"/>
               </w:rPr>
-              <w:t xml:space="preserve">be.ephec.java.enu.e04</w:t>
+              <w:t>be.ephec.java.enu.e04</w:t>
             </w:r>
           </w:p>
         </w:tc>
         <w:tc>
           <w:tcPr>
-            <w:tcW w:type="dxa" w:w="3760"/>
+            <w:tcW w:w="3760" w:type="dxa"/>
             <w:tcMar>
-              <w:top w:type="dxa" w:w="55"/>
-              <w:left w:type="dxa" w:w="100"/>
-              <w:bottom w:type="dxa" w:w="55"/>
-              <w:right w:type="dxa" w:w="100"/>
+              <w:top w:w="55" w:type="dxa"/>
+              <w:left w:w="100" w:type="dxa"/>
+              <w:bottom w:w="55" w:type="dxa"/>
+              <w:right w:w="100" w:type="dxa"/>
             </w:tcMar>
           </w:tcPr>
           <w:p>
-            <w:pPr>
-              <w:spacing w:after="0"/>
-            </w:pPr>
             <w:r>
               <w:rPr>
                 <w:sz w:val="20"/>
                 <w:szCs w:val="20"/>
               </w:rPr>
-              <w:t xml:space="preserve">Un record d'étudiant</w:t>
+              <w:t>Un record d'étudiant</w:t>
             </w:r>
           </w:p>
         </w:tc>
@@ -1342,9 +1287,9 @@
     </w:tbl>
     <w:p>
       <w:pPr>
-        <w:pStyle w:val="Heading2"/>
+        <w:pStyle w:val="Titre2"/>
         <w:keepNext/>
-        <w:spacing w:after="100" w:before="240"/>
+        <w:spacing w:before="240" w:after="100"/>
       </w:pPr>
       <w:r>
         <w:rPr>
@@ -1354,27 +1299,36 @@
           <w:sz w:val="24"/>
           <w:szCs w:val="24"/>
         </w:rPr>
-        <w:t xml:space="preserve">L'énumération en deux minutes</w:t>
-      </w:r>
-    </w:p>
-    <w:p>
-      <w:pPr>
-        <w:keepNext w:val="false"/>
+        <w:t>L'énumération en deux minutes</w:t>
+      </w:r>
+    </w:p>
+    <w:p>
+      <w:pPr>
         <w:spacing w:after="120"/>
       </w:pPr>
       <w:r>
-        <w:rPr>
-          <w:sz w:val="22"/>
-          <w:szCs w:val="22"/>
-        </w:rPr>
-        <w:t xml:space="preserve">Une enum est une classe dont on énumère à l'avance toutes les valeurs possibles. Il n'en existera jamais d'autres, et le compilateur le sait.</w:t>
+        <w:t xml:space="preserve">Une </w:t>
+      </w:r>
+      <w:proofErr w:type="spellStart"/>
+      <w:r>
+        <w:rPr>
+          <w:rFonts w:ascii="Consolas" w:hAnsi="Consolas" w:cs="Consolas"/>
+          <w:color w:val="E97132" w:themeColor="accent2"/>
+          <w:sz w:val="18"/>
+          <w:szCs w:val="18"/>
+        </w:rPr>
+        <w:t>enum</w:t>
+      </w:r>
+      <w:proofErr w:type="spellEnd"/>
+      <w:r>
+        <w:t xml:space="preserve"> est une classe dont on énumère à l'avance toutes les valeurs possibles. Il n'en existera jamais d'autres, et le compilateur le sait.</w:t>
       </w:r>
     </w:p>
     <w:p>
       <w:pPr>
         <w:keepLines/>
-        <w:shd w:fill="F2F2F2" w:val="clear"/>
-        <w:spacing w:after="0" w:before="100"/>
+        <w:shd w:val="clear" w:color="auto" w:fill="F2F2F2"/>
+        <w:spacing w:before="100"/>
         <w:ind w:left="220"/>
       </w:pPr>
       <w:r>
@@ -1384,14 +1338,53 @@
           <w:sz w:val="18"/>
           <w:szCs w:val="18"/>
         </w:rPr>
-        <w:t xml:space="preserve">public enum DayOfWeek { MONDAY, TUESDAY, WEDNESDAY }</w:t>
+        <w:t xml:space="preserve">public </w:t>
+      </w:r>
+      <w:proofErr w:type="spellStart"/>
+      <w:r>
+        <w:rPr>
+          <w:rFonts w:ascii="Consolas" w:hAnsi="Consolas" w:cs="Consolas"/>
+          <w:color w:val="E97132" w:themeColor="accent2"/>
+          <w:sz w:val="18"/>
+          <w:szCs w:val="18"/>
+        </w:rPr>
+        <w:t>enum</w:t>
+      </w:r>
+      <w:proofErr w:type="spellEnd"/>
+      <w:r>
+        <w:rPr>
+          <w:rFonts w:ascii="Consolas" w:hAnsi="Consolas" w:cs="Consolas"/>
+          <w:color w:val="E97132" w:themeColor="accent2"/>
+          <w:sz w:val="18"/>
+          <w:szCs w:val="18"/>
+        </w:rPr>
+        <w:t xml:space="preserve"> </w:t>
+      </w:r>
+      <w:proofErr w:type="spellStart"/>
+      <w:r>
+        <w:rPr>
+          <w:rFonts w:ascii="Consolas" w:hAnsi="Consolas" w:cs="Consolas"/>
+          <w:color w:val="E97132" w:themeColor="accent2"/>
+          <w:sz w:val="18"/>
+          <w:szCs w:val="18"/>
+        </w:rPr>
+        <w:t>DayOfWeek</w:t>
+      </w:r>
+      <w:proofErr w:type="spellEnd"/>
+      <w:r>
+        <w:rPr>
+          <w:rFonts w:ascii="Consolas" w:hAnsi="Consolas" w:cs="Consolas"/>
+          <w:color w:val="E97132" w:themeColor="accent2"/>
+          <w:sz w:val="18"/>
+          <w:szCs w:val="18"/>
+        </w:rPr>
+        <w:t xml:space="preserve"> { MONDAY, TUESDAY, WEDNESDAY }</w:t>
       </w:r>
     </w:p>
     <w:p>
       <w:pPr>
         <w:keepLines/>
-        <w:shd w:fill="F2F2F2" w:val="clear"/>
-        <w:spacing w:after="0" w:before="0"/>
+        <w:shd w:val="clear" w:color="auto" w:fill="F2F2F2"/>
         <w:ind w:left="220"/>
       </w:pPr>
       <w:r>
@@ -1407,42 +1400,92 @@
     <w:p>
       <w:pPr>
         <w:keepLines/>
-        <w:shd w:fill="F2F2F2" w:val="clear"/>
-        <w:spacing w:after="0" w:before="0"/>
+        <w:shd w:val="clear" w:color="auto" w:fill="F2F2F2"/>
         <w:ind w:left="220"/>
       </w:pPr>
-      <w:r>
-        <w:rPr>
-          <w:rFonts w:ascii="Consolas" w:hAnsi="Consolas" w:cs="Consolas"/>
-          <w:color w:val="E97132" w:themeColor="accent2"/>
-          <w:sz w:val="18"/>
-          <w:szCs w:val="18"/>
-        </w:rPr>
-        <w:t xml:space="preserve">DayOfWeek jour = DayOfWeek.TUESDAY;</w:t>
+      <w:proofErr w:type="spellStart"/>
+      <w:r>
+        <w:rPr>
+          <w:rFonts w:ascii="Consolas" w:hAnsi="Consolas" w:cs="Consolas"/>
+          <w:color w:val="E97132" w:themeColor="accent2"/>
+          <w:sz w:val="18"/>
+          <w:szCs w:val="18"/>
+        </w:rPr>
+        <w:t>DayOfWeek</w:t>
+      </w:r>
+      <w:proofErr w:type="spellEnd"/>
+      <w:r>
+        <w:rPr>
+          <w:rFonts w:ascii="Consolas" w:hAnsi="Consolas" w:cs="Consolas"/>
+          <w:color w:val="E97132" w:themeColor="accent2"/>
+          <w:sz w:val="18"/>
+          <w:szCs w:val="18"/>
+        </w:rPr>
+        <w:t xml:space="preserve"> jour = </w:t>
+      </w:r>
+      <w:proofErr w:type="spellStart"/>
+      <w:r>
+        <w:rPr>
+          <w:rFonts w:ascii="Consolas" w:hAnsi="Consolas" w:cs="Consolas"/>
+          <w:color w:val="E97132" w:themeColor="accent2"/>
+          <w:sz w:val="18"/>
+          <w:szCs w:val="18"/>
+        </w:rPr>
+        <w:t>DayOfWeek.TUESDAY</w:t>
+      </w:r>
+      <w:proofErr w:type="spellEnd"/>
+      <w:r>
+        <w:rPr>
+          <w:rFonts w:ascii="Consolas" w:hAnsi="Consolas" w:cs="Consolas"/>
+          <w:color w:val="E97132" w:themeColor="accent2"/>
+          <w:sz w:val="18"/>
+          <w:szCs w:val="18"/>
+        </w:rPr>
+        <w:t>;</w:t>
       </w:r>
     </w:p>
     <w:p>
       <w:pPr>
         <w:keepLines/>
-        <w:shd w:fill="F2F2F2" w:val="clear"/>
-        <w:spacing w:after="0" w:before="0"/>
+        <w:shd w:val="clear" w:color="auto" w:fill="F2F2F2"/>
         <w:ind w:left="220"/>
       </w:pPr>
-      <w:r>
-        <w:rPr>
-          <w:rFonts w:ascii="Consolas" w:hAnsi="Consolas" w:cs="Consolas"/>
-          <w:color w:val="E97132" w:themeColor="accent2"/>
-          <w:sz w:val="18"/>
-          <w:szCs w:val="18"/>
-        </w:rPr>
-        <w:t xml:space="preserve">jour.ordinal()          // 1 : la position dans la declaration</w:t>
-      </w:r>
+      <w:proofErr w:type="spellStart"/>
+      <w:r>
+        <w:rPr>
+          <w:rFonts w:ascii="Consolas" w:hAnsi="Consolas" w:cs="Consolas"/>
+          <w:color w:val="E97132" w:themeColor="accent2"/>
+          <w:sz w:val="18"/>
+          <w:szCs w:val="18"/>
+        </w:rPr>
+        <w:t>jour.ordinal</w:t>
+      </w:r>
+      <w:proofErr w:type="spellEnd"/>
+      <w:r>
+        <w:rPr>
+          <w:rFonts w:ascii="Consolas" w:hAnsi="Consolas" w:cs="Consolas"/>
+          <w:color w:val="E97132" w:themeColor="accent2"/>
+          <w:sz w:val="18"/>
+          <w:szCs w:val="18"/>
+        </w:rPr>
+        <w:t xml:space="preserve">()          // 1 : la position dans la </w:t>
+      </w:r>
+      <w:proofErr w:type="spellStart"/>
+      <w:r>
+        <w:rPr>
+          <w:rFonts w:ascii="Consolas" w:hAnsi="Consolas" w:cs="Consolas"/>
+          <w:color w:val="E97132" w:themeColor="accent2"/>
+          <w:sz w:val="18"/>
+          <w:szCs w:val="18"/>
+        </w:rPr>
+        <w:t>declaration</w:t>
+      </w:r>
+      <w:proofErr w:type="spellEnd"/>
     </w:p>
     <w:p>
       <w:pPr>
         <w:keepLines/>
-        <w:shd w:fill="F2F2F2" w:val="clear"/>
-        <w:spacing w:after="0" w:before="0"/>
+        <w:shd w:val="clear" w:color="auto" w:fill="F2F2F2"/>
         <w:ind w:left="220"/>
       </w:pPr>
       <w:r>
@@ -1452,41 +1495,63 @@
           <w:sz w:val="18"/>
           <w:szCs w:val="18"/>
         </w:rPr>
-        <w:t xml:space="preserve">jour.name()             // "TUESDAY"</w:t>
+        <w:t>jour.name()             // "TUESDAY"</w:t>
       </w:r>
     </w:p>
     <w:p>
       <w:pPr>
         <w:keepLines/>
-        <w:shd w:fill="F2F2F2" w:val="clear"/>
-        <w:spacing w:after="0" w:before="0"/>
+        <w:shd w:val="clear" w:color="auto" w:fill="F2F2F2"/>
         <w:ind w:left="220"/>
       </w:pPr>
-      <w:r>
-        <w:rPr>
-          <w:rFonts w:ascii="Consolas" w:hAnsi="Consolas" w:cs="Consolas"/>
-          <w:color w:val="E97132" w:themeColor="accent2"/>
-          <w:sz w:val="18"/>
-          <w:szCs w:val="18"/>
-        </w:rPr>
-        <w:t xml:space="preserve">DayOfWeek.values()      // un tableau des trois valeurs, dans l'ordre</w:t>
+      <w:proofErr w:type="spellStart"/>
+      <w:r>
+        <w:rPr>
+          <w:rFonts w:ascii="Consolas" w:hAnsi="Consolas" w:cs="Consolas"/>
+          <w:color w:val="E97132" w:themeColor="accent2"/>
+          <w:sz w:val="18"/>
+          <w:szCs w:val="18"/>
+        </w:rPr>
+        <w:t>DayOfWeek.values</w:t>
+      </w:r>
+      <w:proofErr w:type="spellEnd"/>
+      <w:r>
+        <w:rPr>
+          <w:rFonts w:ascii="Consolas" w:hAnsi="Consolas" w:cs="Consolas"/>
+          <w:color w:val="E97132" w:themeColor="accent2"/>
+          <w:sz w:val="18"/>
+          <w:szCs w:val="18"/>
+        </w:rPr>
+        <w:t>()      // un tableau des trois valeurs, dans l'ordre</w:t>
       </w:r>
     </w:p>
     <w:p>
       <w:pPr>
         <w:keepLines/>
-        <w:shd w:fill="F2F2F2" w:val="clear"/>
-        <w:spacing w:after="160" w:before="0"/>
+        <w:shd w:val="clear" w:color="auto" w:fill="F2F2F2"/>
+        <w:spacing w:after="160"/>
         <w:ind w:left="220"/>
       </w:pPr>
-      <w:r>
-        <w:rPr>
-          <w:rFonts w:ascii="Consolas" w:hAnsi="Consolas" w:cs="Consolas"/>
-          <w:color w:val="E97132" w:themeColor="accent2"/>
-          <w:sz w:val="18"/>
-          <w:szCs w:val="18"/>
-        </w:rPr>
-        <w:t xml:space="preserve">DayOfWeek.valueOf("MONDAY")   // retrouve une constante par son nom</w:t>
+      <w:proofErr w:type="spellStart"/>
+      <w:r>
+        <w:rPr>
+          <w:rFonts w:ascii="Consolas" w:hAnsi="Consolas" w:cs="Consolas"/>
+          <w:color w:val="E97132" w:themeColor="accent2"/>
+          <w:sz w:val="18"/>
+          <w:szCs w:val="18"/>
+        </w:rPr>
+        <w:lastRenderedPageBreak/>
+        <w:t>DayOfWeek.valueOf</w:t>
+      </w:r>
+      <w:proofErr w:type="spellEnd"/>
+      <w:r>
+        <w:rPr>
+          <w:rFonts w:ascii="Consolas" w:hAnsi="Consolas" w:cs="Consolas"/>
+          <w:color w:val="E97132" w:themeColor="accent2"/>
+          <w:sz w:val="18"/>
+          <w:szCs w:val="18"/>
+        </w:rPr>
+        <w:t>("MONDAY")   // retrouve une constante par son nom</w:t>
       </w:r>
     </w:p>
     <w:p>
@@ -1497,16 +1562,10 @@
         <w:rPr>
           <w:b/>
           <w:bCs/>
-          <w:sz w:val="22"/>
-          <w:szCs w:val="22"/>
         </w:rPr>
         <w:t xml:space="preserve">L'ordre de déclaration compte. </w:t>
       </w:r>
       <w:r>
-        <w:rPr>
-          <w:sz w:val="22"/>
-          <w:szCs w:val="22"/>
-        </w:rPr>
         <w:t xml:space="preserve">C'est celui que retournent </w:t>
       </w:r>
       <w:r>
@@ -1516,13 +1575,9 @@
           <w:sz w:val="18"/>
           <w:szCs w:val="18"/>
         </w:rPr>
-        <w:t xml:space="preserve">ordinal()</w:t>
-      </w:r>
-      <w:r>
-        <w:rPr>
-          <w:sz w:val="22"/>
-          <w:szCs w:val="22"/>
-        </w:rPr>
+        <w:t>ordinal()</w:t>
+      </w:r>
+      <w:r>
         <w:t xml:space="preserve"> et </w:t>
       </w:r>
       <w:r>
@@ -1532,13 +1587,9 @@
           <w:sz w:val="18"/>
           <w:szCs w:val="18"/>
         </w:rPr>
-        <w:t xml:space="preserve">values()</w:t>
-      </w:r>
-      <w:r>
-        <w:rPr>
-          <w:sz w:val="22"/>
-          <w:szCs w:val="22"/>
-        </w:rPr>
+        <w:t>values()</w:t>
+      </w:r>
+      <w:r>
         <w:t xml:space="preserve">, et </w:t>
       </w:r>
       <w:r>
@@ -1548,13 +1599,9 @@
           <w:sz w:val="18"/>
           <w:szCs w:val="18"/>
         </w:rPr>
-        <w:t xml:space="preserve">ENU.1</w:t>
-      </w:r>
-      <w:r>
-        <w:rPr>
-          <w:sz w:val="22"/>
-          <w:szCs w:val="22"/>
-        </w:rPr>
+        <w:t>ENU.1</w:t>
+      </w:r>
+      <w:r>
         <w:t xml:space="preserve"> s'en sert pour calculer une couleur suivante sans écrire une seule condition.</w:t>
       </w:r>
     </w:p>
@@ -1566,32 +1613,42 @@
         <w:rPr>
           <w:b/>
           <w:bCs/>
-          <w:sz w:val="22"/>
-          <w:szCs w:val="22"/>
-        </w:rPr>
-        <w:t xml:space="preserve">Une enum est une classe. </w:t>
-      </w:r>
-      <w:r>
-        <w:rPr>
-          <w:sz w:val="22"/>
-          <w:szCs w:val="22"/>
-        </w:rPr>
-        <w:t xml:space="preserve">Elle peut donc contenir des champs, un constructeur et des méthodes, ce qu'</w:t>
-      </w:r>
-      <w:r>
-        <w:rPr>
-          <w:rFonts w:ascii="Consolas" w:hAnsi="Consolas" w:cs="Consolas"/>
-          <w:color w:val="E97132" w:themeColor="accent2"/>
-          <w:sz w:val="18"/>
-          <w:szCs w:val="18"/>
-        </w:rPr>
-        <w:t xml:space="preserve">ENU.3</w:t>
-      </w:r>
-      <w:r>
-        <w:rPr>
-          <w:sz w:val="22"/>
-          <w:szCs w:val="22"/>
-        </w:rPr>
+        </w:rPr>
+        <w:t xml:space="preserve">Une </w:t>
+      </w:r>
+      <w:proofErr w:type="spellStart"/>
+      <w:r>
+        <w:rPr>
+          <w:rFonts w:ascii="Consolas" w:hAnsi="Consolas" w:cs="Consolas"/>
+          <w:b/>
+          <w:bCs/>
+          <w:color w:val="E97132" w:themeColor="accent2"/>
+          <w:sz w:val="18"/>
+          <w:szCs w:val="18"/>
+        </w:rPr>
+        <w:t>enum</w:t>
+      </w:r>
+      <w:proofErr w:type="spellEnd"/>
+      <w:r>
+        <w:rPr>
+          <w:b/>
+          <w:bCs/>
+        </w:rPr>
+        <w:t xml:space="preserve"> est une classe. </w:t>
+      </w:r>
+      <w:r>
+        <w:t>Elle peut donc contenir des champs, un constructeur et des méthodes, ce qu'</w:t>
+      </w:r>
+      <w:r>
+        <w:rPr>
+          <w:rFonts w:ascii="Consolas" w:hAnsi="Consolas" w:cs="Consolas"/>
+          <w:color w:val="E97132" w:themeColor="accent2"/>
+          <w:sz w:val="18"/>
+          <w:szCs w:val="18"/>
+        </w:rPr>
+        <w:t>ENU.3</w:t>
+      </w:r>
+      <w:r>
         <w:t xml:space="preserve"> met en œuvre.</w:t>
       </w:r>
     </w:p>
@@ -1602,11 +1659,11 @@
     </w:p>
     <w:p>
       <w:pPr>
-        <w:pStyle w:val="Heading1"/>
+        <w:pStyle w:val="Titre1"/>
         <w:keepNext/>
-        <w:spacing w:after="160" w:before="360"/>
-      </w:pPr>
-      <w:bookmarkStart w:name="ex-ENU-1" w:id="1"/>
+        <w:spacing w:before="360" w:after="160"/>
+      </w:pPr>
+      <w:bookmarkStart w:id="0" w:name="ex-ENU-1"/>
       <w:r>
         <w:rPr>
           <w:b/>
@@ -1615,9 +1672,10 @@
           <w:sz w:val="30"/>
           <w:szCs w:val="30"/>
         </w:rPr>
-        <w:t xml:space="preserve">ENU.1 — Un feu de signalisation</w:t>
-      </w:r>
-      <w:bookmarkEnd w:id="1"/>
+        <w:lastRenderedPageBreak/>
+        <w:t>ENU.1 — Un feu de signalisation</w:t>
+      </w:r>
+      <w:bookmarkEnd w:id="0"/>
     </w:p>
     <w:p>
       <w:pPr>
@@ -1629,8 +1687,6 @@
           <w:i/>
           <w:iCs/>
           <w:color w:val="595959"/>
-          <w:sz w:val="22"/>
-          <w:szCs w:val="22"/>
         </w:rPr>
         <w:t xml:space="preserve">Package : </w:t>
       </w:r>
@@ -1643,14 +1699,14 @@
           <w:sz w:val="18"/>
           <w:szCs w:val="18"/>
         </w:rPr>
-        <w:t xml:space="preserve">be.ephec.java.enu.e01</w:t>
-      </w:r>
-    </w:p>
-    <w:p>
-      <w:pPr>
-        <w:pStyle w:val="Heading2"/>
+        <w:t>be.ephec.java.enu.e01</w:t>
+      </w:r>
+    </w:p>
+    <w:p>
+      <w:pPr>
+        <w:pStyle w:val="Titre2"/>
         <w:keepNext/>
-        <w:spacing w:after="100" w:before="240"/>
+        <w:spacing w:before="240" w:after="100"/>
       </w:pPr>
       <w:r>
         <w:rPr>
@@ -1660,27 +1716,22 @@
           <w:sz w:val="24"/>
           <w:szCs w:val="24"/>
         </w:rPr>
-        <w:t xml:space="preserve">Objectif</w:t>
-      </w:r>
-    </w:p>
-    <w:p>
-      <w:pPr>
-        <w:keepNext w:val="false"/>
+        <w:t>Objectif</w:t>
+      </w:r>
+    </w:p>
+    <w:p>
+      <w:pPr>
         <w:spacing w:after="120"/>
       </w:pPr>
       <w:r>
-        <w:rPr>
-          <w:sz w:val="22"/>
-          <w:szCs w:val="22"/>
-        </w:rPr>
-        <w:t xml:space="preserve">Déclarer une énumération, et découvrir que l'ordre des constantes peut remplacer une cascade de conditions.</w:t>
-      </w:r>
-    </w:p>
-    <w:p>
-      <w:pPr>
-        <w:pStyle w:val="Heading2"/>
+        <w:t>Déclarer une énumération, et découvrir que l'ordre des constantes peut remplacer une cascade de conditions.</w:t>
+      </w:r>
+    </w:p>
+    <w:p>
+      <w:pPr>
+        <w:pStyle w:val="Titre2"/>
         <w:keepNext/>
-        <w:spacing w:after="100" w:before="240"/>
+        <w:spacing w:before="240" w:after="100"/>
       </w:pPr>
       <w:r>
         <w:rPr>
@@ -1690,7 +1741,7 @@
           <w:sz w:val="24"/>
           <w:szCs w:val="24"/>
         </w:rPr>
-        <w:t xml:space="preserve">Énoncé</w:t>
+        <w:t>Énoncé</w:t>
       </w:r>
     </w:p>
     <w:p>
@@ -1698,26 +1749,20 @@
         <w:spacing w:after="120"/>
       </w:pPr>
       <w:r>
-        <w:rPr>
-          <w:sz w:val="22"/>
-          <w:szCs w:val="22"/>
-        </w:rPr>
         <w:t xml:space="preserve">Écrivez l'énumération </w:t>
       </w:r>
-      <w:r>
-        <w:rPr>
-          <w:rFonts w:ascii="Consolas" w:hAnsi="Consolas" w:cs="Consolas"/>
-          <w:color w:val="E97132" w:themeColor="accent2"/>
-          <w:sz w:val="18"/>
-          <w:szCs w:val="18"/>
-        </w:rPr>
-        <w:t xml:space="preserve">CouleurDeFeu</w:t>
-      </w:r>
-      <w:r>
-        <w:rPr>
-          <w:sz w:val="22"/>
-          <w:szCs w:val="22"/>
-        </w:rPr>
+      <w:proofErr w:type="spellStart"/>
+      <w:r>
+        <w:rPr>
+          <w:rFonts w:ascii="Consolas" w:hAnsi="Consolas" w:cs="Consolas"/>
+          <w:color w:val="E97132" w:themeColor="accent2"/>
+          <w:sz w:val="18"/>
+          <w:szCs w:val="18"/>
+        </w:rPr>
+        <w:t>CouleurDeFeu</w:t>
+      </w:r>
+      <w:proofErr w:type="spellEnd"/>
+      <w:r>
         <w:t xml:space="preserve"> avec trois constantes : </w:t>
       </w:r>
       <w:r>
@@ -1727,13 +1772,9 @@
           <w:sz w:val="18"/>
           <w:szCs w:val="18"/>
         </w:rPr>
-        <w:t xml:space="preserve">VERT</w:t>
-      </w:r>
-      <w:r>
-        <w:rPr>
-          <w:sz w:val="22"/>
-          <w:szCs w:val="22"/>
-        </w:rPr>
+        <w:t>VERT</w:t>
+      </w:r>
+      <w:r>
         <w:t xml:space="preserve">, </w:t>
       </w:r>
       <w:r>
@@ -1743,13 +1784,9 @@
           <w:sz w:val="18"/>
           <w:szCs w:val="18"/>
         </w:rPr>
-        <w:t xml:space="preserve">ORANGE</w:t>
-      </w:r>
-      <w:r>
-        <w:rPr>
-          <w:sz w:val="22"/>
-          <w:szCs w:val="22"/>
-        </w:rPr>
+        <w:t>ORANGE</w:t>
+      </w:r>
+      <w:r>
         <w:t xml:space="preserve">, </w:t>
       </w:r>
       <w:r>
@@ -1759,13 +1796,9 @@
           <w:sz w:val="18"/>
           <w:szCs w:val="18"/>
         </w:rPr>
-        <w:t xml:space="preserve">ROUGE</w:t>
-      </w:r>
-      <w:r>
-        <w:rPr>
-          <w:sz w:val="22"/>
-          <w:szCs w:val="22"/>
-        </w:rPr>
+        <w:t>ROUGE</w:t>
+      </w:r>
+      <w:r>
         <w:t xml:space="preserve"> — dans cet ordre, qui est celui du cycle.</w:t>
       </w:r>
     </w:p>
@@ -1774,40 +1807,39 @@
         <w:spacing w:after="120"/>
       </w:pPr>
       <w:r>
-        <w:rPr>
-          <w:sz w:val="22"/>
-          <w:szCs w:val="22"/>
-        </w:rPr>
         <w:t xml:space="preserve">Écrivez ensuite la classe </w:t>
       </w:r>
-      <w:r>
-        <w:rPr>
-          <w:rFonts w:ascii="Consolas" w:hAnsi="Consolas" w:cs="Consolas"/>
-          <w:color w:val="E97132" w:themeColor="accent2"/>
-          <w:sz w:val="18"/>
-          <w:szCs w:val="18"/>
-        </w:rPr>
-        <w:t xml:space="preserve">FeuDeSignalisation</w:t>
-      </w:r>
-      <w:r>
-        <w:rPr>
-          <w:sz w:val="22"/>
-          <w:szCs w:val="22"/>
-        </w:rPr>
-        <w:t xml:space="preserve">. Un feu a une couleur et un état.</w:t>
+      <w:proofErr w:type="spellStart"/>
+      <w:r>
+        <w:rPr>
+          <w:rFonts w:ascii="Consolas" w:hAnsi="Consolas" w:cs="Consolas"/>
+          <w:color w:val="E97132" w:themeColor="accent2"/>
+          <w:sz w:val="18"/>
+          <w:szCs w:val="18"/>
+        </w:rPr>
+        <w:t>FeuDeSignalisation</w:t>
+      </w:r>
+      <w:proofErr w:type="spellEnd"/>
+      <w:r>
+        <w:t>. Un feu a une couleur et un état.</w:t>
       </w:r>
     </w:p>
     <w:tbl>
       <w:tblPr>
-        <w:tblW w:type="dxa" w:w="9360"/>
+        <w:tblW w:w="9360" w:type="dxa"/>
         <w:tblBorders>
-          <w:top w:val="single" w:color="auto" w:sz="4"/>
-          <w:left w:val="single" w:color="auto" w:sz="4"/>
-          <w:bottom w:val="single" w:color="auto" w:sz="4"/>
-          <w:right w:val="single" w:color="auto" w:sz="4"/>
-          <w:insideH w:val="single" w:color="auto" w:sz="4"/>
-          <w:insideV w:val="single" w:color="auto" w:sz="4"/>
+          <w:top w:val="single" w:sz="4" w:space="0" w:color="auto"/>
+          <w:left w:val="single" w:sz="4" w:space="0" w:color="auto"/>
+          <w:bottom w:val="single" w:sz="4" w:space="0" w:color="auto"/>
+          <w:right w:val="single" w:sz="4" w:space="0" w:color="auto"/>
+          <w:insideH w:val="single" w:sz="4" w:space="0" w:color="auto"/>
+          <w:insideV w:val="single" w:sz="4" w:space="0" w:color="auto"/>
         </w:tblBorders>
+        <w:tblCellMar>
+          <w:left w:w="10" w:type="dxa"/>
+          <w:right w:w="10" w:type="dxa"/>
+        </w:tblCellMar>
+        <w:tblLook w:val="04A0" w:firstRow="1" w:lastRow="0" w:firstColumn="1" w:lastColumn="0" w:noHBand="0" w:noVBand="1"/>
       </w:tblPr>
       <w:tblGrid>
         <w:gridCol w:w="2200"/>
@@ -1815,24 +1847,27 @@
         <w:gridCol w:w="3560"/>
       </w:tblGrid>
       <w:tr>
+        <w:tblPrEx>
+          <w:tblCellMar>
+            <w:top w:w="0" w:type="dxa"/>
+            <w:bottom w:w="0" w:type="dxa"/>
+          </w:tblCellMar>
+        </w:tblPrEx>
         <w:trPr>
           <w:tblHeader/>
         </w:trPr>
         <w:tc>
           <w:tcPr>
-            <w:tcW w:type="dxa" w:w="2200"/>
-            <w:shd w:fill="DEEAF6" w:val="clear"/>
+            <w:tcW w:w="2200" w:type="dxa"/>
+            <w:shd w:val="clear" w:color="auto" w:fill="DEEAF6"/>
             <w:tcMar>
-              <w:top w:type="dxa" w:w="55"/>
-              <w:left w:type="dxa" w:w="100"/>
-              <w:bottom w:type="dxa" w:w="55"/>
-              <w:right w:type="dxa" w:w="100"/>
+              <w:top w:w="55" w:type="dxa"/>
+              <w:left w:w="100" w:type="dxa"/>
+              <w:bottom w:w="55" w:type="dxa"/>
+              <w:right w:w="100" w:type="dxa"/>
             </w:tcMar>
           </w:tcPr>
           <w:p>
-            <w:pPr>
-              <w:spacing w:after="0"/>
-            </w:pPr>
             <w:r>
               <w:rPr>
                 <w:b/>
@@ -1840,25 +1875,22 @@
                 <w:sz w:val="20"/>
                 <w:szCs w:val="20"/>
               </w:rPr>
-              <w:t xml:space="preserve">Élément</w:t>
+              <w:t>Élément</w:t>
             </w:r>
           </w:p>
         </w:tc>
         <w:tc>
           <w:tcPr>
-            <w:tcW w:type="dxa" w:w="3600"/>
-            <w:shd w:fill="DEEAF6" w:val="clear"/>
+            <w:tcW w:w="3600" w:type="dxa"/>
+            <w:shd w:val="clear" w:color="auto" w:fill="DEEAF6"/>
             <w:tcMar>
-              <w:top w:type="dxa" w:w="55"/>
-              <w:left w:type="dxa" w:w="100"/>
-              <w:bottom w:type="dxa" w:w="55"/>
-              <w:right w:type="dxa" w:w="100"/>
+              <w:top w:w="55" w:type="dxa"/>
+              <w:left w:w="100" w:type="dxa"/>
+              <w:bottom w:w="55" w:type="dxa"/>
+              <w:right w:w="100" w:type="dxa"/>
             </w:tcMar>
           </w:tcPr>
           <w:p>
-            <w:pPr>
-              <w:spacing w:after="0"/>
-            </w:pPr>
             <w:r>
               <w:rPr>
                 <w:b/>
@@ -1866,25 +1898,22 @@
                 <w:sz w:val="20"/>
                 <w:szCs w:val="20"/>
               </w:rPr>
-              <w:t xml:space="preserve">Signature</w:t>
+              <w:t>Signature</w:t>
             </w:r>
           </w:p>
         </w:tc>
         <w:tc>
           <w:tcPr>
-            <w:tcW w:type="dxa" w:w="3560"/>
-            <w:shd w:fill="DEEAF6" w:val="clear"/>
+            <w:tcW w:w="3560" w:type="dxa"/>
+            <w:shd w:val="clear" w:color="auto" w:fill="DEEAF6"/>
             <w:tcMar>
-              <w:top w:type="dxa" w:w="55"/>
-              <w:left w:type="dxa" w:w="100"/>
-              <w:bottom w:type="dxa" w:w="55"/>
-              <w:right w:type="dxa" w:w="100"/>
+              <w:top w:w="55" w:type="dxa"/>
+              <w:left w:w="100" w:type="dxa"/>
+              <w:bottom w:w="55" w:type="dxa"/>
+              <w:right w:w="100" w:type="dxa"/>
             </w:tcMar>
           </w:tcPr>
           <w:p>
-            <w:pPr>
-              <w:spacing w:after="0"/>
-            </w:pPr>
             <w:r>
               <w:rPr>
                 <w:b/>
@@ -1892,29 +1921,32 @@
                 <w:sz w:val="20"/>
                 <w:szCs w:val="20"/>
               </w:rPr>
-              <w:t xml:space="preserve">Rôle</w:t>
+              <w:t>Rôle</w:t>
             </w:r>
           </w:p>
         </w:tc>
       </w:tr>
       <w:tr>
+        <w:tblPrEx>
+          <w:tblCellMar>
+            <w:top w:w="0" w:type="dxa"/>
+            <w:bottom w:w="0" w:type="dxa"/>
+          </w:tblCellMar>
+        </w:tblPrEx>
         <w:trPr>
           <w:cantSplit/>
         </w:trPr>
         <w:tc>
           <w:tcPr>
-            <w:tcW w:type="dxa" w:w="2200"/>
+            <w:tcW w:w="2200" w:type="dxa"/>
             <w:tcMar>
-              <w:top w:type="dxa" w:w="55"/>
-              <w:left w:type="dxa" w:w="100"/>
-              <w:bottom w:type="dxa" w:w="55"/>
-              <w:right w:type="dxa" w:w="100"/>
+              <w:top w:w="55" w:type="dxa"/>
+              <w:left w:w="100" w:type="dxa"/>
+              <w:bottom w:w="55" w:type="dxa"/>
+              <w:right w:w="100" w:type="dxa"/>
             </w:tcMar>
           </w:tcPr>
           <w:p>
-            <w:pPr>
-              <w:spacing w:after="0"/>
-            </w:pPr>
             <w:r>
               <w:rPr>
                 <w:rFonts w:ascii="Consolas" w:hAnsi="Consolas" w:cs="Consolas"/>
@@ -1922,24 +1954,21 @@
                 <w:sz w:val="18"/>
                 <w:szCs w:val="18"/>
               </w:rPr>
-              <w:t xml:space="preserve">constructeur</w:t>
+              <w:t>constructeur</w:t>
             </w:r>
           </w:p>
         </w:tc>
         <w:tc>
           <w:tcPr>
-            <w:tcW w:type="dxa" w:w="3600"/>
+            <w:tcW w:w="3600" w:type="dxa"/>
             <w:tcMar>
-              <w:top w:type="dxa" w:w="55"/>
-              <w:left w:type="dxa" w:w="100"/>
-              <w:bottom w:type="dxa" w:w="55"/>
-              <w:right w:type="dxa" w:w="100"/>
+              <w:top w:w="55" w:type="dxa"/>
+              <w:left w:w="100" w:type="dxa"/>
+              <w:bottom w:w="55" w:type="dxa"/>
+              <w:right w:w="100" w:type="dxa"/>
             </w:tcMar>
           </w:tcPr>
           <w:p>
-            <w:pPr>
-              <w:spacing w:after="0"/>
-            </w:pPr>
             <w:r>
               <w:rPr>
                 <w:rFonts w:ascii="Consolas" w:hAnsi="Consolas" w:cs="Consolas"/>
@@ -1947,52 +1976,73 @@
                 <w:sz w:val="18"/>
                 <w:szCs w:val="18"/>
               </w:rPr>
-              <w:t xml:space="preserve">public FeuDeSignalisation()</w:t>
+              <w:t xml:space="preserve">public </w:t>
+            </w:r>
+            <w:proofErr w:type="spellStart"/>
+            <w:r>
+              <w:rPr>
+                <w:rFonts w:ascii="Consolas" w:hAnsi="Consolas" w:cs="Consolas"/>
+                <w:color w:val="E97132" w:themeColor="accent2"/>
+                <w:sz w:val="18"/>
+                <w:szCs w:val="18"/>
+              </w:rPr>
+              <w:t>FeuDeSignalisation</w:t>
+            </w:r>
+            <w:proofErr w:type="spellEnd"/>
+            <w:r>
+              <w:rPr>
+                <w:rFonts w:ascii="Consolas" w:hAnsi="Consolas" w:cs="Consolas"/>
+                <w:color w:val="E97132" w:themeColor="accent2"/>
+                <w:sz w:val="18"/>
+                <w:szCs w:val="18"/>
+              </w:rPr>
+              <w:t>()</w:t>
             </w:r>
           </w:p>
         </w:tc>
         <w:tc>
           <w:tcPr>
-            <w:tcW w:type="dxa" w:w="3560"/>
+            <w:tcW w:w="3560" w:type="dxa"/>
             <w:tcMar>
-              <w:top w:type="dxa" w:w="55"/>
-              <w:left w:type="dxa" w:w="100"/>
-              <w:bottom w:type="dxa" w:w="55"/>
-              <w:right w:type="dxa" w:w="100"/>
+              <w:top w:w="55" w:type="dxa"/>
+              <w:left w:w="100" w:type="dxa"/>
+              <w:bottom w:w="55" w:type="dxa"/>
+              <w:right w:w="100" w:type="dxa"/>
             </w:tcMar>
           </w:tcPr>
           <w:p>
-            <w:pPr>
-              <w:spacing w:after="0"/>
-            </w:pPr>
             <w:r>
               <w:rPr>
                 <w:sz w:val="20"/>
                 <w:szCs w:val="20"/>
               </w:rPr>
-              <w:t xml:space="preserve">Un feu neuf est inactif, donc orange</w:t>
+              <w:t>Un feu neuf est inactif, donc orange</w:t>
             </w:r>
           </w:p>
         </w:tc>
       </w:tr>
       <w:tr>
+        <w:tblPrEx>
+          <w:tblCellMar>
+            <w:top w:w="0" w:type="dxa"/>
+            <w:bottom w:w="0" w:type="dxa"/>
+          </w:tblCellMar>
+        </w:tblPrEx>
         <w:trPr>
           <w:cantSplit/>
         </w:trPr>
         <w:tc>
           <w:tcPr>
-            <w:tcW w:type="dxa" w:w="2200"/>
+            <w:tcW w:w="2200" w:type="dxa"/>
             <w:tcMar>
-              <w:top w:type="dxa" w:w="55"/>
-              <w:left w:type="dxa" w:w="100"/>
-              <w:bottom w:type="dxa" w:w="55"/>
-              <w:right w:type="dxa" w:w="100"/>
+              <w:top w:w="55" w:type="dxa"/>
+              <w:left w:w="100" w:type="dxa"/>
+              <w:bottom w:w="55" w:type="dxa"/>
+              <w:right w:w="100" w:type="dxa"/>
             </w:tcMar>
           </w:tcPr>
           <w:p>
-            <w:pPr>
-              <w:spacing w:after="0"/>
-            </w:pPr>
+            <w:proofErr w:type="spellStart"/>
             <w:r>
               <w:rPr>
                 <w:rFonts w:ascii="Consolas" w:hAnsi="Consolas" w:cs="Consolas"/>
@@ -2000,24 +2050,22 @@
                 <w:sz w:val="18"/>
                 <w:szCs w:val="18"/>
               </w:rPr>
-              <w:t xml:space="preserve">desactive</w:t>
-            </w:r>
+              <w:t>desactive</w:t>
+            </w:r>
+            <w:proofErr w:type="spellEnd"/>
           </w:p>
         </w:tc>
         <w:tc>
           <w:tcPr>
-            <w:tcW w:type="dxa" w:w="3600"/>
+            <w:tcW w:w="3600" w:type="dxa"/>
             <w:tcMar>
-              <w:top w:type="dxa" w:w="55"/>
-              <w:left w:type="dxa" w:w="100"/>
-              <w:bottom w:type="dxa" w:w="55"/>
-              <w:right w:type="dxa" w:w="100"/>
+              <w:top w:w="55" w:type="dxa"/>
+              <w:left w:w="100" w:type="dxa"/>
+              <w:bottom w:w="55" w:type="dxa"/>
+              <w:right w:w="100" w:type="dxa"/>
             </w:tcMar>
           </w:tcPr>
           <w:p>
-            <w:pPr>
-              <w:spacing w:after="0"/>
-            </w:pPr>
             <w:r>
               <w:rPr>
                 <w:rFonts w:ascii="Consolas" w:hAnsi="Consolas" w:cs="Consolas"/>
@@ -2025,52 +2073,92 @@
                 <w:sz w:val="18"/>
                 <w:szCs w:val="18"/>
               </w:rPr>
-              <w:t xml:space="preserve">public void desactive()</w:t>
+              <w:t xml:space="preserve">public </w:t>
+            </w:r>
+            <w:proofErr w:type="spellStart"/>
+            <w:r>
+              <w:rPr>
+                <w:rFonts w:ascii="Consolas" w:hAnsi="Consolas" w:cs="Consolas"/>
+                <w:color w:val="E97132" w:themeColor="accent2"/>
+                <w:sz w:val="18"/>
+                <w:szCs w:val="18"/>
+              </w:rPr>
+              <w:t>void</w:t>
+            </w:r>
+            <w:proofErr w:type="spellEnd"/>
+            <w:r>
+              <w:rPr>
+                <w:rFonts w:ascii="Consolas" w:hAnsi="Consolas" w:cs="Consolas"/>
+                <w:color w:val="E97132" w:themeColor="accent2"/>
+                <w:sz w:val="18"/>
+                <w:szCs w:val="18"/>
+              </w:rPr>
+              <w:t xml:space="preserve"> </w:t>
+            </w:r>
+            <w:proofErr w:type="spellStart"/>
+            <w:r>
+              <w:rPr>
+                <w:rFonts w:ascii="Consolas" w:hAnsi="Consolas" w:cs="Consolas"/>
+                <w:color w:val="E97132" w:themeColor="accent2"/>
+                <w:sz w:val="18"/>
+                <w:szCs w:val="18"/>
+              </w:rPr>
+              <w:t>desactive</w:t>
+            </w:r>
+            <w:proofErr w:type="spellEnd"/>
+            <w:r>
+              <w:rPr>
+                <w:rFonts w:ascii="Consolas" w:hAnsi="Consolas" w:cs="Consolas"/>
+                <w:color w:val="E97132" w:themeColor="accent2"/>
+                <w:sz w:val="18"/>
+                <w:szCs w:val="18"/>
+              </w:rPr>
+              <w:t>()</w:t>
             </w:r>
           </w:p>
         </w:tc>
         <w:tc>
           <w:tcPr>
-            <w:tcW w:type="dxa" w:w="3560"/>
+            <w:tcW w:w="3560" w:type="dxa"/>
             <w:tcMar>
-              <w:top w:type="dxa" w:w="55"/>
-              <w:left w:type="dxa" w:w="100"/>
-              <w:bottom w:type="dxa" w:w="55"/>
-              <w:right w:type="dxa" w:w="100"/>
+              <w:top w:w="55" w:type="dxa"/>
+              <w:left w:w="100" w:type="dxa"/>
+              <w:bottom w:w="55" w:type="dxa"/>
+              <w:right w:w="100" w:type="dxa"/>
             </w:tcMar>
           </w:tcPr>
           <w:p>
-            <w:pPr>
-              <w:spacing w:after="0"/>
-            </w:pPr>
             <w:r>
               <w:rPr>
                 <w:sz w:val="20"/>
                 <w:szCs w:val="20"/>
               </w:rPr>
-              <w:t xml:space="preserve">Inactif et orange ; ne changera plus de couleur</w:t>
+              <w:t>Inactif et orange ; ne changera plus de couleur</w:t>
             </w:r>
           </w:p>
         </w:tc>
       </w:tr>
       <w:tr>
+        <w:tblPrEx>
+          <w:tblCellMar>
+            <w:top w:w="0" w:type="dxa"/>
+            <w:bottom w:w="0" w:type="dxa"/>
+          </w:tblCellMar>
+        </w:tblPrEx>
         <w:trPr>
           <w:cantSplit/>
         </w:trPr>
         <w:tc>
           <w:tcPr>
-            <w:tcW w:type="dxa" w:w="2200"/>
+            <w:tcW w:w="2200" w:type="dxa"/>
             <w:tcMar>
-              <w:top w:type="dxa" w:w="55"/>
-              <w:left w:type="dxa" w:w="100"/>
-              <w:bottom w:type="dxa" w:w="55"/>
-              <w:right w:type="dxa" w:w="100"/>
+              <w:top w:w="55" w:type="dxa"/>
+              <w:left w:w="100" w:type="dxa"/>
+              <w:bottom w:w="55" w:type="dxa"/>
+              <w:right w:w="100" w:type="dxa"/>
             </w:tcMar>
           </w:tcPr>
           <w:p>
-            <w:pPr>
-              <w:spacing w:after="0"/>
-            </w:pPr>
             <w:r>
               <w:rPr>
                 <w:rFonts w:ascii="Consolas" w:hAnsi="Consolas" w:cs="Consolas"/>
@@ -2078,24 +2166,21 @@
                 <w:sz w:val="18"/>
                 <w:szCs w:val="18"/>
               </w:rPr>
-              <w:t xml:space="preserve">active</w:t>
+              <w:t>active</w:t>
             </w:r>
           </w:p>
         </w:tc>
         <w:tc>
           <w:tcPr>
-            <w:tcW w:type="dxa" w:w="3600"/>
+            <w:tcW w:w="3600" w:type="dxa"/>
             <w:tcMar>
-              <w:top w:type="dxa" w:w="55"/>
-              <w:left w:type="dxa" w:w="100"/>
-              <w:bottom w:type="dxa" w:w="55"/>
-              <w:right w:type="dxa" w:w="100"/>
+              <w:top w:w="55" w:type="dxa"/>
+              <w:left w:w="100" w:type="dxa"/>
+              <w:bottom w:w="55" w:type="dxa"/>
+              <w:right w:w="100" w:type="dxa"/>
             </w:tcMar>
           </w:tcPr>
           <w:p>
-            <w:pPr>
-              <w:spacing w:after="0"/>
-            </w:pPr>
             <w:r>
               <w:rPr>
                 <w:rFonts w:ascii="Consolas" w:hAnsi="Consolas" w:cs="Consolas"/>
@@ -2103,52 +2188,73 @@
                 <w:sz w:val="18"/>
                 <w:szCs w:val="18"/>
               </w:rPr>
-              <w:t xml:space="preserve">public void active()</w:t>
+              <w:t xml:space="preserve">public </w:t>
+            </w:r>
+            <w:proofErr w:type="spellStart"/>
+            <w:r>
+              <w:rPr>
+                <w:rFonts w:ascii="Consolas" w:hAnsi="Consolas" w:cs="Consolas"/>
+                <w:color w:val="E97132" w:themeColor="accent2"/>
+                <w:sz w:val="18"/>
+                <w:szCs w:val="18"/>
+              </w:rPr>
+              <w:t>void</w:t>
+            </w:r>
+            <w:proofErr w:type="spellEnd"/>
+            <w:r>
+              <w:rPr>
+                <w:rFonts w:ascii="Consolas" w:hAnsi="Consolas" w:cs="Consolas"/>
+                <w:color w:val="E97132" w:themeColor="accent2"/>
+                <w:sz w:val="18"/>
+                <w:szCs w:val="18"/>
+              </w:rPr>
+              <w:t xml:space="preserve"> active()</w:t>
             </w:r>
           </w:p>
         </w:tc>
         <w:tc>
           <w:tcPr>
-            <w:tcW w:type="dxa" w:w="3560"/>
+            <w:tcW w:w="3560" w:type="dxa"/>
             <w:tcMar>
-              <w:top w:type="dxa" w:w="55"/>
-              <w:left w:type="dxa" w:w="100"/>
-              <w:bottom w:type="dxa" w:w="55"/>
-              <w:right w:type="dxa" w:w="100"/>
+              <w:top w:w="55" w:type="dxa"/>
+              <w:left w:w="100" w:type="dxa"/>
+              <w:bottom w:w="55" w:type="dxa"/>
+              <w:right w:w="100" w:type="dxa"/>
             </w:tcMar>
           </w:tcPr>
           <w:p>
-            <w:pPr>
-              <w:spacing w:after="0"/>
-            </w:pPr>
             <w:r>
               <w:rPr>
                 <w:sz w:val="20"/>
                 <w:szCs w:val="20"/>
               </w:rPr>
-              <w:t xml:space="preserve">Actif et rouge</w:t>
+              <w:t>Actif et rouge</w:t>
             </w:r>
           </w:p>
         </w:tc>
       </w:tr>
       <w:tr>
+        <w:tblPrEx>
+          <w:tblCellMar>
+            <w:top w:w="0" w:type="dxa"/>
+            <w:bottom w:w="0" w:type="dxa"/>
+          </w:tblCellMar>
+        </w:tblPrEx>
         <w:trPr>
           <w:cantSplit/>
         </w:trPr>
         <w:tc>
           <w:tcPr>
-            <w:tcW w:type="dxa" w:w="2200"/>
+            <w:tcW w:w="2200" w:type="dxa"/>
             <w:tcMar>
-              <w:top w:type="dxa" w:w="55"/>
-              <w:left w:type="dxa" w:w="100"/>
-              <w:bottom w:type="dxa" w:w="55"/>
-              <w:right w:type="dxa" w:w="100"/>
+              <w:top w:w="55" w:type="dxa"/>
+              <w:left w:w="100" w:type="dxa"/>
+              <w:bottom w:w="55" w:type="dxa"/>
+              <w:right w:w="100" w:type="dxa"/>
             </w:tcMar>
           </w:tcPr>
           <w:p>
-            <w:pPr>
-              <w:spacing w:after="0"/>
-            </w:pPr>
+            <w:proofErr w:type="spellStart"/>
             <w:r>
               <w:rPr>
                 <w:rFonts w:ascii="Consolas" w:hAnsi="Consolas" w:cs="Consolas"/>
@@ -2156,24 +2262,22 @@
                 <w:sz w:val="18"/>
                 <w:szCs w:val="18"/>
               </w:rPr>
-              <w:t xml:space="preserve">changeDeCouleur</w:t>
-            </w:r>
+              <w:t>changeDeCouleur</w:t>
+            </w:r>
+            <w:proofErr w:type="spellEnd"/>
           </w:p>
         </w:tc>
         <w:tc>
           <w:tcPr>
-            <w:tcW w:type="dxa" w:w="3600"/>
+            <w:tcW w:w="3600" w:type="dxa"/>
             <w:tcMar>
-              <w:top w:type="dxa" w:w="55"/>
-              <w:left w:type="dxa" w:w="100"/>
-              <w:bottom w:type="dxa" w:w="55"/>
-              <w:right w:type="dxa" w:w="100"/>
+              <w:top w:w="55" w:type="dxa"/>
+              <w:left w:w="100" w:type="dxa"/>
+              <w:bottom w:w="55" w:type="dxa"/>
+              <w:right w:w="100" w:type="dxa"/>
             </w:tcMar>
           </w:tcPr>
           <w:p>
-            <w:pPr>
-              <w:spacing w:after="0"/>
-            </w:pPr>
             <w:r>
               <w:rPr>
                 <w:rFonts w:ascii="Consolas" w:hAnsi="Consolas" w:cs="Consolas"/>
@@ -2181,52 +2285,93 @@
                 <w:sz w:val="18"/>
                 <w:szCs w:val="18"/>
               </w:rPr>
-              <w:t xml:space="preserve">public void changeDeCouleur()</w:t>
+              <w:t xml:space="preserve">public </w:t>
+            </w:r>
+            <w:proofErr w:type="spellStart"/>
+            <w:r>
+              <w:rPr>
+                <w:rFonts w:ascii="Consolas" w:hAnsi="Consolas" w:cs="Consolas"/>
+                <w:color w:val="E97132" w:themeColor="accent2"/>
+                <w:sz w:val="18"/>
+                <w:szCs w:val="18"/>
+              </w:rPr>
+              <w:t>void</w:t>
+            </w:r>
+            <w:proofErr w:type="spellEnd"/>
+            <w:r>
+              <w:rPr>
+                <w:rFonts w:ascii="Consolas" w:hAnsi="Consolas" w:cs="Consolas"/>
+                <w:color w:val="E97132" w:themeColor="accent2"/>
+                <w:sz w:val="18"/>
+                <w:szCs w:val="18"/>
+              </w:rPr>
+              <w:t xml:space="preserve"> </w:t>
+            </w:r>
+            <w:proofErr w:type="spellStart"/>
+            <w:r>
+              <w:rPr>
+                <w:rFonts w:ascii="Consolas" w:hAnsi="Consolas" w:cs="Consolas"/>
+                <w:color w:val="E97132" w:themeColor="accent2"/>
+                <w:sz w:val="18"/>
+                <w:szCs w:val="18"/>
+              </w:rPr>
+              <w:t>changeDeCouleur</w:t>
+            </w:r>
+            <w:proofErr w:type="spellEnd"/>
+            <w:r>
+              <w:rPr>
+                <w:rFonts w:ascii="Consolas" w:hAnsi="Consolas" w:cs="Consolas"/>
+                <w:color w:val="E97132" w:themeColor="accent2"/>
+                <w:sz w:val="18"/>
+                <w:szCs w:val="18"/>
+              </w:rPr>
+              <w:t>()</w:t>
             </w:r>
           </w:p>
         </w:tc>
         <w:tc>
           <w:tcPr>
-            <w:tcW w:type="dxa" w:w="3560"/>
+            <w:tcW w:w="3560" w:type="dxa"/>
             <w:tcMar>
-              <w:top w:type="dxa" w:w="55"/>
-              <w:left w:type="dxa" w:w="100"/>
-              <w:bottom w:type="dxa" w:w="55"/>
-              <w:right w:type="dxa" w:w="100"/>
+              <w:top w:w="55" w:type="dxa"/>
+              <w:left w:w="100" w:type="dxa"/>
+              <w:bottom w:w="55" w:type="dxa"/>
+              <w:right w:w="100" w:type="dxa"/>
             </w:tcMar>
           </w:tcPr>
           <w:p>
-            <w:pPr>
-              <w:spacing w:after="0"/>
-            </w:pPr>
             <w:r>
               <w:rPr>
                 <w:sz w:val="20"/>
                 <w:szCs w:val="20"/>
               </w:rPr>
-              <w:t xml:space="preserve">VERT → ORANGE → ROUGE → VERT ; sans effet si inactif</w:t>
+              <w:t>VERT → ORANGE → ROUGE → VERT ; sans effet si inactif</w:t>
             </w:r>
           </w:p>
         </w:tc>
       </w:tr>
       <w:tr>
+        <w:tblPrEx>
+          <w:tblCellMar>
+            <w:top w:w="0" w:type="dxa"/>
+            <w:bottom w:w="0" w:type="dxa"/>
+          </w:tblCellMar>
+        </w:tblPrEx>
         <w:trPr>
           <w:cantSplit/>
         </w:trPr>
         <w:tc>
           <w:tcPr>
-            <w:tcW w:type="dxa" w:w="2200"/>
+            <w:tcW w:w="2200" w:type="dxa"/>
             <w:tcMar>
-              <w:top w:type="dxa" w:w="55"/>
-              <w:left w:type="dxa" w:w="100"/>
-              <w:bottom w:type="dxa" w:w="55"/>
-              <w:right w:type="dxa" w:w="100"/>
+              <w:top w:w="55" w:type="dxa"/>
+              <w:left w:w="100" w:type="dxa"/>
+              <w:bottom w:w="55" w:type="dxa"/>
+              <w:right w:w="100" w:type="dxa"/>
             </w:tcMar>
           </w:tcPr>
           <w:p>
-            <w:pPr>
-              <w:spacing w:after="0"/>
-            </w:pPr>
+            <w:proofErr w:type="spellStart"/>
             <w:r>
               <w:rPr>
                 <w:rFonts w:ascii="Consolas" w:hAnsi="Consolas" w:cs="Consolas"/>
@@ -2234,24 +2379,22 @@
                 <w:sz w:val="18"/>
                 <w:szCs w:val="18"/>
               </w:rPr>
-              <w:t xml:space="preserve">getCouleur</w:t>
-            </w:r>
+              <w:t>getCouleur</w:t>
+            </w:r>
+            <w:proofErr w:type="spellEnd"/>
           </w:p>
         </w:tc>
         <w:tc>
           <w:tcPr>
-            <w:tcW w:type="dxa" w:w="3600"/>
+            <w:tcW w:w="3600" w:type="dxa"/>
             <w:tcMar>
-              <w:top w:type="dxa" w:w="55"/>
-              <w:left w:type="dxa" w:w="100"/>
-              <w:bottom w:type="dxa" w:w="55"/>
-              <w:right w:type="dxa" w:w="100"/>
+              <w:top w:w="55" w:type="dxa"/>
+              <w:left w:w="100" w:type="dxa"/>
+              <w:bottom w:w="55" w:type="dxa"/>
+              <w:right w:w="100" w:type="dxa"/>
             </w:tcMar>
           </w:tcPr>
           <w:p>
-            <w:pPr>
-              <w:spacing w:after="0"/>
-            </w:pPr>
             <w:r>
               <w:rPr>
                 <w:rFonts w:ascii="Consolas" w:hAnsi="Consolas" w:cs="Consolas"/>
@@ -2259,52 +2402,93 @@
                 <w:sz w:val="18"/>
                 <w:szCs w:val="18"/>
               </w:rPr>
-              <w:t xml:space="preserve">public CouleurDeFeu getCouleur()</w:t>
+              <w:t xml:space="preserve">public </w:t>
+            </w:r>
+            <w:proofErr w:type="spellStart"/>
+            <w:r>
+              <w:rPr>
+                <w:rFonts w:ascii="Consolas" w:hAnsi="Consolas" w:cs="Consolas"/>
+                <w:color w:val="E97132" w:themeColor="accent2"/>
+                <w:sz w:val="18"/>
+                <w:szCs w:val="18"/>
+              </w:rPr>
+              <w:t>CouleurDeFeu</w:t>
+            </w:r>
+            <w:proofErr w:type="spellEnd"/>
+            <w:r>
+              <w:rPr>
+                <w:rFonts w:ascii="Consolas" w:hAnsi="Consolas" w:cs="Consolas"/>
+                <w:color w:val="E97132" w:themeColor="accent2"/>
+                <w:sz w:val="18"/>
+                <w:szCs w:val="18"/>
+              </w:rPr>
+              <w:t xml:space="preserve"> </w:t>
+            </w:r>
+            <w:proofErr w:type="spellStart"/>
+            <w:r>
+              <w:rPr>
+                <w:rFonts w:ascii="Consolas" w:hAnsi="Consolas" w:cs="Consolas"/>
+                <w:color w:val="E97132" w:themeColor="accent2"/>
+                <w:sz w:val="18"/>
+                <w:szCs w:val="18"/>
+              </w:rPr>
+              <w:t>getCouleur</w:t>
+            </w:r>
+            <w:proofErr w:type="spellEnd"/>
+            <w:r>
+              <w:rPr>
+                <w:rFonts w:ascii="Consolas" w:hAnsi="Consolas" w:cs="Consolas"/>
+                <w:color w:val="E97132" w:themeColor="accent2"/>
+                <w:sz w:val="18"/>
+                <w:szCs w:val="18"/>
+              </w:rPr>
+              <w:t>()</w:t>
             </w:r>
           </w:p>
         </w:tc>
         <w:tc>
           <w:tcPr>
-            <w:tcW w:type="dxa" w:w="3560"/>
+            <w:tcW w:w="3560" w:type="dxa"/>
             <w:tcMar>
-              <w:top w:type="dxa" w:w="55"/>
-              <w:left w:type="dxa" w:w="100"/>
-              <w:bottom w:type="dxa" w:w="55"/>
-              <w:right w:type="dxa" w:w="100"/>
+              <w:top w:w="55" w:type="dxa"/>
+              <w:left w:w="100" w:type="dxa"/>
+              <w:bottom w:w="55" w:type="dxa"/>
+              <w:right w:w="100" w:type="dxa"/>
             </w:tcMar>
           </w:tcPr>
           <w:p>
-            <w:pPr>
-              <w:spacing w:after="0"/>
-            </w:pPr>
             <w:r>
               <w:rPr>
                 <w:sz w:val="20"/>
                 <w:szCs w:val="20"/>
               </w:rPr>
-              <w:t xml:space="preserve">La couleur actuelle</w:t>
+              <w:t>La couleur actuelle</w:t>
             </w:r>
           </w:p>
         </w:tc>
       </w:tr>
       <w:tr>
+        <w:tblPrEx>
+          <w:tblCellMar>
+            <w:top w:w="0" w:type="dxa"/>
+            <w:bottom w:w="0" w:type="dxa"/>
+          </w:tblCellMar>
+        </w:tblPrEx>
         <w:trPr>
           <w:cantSplit/>
         </w:trPr>
         <w:tc>
           <w:tcPr>
-            <w:tcW w:type="dxa" w:w="2200"/>
+            <w:tcW w:w="2200" w:type="dxa"/>
             <w:tcMar>
-              <w:top w:type="dxa" w:w="55"/>
-              <w:left w:type="dxa" w:w="100"/>
-              <w:bottom w:type="dxa" w:w="55"/>
-              <w:right w:type="dxa" w:w="100"/>
+              <w:top w:w="55" w:type="dxa"/>
+              <w:left w:w="100" w:type="dxa"/>
+              <w:bottom w:w="55" w:type="dxa"/>
+              <w:right w:w="100" w:type="dxa"/>
             </w:tcMar>
           </w:tcPr>
           <w:p>
-            <w:pPr>
-              <w:spacing w:after="0"/>
-            </w:pPr>
+            <w:proofErr w:type="spellStart"/>
             <w:r>
               <w:rPr>
                 <w:rFonts w:ascii="Consolas" w:hAnsi="Consolas" w:cs="Consolas"/>
@@ -2312,24 +2496,22 @@
                 <w:sz w:val="18"/>
                 <w:szCs w:val="18"/>
               </w:rPr>
-              <w:t xml:space="preserve">estActif</w:t>
-            </w:r>
+              <w:t>estActif</w:t>
+            </w:r>
+            <w:proofErr w:type="spellEnd"/>
           </w:p>
         </w:tc>
         <w:tc>
           <w:tcPr>
-            <w:tcW w:type="dxa" w:w="3600"/>
+            <w:tcW w:w="3600" w:type="dxa"/>
             <w:tcMar>
-              <w:top w:type="dxa" w:w="55"/>
-              <w:left w:type="dxa" w:w="100"/>
-              <w:bottom w:type="dxa" w:w="55"/>
-              <w:right w:type="dxa" w:w="100"/>
+              <w:top w:w="55" w:type="dxa"/>
+              <w:left w:w="100" w:type="dxa"/>
+              <w:bottom w:w="55" w:type="dxa"/>
+              <w:right w:w="100" w:type="dxa"/>
             </w:tcMar>
           </w:tcPr>
           <w:p>
-            <w:pPr>
-              <w:spacing w:after="0"/>
-            </w:pPr>
             <w:r>
               <w:rPr>
                 <w:rFonts w:ascii="Consolas" w:hAnsi="Consolas" w:cs="Consolas"/>
@@ -2337,52 +2519,93 @@
                 <w:sz w:val="18"/>
                 <w:szCs w:val="18"/>
               </w:rPr>
-              <w:t xml:space="preserve">public boolean estActif()</w:t>
+              <w:t xml:space="preserve">public </w:t>
+            </w:r>
+            <w:proofErr w:type="spellStart"/>
+            <w:r>
+              <w:rPr>
+                <w:rFonts w:ascii="Consolas" w:hAnsi="Consolas" w:cs="Consolas"/>
+                <w:color w:val="E97132" w:themeColor="accent2"/>
+                <w:sz w:val="18"/>
+                <w:szCs w:val="18"/>
+              </w:rPr>
+              <w:t>boolean</w:t>
+            </w:r>
+            <w:proofErr w:type="spellEnd"/>
+            <w:r>
+              <w:rPr>
+                <w:rFonts w:ascii="Consolas" w:hAnsi="Consolas" w:cs="Consolas"/>
+                <w:color w:val="E97132" w:themeColor="accent2"/>
+                <w:sz w:val="18"/>
+                <w:szCs w:val="18"/>
+              </w:rPr>
+              <w:t xml:space="preserve"> </w:t>
+            </w:r>
+            <w:proofErr w:type="spellStart"/>
+            <w:r>
+              <w:rPr>
+                <w:rFonts w:ascii="Consolas" w:hAnsi="Consolas" w:cs="Consolas"/>
+                <w:color w:val="E97132" w:themeColor="accent2"/>
+                <w:sz w:val="18"/>
+                <w:szCs w:val="18"/>
+              </w:rPr>
+              <w:t>estActif</w:t>
+            </w:r>
+            <w:proofErr w:type="spellEnd"/>
+            <w:r>
+              <w:rPr>
+                <w:rFonts w:ascii="Consolas" w:hAnsi="Consolas" w:cs="Consolas"/>
+                <w:color w:val="E97132" w:themeColor="accent2"/>
+                <w:sz w:val="18"/>
+                <w:szCs w:val="18"/>
+              </w:rPr>
+              <w:t>()</w:t>
             </w:r>
           </w:p>
         </w:tc>
         <w:tc>
           <w:tcPr>
-            <w:tcW w:type="dxa" w:w="3560"/>
+            <w:tcW w:w="3560" w:type="dxa"/>
             <w:tcMar>
-              <w:top w:type="dxa" w:w="55"/>
-              <w:left w:type="dxa" w:w="100"/>
-              <w:bottom w:type="dxa" w:w="55"/>
-              <w:right w:type="dxa" w:w="100"/>
+              <w:top w:w="55" w:type="dxa"/>
+              <w:left w:w="100" w:type="dxa"/>
+              <w:bottom w:w="55" w:type="dxa"/>
+              <w:right w:w="100" w:type="dxa"/>
             </w:tcMar>
           </w:tcPr>
           <w:p>
-            <w:pPr>
-              <w:spacing w:after="0"/>
-            </w:pPr>
             <w:r>
               <w:rPr>
                 <w:sz w:val="20"/>
                 <w:szCs w:val="20"/>
               </w:rPr>
-              <w:t xml:space="preserve">L'état actuel</w:t>
+              <w:t>L'état actuel</w:t>
             </w:r>
           </w:p>
         </w:tc>
       </w:tr>
       <w:tr>
+        <w:tblPrEx>
+          <w:tblCellMar>
+            <w:top w:w="0" w:type="dxa"/>
+            <w:bottom w:w="0" w:type="dxa"/>
+          </w:tblCellMar>
+        </w:tblPrEx>
         <w:trPr>
           <w:cantSplit/>
         </w:trPr>
         <w:tc>
           <w:tcPr>
-            <w:tcW w:type="dxa" w:w="2200"/>
+            <w:tcW w:w="2200" w:type="dxa"/>
             <w:tcMar>
-              <w:top w:type="dxa" w:w="55"/>
-              <w:left w:type="dxa" w:w="100"/>
-              <w:bottom w:type="dxa" w:w="55"/>
-              <w:right w:type="dxa" w:w="100"/>
+              <w:top w:w="55" w:type="dxa"/>
+              <w:left w:w="100" w:type="dxa"/>
+              <w:bottom w:w="55" w:type="dxa"/>
+              <w:right w:w="100" w:type="dxa"/>
             </w:tcMar>
           </w:tcPr>
           <w:p>
-            <w:pPr>
-              <w:spacing w:after="0"/>
-            </w:pPr>
+            <w:proofErr w:type="spellStart"/>
             <w:r>
               <w:rPr>
                 <w:rFonts w:ascii="Consolas" w:hAnsi="Consolas" w:cs="Consolas"/>
@@ -2390,24 +2613,22 @@
                 <w:sz w:val="18"/>
                 <w:szCs w:val="18"/>
               </w:rPr>
-              <w:t xml:space="preserve">enTexte</w:t>
-            </w:r>
+              <w:t>enTexte</w:t>
+            </w:r>
+            <w:proofErr w:type="spellEnd"/>
           </w:p>
         </w:tc>
         <w:tc>
           <w:tcPr>
-            <w:tcW w:type="dxa" w:w="3600"/>
+            <w:tcW w:w="3600" w:type="dxa"/>
             <w:tcMar>
-              <w:top w:type="dxa" w:w="55"/>
-              <w:left w:type="dxa" w:w="100"/>
-              <w:bottom w:type="dxa" w:w="55"/>
-              <w:right w:type="dxa" w:w="100"/>
+              <w:top w:w="55" w:type="dxa"/>
+              <w:left w:w="100" w:type="dxa"/>
+              <w:bottom w:w="55" w:type="dxa"/>
+              <w:right w:w="100" w:type="dxa"/>
             </w:tcMar>
           </w:tcPr>
           <w:p>
-            <w:pPr>
-              <w:spacing w:after="0"/>
-            </w:pPr>
             <w:r>
               <w:rPr>
                 <w:rFonts w:ascii="Consolas" w:hAnsi="Consolas" w:cs="Consolas"/>
@@ -2415,30 +2636,47 @@
                 <w:sz w:val="18"/>
                 <w:szCs w:val="18"/>
               </w:rPr>
-              <w:t xml:space="preserve">public String enTexte()</w:t>
+              <w:t xml:space="preserve">public String </w:t>
+            </w:r>
+            <w:proofErr w:type="spellStart"/>
+            <w:r>
+              <w:rPr>
+                <w:rFonts w:ascii="Consolas" w:hAnsi="Consolas" w:cs="Consolas"/>
+                <w:color w:val="E97132" w:themeColor="accent2"/>
+                <w:sz w:val="18"/>
+                <w:szCs w:val="18"/>
+              </w:rPr>
+              <w:t>enTexte</w:t>
+            </w:r>
+            <w:proofErr w:type="spellEnd"/>
+            <w:r>
+              <w:rPr>
+                <w:rFonts w:ascii="Consolas" w:hAnsi="Consolas" w:cs="Consolas"/>
+                <w:color w:val="E97132" w:themeColor="accent2"/>
+                <w:sz w:val="18"/>
+                <w:szCs w:val="18"/>
+              </w:rPr>
+              <w:t>()</w:t>
             </w:r>
           </w:p>
         </w:tc>
         <w:tc>
           <w:tcPr>
-            <w:tcW w:type="dxa" w:w="3560"/>
+            <w:tcW w:w="3560" w:type="dxa"/>
             <w:tcMar>
-              <w:top w:type="dxa" w:w="55"/>
-              <w:left w:type="dxa" w:w="100"/>
-              <w:bottom w:type="dxa" w:w="55"/>
-              <w:right w:type="dxa" w:w="100"/>
+              <w:top w:w="55" w:type="dxa"/>
+              <w:left w:w="100" w:type="dxa"/>
+              <w:bottom w:w="55" w:type="dxa"/>
+              <w:right w:w="100" w:type="dxa"/>
             </w:tcMar>
           </w:tcPr>
           <w:p>
-            <w:pPr>
-              <w:spacing w:after="0"/>
-            </w:pPr>
             <w:r>
               <w:rPr>
                 <w:sz w:val="20"/>
                 <w:szCs w:val="20"/>
               </w:rPr>
-              <w:t xml:space="preserve">« ROUGE (actif) » ou « ORANGE (inactif) »</w:t>
+              <w:t>« ROUGE (actif) » ou « ORANGE (inactif) »</w:t>
             </w:r>
           </w:p>
         </w:tc>
@@ -2449,10 +2687,6 @@
         <w:spacing w:after="120"/>
       </w:pPr>
       <w:r>
-        <w:rPr>
-          <w:sz w:val="22"/>
-          <w:szCs w:val="22"/>
-        </w:rPr>
         <w:t xml:space="preserve">Écrivez enfin le </w:t>
       </w:r>
       <w:r>
@@ -2462,21 +2696,17 @@
           <w:sz w:val="18"/>
           <w:szCs w:val="18"/>
         </w:rPr>
-        <w:t xml:space="preserve">Programme</w:t>
-      </w:r>
-      <w:r>
-        <w:rPr>
-          <w:sz w:val="22"/>
-          <w:szCs w:val="22"/>
-        </w:rPr>
-        <w:t xml:space="preserve"> : créez un feu, tentez de le faire changer alors qu'il est inactif, activez-le, faites-le changer plusieurs fois, puis désactivez-le.</w:t>
-      </w:r>
-    </w:p>
-    <w:p>
-      <w:pPr>
-        <w:pStyle w:val="Heading2"/>
+        <w:t>Programme</w:t>
+      </w:r>
+      <w:r>
+        <w:t> : créez un feu, tentez de le faire changer alors qu'il est inactif, activez-le, faites-le changer plusieurs fois, puis désactivez-le.</w:t>
+      </w:r>
+    </w:p>
+    <w:p>
+      <w:pPr>
+        <w:pStyle w:val="Titre2"/>
         <w:keepNext/>
-        <w:spacing w:after="100" w:before="240"/>
+        <w:spacing w:before="240" w:after="100"/>
       </w:pPr>
       <w:r>
         <w:rPr>
@@ -2486,37 +2716,46 @@
           <w:sz w:val="24"/>
           <w:szCs w:val="24"/>
         </w:rPr>
-        <w:t xml:space="preserve">Comment vérifier votre code</w:t>
+        <w:t>Comment vérifier votre code</w:t>
       </w:r>
     </w:p>
     <w:tbl>
       <w:tblPr>
-        <w:tblW w:type="dxa" w:w="9360"/>
+        <w:tblW w:w="9360" w:type="dxa"/>
         <w:tblBorders>
-          <w:top w:val="single" w:color="A6A6A6" w:sz="2"/>
-          <w:left w:val="single" w:color="1F4E79" w:sz="12"/>
-          <w:bottom w:val="single" w:color="A6A6A6" w:sz="2"/>
-          <w:right w:val="single" w:color="A6A6A6" w:sz="2"/>
-          <w:insideH w:val="none"/>
-          <w:insideV w:val="none"/>
+          <w:top w:val="single" w:sz="2" w:space="0" w:color="A6A6A6"/>
+          <w:left w:val="single" w:sz="12" w:space="0" w:color="1F4E79"/>
+          <w:bottom w:val="single" w:sz="2" w:space="0" w:color="A6A6A6"/>
+          <w:right w:val="single" w:sz="2" w:space="0" w:color="A6A6A6"/>
         </w:tblBorders>
+        <w:tblCellMar>
+          <w:left w:w="10" w:type="dxa"/>
+          <w:right w:w="10" w:type="dxa"/>
+        </w:tblCellMar>
+        <w:tblLook w:val="04A0" w:firstRow="1" w:lastRow="0" w:firstColumn="1" w:lastColumn="0" w:noHBand="0" w:noVBand="1"/>
       </w:tblPr>
       <w:tblGrid>
         <w:gridCol w:w="9360"/>
       </w:tblGrid>
       <w:tr>
+        <w:tblPrEx>
+          <w:tblCellMar>
+            <w:top w:w="0" w:type="dxa"/>
+            <w:bottom w:w="0" w:type="dxa"/>
+          </w:tblCellMar>
+        </w:tblPrEx>
         <w:trPr>
           <w:cantSplit/>
         </w:trPr>
         <w:tc>
           <w:tcPr>
-            <w:tcW w:type="dxa" w:w="9360"/>
-            <w:shd w:fill="F7F9FC" w:val="clear"/>
+            <w:tcW w:w="9360" w:type="dxa"/>
+            <w:shd w:val="clear" w:color="auto" w:fill="F7F9FC"/>
             <w:tcMar>
-              <w:top w:type="dxa" w:w="120"/>
-              <w:left w:type="dxa" w:w="160"/>
-              <w:bottom w:type="dxa" w:w="120"/>
-              <w:right w:type="dxa" w:w="160"/>
+              <w:top w:w="120" w:type="dxa"/>
+              <w:left w:w="160" w:type="dxa"/>
+              <w:bottom w:w="120" w:type="dxa"/>
+              <w:right w:w="160" w:type="dxa"/>
             </w:tcMar>
           </w:tcPr>
           <w:p>
@@ -2530,20 +2769,14 @@
                 <w:sz w:val="18"/>
                 <w:szCs w:val="18"/>
               </w:rPr>
-              <w:t xml:space="preserve">be.ephec.java.enu.e01.FeuDeSignalisationTest</w:t>
+              <w:t>be.ephec.java.enu.e01.FeuDeSignalisationTest</w:t>
             </w:r>
           </w:p>
           <w:p>
-            <w:pPr>
-              <w:spacing w:after="0"/>
-            </w:pPr>
-            <w:r>
-              <w:rPr>
-                <w:sz w:val="22"/>
-                <w:szCs w:val="22"/>
-              </w:rPr>
-              <w:t xml:space="preserve">Vérifie l'ordre des trois constantes, l'état d'un feu neuf, l'immobilité d'un feu inactif, le cycle complet des couleurs et le format d'</w:t>
-            </w:r>
+            <w:r>
+              <w:t>Vérifie l'ordre des trois constantes, l'état d'un feu neuf, l'immobilité d'un feu inactif, le cycle complet des couleurs et le format d'</w:t>
+            </w:r>
+            <w:proofErr w:type="spellStart"/>
             <w:r>
               <w:rPr>
                 <w:rFonts w:ascii="Consolas" w:hAnsi="Consolas" w:cs="Consolas"/>
@@ -2551,14 +2784,11 @@
                 <w:sz w:val="18"/>
                 <w:szCs w:val="18"/>
               </w:rPr>
-              <w:t xml:space="preserve">enTexte</w:t>
-            </w:r>
-            <w:r>
-              <w:rPr>
-                <w:sz w:val="22"/>
-                <w:szCs w:val="22"/>
-              </w:rPr>
-              <w:t xml:space="preserve">.</w:t>
+              <w:t>enTexte</w:t>
+            </w:r>
+            <w:proofErr w:type="spellEnd"/>
+            <w:r>
+              <w:t>.</w:t>
             </w:r>
           </w:p>
         </w:tc>
@@ -2566,9 +2796,9 @@
     </w:tbl>
     <w:p>
       <w:pPr>
-        <w:pStyle w:val="Heading2"/>
+        <w:pStyle w:val="Titre2"/>
         <w:keepNext/>
-        <w:spacing w:after="100" w:before="240"/>
+        <w:spacing w:before="240" w:after="100"/>
       </w:pPr>
       <w:r>
         <w:rPr>
@@ -2578,12 +2808,12 @@
           <w:sz w:val="24"/>
           <w:szCs w:val="24"/>
         </w:rPr>
-        <w:t xml:space="preserve">Questions à se poser</w:t>
-      </w:r>
-    </w:p>
-    <w:p>
-      <w:pPr>
-        <w:pStyle w:val="ListParagraph"/>
+        <w:t>Questions à se poser</w:t>
+      </w:r>
+    </w:p>
+    <w:p>
+      <w:pPr>
+        <w:pStyle w:val="Paragraphedeliste"/>
         <w:numPr>
           <w:ilvl w:val="0"/>
           <w:numId w:val="2"/>
@@ -2591,32 +2821,35 @@
         <w:spacing w:after="60"/>
       </w:pPr>
       <w:r>
-        <w:rPr>
-          <w:sz w:val="22"/>
-          <w:szCs w:val="22"/>
-        </w:rPr>
         <w:t xml:space="preserve">Le constructeur doit mettre le feu dans le même état que </w:t>
       </w:r>
-      <w:r>
-        <w:rPr>
-          <w:rFonts w:ascii="Consolas" w:hAnsi="Consolas" w:cs="Consolas"/>
-          <w:color w:val="E97132" w:themeColor="accent2"/>
-          <w:sz w:val="18"/>
-          <w:szCs w:val="18"/>
-        </w:rPr>
-        <w:t xml:space="preserve">desactive()</w:t>
-      </w:r>
-      <w:r>
-        <w:rPr>
-          <w:sz w:val="22"/>
-          <w:szCs w:val="22"/>
-        </w:rPr>
-        <w:t xml:space="preserve">. Faut-il recopier les instructions, ou appeler la méthode ?</w:t>
-      </w:r>
-    </w:p>
-    <w:p>
-      <w:pPr>
-        <w:pStyle w:val="ListParagraph"/>
+      <w:proofErr w:type="spellStart"/>
+      <w:r>
+        <w:rPr>
+          <w:rFonts w:ascii="Consolas" w:hAnsi="Consolas" w:cs="Consolas"/>
+          <w:color w:val="E97132" w:themeColor="accent2"/>
+          <w:sz w:val="18"/>
+          <w:szCs w:val="18"/>
+        </w:rPr>
+        <w:t>desactive</w:t>
+      </w:r>
+      <w:proofErr w:type="spellEnd"/>
+      <w:r>
+        <w:rPr>
+          <w:rFonts w:ascii="Consolas" w:hAnsi="Consolas" w:cs="Consolas"/>
+          <w:color w:val="E97132" w:themeColor="accent2"/>
+          <w:sz w:val="18"/>
+          <w:szCs w:val="18"/>
+        </w:rPr>
+        <w:t>()</w:t>
+      </w:r>
+      <w:r>
+        <w:t>. Faut-il recopier les instructions, ou appeler la méthode ?</w:t>
+      </w:r>
+    </w:p>
+    <w:p>
+      <w:pPr>
+        <w:pStyle w:val="Paragraphedeliste"/>
         <w:numPr>
           <w:ilvl w:val="0"/>
           <w:numId w:val="2"/>
@@ -2627,32 +2860,24 @@
         <w:rPr>
           <w:b/>
           <w:bCs/>
-          <w:sz w:val="22"/>
-          <w:szCs w:val="22"/>
         </w:rPr>
         <w:t xml:space="preserve">Le vrai enjeu de l'exercice. </w:t>
       </w:r>
       <w:r>
-        <w:rPr>
-          <w:sz w:val="22"/>
-          <w:szCs w:val="22"/>
-        </w:rPr>
         <w:t xml:space="preserve">Vous pouvez écrire </w:t>
       </w:r>
-      <w:r>
-        <w:rPr>
-          <w:rFonts w:ascii="Consolas" w:hAnsi="Consolas" w:cs="Consolas"/>
-          <w:color w:val="E97132" w:themeColor="accent2"/>
-          <w:sz w:val="18"/>
-          <w:szCs w:val="18"/>
-        </w:rPr>
-        <w:t xml:space="preserve">changeDeCouleur</w:t>
-      </w:r>
-      <w:r>
-        <w:rPr>
-          <w:sz w:val="22"/>
-          <w:szCs w:val="22"/>
-        </w:rPr>
+      <w:proofErr w:type="spellStart"/>
+      <w:r>
+        <w:rPr>
+          <w:rFonts w:ascii="Consolas" w:hAnsi="Consolas" w:cs="Consolas"/>
+          <w:color w:val="E97132" w:themeColor="accent2"/>
+          <w:sz w:val="18"/>
+          <w:szCs w:val="18"/>
+        </w:rPr>
+        <w:t>changeDeCouleur</w:t>
+      </w:r>
+      <w:proofErr w:type="spellEnd"/>
+      <w:r>
         <w:t xml:space="preserve"> avec trois </w:t>
       </w:r>
       <w:r>
@@ -2662,13 +2887,9 @@
           <w:sz w:val="18"/>
           <w:szCs w:val="18"/>
         </w:rPr>
-        <w:t xml:space="preserve">if</w:t>
-      </w:r>
-      <w:r>
-        <w:rPr>
-          <w:sz w:val="22"/>
-          <w:szCs w:val="22"/>
-        </w:rPr>
+        <w:t>if</w:t>
+      </w:r>
+      <w:r>
         <w:t xml:space="preserve"> ou un </w:t>
       </w:r>
       <w:r>
@@ -2678,13 +2899,9 @@
           <w:sz w:val="18"/>
           <w:szCs w:val="18"/>
         </w:rPr>
-        <w:t xml:space="preserve">switch</w:t>
-      </w:r>
-      <w:r>
-        <w:rPr>
-          <w:sz w:val="22"/>
-          <w:szCs w:val="22"/>
-        </w:rPr>
+        <w:t>switch</w:t>
+      </w:r>
+      <w:r>
         <w:t xml:space="preserve">. Vous pouvez aussi ne rien tester du tout, en vous servant de </w:t>
       </w:r>
       <w:r>
@@ -2694,35 +2911,27 @@
           <w:sz w:val="18"/>
           <w:szCs w:val="18"/>
         </w:rPr>
-        <w:t xml:space="preserve">values()</w:t>
-      </w:r>
-      <w:r>
-        <w:rPr>
-          <w:sz w:val="22"/>
-          <w:szCs w:val="22"/>
-        </w:rPr>
-        <w:t xml:space="preserve">, d'</w:t>
-      </w:r>
-      <w:r>
-        <w:rPr>
-          <w:rFonts w:ascii="Consolas" w:hAnsi="Consolas" w:cs="Consolas"/>
-          <w:color w:val="E97132" w:themeColor="accent2"/>
-          <w:sz w:val="18"/>
-          <w:szCs w:val="18"/>
-        </w:rPr>
-        <w:t xml:space="preserve">ordinal()</w:t>
-      </w:r>
-      <w:r>
-        <w:rPr>
-          <w:sz w:val="22"/>
-          <w:szCs w:val="22"/>
-        </w:rPr>
+        <w:t>values()</w:t>
+      </w:r>
+      <w:r>
+        <w:t>, d'</w:t>
+      </w:r>
+      <w:r>
+        <w:rPr>
+          <w:rFonts w:ascii="Consolas" w:hAnsi="Consolas" w:cs="Consolas"/>
+          <w:color w:val="E97132" w:themeColor="accent2"/>
+          <w:sz w:val="18"/>
+          <w:szCs w:val="18"/>
+        </w:rPr>
+        <w:t>ordinal()</w:t>
+      </w:r>
+      <w:r>
         <w:t xml:space="preserve"> et du reste de la division par 3. Écrivez les deux, et comparez ce qui se passerait si le feu comptait une quatrième couleur.</w:t>
       </w:r>
     </w:p>
     <w:p>
       <w:pPr>
-        <w:pStyle w:val="ListParagraph"/>
+        <w:pStyle w:val="Paragraphedeliste"/>
         <w:numPr>
           <w:ilvl w:val="0"/>
           <w:numId w:val="2"/>
@@ -2730,42 +2939,34 @@
         <w:spacing w:after="60"/>
       </w:pPr>
       <w:r>
-        <w:rPr>
-          <w:sz w:val="22"/>
-          <w:szCs w:val="22"/>
-        </w:rPr>
         <w:t xml:space="preserve">Comparez avec trois constantes </w:t>
       </w:r>
-      <w:r>
-        <w:rPr>
-          <w:rFonts w:ascii="Consolas" w:hAnsi="Consolas" w:cs="Consolas"/>
-          <w:color w:val="E97132" w:themeColor="accent2"/>
-          <w:sz w:val="18"/>
-          <w:szCs w:val="18"/>
-        </w:rPr>
-        <w:t xml:space="preserve">int</w:t>
-      </w:r>
-      <w:r>
-        <w:rPr>
-          <w:sz w:val="22"/>
-          <w:szCs w:val="22"/>
-        </w:rPr>
+      <w:proofErr w:type="spellStart"/>
+      <w:r>
+        <w:rPr>
+          <w:rFonts w:ascii="Consolas" w:hAnsi="Consolas" w:cs="Consolas"/>
+          <w:color w:val="E97132" w:themeColor="accent2"/>
+          <w:sz w:val="18"/>
+          <w:szCs w:val="18"/>
+        </w:rPr>
+        <w:t>int</w:t>
+      </w:r>
+      <w:proofErr w:type="spellEnd"/>
+      <w:r>
         <w:t xml:space="preserve"> valant 0, 1 et 2. Qu'est-ce qu'une énumération empêche d'écrire qu'un </w:t>
       </w:r>
-      <w:r>
-        <w:rPr>
-          <w:rFonts w:ascii="Consolas" w:hAnsi="Consolas" w:cs="Consolas"/>
-          <w:color w:val="E97132" w:themeColor="accent2"/>
-          <w:sz w:val="18"/>
-          <w:szCs w:val="18"/>
-        </w:rPr>
-        <w:t xml:space="preserve">int</w:t>
-      </w:r>
-      <w:r>
-        <w:rPr>
-          <w:sz w:val="22"/>
-          <w:szCs w:val="22"/>
-        </w:rPr>
+      <w:proofErr w:type="spellStart"/>
+      <w:r>
+        <w:rPr>
+          <w:rFonts w:ascii="Consolas" w:hAnsi="Consolas" w:cs="Consolas"/>
+          <w:color w:val="E97132" w:themeColor="accent2"/>
+          <w:sz w:val="18"/>
+          <w:szCs w:val="18"/>
+        </w:rPr>
+        <w:t>int</w:t>
+      </w:r>
+      <w:proofErr w:type="spellEnd"/>
+      <w:r>
         <w:t xml:space="preserve"> autoriserait ? Voir </w:t>
       </w:r>
       <w:r>
@@ -2775,13 +2976,9 @@
           <w:sz w:val="18"/>
           <w:szCs w:val="18"/>
         </w:rPr>
-        <w:t xml:space="preserve">CC-NOM.7</w:t>
-      </w:r>
-      <w:r>
-        <w:rPr>
-          <w:sz w:val="22"/>
-          <w:szCs w:val="22"/>
-        </w:rPr>
+        <w:t>CC-NOM.7</w:t>
+      </w:r>
+      <w:r>
         <w:t xml:space="preserve"> et </w:t>
       </w:r>
       <w:r>
@@ -2791,14 +2988,10 @@
           <w:sz w:val="18"/>
           <w:szCs w:val="18"/>
         </w:rPr>
-        <w:t xml:space="preserve">CC-NOM.4</w:t>
-      </w:r>
-      <w:r>
-        <w:rPr>
-          <w:sz w:val="22"/>
-          <w:szCs w:val="22"/>
-        </w:rPr>
-        <w:t xml:space="preserve">.</w:t>
+        <w:t>CC-NOM.4</w:t>
+      </w:r>
+      <w:r>
+        <w:t>.</w:t>
       </w:r>
     </w:p>
     <w:p>
@@ -2808,11 +3001,11 @@
     </w:p>
     <w:p>
       <w:pPr>
-        <w:pStyle w:val="Heading1"/>
+        <w:pStyle w:val="Titre1"/>
         <w:keepNext/>
-        <w:spacing w:after="160" w:before="360"/>
-      </w:pPr>
-      <w:bookmarkStart w:name="ex-ENU-2" w:id="1"/>
+        <w:spacing w:before="360" w:after="160"/>
+      </w:pPr>
+      <w:bookmarkStart w:id="1" w:name="ex-ENU-2"/>
       <w:r>
         <w:rPr>
           <w:b/>
@@ -2821,7 +3014,8 @@
           <w:sz w:val="30"/>
           <w:szCs w:val="30"/>
         </w:rPr>
-        <w:t xml:space="preserve">ENU.2 — Une température, deux unités</w:t>
+        <w:lastRenderedPageBreak/>
+        <w:t>ENU.2 — Une température, deux unités</w:t>
       </w:r>
       <w:bookmarkEnd w:id="1"/>
     </w:p>
@@ -2835,8 +3029,6 @@
           <w:i/>
           <w:iCs/>
           <w:color w:val="595959"/>
-          <w:sz w:val="22"/>
-          <w:szCs w:val="22"/>
         </w:rPr>
         <w:t xml:space="preserve">Package : </w:t>
       </w:r>
@@ -2849,14 +3041,14 @@
           <w:sz w:val="18"/>
           <w:szCs w:val="18"/>
         </w:rPr>
-        <w:t xml:space="preserve">be.ephec.java.enu.e02</w:t>
-      </w:r>
-    </w:p>
-    <w:p>
-      <w:pPr>
-        <w:pStyle w:val="Heading2"/>
+        <w:t>be.ephec.java.enu.e02</w:t>
+      </w:r>
+    </w:p>
+    <w:p>
+      <w:pPr>
+        <w:pStyle w:val="Titre2"/>
         <w:keepNext/>
-        <w:spacing w:after="100" w:before="240"/>
+        <w:spacing w:before="240" w:after="100"/>
       </w:pPr>
       <w:r>
         <w:rPr>
@@ -2866,27 +3058,22 @@
           <w:sz w:val="24"/>
           <w:szCs w:val="24"/>
         </w:rPr>
-        <w:t xml:space="preserve">Objectif</w:t>
-      </w:r>
-    </w:p>
-    <w:p>
-      <w:pPr>
-        <w:keepNext w:val="false"/>
+        <w:t>Objectif</w:t>
+      </w:r>
+    </w:p>
+    <w:p>
+      <w:pPr>
         <w:spacing w:after="120"/>
       </w:pPr>
       <w:r>
-        <w:rPr>
-          <w:sz w:val="22"/>
-          <w:szCs w:val="22"/>
-        </w:rPr>
-        <w:t xml:space="preserve">Se servir d'une énumération comme paramètre, et retomber sur la question de la donnée redondante.</w:t>
-      </w:r>
-    </w:p>
-    <w:p>
-      <w:pPr>
-        <w:pStyle w:val="Heading2"/>
+        <w:t>Se servir d'une énumération comme paramètre, et retomber sur la question de la donnée redondante.</w:t>
+      </w:r>
+    </w:p>
+    <w:p>
+      <w:pPr>
+        <w:pStyle w:val="Titre2"/>
         <w:keepNext/>
-        <w:spacing w:after="100" w:before="240"/>
+        <w:spacing w:before="240" w:after="100"/>
       </w:pPr>
       <w:r>
         <w:rPr>
@@ -2896,7 +3083,7 @@
           <w:sz w:val="24"/>
           <w:szCs w:val="24"/>
         </w:rPr>
-        <w:t xml:space="preserve">Énoncé</w:t>
+        <w:t>Énoncé</w:t>
       </w:r>
     </w:p>
     <w:p>
@@ -2904,26 +3091,20 @@
         <w:spacing w:after="120"/>
       </w:pPr>
       <w:r>
-        <w:rPr>
-          <w:sz w:val="22"/>
-          <w:szCs w:val="22"/>
-        </w:rPr>
         <w:t xml:space="preserve">Écrivez l'énumération </w:t>
       </w:r>
-      <w:r>
-        <w:rPr>
-          <w:rFonts w:ascii="Consolas" w:hAnsi="Consolas" w:cs="Consolas"/>
-          <w:color w:val="E97132" w:themeColor="accent2"/>
-          <w:sz w:val="18"/>
-          <w:szCs w:val="18"/>
-        </w:rPr>
-        <w:t xml:space="preserve">TemperatureUnit</w:t>
-      </w:r>
-      <w:r>
-        <w:rPr>
-          <w:sz w:val="22"/>
-          <w:szCs w:val="22"/>
-        </w:rPr>
+      <w:proofErr w:type="spellStart"/>
+      <w:r>
+        <w:rPr>
+          <w:rFonts w:ascii="Consolas" w:hAnsi="Consolas" w:cs="Consolas"/>
+          <w:color w:val="E97132" w:themeColor="accent2"/>
+          <w:sz w:val="18"/>
+          <w:szCs w:val="18"/>
+        </w:rPr>
+        <w:t>TemperatureUnit</w:t>
+      </w:r>
+      <w:proofErr w:type="spellEnd"/>
+      <w:r>
         <w:t xml:space="preserve"> avec </w:t>
       </w:r>
       <w:r>
@@ -2933,13 +3114,9 @@
           <w:sz w:val="18"/>
           <w:szCs w:val="18"/>
         </w:rPr>
-        <w:t xml:space="preserve">CELSIUS</w:t>
-      </w:r>
-      <w:r>
-        <w:rPr>
-          <w:sz w:val="22"/>
-          <w:szCs w:val="22"/>
-        </w:rPr>
+        <w:t>CELSIUS</w:t>
+      </w:r>
+      <w:r>
         <w:t xml:space="preserve"> et </w:t>
       </w:r>
       <w:r>
@@ -2949,43 +3126,42 @@
           <w:sz w:val="18"/>
           <w:szCs w:val="18"/>
         </w:rPr>
-        <w:t xml:space="preserve">FAHRENHEIT</w:t>
-      </w:r>
-      <w:r>
-        <w:rPr>
-          <w:sz w:val="22"/>
-          <w:szCs w:val="22"/>
-        </w:rPr>
+        <w:t>FAHRENHEIT</w:t>
+      </w:r>
+      <w:r>
         <w:t xml:space="preserve">, puis la classe </w:t>
       </w:r>
-      <w:r>
-        <w:rPr>
-          <w:rFonts w:ascii="Consolas" w:hAnsi="Consolas" w:cs="Consolas"/>
-          <w:color w:val="E97132" w:themeColor="accent2"/>
-          <w:sz w:val="18"/>
-          <w:szCs w:val="18"/>
-        </w:rPr>
-        <w:t xml:space="preserve">Temperature</w:t>
-      </w:r>
-      <w:r>
-        <w:rPr>
-          <w:sz w:val="22"/>
-          <w:szCs w:val="22"/>
-        </w:rPr>
-        <w:t xml:space="preserve">.</w:t>
+      <w:proofErr w:type="spellStart"/>
+      <w:r>
+        <w:rPr>
+          <w:rFonts w:ascii="Consolas" w:hAnsi="Consolas" w:cs="Consolas"/>
+          <w:color w:val="E97132" w:themeColor="accent2"/>
+          <w:sz w:val="18"/>
+          <w:szCs w:val="18"/>
+        </w:rPr>
+        <w:t>Temperature</w:t>
+      </w:r>
+      <w:proofErr w:type="spellEnd"/>
+      <w:r>
+        <w:t>.</w:t>
       </w:r>
     </w:p>
     <w:tbl>
       <w:tblPr>
-        <w:tblW w:type="dxa" w:w="9360"/>
+        <w:tblW w:w="9360" w:type="dxa"/>
         <w:tblBorders>
-          <w:top w:val="single" w:color="auto" w:sz="4"/>
-          <w:left w:val="single" w:color="auto" w:sz="4"/>
-          <w:bottom w:val="single" w:color="auto" w:sz="4"/>
-          <w:right w:val="single" w:color="auto" w:sz="4"/>
-          <w:insideH w:val="single" w:color="auto" w:sz="4"/>
-          <w:insideV w:val="single" w:color="auto" w:sz="4"/>
+          <w:top w:val="single" w:sz="4" w:space="0" w:color="auto"/>
+          <w:left w:val="single" w:sz="4" w:space="0" w:color="auto"/>
+          <w:bottom w:val="single" w:sz="4" w:space="0" w:color="auto"/>
+          <w:right w:val="single" w:sz="4" w:space="0" w:color="auto"/>
+          <w:insideH w:val="single" w:sz="4" w:space="0" w:color="auto"/>
+          <w:insideV w:val="single" w:sz="4" w:space="0" w:color="auto"/>
         </w:tblBorders>
+        <w:tblCellMar>
+          <w:left w:w="10" w:type="dxa"/>
+          <w:right w:w="10" w:type="dxa"/>
+        </w:tblCellMar>
+        <w:tblLook w:val="04A0" w:firstRow="1" w:lastRow="0" w:firstColumn="1" w:lastColumn="0" w:noHBand="0" w:noVBand="1"/>
       </w:tblPr>
       <w:tblGrid>
         <w:gridCol w:w="2000"/>
@@ -2993,24 +3169,27 @@
         <w:gridCol w:w="3160"/>
       </w:tblGrid>
       <w:tr>
+        <w:tblPrEx>
+          <w:tblCellMar>
+            <w:top w:w="0" w:type="dxa"/>
+            <w:bottom w:w="0" w:type="dxa"/>
+          </w:tblCellMar>
+        </w:tblPrEx>
         <w:trPr>
           <w:tblHeader/>
         </w:trPr>
         <w:tc>
           <w:tcPr>
-            <w:tcW w:type="dxa" w:w="2000"/>
-            <w:shd w:fill="DEEAF6" w:val="clear"/>
+            <w:tcW w:w="2000" w:type="dxa"/>
+            <w:shd w:val="clear" w:color="auto" w:fill="DEEAF6"/>
             <w:tcMar>
-              <w:top w:type="dxa" w:w="55"/>
-              <w:left w:type="dxa" w:w="100"/>
-              <w:bottom w:type="dxa" w:w="55"/>
-              <w:right w:type="dxa" w:w="100"/>
+              <w:top w:w="55" w:type="dxa"/>
+              <w:left w:w="100" w:type="dxa"/>
+              <w:bottom w:w="55" w:type="dxa"/>
+              <w:right w:w="100" w:type="dxa"/>
             </w:tcMar>
           </w:tcPr>
           <w:p>
-            <w:pPr>
-              <w:spacing w:after="0"/>
-            </w:pPr>
             <w:r>
               <w:rPr>
                 <w:b/>
@@ -3018,25 +3197,22 @@
                 <w:sz w:val="20"/>
                 <w:szCs w:val="20"/>
               </w:rPr>
-              <w:t xml:space="preserve">Élément</w:t>
+              <w:t>Élément</w:t>
             </w:r>
           </w:p>
         </w:tc>
         <w:tc>
           <w:tcPr>
-            <w:tcW w:type="dxa" w:w="4200"/>
-            <w:shd w:fill="DEEAF6" w:val="clear"/>
+            <w:tcW w:w="4200" w:type="dxa"/>
+            <w:shd w:val="clear" w:color="auto" w:fill="DEEAF6"/>
             <w:tcMar>
-              <w:top w:type="dxa" w:w="55"/>
-              <w:left w:type="dxa" w:w="100"/>
-              <w:bottom w:type="dxa" w:w="55"/>
-              <w:right w:type="dxa" w:w="100"/>
+              <w:top w:w="55" w:type="dxa"/>
+              <w:left w:w="100" w:type="dxa"/>
+              <w:bottom w:w="55" w:type="dxa"/>
+              <w:right w:w="100" w:type="dxa"/>
             </w:tcMar>
           </w:tcPr>
           <w:p>
-            <w:pPr>
-              <w:spacing w:after="0"/>
-            </w:pPr>
             <w:r>
               <w:rPr>
                 <w:b/>
@@ -3044,25 +3220,22 @@
                 <w:sz w:val="20"/>
                 <w:szCs w:val="20"/>
               </w:rPr>
-              <w:t xml:space="preserve">Signature</w:t>
+              <w:t>Signature</w:t>
             </w:r>
           </w:p>
         </w:tc>
         <w:tc>
           <w:tcPr>
-            <w:tcW w:type="dxa" w:w="3160"/>
-            <w:shd w:fill="DEEAF6" w:val="clear"/>
+            <w:tcW w:w="3160" w:type="dxa"/>
+            <w:shd w:val="clear" w:color="auto" w:fill="DEEAF6"/>
             <w:tcMar>
-              <w:top w:type="dxa" w:w="55"/>
-              <w:left w:type="dxa" w:w="100"/>
-              <w:bottom w:type="dxa" w:w="55"/>
-              <w:right w:type="dxa" w:w="100"/>
+              <w:top w:w="55" w:type="dxa"/>
+              <w:left w:w="100" w:type="dxa"/>
+              <w:bottom w:w="55" w:type="dxa"/>
+              <w:right w:w="100" w:type="dxa"/>
             </w:tcMar>
           </w:tcPr>
           <w:p>
-            <w:pPr>
-              <w:spacing w:after="0"/>
-            </w:pPr>
             <w:r>
               <w:rPr>
                 <w:b/>
@@ -3070,29 +3243,32 @@
                 <w:sz w:val="20"/>
                 <w:szCs w:val="20"/>
               </w:rPr>
-              <w:t xml:space="preserve">Rôle</w:t>
+              <w:t>Rôle</w:t>
             </w:r>
           </w:p>
         </w:tc>
       </w:tr>
       <w:tr>
+        <w:tblPrEx>
+          <w:tblCellMar>
+            <w:top w:w="0" w:type="dxa"/>
+            <w:bottom w:w="0" w:type="dxa"/>
+          </w:tblCellMar>
+        </w:tblPrEx>
         <w:trPr>
           <w:cantSplit/>
         </w:trPr>
         <w:tc>
           <w:tcPr>
-            <w:tcW w:type="dxa" w:w="2000"/>
+            <w:tcW w:w="2000" w:type="dxa"/>
             <w:tcMar>
-              <w:top w:type="dxa" w:w="55"/>
-              <w:left w:type="dxa" w:w="100"/>
-              <w:bottom w:type="dxa" w:w="55"/>
-              <w:right w:type="dxa" w:w="100"/>
+              <w:top w:w="55" w:type="dxa"/>
+              <w:left w:w="100" w:type="dxa"/>
+              <w:bottom w:w="55" w:type="dxa"/>
+              <w:right w:w="100" w:type="dxa"/>
             </w:tcMar>
           </w:tcPr>
           <w:p>
-            <w:pPr>
-              <w:spacing w:after="0"/>
-            </w:pPr>
             <w:r>
               <w:rPr>
                 <w:rFonts w:ascii="Consolas" w:hAnsi="Consolas" w:cs="Consolas"/>
@@ -3100,24 +3276,21 @@
                 <w:sz w:val="18"/>
                 <w:szCs w:val="18"/>
               </w:rPr>
-              <w:t xml:space="preserve">constructeur</w:t>
+              <w:t>constructeur</w:t>
             </w:r>
           </w:p>
         </w:tc>
         <w:tc>
           <w:tcPr>
-            <w:tcW w:type="dxa" w:w="4200"/>
+            <w:tcW w:w="4200" w:type="dxa"/>
             <w:tcMar>
-              <w:top w:type="dxa" w:w="55"/>
-              <w:left w:type="dxa" w:w="100"/>
-              <w:bottom w:type="dxa" w:w="55"/>
-              <w:right w:type="dxa" w:w="100"/>
+              <w:top w:w="55" w:type="dxa"/>
+              <w:left w:w="100" w:type="dxa"/>
+              <w:bottom w:w="55" w:type="dxa"/>
+              <w:right w:w="100" w:type="dxa"/>
             </w:tcMar>
           </w:tcPr>
           <w:p>
-            <w:pPr>
-              <w:spacing w:after="0"/>
-            </w:pPr>
             <w:r>
               <w:rPr>
                 <w:rFonts w:ascii="Consolas" w:hAnsi="Consolas" w:cs="Consolas"/>
@@ -3125,52 +3298,93 @@
                 <w:sz w:val="18"/>
                 <w:szCs w:val="18"/>
               </w:rPr>
-              <w:t xml:space="preserve">public Temperature(double, TemperatureUnit)</w:t>
+              <w:t xml:space="preserve">public </w:t>
+            </w:r>
+            <w:proofErr w:type="spellStart"/>
+            <w:r>
+              <w:rPr>
+                <w:rFonts w:ascii="Consolas" w:hAnsi="Consolas" w:cs="Consolas"/>
+                <w:color w:val="E97132" w:themeColor="accent2"/>
+                <w:sz w:val="18"/>
+                <w:szCs w:val="18"/>
+              </w:rPr>
+              <w:t>Temperature</w:t>
+            </w:r>
+            <w:proofErr w:type="spellEnd"/>
+            <w:r>
+              <w:rPr>
+                <w:rFonts w:ascii="Consolas" w:hAnsi="Consolas" w:cs="Consolas"/>
+                <w:color w:val="E97132" w:themeColor="accent2"/>
+                <w:sz w:val="18"/>
+                <w:szCs w:val="18"/>
+              </w:rPr>
+              <w:t xml:space="preserve">(double, </w:t>
+            </w:r>
+            <w:proofErr w:type="spellStart"/>
+            <w:r>
+              <w:rPr>
+                <w:rFonts w:ascii="Consolas" w:hAnsi="Consolas" w:cs="Consolas"/>
+                <w:color w:val="E97132" w:themeColor="accent2"/>
+                <w:sz w:val="18"/>
+                <w:szCs w:val="18"/>
+              </w:rPr>
+              <w:t>TemperatureUnit</w:t>
+            </w:r>
+            <w:proofErr w:type="spellEnd"/>
+            <w:r>
+              <w:rPr>
+                <w:rFonts w:ascii="Consolas" w:hAnsi="Consolas" w:cs="Consolas"/>
+                <w:color w:val="E97132" w:themeColor="accent2"/>
+                <w:sz w:val="18"/>
+                <w:szCs w:val="18"/>
+              </w:rPr>
+              <w:t>)</w:t>
             </w:r>
           </w:p>
         </w:tc>
         <w:tc>
           <w:tcPr>
-            <w:tcW w:type="dxa" w:w="3160"/>
+            <w:tcW w:w="3160" w:type="dxa"/>
             <w:tcMar>
-              <w:top w:type="dxa" w:w="55"/>
-              <w:left w:type="dxa" w:w="100"/>
-              <w:bottom w:type="dxa" w:w="55"/>
-              <w:right w:type="dxa" w:w="100"/>
+              <w:top w:w="55" w:type="dxa"/>
+              <w:left w:w="100" w:type="dxa"/>
+              <w:bottom w:w="55" w:type="dxa"/>
+              <w:right w:w="100" w:type="dxa"/>
             </w:tcMar>
           </w:tcPr>
           <w:p>
-            <w:pPr>
-              <w:spacing w:after="0"/>
-            </w:pPr>
             <w:r>
               <w:rPr>
                 <w:sz w:val="20"/>
                 <w:szCs w:val="20"/>
               </w:rPr>
-              <w:t xml:space="preserve">La valeur, et l'unité dans laquelle elle est exprimée</w:t>
+              <w:t>La valeur, et l'unité dans laquelle elle est exprimée</w:t>
             </w:r>
           </w:p>
         </w:tc>
       </w:tr>
       <w:tr>
+        <w:tblPrEx>
+          <w:tblCellMar>
+            <w:top w:w="0" w:type="dxa"/>
+            <w:bottom w:w="0" w:type="dxa"/>
+          </w:tblCellMar>
+        </w:tblPrEx>
         <w:trPr>
           <w:cantSplit/>
         </w:trPr>
         <w:tc>
           <w:tcPr>
-            <w:tcW w:type="dxa" w:w="2000"/>
+            <w:tcW w:w="2000" w:type="dxa"/>
             <w:tcMar>
-              <w:top w:type="dxa" w:w="55"/>
-              <w:left w:type="dxa" w:w="100"/>
-              <w:bottom w:type="dxa" w:w="55"/>
-              <w:right w:type="dxa" w:w="100"/>
+              <w:top w:w="55" w:type="dxa"/>
+              <w:left w:w="100" w:type="dxa"/>
+              <w:bottom w:w="55" w:type="dxa"/>
+              <w:right w:w="100" w:type="dxa"/>
             </w:tcMar>
           </w:tcPr>
           <w:p>
-            <w:pPr>
-              <w:spacing w:after="0"/>
-            </w:pPr>
+            <w:proofErr w:type="spellStart"/>
             <w:r>
               <w:rPr>
                 <w:rFonts w:ascii="Consolas" w:hAnsi="Consolas" w:cs="Consolas"/>
@@ -3178,24 +3392,22 @@
                 <w:sz w:val="18"/>
                 <w:szCs w:val="18"/>
               </w:rPr>
-              <w:t xml:space="preserve">getValue</w:t>
-            </w:r>
+              <w:t>getValue</w:t>
+            </w:r>
+            <w:proofErr w:type="spellEnd"/>
           </w:p>
         </w:tc>
         <w:tc>
           <w:tcPr>
-            <w:tcW w:type="dxa" w:w="4200"/>
+            <w:tcW w:w="4200" w:type="dxa"/>
             <w:tcMar>
-              <w:top w:type="dxa" w:w="55"/>
-              <w:left w:type="dxa" w:w="100"/>
-              <w:bottom w:type="dxa" w:w="55"/>
-              <w:right w:type="dxa" w:w="100"/>
+              <w:top w:w="55" w:type="dxa"/>
+              <w:left w:w="100" w:type="dxa"/>
+              <w:bottom w:w="55" w:type="dxa"/>
+              <w:right w:w="100" w:type="dxa"/>
             </w:tcMar>
           </w:tcPr>
           <w:p>
-            <w:pPr>
-              <w:spacing w:after="0"/>
-            </w:pPr>
             <w:r>
               <w:rPr>
                 <w:rFonts w:ascii="Consolas" w:hAnsi="Consolas" w:cs="Consolas"/>
@@ -3203,52 +3415,93 @@
                 <w:sz w:val="18"/>
                 <w:szCs w:val="18"/>
               </w:rPr>
-              <w:t xml:space="preserve">public double getValue(TemperatureUnit)</w:t>
+              <w:t xml:space="preserve">public double </w:t>
+            </w:r>
+            <w:proofErr w:type="spellStart"/>
+            <w:r>
+              <w:rPr>
+                <w:rFonts w:ascii="Consolas" w:hAnsi="Consolas" w:cs="Consolas"/>
+                <w:color w:val="E97132" w:themeColor="accent2"/>
+                <w:sz w:val="18"/>
+                <w:szCs w:val="18"/>
+              </w:rPr>
+              <w:t>getValue</w:t>
+            </w:r>
+            <w:proofErr w:type="spellEnd"/>
+            <w:r>
+              <w:rPr>
+                <w:rFonts w:ascii="Consolas" w:hAnsi="Consolas" w:cs="Consolas"/>
+                <w:color w:val="E97132" w:themeColor="accent2"/>
+                <w:sz w:val="18"/>
+                <w:szCs w:val="18"/>
+              </w:rPr>
+              <w:t>(</w:t>
+            </w:r>
+            <w:proofErr w:type="spellStart"/>
+            <w:r>
+              <w:rPr>
+                <w:rFonts w:ascii="Consolas" w:hAnsi="Consolas" w:cs="Consolas"/>
+                <w:color w:val="E97132" w:themeColor="accent2"/>
+                <w:sz w:val="18"/>
+                <w:szCs w:val="18"/>
+              </w:rPr>
+              <w:t>TemperatureUnit</w:t>
+            </w:r>
+            <w:proofErr w:type="spellEnd"/>
+            <w:r>
+              <w:rPr>
+                <w:rFonts w:ascii="Consolas" w:hAnsi="Consolas" w:cs="Consolas"/>
+                <w:color w:val="E97132" w:themeColor="accent2"/>
+                <w:sz w:val="18"/>
+                <w:szCs w:val="18"/>
+              </w:rPr>
+              <w:t>)</w:t>
             </w:r>
           </w:p>
         </w:tc>
         <w:tc>
           <w:tcPr>
-            <w:tcW w:type="dxa" w:w="3160"/>
+            <w:tcW w:w="3160" w:type="dxa"/>
             <w:tcMar>
-              <w:top w:type="dxa" w:w="55"/>
-              <w:left w:type="dxa" w:w="100"/>
-              <w:bottom w:type="dxa" w:w="55"/>
-              <w:right w:type="dxa" w:w="100"/>
+              <w:top w:w="55" w:type="dxa"/>
+              <w:left w:w="100" w:type="dxa"/>
+              <w:bottom w:w="55" w:type="dxa"/>
+              <w:right w:w="100" w:type="dxa"/>
             </w:tcMar>
           </w:tcPr>
           <w:p>
-            <w:pPr>
-              <w:spacing w:after="0"/>
-            </w:pPr>
             <w:r>
               <w:rPr>
                 <w:sz w:val="20"/>
                 <w:szCs w:val="20"/>
               </w:rPr>
-              <w:t xml:space="preserve">La température dans l'unité demandée</w:t>
+              <w:t>La température dans l'unité demandée</w:t>
             </w:r>
           </w:p>
         </w:tc>
       </w:tr>
       <w:tr>
+        <w:tblPrEx>
+          <w:tblCellMar>
+            <w:top w:w="0" w:type="dxa"/>
+            <w:bottom w:w="0" w:type="dxa"/>
+          </w:tblCellMar>
+        </w:tblPrEx>
         <w:trPr>
           <w:cantSplit/>
         </w:trPr>
         <w:tc>
           <w:tcPr>
-            <w:tcW w:type="dxa" w:w="2000"/>
+            <w:tcW w:w="2000" w:type="dxa"/>
             <w:tcMar>
-              <w:top w:type="dxa" w:w="55"/>
-              <w:left w:type="dxa" w:w="100"/>
-              <w:bottom w:type="dxa" w:w="55"/>
-              <w:right w:type="dxa" w:w="100"/>
+              <w:top w:w="55" w:type="dxa"/>
+              <w:left w:w="100" w:type="dxa"/>
+              <w:bottom w:w="55" w:type="dxa"/>
+              <w:right w:w="100" w:type="dxa"/>
             </w:tcMar>
           </w:tcPr>
           <w:p>
-            <w:pPr>
-              <w:spacing w:after="0"/>
-            </w:pPr>
+            <w:proofErr w:type="spellStart"/>
             <w:r>
               <w:rPr>
                 <w:rFonts w:ascii="Consolas" w:hAnsi="Consolas" w:cs="Consolas"/>
@@ -3256,24 +3509,22 @@
                 <w:sz w:val="18"/>
                 <w:szCs w:val="18"/>
               </w:rPr>
-              <w:t xml:space="preserve">setValue</w:t>
-            </w:r>
+              <w:t>setValue</w:t>
+            </w:r>
+            <w:proofErr w:type="spellEnd"/>
           </w:p>
         </w:tc>
         <w:tc>
           <w:tcPr>
-            <w:tcW w:type="dxa" w:w="4200"/>
+            <w:tcW w:w="4200" w:type="dxa"/>
             <w:tcMar>
-              <w:top w:type="dxa" w:w="55"/>
-              <w:left w:type="dxa" w:w="100"/>
-              <w:bottom w:type="dxa" w:w="55"/>
-              <w:right w:type="dxa" w:w="100"/>
+              <w:top w:w="55" w:type="dxa"/>
+              <w:left w:w="100" w:type="dxa"/>
+              <w:bottom w:w="55" w:type="dxa"/>
+              <w:right w:w="100" w:type="dxa"/>
             </w:tcMar>
           </w:tcPr>
           <w:p>
-            <w:pPr>
-              <w:spacing w:after="0"/>
-            </w:pPr>
             <w:r>
               <w:rPr>
                 <w:rFonts w:ascii="Consolas" w:hAnsi="Consolas" w:cs="Consolas"/>
@@ -3281,30 +3532,87 @@
                 <w:sz w:val="18"/>
                 <w:szCs w:val="18"/>
               </w:rPr>
-              <w:t xml:space="preserve">public void setValue(double, TemperatureUnit)</w:t>
+              <w:t xml:space="preserve">public </w:t>
+            </w:r>
+            <w:proofErr w:type="spellStart"/>
+            <w:r>
+              <w:rPr>
+                <w:rFonts w:ascii="Consolas" w:hAnsi="Consolas" w:cs="Consolas"/>
+                <w:color w:val="E97132" w:themeColor="accent2"/>
+                <w:sz w:val="18"/>
+                <w:szCs w:val="18"/>
+              </w:rPr>
+              <w:t>void</w:t>
+            </w:r>
+            <w:proofErr w:type="spellEnd"/>
+            <w:r>
+              <w:rPr>
+                <w:rFonts w:ascii="Consolas" w:hAnsi="Consolas" w:cs="Consolas"/>
+                <w:color w:val="E97132" w:themeColor="accent2"/>
+                <w:sz w:val="18"/>
+                <w:szCs w:val="18"/>
+              </w:rPr>
+              <w:t xml:space="preserve"> </w:t>
+            </w:r>
+            <w:proofErr w:type="spellStart"/>
+            <w:r>
+              <w:rPr>
+                <w:rFonts w:ascii="Consolas" w:hAnsi="Consolas" w:cs="Consolas"/>
+                <w:color w:val="E97132" w:themeColor="accent2"/>
+                <w:sz w:val="18"/>
+                <w:szCs w:val="18"/>
+              </w:rPr>
+              <w:t>setValue</w:t>
+            </w:r>
+            <w:proofErr w:type="spellEnd"/>
+            <w:r>
+              <w:rPr>
+                <w:rFonts w:ascii="Consolas" w:hAnsi="Consolas" w:cs="Consolas"/>
+                <w:color w:val="E97132" w:themeColor="accent2"/>
+                <w:sz w:val="18"/>
+                <w:szCs w:val="18"/>
+              </w:rPr>
+              <w:t xml:space="preserve">(double, </w:t>
+            </w:r>
+            <w:proofErr w:type="spellStart"/>
+            <w:r>
+              <w:rPr>
+                <w:rFonts w:ascii="Consolas" w:hAnsi="Consolas" w:cs="Consolas"/>
+                <w:color w:val="E97132" w:themeColor="accent2"/>
+                <w:sz w:val="18"/>
+                <w:szCs w:val="18"/>
+              </w:rPr>
+              <w:t>TemperatureUnit</w:t>
+            </w:r>
+            <w:proofErr w:type="spellEnd"/>
+            <w:r>
+              <w:rPr>
+                <w:rFonts w:ascii="Consolas" w:hAnsi="Consolas" w:cs="Consolas"/>
+                <w:color w:val="E97132" w:themeColor="accent2"/>
+                <w:sz w:val="18"/>
+                <w:szCs w:val="18"/>
+              </w:rPr>
+              <w:t>)</w:t>
             </w:r>
           </w:p>
         </w:tc>
         <w:tc>
           <w:tcPr>
-            <w:tcW w:type="dxa" w:w="3160"/>
+            <w:tcW w:w="3160" w:type="dxa"/>
             <w:tcMar>
-              <w:top w:type="dxa" w:w="55"/>
-              <w:left w:type="dxa" w:w="100"/>
-              <w:bottom w:type="dxa" w:w="55"/>
-              <w:right w:type="dxa" w:w="100"/>
+              <w:top w:w="55" w:type="dxa"/>
+              <w:left w:w="100" w:type="dxa"/>
+              <w:bottom w:w="55" w:type="dxa"/>
+              <w:right w:w="100" w:type="dxa"/>
             </w:tcMar>
           </w:tcPr>
           <w:p>
-            <w:pPr>
-              <w:spacing w:after="0"/>
-            </w:pPr>
             <w:r>
               <w:rPr>
                 <w:sz w:val="20"/>
                 <w:szCs w:val="20"/>
               </w:rPr>
-              <w:t xml:space="preserve">Remplace la température</w:t>
+              <w:t>Remplace la température</w:t>
             </w:r>
           </w:p>
         </w:tc>
@@ -3312,9 +3620,9 @@
     </w:tbl>
     <w:p>
       <w:pPr>
-        <w:pStyle w:val="Heading2"/>
+        <w:pStyle w:val="Titre2"/>
         <w:keepNext/>
-        <w:spacing w:after="100" w:before="240"/>
+        <w:spacing w:before="240" w:after="100"/>
       </w:pPr>
       <w:r>
         <w:rPr>
@@ -3324,14 +3632,14 @@
           <w:sz w:val="24"/>
           <w:szCs w:val="24"/>
         </w:rPr>
-        <w:t xml:space="preserve">Les formules</w:t>
+        <w:t>Les formules</w:t>
       </w:r>
     </w:p>
     <w:p>
       <w:pPr>
         <w:keepLines/>
-        <w:shd w:fill="F2F2F2" w:val="clear"/>
-        <w:spacing w:after="0" w:before="100"/>
+        <w:shd w:val="clear" w:color="auto" w:fill="F2F2F2"/>
+        <w:spacing w:before="100"/>
         <w:ind w:left="220"/>
       </w:pPr>
       <w:r>
@@ -3341,14 +3649,14 @@
           <w:sz w:val="18"/>
           <w:szCs w:val="18"/>
         </w:rPr>
-        <w:t xml:space="preserve">Celsius     vers Fahrenheit :  f = c * 9 / 5 + 32       (10 C  -&gt;   50 F)</w:t>
+        <w:t>Celsius     vers Fahrenheit :  f = c * 9 / 5 + 32       (10 C  -&gt;   50 F)</w:t>
       </w:r>
     </w:p>
     <w:p>
       <w:pPr>
         <w:keepLines/>
-        <w:shd w:fill="F2F2F2" w:val="clear"/>
-        <w:spacing w:after="160" w:before="0"/>
+        <w:shd w:val="clear" w:color="auto" w:fill="F2F2F2"/>
+        <w:spacing w:after="160"/>
         <w:ind w:left="220"/>
       </w:pPr>
       <w:r>
@@ -3358,37 +3666,46 @@
           <w:sz w:val="18"/>
           <w:szCs w:val="18"/>
         </w:rPr>
-        <w:t xml:space="preserve">Fahrenheit  vers Celsius    :  c = (f - 32) * 5 / 9     (23 F  -&gt;   -5 C)</w:t>
+        <w:t>Fahrenheit  vers Celsius    :  c = (f - 32) * 5 / 9     (23 F  -&gt;   -5 C)</w:t>
       </w:r>
     </w:p>
     <w:tbl>
       <w:tblPr>
-        <w:tblW w:type="dxa" w:w="9360"/>
+        <w:tblW w:w="9360" w:type="dxa"/>
         <w:tblBorders>
-          <w:top w:val="single" w:color="A6A6A6" w:sz="2"/>
-          <w:left w:val="single" w:color="1F4E79" w:sz="12"/>
-          <w:bottom w:val="single" w:color="A6A6A6" w:sz="2"/>
-          <w:right w:val="single" w:color="A6A6A6" w:sz="2"/>
-          <w:insideH w:val="none"/>
-          <w:insideV w:val="none"/>
+          <w:top w:val="single" w:sz="2" w:space="0" w:color="A6A6A6"/>
+          <w:left w:val="single" w:sz="12" w:space="0" w:color="1F4E79"/>
+          <w:bottom w:val="single" w:sz="2" w:space="0" w:color="A6A6A6"/>
+          <w:right w:val="single" w:sz="2" w:space="0" w:color="A6A6A6"/>
         </w:tblBorders>
+        <w:tblCellMar>
+          <w:left w:w="10" w:type="dxa"/>
+          <w:right w:w="10" w:type="dxa"/>
+        </w:tblCellMar>
+        <w:tblLook w:val="04A0" w:firstRow="1" w:lastRow="0" w:firstColumn="1" w:lastColumn="0" w:noHBand="0" w:noVBand="1"/>
       </w:tblPr>
       <w:tblGrid>
         <w:gridCol w:w="9360"/>
       </w:tblGrid>
       <w:tr>
+        <w:tblPrEx>
+          <w:tblCellMar>
+            <w:top w:w="0" w:type="dxa"/>
+            <w:bottom w:w="0" w:type="dxa"/>
+          </w:tblCellMar>
+        </w:tblPrEx>
         <w:trPr>
           <w:cantSplit/>
         </w:trPr>
         <w:tc>
           <w:tcPr>
-            <w:tcW w:type="dxa" w:w="9360"/>
-            <w:shd w:fill="F7F9FC" w:val="clear"/>
+            <w:tcW w:w="9360" w:type="dxa"/>
+            <w:shd w:val="clear" w:color="auto" w:fill="F7F9FC"/>
             <w:tcMar>
-              <w:top w:type="dxa" w:w="120"/>
-              <w:left w:type="dxa" w:w="160"/>
-              <w:bottom w:type="dxa" w:w="120"/>
-              <w:right w:type="dxa" w:w="160"/>
+              <w:top w:w="120" w:type="dxa"/>
+              <w:left w:w="160" w:type="dxa"/>
+              <w:bottom w:w="120" w:type="dxa"/>
+              <w:right w:w="160" w:type="dxa"/>
             </w:tcMar>
           </w:tcPr>
           <w:p>
@@ -3399,10 +3716,8 @@
               <w:rPr>
                 <w:b/>
                 <w:bCs/>
-                <w:sz w:val="22"/>
-                <w:szCs w:val="22"/>
-              </w:rPr>
-              <w:t xml:space="preserve">Le piège</w:t>
+              </w:rPr>
+              <w:t>Le piège</w:t>
             </w:r>
           </w:p>
           <w:p>
@@ -3410,23 +3725,18 @@
               <w:spacing w:after="80"/>
             </w:pPr>
             <w:r>
-              <w:rPr>
-                <w:sz w:val="22"/>
-                <w:szCs w:val="22"/>
-              </w:rPr>
-              <w:t xml:space="preserve">Si vos conversions retournent des valeurs fausses, regardez le type des opérations. 9 / 5 vaut 1 en Java, parce que ce sont deux entiers et que la division entière tronque. Il suffit qu'un seul des opérandes soit un double pour que le calcul devienne décimal.</w:t>
+              <w:t>Si vos conversions retournent des valeurs fausses, regardez le type des opérations. 9 / 5 vaut 1 en Java, parce que ce sont deux entiers et que la division entière tronque</w:t>
+            </w:r>
+            <w:r>
+              <w:t xml:space="preserve"> le résultat</w:t>
+            </w:r>
+            <w:r>
+              <w:t>. Il suffit qu'un seul des opérandes soit un double pour que le calcul devienne décimal.</w:t>
             </w:r>
           </w:p>
           <w:p>
-            <w:pPr>
-              <w:spacing w:after="0"/>
-            </w:pPr>
-            <w:r>
-              <w:rPr>
-                <w:sz w:val="22"/>
-                <w:szCs w:val="22"/>
-              </w:rPr>
-              <w:t xml:space="preserve">Le message d'échec du test vous le rappellera, mais autant le savoir avant.</w:t>
+            <w:r>
+              <w:t>Le message d'échec du test vous le rappellera, mais autant le savoir avant.</w:t>
             </w:r>
           </w:p>
         </w:tc>
@@ -3434,9 +3744,9 @@
     </w:tbl>
     <w:p>
       <w:pPr>
-        <w:pStyle w:val="Heading2"/>
+        <w:pStyle w:val="Titre2"/>
         <w:keepNext/>
-        <w:spacing w:after="100" w:before="240"/>
+        <w:spacing w:before="240" w:after="100"/>
       </w:pPr>
       <w:r>
         <w:rPr>
@@ -3446,37 +3756,46 @@
           <w:sz w:val="24"/>
           <w:szCs w:val="24"/>
         </w:rPr>
-        <w:t xml:space="preserve">Comment vérifier votre code</w:t>
+        <w:t>Comment vérifier votre code</w:t>
       </w:r>
     </w:p>
     <w:tbl>
       <w:tblPr>
-        <w:tblW w:type="dxa" w:w="9360"/>
+        <w:tblW w:w="9360" w:type="dxa"/>
         <w:tblBorders>
-          <w:top w:val="single" w:color="A6A6A6" w:sz="2"/>
-          <w:left w:val="single" w:color="1F4E79" w:sz="12"/>
-          <w:bottom w:val="single" w:color="A6A6A6" w:sz="2"/>
-          <w:right w:val="single" w:color="A6A6A6" w:sz="2"/>
-          <w:insideH w:val="none"/>
-          <w:insideV w:val="none"/>
+          <w:top w:val="single" w:sz="2" w:space="0" w:color="A6A6A6"/>
+          <w:left w:val="single" w:sz="12" w:space="0" w:color="1F4E79"/>
+          <w:bottom w:val="single" w:sz="2" w:space="0" w:color="A6A6A6"/>
+          <w:right w:val="single" w:sz="2" w:space="0" w:color="A6A6A6"/>
         </w:tblBorders>
+        <w:tblCellMar>
+          <w:left w:w="10" w:type="dxa"/>
+          <w:right w:w="10" w:type="dxa"/>
+        </w:tblCellMar>
+        <w:tblLook w:val="04A0" w:firstRow="1" w:lastRow="0" w:firstColumn="1" w:lastColumn="0" w:noHBand="0" w:noVBand="1"/>
       </w:tblPr>
       <w:tblGrid>
         <w:gridCol w:w="9360"/>
       </w:tblGrid>
       <w:tr>
+        <w:tblPrEx>
+          <w:tblCellMar>
+            <w:top w:w="0" w:type="dxa"/>
+            <w:bottom w:w="0" w:type="dxa"/>
+          </w:tblCellMar>
+        </w:tblPrEx>
         <w:trPr>
           <w:cantSplit/>
         </w:trPr>
         <w:tc>
           <w:tcPr>
-            <w:tcW w:type="dxa" w:w="9360"/>
-            <w:shd w:fill="F7F9FC" w:val="clear"/>
+            <w:tcW w:w="9360" w:type="dxa"/>
+            <w:shd w:val="clear" w:color="auto" w:fill="F7F9FC"/>
             <w:tcMar>
-              <w:top w:type="dxa" w:w="120"/>
-              <w:left w:type="dxa" w:w="160"/>
-              <w:bottom w:type="dxa" w:w="120"/>
-              <w:right w:type="dxa" w:w="160"/>
+              <w:top w:w="120" w:type="dxa"/>
+              <w:left w:w="160" w:type="dxa"/>
+              <w:bottom w:w="120" w:type="dxa"/>
+              <w:right w:w="160" w:type="dxa"/>
             </w:tcMar>
           </w:tcPr>
           <w:p>
@@ -3490,20 +3809,14 @@
                 <w:sz w:val="18"/>
                 <w:szCs w:val="18"/>
               </w:rPr>
-              <w:t xml:space="preserve">be.ephec.java.enu.e02.TemperatureTest</w:t>
+              <w:t>be.ephec.java.enu.e02.TemperatureTest</w:t>
             </w:r>
           </w:p>
           <w:p>
-            <w:pPr>
-              <w:spacing w:after="0"/>
-            </w:pPr>
-            <w:r>
-              <w:rPr>
-                <w:sz w:val="22"/>
-                <w:szCs w:val="22"/>
-              </w:rPr>
+            <w:r>
               <w:t xml:space="preserve">Vérifie les deux conversions du cours, les repères classiques — 0 °C, l'ébullition, et −40 qui est la seule température identique dans les deux unités — et le comportement de </w:t>
             </w:r>
+            <w:proofErr w:type="spellStart"/>
             <w:r>
               <w:rPr>
                 <w:rFonts w:ascii="Consolas" w:hAnsi="Consolas" w:cs="Consolas"/>
@@ -3511,14 +3824,11 @@
                 <w:sz w:val="18"/>
                 <w:szCs w:val="18"/>
               </w:rPr>
-              <w:t xml:space="preserve">setValue</w:t>
-            </w:r>
-            <w:r>
-              <w:rPr>
-                <w:sz w:val="22"/>
-                <w:szCs w:val="22"/>
-              </w:rPr>
-              <w:t xml:space="preserve">.</w:t>
+              <w:t>setValue</w:t>
+            </w:r>
+            <w:proofErr w:type="spellEnd"/>
+            <w:r>
+              <w:t>.</w:t>
             </w:r>
           </w:p>
         </w:tc>
@@ -3526,9 +3836,9 @@
     </w:tbl>
     <w:p>
       <w:pPr>
-        <w:pStyle w:val="Heading2"/>
+        <w:pStyle w:val="Titre2"/>
         <w:keepNext/>
-        <w:spacing w:after="100" w:before="240"/>
+        <w:spacing w:before="240" w:after="100"/>
       </w:pPr>
       <w:r>
         <w:rPr>
@@ -3538,12 +3848,12 @@
           <w:sz w:val="24"/>
           <w:szCs w:val="24"/>
         </w:rPr>
-        <w:t xml:space="preserve">Questions à se poser</w:t>
-      </w:r>
-    </w:p>
-    <w:p>
-      <w:pPr>
-        <w:pStyle w:val="ListParagraph"/>
+        <w:t>Questions à se poser</w:t>
+      </w:r>
+    </w:p>
+    <w:p>
+      <w:pPr>
+        <w:pStyle w:val="Paragraphedeliste"/>
         <w:numPr>
           <w:ilvl w:val="0"/>
           <w:numId w:val="2"/>
@@ -3551,16 +3861,12 @@
         <w:spacing w:after="60"/>
       </w:pPr>
       <w:r>
-        <w:rPr>
-          <w:sz w:val="22"/>
-          <w:szCs w:val="22"/>
-        </w:rPr>
-        <w:t xml:space="preserve">Combien de valeurs votre objet stocke-t-il ? Si vous en gardez deux, une en Celsius et une en Fahrenheit, que se passe-t-il si l'une est modifiée et pas l'autre ?</w:t>
-      </w:r>
-    </w:p>
-    <w:p>
-      <w:pPr>
-        <w:pStyle w:val="ListParagraph"/>
+        <w:t>Combien de valeurs votre objet stocke-t-il ? Si vous en gardez deux, une en Celsius et une en Fahrenheit, que se passe-t-il si l'une est modifiée et pas l'autre ?</w:t>
+      </w:r>
+    </w:p>
+    <w:p>
+      <w:pPr>
+        <w:pStyle w:val="Paragraphedeliste"/>
         <w:numPr>
           <w:ilvl w:val="0"/>
           <w:numId w:val="2"/>
@@ -3568,16 +3874,12 @@
         <w:spacing w:after="60"/>
       </w:pPr>
       <w:r>
-        <w:rPr>
-          <w:sz w:val="22"/>
-          <w:szCs w:val="22"/>
-        </w:rPr>
-        <w:t xml:space="preserve">Vous avez choisi une unité de référence pour le stockage. Un utilisateur de la classe peut-il savoir laquelle ? Est-ce souhaitable ?</w:t>
-      </w:r>
-    </w:p>
-    <w:p>
-      <w:pPr>
-        <w:pStyle w:val="ListParagraph"/>
+        <w:t>Vous avez choisi une unité de référence pour le stockage. Un utilisateur de la classe peut-il savoir laquelle ? Est-ce souhaitable ?</w:t>
+      </w:r>
+    </w:p>
+    <w:p>
+      <w:pPr>
+        <w:pStyle w:val="Paragraphedeliste"/>
         <w:numPr>
           <w:ilvl w:val="0"/>
           <w:numId w:val="2"/>
@@ -3585,32 +3887,32 @@
         <w:spacing w:after="60"/>
       </w:pPr>
       <w:r>
-        <w:rPr>
-          <w:sz w:val="22"/>
-          <w:szCs w:val="22"/>
-        </w:rPr>
-        <w:t xml:space="preserve">L'énumération pourrait contenir elle-même les conversions, puisqu'une enum est une classe. Ce serait-il mieux ? Vous aurez les moyens de trancher après </w:t>
-      </w:r>
-      <w:r>
-        <w:rPr>
-          <w:rFonts w:ascii="Consolas" w:hAnsi="Consolas" w:cs="Consolas"/>
-          <w:color w:val="E97132" w:themeColor="accent2"/>
-          <w:sz w:val="18"/>
-          <w:szCs w:val="18"/>
-        </w:rPr>
-        <w:t xml:space="preserve">ENU.3</w:t>
-      </w:r>
-      <w:r>
-        <w:rPr>
-          <w:sz w:val="22"/>
-          <w:szCs w:val="22"/>
-        </w:rPr>
-        <w:t xml:space="preserve">.</w:t>
-      </w:r>
-    </w:p>
-    <w:p>
-      <w:pPr>
-        <w:pStyle w:val="ListParagraph"/>
+        <w:t xml:space="preserve">L'énumération pourrait contenir elle-même les conversions, puisqu'une </w:t>
+      </w:r>
+      <w:proofErr w:type="spellStart"/>
+      <w:r>
+        <w:t>enum</w:t>
+      </w:r>
+      <w:proofErr w:type="spellEnd"/>
+      <w:r>
+        <w:t xml:space="preserve"> est une classe. Ce serait-il mieux ? Vous aurez les moyens de trancher après </w:t>
+      </w:r>
+      <w:r>
+        <w:rPr>
+          <w:rFonts w:ascii="Consolas" w:hAnsi="Consolas" w:cs="Consolas"/>
+          <w:color w:val="E97132" w:themeColor="accent2"/>
+          <w:sz w:val="18"/>
+          <w:szCs w:val="18"/>
+        </w:rPr>
+        <w:t>ENU.3</w:t>
+      </w:r>
+      <w:r>
+        <w:t>.</w:t>
+      </w:r>
+    </w:p>
+    <w:p>
+      <w:pPr>
+        <w:pStyle w:val="Paragraphedeliste"/>
         <w:numPr>
           <w:ilvl w:val="0"/>
           <w:numId w:val="2"/>
@@ -3618,10 +3920,6 @@
         <w:spacing w:after="60"/>
       </w:pPr>
       <w:r>
-        <w:rPr>
-          <w:sz w:val="22"/>
-          <w:szCs w:val="22"/>
-        </w:rPr>
         <w:t xml:space="preserve">Les deux méthodes de conversion portent des noms opposés. Le vocabulaire reste-t-il cohérent d'une méthode à l'autre ? Voir </w:t>
       </w:r>
       <w:r>
@@ -3631,14 +3929,10 @@
           <w:sz w:val="18"/>
           <w:szCs w:val="18"/>
         </w:rPr>
-        <w:t xml:space="preserve">CC-MET.4</w:t>
-      </w:r>
-      <w:r>
-        <w:rPr>
-          <w:sz w:val="22"/>
-          <w:szCs w:val="22"/>
-        </w:rPr>
-        <w:t xml:space="preserve">.</w:t>
+        <w:t>CC-MET.4</w:t>
+      </w:r>
+      <w:r>
+        <w:t>.</w:t>
       </w:r>
     </w:p>
     <w:p>
@@ -3648,11 +3942,11 @@
     </w:p>
     <w:p>
       <w:pPr>
-        <w:pStyle w:val="Heading1"/>
+        <w:pStyle w:val="Titre1"/>
         <w:keepNext/>
-        <w:spacing w:after="160" w:before="360"/>
-      </w:pPr>
-      <w:bookmarkStart w:name="ex-ENU-3" w:id="1"/>
+        <w:spacing w:before="360" w:after="160"/>
+      </w:pPr>
+      <w:bookmarkStart w:id="2" w:name="ex-ENU-3"/>
       <w:r>
         <w:rPr>
           <w:b/>
@@ -3661,9 +3955,10 @@
           <w:sz w:val="30"/>
           <w:szCs w:val="30"/>
         </w:rPr>
-        <w:t xml:space="preserve">ENU.3 — Un jeu de cartes</w:t>
-      </w:r>
-      <w:bookmarkEnd w:id="1"/>
+        <w:lastRenderedPageBreak/>
+        <w:t>ENU.3 — Un jeu de cartes</w:t>
+      </w:r>
+      <w:bookmarkEnd w:id="2"/>
     </w:p>
     <w:p>
       <w:pPr>
@@ -3675,8 +3970,6 @@
           <w:i/>
           <w:iCs/>
           <w:color w:val="595959"/>
-          <w:sz w:val="22"/>
-          <w:szCs w:val="22"/>
         </w:rPr>
         <w:t xml:space="preserve">Package : </w:t>
       </w:r>
@@ -3689,14 +3982,14 @@
           <w:sz w:val="18"/>
           <w:szCs w:val="18"/>
         </w:rPr>
-        <w:t xml:space="preserve">be.ephec.java.enu.e03</w:t>
-      </w:r>
-    </w:p>
-    <w:p>
-      <w:pPr>
-        <w:pStyle w:val="Heading2"/>
+        <w:t>be.ephec.java.enu.e03</w:t>
+      </w:r>
+    </w:p>
+    <w:p>
+      <w:pPr>
+        <w:pStyle w:val="Titre2"/>
         <w:keepNext/>
-        <w:spacing w:after="100" w:before="240"/>
+        <w:spacing w:before="240" w:after="100"/>
       </w:pPr>
       <w:r>
         <w:rPr>
@@ -3706,27 +3999,22 @@
           <w:sz w:val="24"/>
           <w:szCs w:val="24"/>
         </w:rPr>
-        <w:t xml:space="preserve">Objectif</w:t>
-      </w:r>
-    </w:p>
-    <w:p>
-      <w:pPr>
-        <w:keepNext w:val="false"/>
+        <w:t>Objectif</w:t>
+      </w:r>
+    </w:p>
+    <w:p>
+      <w:pPr>
         <w:spacing w:after="120"/>
       </w:pPr>
       <w:r>
-        <w:rPr>
-          <w:sz w:val="22"/>
-          <w:szCs w:val="22"/>
-        </w:rPr>
-        <w:t xml:space="preserve">Donner à une énumération un constructeur et des méthodes, et construire un tableau à partir de deux énumérations.</w:t>
-      </w:r>
-    </w:p>
-    <w:p>
-      <w:pPr>
-        <w:pStyle w:val="Heading2"/>
+        <w:t>Donner à une énumération un constructeur et des méthodes, et construire un tableau à partir de deux énumérations.</w:t>
+      </w:r>
+    </w:p>
+    <w:p>
+      <w:pPr>
+        <w:pStyle w:val="Titre2"/>
         <w:keepNext/>
-        <w:spacing w:after="100" w:before="240"/>
+        <w:spacing w:before="240" w:after="100"/>
       </w:pPr>
       <w:r>
         <w:rPr>
@@ -3736,210 +4024,9 @@
           <w:sz w:val="24"/>
           <w:szCs w:val="24"/>
         </w:rPr>
-        <w:t xml:space="preserve">Une enum est une classe</w:t>
-      </w:r>
-    </w:p>
-    <w:p>
-      <w:pPr>
-        <w:keepNext w:val="false"/>
-        <w:spacing w:after="120"/>
-      </w:pPr>
-      <w:r>
-        <w:rPr>
-          <w:sz w:val="22"/>
-          <w:szCs w:val="22"/>
-        </w:rPr>
-        <w:t xml:space="preserve">Elle peut donc contenir un champ, un constructeur et des méthodes. Chaque constante énumérée passe ses arguments à ce constructeur.</w:t>
-      </w:r>
-    </w:p>
-    <w:p>
-      <w:pPr>
-        <w:keepLines/>
-        <w:shd w:fill="F2F2F2" w:val="clear"/>
-        <w:spacing w:after="0" w:before="100"/>
-        <w:ind w:left="220"/>
-      </w:pPr>
-      <w:r>
-        <w:rPr>
-          <w:rFonts w:ascii="Consolas" w:hAnsi="Consolas" w:cs="Consolas"/>
-          <w:color w:val="E97132" w:themeColor="accent2"/>
-          <w:sz w:val="18"/>
-          <w:szCs w:val="18"/>
-        </w:rPr>
-        <w:t xml:space="preserve">public enum Discount {</w:t>
-      </w:r>
-    </w:p>
-    <w:p>
-      <w:pPr>
-        <w:keepLines/>
-        <w:shd w:fill="F2F2F2" w:val="clear"/>
-        <w:spacing w:after="0" w:before="0"/>
-        <w:ind w:left="220"/>
-      </w:pPr>
-      <w:r>
-        <w:rPr>
-          <w:rFonts w:ascii="Consolas" w:hAnsi="Consolas" w:cs="Consolas"/>
-          <w:color w:val="E97132" w:themeColor="accent2"/>
-          <w:sz w:val="18"/>
-          <w:szCs w:val="18"/>
-        </w:rPr>
-        <w:t xml:space="preserve">    BASIC(0.05), FIDELITY(0.075), SPECIAL(0.10);</w:t>
-      </w:r>
-    </w:p>
-    <w:p>
-      <w:pPr>
-        <w:keepLines/>
-        <w:shd w:fill="F2F2F2" w:val="clear"/>
-        <w:spacing w:after="0" w:before="0"/>
-        <w:ind w:left="220"/>
-      </w:pPr>
-      <w:r>
-        <w:rPr>
-          <w:rFonts w:ascii="Consolas" w:hAnsi="Consolas" w:cs="Consolas"/>
-          <w:color w:val="E97132" w:themeColor="accent2"/>
-          <w:sz w:val="18"/>
-          <w:szCs w:val="18"/>
-        </w:rPr>
-        <w:t xml:space="preserve"> </w:t>
-      </w:r>
-    </w:p>
-    <w:p>
-      <w:pPr>
-        <w:keepLines/>
-        <w:shd w:fill="F2F2F2" w:val="clear"/>
-        <w:spacing w:after="0" w:before="0"/>
-        <w:ind w:left="220"/>
-      </w:pPr>
-      <w:r>
-        <w:rPr>
-          <w:rFonts w:ascii="Consolas" w:hAnsi="Consolas" w:cs="Consolas"/>
-          <w:color w:val="E97132" w:themeColor="accent2"/>
-          <w:sz w:val="18"/>
-          <w:szCs w:val="18"/>
-        </w:rPr>
-        <w:t xml:space="preserve">    private final double taux;</w:t>
-      </w:r>
-    </w:p>
-    <w:p>
-      <w:pPr>
-        <w:keepLines/>
-        <w:shd w:fill="F2F2F2" w:val="clear"/>
-        <w:spacing w:after="0" w:before="0"/>
-        <w:ind w:left="220"/>
-      </w:pPr>
-      <w:r>
-        <w:rPr>
-          <w:rFonts w:ascii="Consolas" w:hAnsi="Consolas" w:cs="Consolas"/>
-          <w:color w:val="E97132" w:themeColor="accent2"/>
-          <w:sz w:val="18"/>
-          <w:szCs w:val="18"/>
-        </w:rPr>
-        <w:t xml:space="preserve"> </w:t>
-      </w:r>
-    </w:p>
-    <w:p>
-      <w:pPr>
-        <w:keepLines/>
-        <w:shd w:fill="F2F2F2" w:val="clear"/>
-        <w:spacing w:after="0" w:before="0"/>
-        <w:ind w:left="220"/>
-      </w:pPr>
-      <w:r>
-        <w:rPr>
-          <w:rFonts w:ascii="Consolas" w:hAnsi="Consolas" w:cs="Consolas"/>
-          <w:color w:val="E97132" w:themeColor="accent2"/>
-          <w:sz w:val="18"/>
-          <w:szCs w:val="18"/>
-        </w:rPr>
-        <w:t xml:space="preserve">    Discount(double taux) { this.taux = taux; }</w:t>
-      </w:r>
-    </w:p>
-    <w:p>
-      <w:pPr>
-        <w:keepLines/>
-        <w:shd w:fill="F2F2F2" w:val="clear"/>
-        <w:spacing w:after="0" w:before="0"/>
-        <w:ind w:left="220"/>
-      </w:pPr>
-      <w:r>
-        <w:rPr>
-          <w:rFonts w:ascii="Consolas" w:hAnsi="Consolas" w:cs="Consolas"/>
-          <w:color w:val="E97132" w:themeColor="accent2"/>
-          <w:sz w:val="18"/>
-          <w:szCs w:val="18"/>
-        </w:rPr>
-        <w:t xml:space="preserve"> </w:t>
-      </w:r>
-    </w:p>
-    <w:p>
-      <w:pPr>
-        <w:keepLines/>
-        <w:shd w:fill="F2F2F2" w:val="clear"/>
-        <w:spacing w:after="0" w:before="0"/>
-        <w:ind w:left="220"/>
-      </w:pPr>
-      <w:r>
-        <w:rPr>
-          <w:rFonts w:ascii="Consolas" w:hAnsi="Consolas" w:cs="Consolas"/>
-          <w:color w:val="E97132" w:themeColor="accent2"/>
-          <w:sz w:val="18"/>
-          <w:szCs w:val="18"/>
-        </w:rPr>
-        <w:t xml:space="preserve">    public double appliquer(double prix) { return prix * (1 - taux); }</w:t>
-      </w:r>
-    </w:p>
-    <w:p>
-      <w:pPr>
-        <w:keepLines/>
-        <w:shd w:fill="F2F2F2" w:val="clear"/>
-        <w:spacing w:after="160" w:before="0"/>
-        <w:ind w:left="220"/>
-      </w:pPr>
-      <w:r>
-        <w:rPr>
-          <w:rFonts w:ascii="Consolas" w:hAnsi="Consolas" w:cs="Consolas"/>
-          <w:color w:val="E97132" w:themeColor="accent2"/>
-          <w:sz w:val="18"/>
-          <w:szCs w:val="18"/>
-        </w:rPr>
-        <w:t xml:space="preserve">}</w:t>
-      </w:r>
-    </w:p>
-    <w:p>
-      <w:pPr>
-        <w:keepNext w:val="false"/>
-        <w:spacing w:after="120"/>
-      </w:pPr>
-      <w:r>
-        <w:rPr>
-          <w:sz w:val="22"/>
-          <w:szCs w:val="22"/>
-        </w:rPr>
-        <w:t xml:space="preserve">Trois détails de syntaxe : la liste des constantes se termine par un point-virgule dès qu'il y a autre chose après elle, le constructeur est implicitement privé — on ne peut pas faire de </w:t>
-      </w:r>
-      <w:r>
-        <w:rPr>
-          <w:rFonts w:ascii="Consolas" w:hAnsi="Consolas" w:cs="Consolas"/>
-          <w:color w:val="E97132" w:themeColor="accent2"/>
-          <w:sz w:val="18"/>
-          <w:szCs w:val="18"/>
-        </w:rPr>
-        <w:t xml:space="preserve">new</w:t>
-      </w:r>
-      <w:r>
-        <w:rPr>
-          <w:sz w:val="22"/>
-          <w:szCs w:val="22"/>
-        </w:rPr>
-        <w:t xml:space="preserve"> sur une enum — et le champ est final.</w:t>
-      </w:r>
-    </w:p>
-    <w:p>
-      <w:pPr>
-        <w:pStyle w:val="Heading2"/>
-        <w:keepNext/>
-        <w:spacing w:after="100" w:before="240"/>
-      </w:pPr>
+        <w:t xml:space="preserve">Une </w:t>
+      </w:r>
+      <w:proofErr w:type="spellStart"/>
       <w:r>
         <w:rPr>
           <w:b/>
@@ -3948,7 +4035,18 @@
           <w:sz w:val="24"/>
           <w:szCs w:val="24"/>
         </w:rPr>
-        <w:t xml:space="preserve">Énoncé</w:t>
+        <w:t>enum</w:t>
+      </w:r>
+      <w:proofErr w:type="spellEnd"/>
+      <w:r>
+        <w:rPr>
+          <w:b/>
+          <w:bCs/>
+          <w:color w:val="595959"/>
+          <w:sz w:val="24"/>
+          <w:szCs w:val="24"/>
+        </w:rPr>
+        <w:t xml:space="preserve"> est une classe</w:t>
       </w:r>
     </w:p>
     <w:p>
@@ -3956,26 +4054,279 @@
         <w:spacing w:after="120"/>
       </w:pPr>
       <w:r>
-        <w:rPr>
-          <w:sz w:val="22"/>
-          <w:szCs w:val="22"/>
-        </w:rPr>
+        <w:t>Elle peut donc contenir un champ, un constructeur et des méthodes. Chaque constante énumérée passe ses arguments à ce constructeur.</w:t>
+      </w:r>
+    </w:p>
+    <w:p>
+      <w:pPr>
+        <w:keepLines/>
+        <w:shd w:val="clear" w:color="auto" w:fill="F2F2F2"/>
+        <w:spacing w:before="100"/>
+        <w:ind w:left="220"/>
+      </w:pPr>
+      <w:r>
+        <w:rPr>
+          <w:rFonts w:ascii="Consolas" w:hAnsi="Consolas" w:cs="Consolas"/>
+          <w:color w:val="E97132" w:themeColor="accent2"/>
+          <w:sz w:val="18"/>
+          <w:szCs w:val="18"/>
+        </w:rPr>
+        <w:t xml:space="preserve">public </w:t>
+      </w:r>
+      <w:proofErr w:type="spellStart"/>
+      <w:r>
+        <w:rPr>
+          <w:rFonts w:ascii="Consolas" w:hAnsi="Consolas" w:cs="Consolas"/>
+          <w:color w:val="E97132" w:themeColor="accent2"/>
+          <w:sz w:val="18"/>
+          <w:szCs w:val="18"/>
+        </w:rPr>
+        <w:t>enum</w:t>
+      </w:r>
+      <w:proofErr w:type="spellEnd"/>
+      <w:r>
+        <w:rPr>
+          <w:rFonts w:ascii="Consolas" w:hAnsi="Consolas" w:cs="Consolas"/>
+          <w:color w:val="E97132" w:themeColor="accent2"/>
+          <w:sz w:val="18"/>
+          <w:szCs w:val="18"/>
+        </w:rPr>
+        <w:t xml:space="preserve"> Discount {</w:t>
+      </w:r>
+    </w:p>
+    <w:p>
+      <w:pPr>
+        <w:keepLines/>
+        <w:shd w:val="clear" w:color="auto" w:fill="F2F2F2"/>
+        <w:ind w:left="220"/>
+      </w:pPr>
+      <w:r>
+        <w:rPr>
+          <w:rFonts w:ascii="Consolas" w:hAnsi="Consolas" w:cs="Consolas"/>
+          <w:color w:val="E97132" w:themeColor="accent2"/>
+          <w:sz w:val="18"/>
+          <w:szCs w:val="18"/>
+        </w:rPr>
+        <w:t xml:space="preserve">    BASIC(0.05), FIDELITY(0.075), SPECIAL(0.10);</w:t>
+      </w:r>
+    </w:p>
+    <w:p>
+      <w:pPr>
+        <w:keepLines/>
+        <w:shd w:val="clear" w:color="auto" w:fill="F2F2F2"/>
+        <w:ind w:left="220"/>
+      </w:pPr>
+      <w:r>
+        <w:rPr>
+          <w:rFonts w:ascii="Consolas" w:hAnsi="Consolas" w:cs="Consolas"/>
+          <w:color w:val="E97132" w:themeColor="accent2"/>
+          <w:sz w:val="18"/>
+          <w:szCs w:val="18"/>
+        </w:rPr>
+        <w:t xml:space="preserve"> </w:t>
+      </w:r>
+    </w:p>
+    <w:p>
+      <w:pPr>
+        <w:keepLines/>
+        <w:shd w:val="clear" w:color="auto" w:fill="F2F2F2"/>
+        <w:ind w:left="220"/>
+      </w:pPr>
+      <w:r>
+        <w:rPr>
+          <w:rFonts w:ascii="Consolas" w:hAnsi="Consolas" w:cs="Consolas"/>
+          <w:color w:val="E97132" w:themeColor="accent2"/>
+          <w:sz w:val="18"/>
+          <w:szCs w:val="18"/>
+        </w:rPr>
+        <w:t xml:space="preserve">    </w:t>
+      </w:r>
+      <w:proofErr w:type="spellStart"/>
+      <w:r>
+        <w:rPr>
+          <w:rFonts w:ascii="Consolas" w:hAnsi="Consolas" w:cs="Consolas"/>
+          <w:color w:val="E97132" w:themeColor="accent2"/>
+          <w:sz w:val="18"/>
+          <w:szCs w:val="18"/>
+        </w:rPr>
+        <w:t>private</w:t>
+      </w:r>
+      <w:proofErr w:type="spellEnd"/>
+      <w:r>
+        <w:rPr>
+          <w:rFonts w:ascii="Consolas" w:hAnsi="Consolas" w:cs="Consolas"/>
+          <w:color w:val="E97132" w:themeColor="accent2"/>
+          <w:sz w:val="18"/>
+          <w:szCs w:val="18"/>
+        </w:rPr>
+        <w:t xml:space="preserve"> final double taux;</w:t>
+      </w:r>
+    </w:p>
+    <w:p>
+      <w:pPr>
+        <w:keepLines/>
+        <w:shd w:val="clear" w:color="auto" w:fill="F2F2F2"/>
+        <w:ind w:left="220"/>
+      </w:pPr>
+      <w:r>
+        <w:rPr>
+          <w:rFonts w:ascii="Consolas" w:hAnsi="Consolas" w:cs="Consolas"/>
+          <w:color w:val="E97132" w:themeColor="accent2"/>
+          <w:sz w:val="18"/>
+          <w:szCs w:val="18"/>
+        </w:rPr>
+        <w:t xml:space="preserve"> </w:t>
+      </w:r>
+    </w:p>
+    <w:p>
+      <w:pPr>
+        <w:keepLines/>
+        <w:shd w:val="clear" w:color="auto" w:fill="F2F2F2"/>
+        <w:ind w:left="220"/>
+      </w:pPr>
+      <w:r>
+        <w:rPr>
+          <w:rFonts w:ascii="Consolas" w:hAnsi="Consolas" w:cs="Consolas"/>
+          <w:color w:val="E97132" w:themeColor="accent2"/>
+          <w:sz w:val="18"/>
+          <w:szCs w:val="18"/>
+        </w:rPr>
+        <w:t xml:space="preserve">    Discount(double taux) { </w:t>
+      </w:r>
+      <w:proofErr w:type="spellStart"/>
+      <w:r>
+        <w:rPr>
+          <w:rFonts w:ascii="Consolas" w:hAnsi="Consolas" w:cs="Consolas"/>
+          <w:color w:val="E97132" w:themeColor="accent2"/>
+          <w:sz w:val="18"/>
+          <w:szCs w:val="18"/>
+        </w:rPr>
+        <w:t>this.taux</w:t>
+      </w:r>
+      <w:proofErr w:type="spellEnd"/>
+      <w:r>
+        <w:rPr>
+          <w:rFonts w:ascii="Consolas" w:hAnsi="Consolas" w:cs="Consolas"/>
+          <w:color w:val="E97132" w:themeColor="accent2"/>
+          <w:sz w:val="18"/>
+          <w:szCs w:val="18"/>
+        </w:rPr>
+        <w:t xml:space="preserve"> = taux; }</w:t>
+      </w:r>
+    </w:p>
+    <w:p>
+      <w:pPr>
+        <w:keepLines/>
+        <w:shd w:val="clear" w:color="auto" w:fill="F2F2F2"/>
+        <w:ind w:left="220"/>
+      </w:pPr>
+      <w:r>
+        <w:rPr>
+          <w:rFonts w:ascii="Consolas" w:hAnsi="Consolas" w:cs="Consolas"/>
+          <w:color w:val="E97132" w:themeColor="accent2"/>
+          <w:sz w:val="18"/>
+          <w:szCs w:val="18"/>
+        </w:rPr>
+        <w:t xml:space="preserve"> </w:t>
+      </w:r>
+    </w:p>
+    <w:p>
+      <w:pPr>
+        <w:keepLines/>
+        <w:shd w:val="clear" w:color="auto" w:fill="F2F2F2"/>
+        <w:ind w:left="220"/>
+      </w:pPr>
+      <w:r>
+        <w:rPr>
+          <w:rFonts w:ascii="Consolas" w:hAnsi="Consolas" w:cs="Consolas"/>
+          <w:color w:val="E97132" w:themeColor="accent2"/>
+          <w:sz w:val="18"/>
+          <w:szCs w:val="18"/>
+        </w:rPr>
+        <w:t xml:space="preserve">    public double appliquer(double prix) { return prix * (1 - taux); }</w:t>
+      </w:r>
+    </w:p>
+    <w:p>
+      <w:pPr>
+        <w:keepLines/>
+        <w:shd w:val="clear" w:color="auto" w:fill="F2F2F2"/>
+        <w:spacing w:after="160"/>
+        <w:ind w:left="220"/>
+      </w:pPr>
+      <w:r>
+        <w:rPr>
+          <w:rFonts w:ascii="Consolas" w:hAnsi="Consolas" w:cs="Consolas"/>
+          <w:color w:val="E97132" w:themeColor="accent2"/>
+          <w:sz w:val="18"/>
+          <w:szCs w:val="18"/>
+        </w:rPr>
+        <w:t>}</w:t>
+      </w:r>
+    </w:p>
+    <w:p>
+      <w:pPr>
+        <w:spacing w:after="120"/>
+      </w:pPr>
+      <w:r>
+        <w:t xml:space="preserve">Trois détails de syntaxe : la liste des constantes se termine par un point-virgule dès qu'il y a autre chose après elle, le constructeur est implicitement privé — on ne peut pas faire de </w:t>
+      </w:r>
+      <w:r>
+        <w:rPr>
+          <w:rFonts w:ascii="Consolas" w:hAnsi="Consolas" w:cs="Consolas"/>
+          <w:color w:val="E97132" w:themeColor="accent2"/>
+          <w:sz w:val="18"/>
+          <w:szCs w:val="18"/>
+        </w:rPr>
+        <w:t>new</w:t>
+      </w:r>
+      <w:r>
+        <w:t xml:space="preserve"> sur une </w:t>
+      </w:r>
+      <w:proofErr w:type="spellStart"/>
+      <w:r>
+        <w:t>enum</w:t>
+      </w:r>
+      <w:proofErr w:type="spellEnd"/>
+      <w:r>
+        <w:t xml:space="preserve"> — et le champ est final.</w:t>
+      </w:r>
+    </w:p>
+    <w:p>
+      <w:pPr>
+        <w:pStyle w:val="Titre2"/>
+        <w:keepNext/>
+        <w:spacing w:before="240" w:after="100"/>
+      </w:pPr>
+      <w:r>
+        <w:rPr>
+          <w:b/>
+          <w:bCs/>
+          <w:color w:val="595959"/>
+          <w:sz w:val="24"/>
+          <w:szCs w:val="24"/>
+        </w:rPr>
+        <w:t>Énoncé</w:t>
+      </w:r>
+    </w:p>
+    <w:p>
+      <w:pPr>
+        <w:spacing w:after="120"/>
+      </w:pPr>
+      <w:r>
         <w:t xml:space="preserve">Écrivez </w:t>
       </w:r>
-      <w:r>
-        <w:rPr>
-          <w:rFonts w:ascii="Consolas" w:hAnsi="Consolas" w:cs="Consolas"/>
-          <w:color w:val="E97132" w:themeColor="accent2"/>
-          <w:sz w:val="18"/>
-          <w:szCs w:val="18"/>
-        </w:rPr>
-        <w:t xml:space="preserve">Color</w:t>
-      </w:r>
-      <w:r>
-        <w:rPr>
-          <w:sz w:val="22"/>
-          <w:szCs w:val="22"/>
-        </w:rPr>
+      <w:proofErr w:type="spellStart"/>
+      <w:r>
+        <w:rPr>
+          <w:rFonts w:ascii="Consolas" w:hAnsi="Consolas" w:cs="Consolas"/>
+          <w:color w:val="E97132" w:themeColor="accent2"/>
+          <w:sz w:val="18"/>
+          <w:szCs w:val="18"/>
+        </w:rPr>
+        <w:t>Color</w:t>
+      </w:r>
+      <w:proofErr w:type="spellEnd"/>
+      <w:r>
         <w:t xml:space="preserve"> et </w:t>
       </w:r>
       <w:r>
@@ -3985,13 +4336,9 @@
           <w:sz w:val="18"/>
           <w:szCs w:val="18"/>
         </w:rPr>
-        <w:t xml:space="preserve">Value</w:t>
-      </w:r>
-      <w:r>
-        <w:rPr>
-          <w:sz w:val="22"/>
-          <w:szCs w:val="22"/>
-        </w:rPr>
+        <w:t>Value</w:t>
+      </w:r>
+      <w:r>
         <w:t xml:space="preserve">, deux énumérations dont chaque constante connaît son libellé français : </w:t>
       </w:r>
       <w:r>
@@ -4001,46 +4348,124 @@
           <w:sz w:val="18"/>
           <w:szCs w:val="18"/>
         </w:rPr>
-        <w:t xml:space="preserve">PIQUE</w:t>
-      </w:r>
-      <w:r>
-        <w:rPr>
-          <w:sz w:val="22"/>
-          <w:szCs w:val="22"/>
-        </w:rPr>
-        <w:t xml:space="preserve"> connaît « Pique », </w:t>
-      </w:r>
-      <w:r>
-        <w:rPr>
-          <w:rFonts w:ascii="Consolas" w:hAnsi="Consolas" w:cs="Consolas"/>
-          <w:color w:val="E97132" w:themeColor="accent2"/>
-          <w:sz w:val="18"/>
-          <w:szCs w:val="18"/>
-        </w:rPr>
-        <w:t xml:space="preserve">AS</w:t>
-      </w:r>
-      <w:r>
-        <w:rPr>
-          <w:sz w:val="22"/>
-          <w:szCs w:val="22"/>
-        </w:rPr>
-        <w:t xml:space="preserve"> connaît « As », </w:t>
-      </w:r>
-      <w:r>
-        <w:rPr>
-          <w:rFonts w:ascii="Consolas" w:hAnsi="Consolas" w:cs="Consolas"/>
-          <w:color w:val="E97132" w:themeColor="accent2"/>
-          <w:sz w:val="18"/>
-          <w:szCs w:val="18"/>
-        </w:rPr>
-        <w:t xml:space="preserve">DIX</w:t>
-      </w:r>
-      <w:r>
-        <w:rPr>
-          <w:sz w:val="22"/>
-          <w:szCs w:val="22"/>
-        </w:rPr>
-        <w:t xml:space="preserve"> connaît « 10 ». Les valeurs se déclarent dans l'ordre du jeu, de l'as au roi.</w:t>
+        <w:t>PIQUE</w:t>
+      </w:r>
+      <w:r>
+        <w:t xml:space="preserve"> connaît </w:t>
+      </w:r>
+      <w:r>
+        <w:rPr>
+          <w:rFonts w:ascii="Consolas" w:hAnsi="Consolas" w:cs="Consolas"/>
+          <w:color w:val="E97132" w:themeColor="accent2"/>
+          <w:sz w:val="18"/>
+          <w:szCs w:val="18"/>
+        </w:rPr>
+        <w:t>"</w:t>
+      </w:r>
+      <w:r>
+        <w:rPr>
+          <w:rFonts w:ascii="Consolas" w:hAnsi="Consolas" w:cs="Consolas"/>
+          <w:color w:val="E97132" w:themeColor="accent2"/>
+          <w:sz w:val="18"/>
+          <w:szCs w:val="18"/>
+        </w:rPr>
+        <w:t>Pique</w:t>
+      </w:r>
+      <w:r>
+        <w:rPr>
+          <w:rFonts w:ascii="Consolas" w:hAnsi="Consolas" w:cs="Consolas"/>
+          <w:color w:val="E97132" w:themeColor="accent2"/>
+          <w:sz w:val="18"/>
+          <w:szCs w:val="18"/>
+        </w:rPr>
+        <w:t>"</w:t>
+      </w:r>
+      <w:r>
+        <w:t xml:space="preserve">, </w:t>
+      </w:r>
+      <w:r>
+        <w:rPr>
+          <w:rFonts w:ascii="Consolas" w:hAnsi="Consolas" w:cs="Consolas"/>
+          <w:color w:val="E97132" w:themeColor="accent2"/>
+          <w:sz w:val="18"/>
+          <w:szCs w:val="18"/>
+        </w:rPr>
+        <w:t>AS</w:t>
+      </w:r>
+      <w:r>
+        <w:t xml:space="preserve"> connaît </w:t>
+      </w:r>
+      <w:r>
+        <w:rPr>
+          <w:rFonts w:ascii="Consolas" w:hAnsi="Consolas" w:cs="Consolas"/>
+          <w:color w:val="E97132" w:themeColor="accent2"/>
+          <w:sz w:val="18"/>
+          <w:szCs w:val="18"/>
+        </w:rPr>
+        <w:t>"</w:t>
+      </w:r>
+      <w:r>
+        <w:rPr>
+          <w:rFonts w:ascii="Consolas" w:hAnsi="Consolas" w:cs="Consolas"/>
+          <w:color w:val="E97132" w:themeColor="accent2"/>
+          <w:sz w:val="18"/>
+          <w:szCs w:val="18"/>
+        </w:rPr>
+        <w:t>As</w:t>
+      </w:r>
+      <w:r>
+        <w:rPr>
+          <w:rFonts w:ascii="Consolas" w:hAnsi="Consolas" w:cs="Consolas"/>
+          <w:color w:val="E97132" w:themeColor="accent2"/>
+          <w:sz w:val="18"/>
+          <w:szCs w:val="18"/>
+        </w:rPr>
+        <w:t>"</w:t>
+      </w:r>
+      <w:r>
+        <w:t xml:space="preserve">, </w:t>
+      </w:r>
+      <w:r>
+        <w:rPr>
+          <w:rFonts w:ascii="Consolas" w:hAnsi="Consolas" w:cs="Consolas"/>
+          <w:color w:val="E97132" w:themeColor="accent2"/>
+          <w:sz w:val="18"/>
+          <w:szCs w:val="18"/>
+        </w:rPr>
+        <w:t>DIX</w:t>
+      </w:r>
+      <w:r>
+        <w:t xml:space="preserve"> connaît </w:t>
+      </w:r>
+      <w:r>
+        <w:rPr>
+          <w:rFonts w:ascii="Consolas" w:hAnsi="Consolas" w:cs="Consolas"/>
+          <w:color w:val="E97132" w:themeColor="accent2"/>
+          <w:sz w:val="18"/>
+          <w:szCs w:val="18"/>
+        </w:rPr>
+        <w:t>"</w:t>
+      </w:r>
+      <w:r>
+        <w:rPr>
+          <w:rFonts w:ascii="Consolas" w:hAnsi="Consolas" w:cs="Consolas"/>
+          <w:color w:val="E97132" w:themeColor="accent2"/>
+          <w:sz w:val="18"/>
+          <w:szCs w:val="18"/>
+        </w:rPr>
+        <w:t>10</w:t>
+      </w:r>
+      <w:r>
+        <w:rPr>
+          <w:rFonts w:ascii="Consolas" w:hAnsi="Consolas" w:cs="Consolas"/>
+          <w:color w:val="E97132" w:themeColor="accent2"/>
+          <w:sz w:val="18"/>
+          <w:szCs w:val="18"/>
+        </w:rPr>
+        <w:t>"</w:t>
+      </w:r>
+      <w:r>
+        <w:t>. Les valeurs se déclarent dans l'ordre du jeu, de l'as au roi.</w:t>
       </w:r>
     </w:p>
     <w:p>
@@ -4048,64 +4473,121 @@
         <w:spacing w:after="120"/>
       </w:pPr>
       <w:r>
-        <w:rPr>
-          <w:sz w:val="22"/>
-          <w:szCs w:val="22"/>
-        </w:rPr>
         <w:t xml:space="preserve">Écrivez ensuite </w:t>
       </w:r>
-      <w:r>
-        <w:rPr>
-          <w:rFonts w:ascii="Consolas" w:hAnsi="Consolas" w:cs="Consolas"/>
-          <w:color w:val="E97132" w:themeColor="accent2"/>
-          <w:sz w:val="18"/>
-          <w:szCs w:val="18"/>
-        </w:rPr>
-        <w:t xml:space="preserve">Card</w:t>
-      </w:r>
-      <w:r>
-        <w:rPr>
-          <w:sz w:val="22"/>
-          <w:szCs w:val="22"/>
-        </w:rPr>
+      <w:proofErr w:type="spellStart"/>
+      <w:r>
+        <w:rPr>
+          <w:rFonts w:ascii="Consolas" w:hAnsi="Consolas" w:cs="Consolas"/>
+          <w:color w:val="E97132" w:themeColor="accent2"/>
+          <w:sz w:val="18"/>
+          <w:szCs w:val="18"/>
+        </w:rPr>
+        <w:t>Card</w:t>
+      </w:r>
+      <w:proofErr w:type="spellEnd"/>
+      <w:r>
         <w:t xml:space="preserve">, dont le </w:t>
       </w:r>
-      <w:r>
-        <w:rPr>
-          <w:rFonts w:ascii="Consolas" w:hAnsi="Consolas" w:cs="Consolas"/>
-          <w:color w:val="E97132" w:themeColor="accent2"/>
-          <w:sz w:val="18"/>
-          <w:szCs w:val="18"/>
-        </w:rPr>
-        <w:t xml:space="preserve">toString</w:t>
-      </w:r>
-      <w:r>
-        <w:rPr>
-          <w:sz w:val="22"/>
-          <w:szCs w:val="22"/>
-        </w:rPr>
-        <w:t xml:space="preserve"> retourne « As de Pique » ou « Roi de Trèfle », puis </w:t>
-      </w:r>
-      <w:r>
-        <w:rPr>
-          <w:rFonts w:ascii="Consolas" w:hAnsi="Consolas" w:cs="Consolas"/>
-          <w:color w:val="E97132" w:themeColor="accent2"/>
-          <w:sz w:val="18"/>
-          <w:szCs w:val="18"/>
-        </w:rPr>
-        <w:t xml:space="preserve">Deck</w:t>
-      </w:r>
-      <w:r>
-        <w:rPr>
-          <w:sz w:val="22"/>
-          <w:szCs w:val="22"/>
-        </w:rPr>
-        <w:t xml:space="preserve"> :</w:t>
-      </w:r>
-    </w:p>
-    <w:p>
-      <w:pPr>
-        <w:pStyle w:val="ListParagraph"/>
+      <w:proofErr w:type="spellStart"/>
+      <w:r>
+        <w:rPr>
+          <w:rFonts w:ascii="Consolas" w:hAnsi="Consolas" w:cs="Consolas"/>
+          <w:color w:val="E97132" w:themeColor="accent2"/>
+          <w:sz w:val="18"/>
+          <w:szCs w:val="18"/>
+        </w:rPr>
+        <w:t>toString</w:t>
+      </w:r>
+      <w:proofErr w:type="spellEnd"/>
+      <w:r>
+        <w:t xml:space="preserve"> retourne « </w:t>
+      </w:r>
+      <w:r>
+        <w:rPr>
+          <w:rFonts w:ascii="Consolas" w:hAnsi="Consolas" w:cs="Consolas"/>
+          <w:color w:val="E97132" w:themeColor="accent2"/>
+          <w:sz w:val="18"/>
+          <w:szCs w:val="18"/>
+        </w:rPr>
+        <w:t>"</w:t>
+      </w:r>
+      <w:r>
+        <w:rPr>
+          <w:rFonts w:ascii="Consolas" w:hAnsi="Consolas" w:cs="Consolas"/>
+          <w:color w:val="E97132" w:themeColor="accent2"/>
+          <w:sz w:val="18"/>
+          <w:szCs w:val="18"/>
+        </w:rPr>
+        <w:t xml:space="preserve">As de </w:t>
+      </w:r>
+      <w:r>
+        <w:rPr>
+          <w:rFonts w:ascii="Consolas" w:hAnsi="Consolas" w:cs="Consolas"/>
+          <w:color w:val="E97132" w:themeColor="accent2"/>
+          <w:sz w:val="18"/>
+          <w:szCs w:val="18"/>
+        </w:rPr>
+        <w:t>Pique</w:t>
+      </w:r>
+      <w:r>
+        <w:rPr>
+          <w:rFonts w:ascii="Consolas" w:hAnsi="Consolas" w:cs="Consolas"/>
+          <w:color w:val="E97132" w:themeColor="accent2"/>
+          <w:sz w:val="18"/>
+          <w:szCs w:val="18"/>
+        </w:rPr>
+        <w:t>"</w:t>
+      </w:r>
+      <w:r>
+        <w:t xml:space="preserve"> ou </w:t>
+      </w:r>
+      <w:r>
+        <w:rPr>
+          <w:rFonts w:ascii="Consolas" w:hAnsi="Consolas" w:cs="Consolas"/>
+          <w:color w:val="E97132" w:themeColor="accent2"/>
+          <w:sz w:val="18"/>
+          <w:szCs w:val="18"/>
+        </w:rPr>
+        <w:t>"</w:t>
+      </w:r>
+      <w:r>
+        <w:rPr>
+          <w:rFonts w:ascii="Consolas" w:hAnsi="Consolas" w:cs="Consolas"/>
+          <w:color w:val="E97132" w:themeColor="accent2"/>
+          <w:sz w:val="18"/>
+          <w:szCs w:val="18"/>
+        </w:rPr>
+        <w:t>Roi de Trèfle</w:t>
+      </w:r>
+      <w:r>
+        <w:rPr>
+          <w:rFonts w:ascii="Consolas" w:hAnsi="Consolas" w:cs="Consolas"/>
+          <w:color w:val="E97132" w:themeColor="accent2"/>
+          <w:sz w:val="18"/>
+          <w:szCs w:val="18"/>
+        </w:rPr>
+        <w:t>"</w:t>
+      </w:r>
+      <w:r>
+        <w:t xml:space="preserve">, puis </w:t>
+      </w:r>
+      <w:r>
+        <w:rPr>
+          <w:rFonts w:ascii="Consolas" w:hAnsi="Consolas" w:cs="Consolas"/>
+          <w:color w:val="E97132" w:themeColor="accent2"/>
+          <w:sz w:val="18"/>
+          <w:szCs w:val="18"/>
+        </w:rPr>
+        <w:t>Deck</w:t>
+      </w:r>
+      <w:r>
+        <w:t> :</w:t>
+      </w:r>
+    </w:p>
+    <w:p>
+      <w:pPr>
+        <w:pStyle w:val="Paragraphedeliste"/>
         <w:numPr>
           <w:ilvl w:val="0"/>
           <w:numId w:val="2"/>
@@ -4113,42 +4595,52 @@
         <w:spacing w:after="60"/>
       </w:pPr>
       <w:r>
-        <w:rPr>
-          <w:sz w:val="22"/>
-          <w:szCs w:val="22"/>
-        </w:rPr>
         <w:t xml:space="preserve">son constructeur crée les 52 cartes. Servez-vous de </w:t>
       </w:r>
-      <w:r>
-        <w:rPr>
-          <w:rFonts w:ascii="Consolas" w:hAnsi="Consolas" w:cs="Consolas"/>
-          <w:color w:val="E97132" w:themeColor="accent2"/>
-          <w:sz w:val="18"/>
-          <w:szCs w:val="18"/>
-        </w:rPr>
-        <w:t xml:space="preserve">Color.values()</w:t>
-      </w:r>
-      <w:r>
-        <w:rPr>
-          <w:sz w:val="22"/>
-          <w:szCs w:val="22"/>
-        </w:rPr>
+      <w:proofErr w:type="spellStart"/>
+      <w:r>
+        <w:rPr>
+          <w:rFonts w:ascii="Consolas" w:hAnsi="Consolas" w:cs="Consolas"/>
+          <w:color w:val="E97132" w:themeColor="accent2"/>
+          <w:sz w:val="18"/>
+          <w:szCs w:val="18"/>
+        </w:rPr>
+        <w:t>Color.values</w:t>
+      </w:r>
+      <w:proofErr w:type="spellEnd"/>
+      <w:r>
+        <w:rPr>
+          <w:rFonts w:ascii="Consolas" w:hAnsi="Consolas" w:cs="Consolas"/>
+          <w:color w:val="E97132" w:themeColor="accent2"/>
+          <w:sz w:val="18"/>
+          <w:szCs w:val="18"/>
+        </w:rPr>
+        <w:t>()</w:t>
+      </w:r>
+      <w:r>
         <w:t xml:space="preserve"> et </w:t>
       </w:r>
-      <w:r>
-        <w:rPr>
-          <w:rFonts w:ascii="Consolas" w:hAnsi="Consolas" w:cs="Consolas"/>
-          <w:color w:val="E97132" w:themeColor="accent2"/>
-          <w:sz w:val="18"/>
-          <w:szCs w:val="18"/>
-        </w:rPr>
-        <w:t xml:space="preserve">Value.values()</w:t>
-      </w:r>
-      <w:r>
-        <w:rPr>
-          <w:sz w:val="22"/>
-          <w:szCs w:val="22"/>
-        </w:rPr>
+      <w:proofErr w:type="spellStart"/>
+      <w:r>
+        <w:rPr>
+          <w:rFonts w:ascii="Consolas" w:hAnsi="Consolas" w:cs="Consolas"/>
+          <w:color w:val="E97132" w:themeColor="accent2"/>
+          <w:sz w:val="18"/>
+          <w:szCs w:val="18"/>
+        </w:rPr>
+        <w:t>Value.values</w:t>
+      </w:r>
+      <w:proofErr w:type="spellEnd"/>
+      <w:r>
+        <w:rPr>
+          <w:rFonts w:ascii="Consolas" w:hAnsi="Consolas" w:cs="Consolas"/>
+          <w:color w:val="E97132" w:themeColor="accent2"/>
+          <w:sz w:val="18"/>
+          <w:szCs w:val="18"/>
+        </w:rPr>
+        <w:t>()</w:t>
+      </w:r>
+      <w:r>
         <w:t xml:space="preserve"> : deux boucles </w:t>
       </w:r>
       <w:r>
@@ -4158,89 +4650,137 @@
           <w:sz w:val="18"/>
           <w:szCs w:val="18"/>
         </w:rPr>
-        <w:t xml:space="preserve">for-each</w:t>
-      </w:r>
-      <w:r>
-        <w:rPr>
-          <w:sz w:val="22"/>
-          <w:szCs w:val="22"/>
-        </w:rPr>
+        <w:t>for-</w:t>
+      </w:r>
+      <w:proofErr w:type="spellStart"/>
+      <w:r>
+        <w:rPr>
+          <w:rFonts w:ascii="Consolas" w:hAnsi="Consolas" w:cs="Consolas"/>
+          <w:color w:val="E97132" w:themeColor="accent2"/>
+          <w:sz w:val="18"/>
+          <w:szCs w:val="18"/>
+        </w:rPr>
+        <w:t>each</w:t>
+      </w:r>
+      <w:proofErr w:type="spellEnd"/>
+      <w:r>
         <w:t xml:space="preserve"> imbriquées suffisent, et le nombre 52 n'a pas à apparaître dans votre calcul ;</w:t>
       </w:r>
     </w:p>
     <w:p>
       <w:pPr>
-        <w:pStyle w:val="ListParagraph"/>
+        <w:pStyle w:val="Paragraphedeliste"/>
         <w:numPr>
           <w:ilvl w:val="0"/>
           <w:numId w:val="2"/>
         </w:numPr>
         <w:spacing w:after="60"/>
       </w:pPr>
-      <w:r>
-        <w:rPr>
-          <w:rFonts w:ascii="Consolas" w:hAnsi="Consolas" w:cs="Consolas"/>
-          <w:color w:val="E97132" w:themeColor="accent2"/>
-          <w:sz w:val="18"/>
-          <w:szCs w:val="18"/>
-        </w:rPr>
-        <w:t xml:space="preserve">carteA(int)</w:t>
-      </w:r>
-      <w:r>
-        <w:rPr>
-          <w:sz w:val="22"/>
-          <w:szCs w:val="22"/>
-        </w:rPr>
+      <w:proofErr w:type="spellStart"/>
+      <w:r>
+        <w:rPr>
+          <w:rFonts w:ascii="Consolas" w:hAnsi="Consolas" w:cs="Consolas"/>
+          <w:color w:val="E97132" w:themeColor="accent2"/>
+          <w:sz w:val="18"/>
+          <w:szCs w:val="18"/>
+        </w:rPr>
+        <w:t>carteA</w:t>
+      </w:r>
+      <w:proofErr w:type="spellEnd"/>
+      <w:r>
+        <w:rPr>
+          <w:rFonts w:ascii="Consolas" w:hAnsi="Consolas" w:cs="Consolas"/>
+          <w:color w:val="E97132" w:themeColor="accent2"/>
+          <w:sz w:val="18"/>
+          <w:szCs w:val="18"/>
+        </w:rPr>
+        <w:t>(</w:t>
+      </w:r>
+      <w:proofErr w:type="spellStart"/>
+      <w:r>
+        <w:rPr>
+          <w:rFonts w:ascii="Consolas" w:hAnsi="Consolas" w:cs="Consolas"/>
+          <w:color w:val="E97132" w:themeColor="accent2"/>
+          <w:sz w:val="18"/>
+          <w:szCs w:val="18"/>
+        </w:rPr>
+        <w:t>int</w:t>
+      </w:r>
+      <w:proofErr w:type="spellEnd"/>
+      <w:r>
+        <w:rPr>
+          <w:rFonts w:ascii="Consolas" w:hAnsi="Consolas" w:cs="Consolas"/>
+          <w:color w:val="E97132" w:themeColor="accent2"/>
+          <w:sz w:val="18"/>
+          <w:szCs w:val="18"/>
+        </w:rPr>
+        <w:t>)</w:t>
+      </w:r>
+      <w:r>
         <w:t xml:space="preserve"> retourne la carte à une position ;</w:t>
       </w:r>
     </w:p>
     <w:p>
       <w:pPr>
-        <w:pStyle w:val="ListParagraph"/>
+        <w:pStyle w:val="Paragraphedeliste"/>
         <w:numPr>
           <w:ilvl w:val="0"/>
           <w:numId w:val="2"/>
         </w:numPr>
         <w:spacing w:after="60"/>
       </w:pPr>
-      <w:r>
-        <w:rPr>
-          <w:rFonts w:ascii="Consolas" w:hAnsi="Consolas" w:cs="Consolas"/>
-          <w:color w:val="E97132" w:themeColor="accent2"/>
-          <w:sz w:val="18"/>
-          <w:szCs w:val="18"/>
-        </w:rPr>
-        <w:t xml:space="preserve">shuffle()</w:t>
-      </w:r>
-      <w:r>
-        <w:rPr>
-          <w:sz w:val="22"/>
-          <w:szCs w:val="22"/>
-        </w:rPr>
+      <w:proofErr w:type="spellStart"/>
+      <w:r>
+        <w:rPr>
+          <w:rFonts w:ascii="Consolas" w:hAnsi="Consolas" w:cs="Consolas"/>
+          <w:color w:val="E97132" w:themeColor="accent2"/>
+          <w:sz w:val="18"/>
+          <w:szCs w:val="18"/>
+        </w:rPr>
+        <w:t>shuffle</w:t>
+      </w:r>
+      <w:proofErr w:type="spellEnd"/>
+      <w:r>
+        <w:rPr>
+          <w:rFonts w:ascii="Consolas" w:hAnsi="Consolas" w:cs="Consolas"/>
+          <w:color w:val="E97132" w:themeColor="accent2"/>
+          <w:sz w:val="18"/>
+          <w:szCs w:val="18"/>
+        </w:rPr>
+        <w:t>()</w:t>
+      </w:r>
+      <w:r>
         <w:t xml:space="preserve"> mélange le paquet. Une façon de faire : parcourir le tableau de la fin vers le début et, à chaque étape, échanger la carte courante avec une carte tirée au hasard parmi celles qui la précèdent — </w:t>
       </w:r>
-      <w:r>
-        <w:rPr>
-          <w:rFonts w:ascii="Consolas" w:hAnsi="Consolas" w:cs="Consolas"/>
-          <w:color w:val="E97132" w:themeColor="accent2"/>
-          <w:sz w:val="18"/>
-          <w:szCs w:val="18"/>
-        </w:rPr>
-        <w:t xml:space="preserve">hasard.nextInt(i + 1)</w:t>
-      </w:r>
-      <w:r>
-        <w:rPr>
-          <w:sz w:val="22"/>
-          <w:szCs w:val="22"/>
-        </w:rPr>
-        <w:t xml:space="preserve">.</w:t>
-      </w:r>
-    </w:p>
-    <w:p>
-      <w:pPr>
-        <w:pStyle w:val="Heading2"/>
+      <w:proofErr w:type="spellStart"/>
+      <w:r>
+        <w:rPr>
+          <w:rFonts w:ascii="Consolas" w:hAnsi="Consolas" w:cs="Consolas"/>
+          <w:color w:val="E97132" w:themeColor="accent2"/>
+          <w:sz w:val="18"/>
+          <w:szCs w:val="18"/>
+        </w:rPr>
+        <w:t>hasard.nextInt</w:t>
+      </w:r>
+      <w:proofErr w:type="spellEnd"/>
+      <w:r>
+        <w:rPr>
+          <w:rFonts w:ascii="Consolas" w:hAnsi="Consolas" w:cs="Consolas"/>
+          <w:color w:val="E97132" w:themeColor="accent2"/>
+          <w:sz w:val="18"/>
+          <w:szCs w:val="18"/>
+        </w:rPr>
+        <w:t>(i + 1)</w:t>
+      </w:r>
+      <w:r>
+        <w:t>.</w:t>
+      </w:r>
+    </w:p>
+    <w:p>
+      <w:pPr>
+        <w:pStyle w:val="Titre2"/>
         <w:keepNext/>
-        <w:spacing w:after="100" w:before="240"/>
+        <w:spacing w:before="240" w:after="100"/>
       </w:pPr>
       <w:r>
         <w:rPr>
@@ -4250,7 +4790,7 @@
           <w:sz w:val="24"/>
           <w:szCs w:val="24"/>
         </w:rPr>
-        <w:t xml:space="preserve">Le programme</w:t>
+        <w:t>Le programme</w:t>
       </w:r>
     </w:p>
     <w:p>
@@ -4258,26 +4798,16 @@
         <w:spacing w:after="120"/>
       </w:pPr>
       <w:r>
-        <w:rPr>
-          <w:sz w:val="22"/>
-          <w:szCs w:val="22"/>
-        </w:rPr>
         <w:t xml:space="preserve">Créez un jeu, affichez les 52 cartes </w:t>
       </w:r>
       <w:r>
         <w:rPr>
           <w:b/>
           <w:bCs/>
-          <w:sz w:val="22"/>
-          <w:szCs w:val="22"/>
-        </w:rPr>
-        <w:t xml:space="preserve">à la suite</w:t>
-      </w:r>
-      <w:r>
-        <w:rPr>
-          <w:sz w:val="22"/>
-          <w:szCs w:val="22"/>
-        </w:rPr>
+        </w:rPr>
+        <w:t>à la suite</w:t>
+      </w:r>
+      <w:r>
         <w:t xml:space="preserve"> et séparées par des virgules — et non une par ligne. Mélangez, puis affichez-les à nouveau.</w:t>
       </w:r>
     </w:p>
@@ -4289,69 +4819,50 @@
         <w:rPr>
           <w:b/>
           <w:bCs/>
-          <w:sz w:val="22"/>
-          <w:szCs w:val="22"/>
         </w:rPr>
         <w:t xml:space="preserve">Le piège est le séparateur. </w:t>
       </w:r>
       <w:r>
-        <w:rPr>
-          <w:sz w:val="22"/>
-          <w:szCs w:val="22"/>
-        </w:rPr>
         <w:t xml:space="preserve">Où placer la virgule sans en laisser une à la fin ? On s'en tire d'ordinaire par un test sur l'indice, qui encombre la boucle. Cherchez </w:t>
       </w:r>
-      <w:r>
-        <w:rPr>
-          <w:rFonts w:ascii="Consolas" w:hAnsi="Consolas" w:cs="Consolas"/>
-          <w:color w:val="E97132" w:themeColor="accent2"/>
-          <w:sz w:val="18"/>
-          <w:szCs w:val="18"/>
-        </w:rPr>
-        <w:t xml:space="preserve">StringJoiner</w:t>
-      </w:r>
-      <w:r>
-        <w:rPr>
-          <w:sz w:val="22"/>
-          <w:szCs w:val="22"/>
-        </w:rPr>
+      <w:proofErr w:type="spellStart"/>
+      <w:r>
+        <w:rPr>
+          <w:rFonts w:ascii="Consolas" w:hAnsi="Consolas" w:cs="Consolas"/>
+          <w:color w:val="E97132" w:themeColor="accent2"/>
+          <w:sz w:val="18"/>
+          <w:szCs w:val="18"/>
+        </w:rPr>
+        <w:t>StringJoiner</w:t>
+      </w:r>
+      <w:proofErr w:type="spellEnd"/>
+      <w:r>
         <w:t xml:space="preserve"> dans la documentation : on lui donne le séparateur, on ajoute les éléments, et il les place </w:t>
       </w:r>
       <w:r>
         <w:rPr>
           <w:i/>
           <w:iCs/>
-          <w:sz w:val="22"/>
-          <w:szCs w:val="22"/>
-        </w:rPr>
-        <w:t xml:space="preserve">entre</w:t>
-      </w:r>
-      <w:r>
-        <w:rPr>
-          <w:sz w:val="22"/>
-          <w:szCs w:val="22"/>
-        </w:rPr>
+        </w:rPr>
+        <w:t>entre</w:t>
+      </w:r>
+      <w:r>
         <w:t xml:space="preserve"> eux.</w:t>
       </w:r>
     </w:p>
     <w:p>
       <w:pPr>
-        <w:keepNext w:val="false"/>
         <w:spacing w:after="120"/>
       </w:pPr>
       <w:r>
-        <w:rPr>
-          <w:sz w:val="22"/>
-          <w:szCs w:val="22"/>
-        </w:rPr>
-        <w:t xml:space="preserve">Le gain n'est pas la longueur du code, c'est qu'il n'y a plus de condition à lire — donc plus d'endroit où se tromper.</w:t>
-      </w:r>
-    </w:p>
-    <w:p>
-      <w:pPr>
-        <w:pStyle w:val="Heading2"/>
+        <w:t>Le gain n'est pas la longueur du code, c'est qu'il n'y a plus de condition à lire — donc plus d'endroit où se tromper.</w:t>
+      </w:r>
+    </w:p>
+    <w:p>
+      <w:pPr>
+        <w:pStyle w:val="Titre2"/>
         <w:keepNext/>
-        <w:spacing w:after="100" w:before="240"/>
+        <w:spacing w:before="240" w:after="100"/>
       </w:pPr>
       <w:r>
         <w:rPr>
@@ -4361,37 +4872,47 @@
           <w:sz w:val="24"/>
           <w:szCs w:val="24"/>
         </w:rPr>
-        <w:t xml:space="preserve">Comment vérifier votre code</w:t>
+        <w:lastRenderedPageBreak/>
+        <w:t>Comment vérifier votre code</w:t>
       </w:r>
     </w:p>
     <w:tbl>
       <w:tblPr>
-        <w:tblW w:type="dxa" w:w="9360"/>
+        <w:tblW w:w="9360" w:type="dxa"/>
         <w:tblBorders>
-          <w:top w:val="single" w:color="A6A6A6" w:sz="2"/>
-          <w:left w:val="single" w:color="1F4E79" w:sz="12"/>
-          <w:bottom w:val="single" w:color="A6A6A6" w:sz="2"/>
-          <w:right w:val="single" w:color="A6A6A6" w:sz="2"/>
-          <w:insideH w:val="none"/>
-          <w:insideV w:val="none"/>
+          <w:top w:val="single" w:sz="2" w:space="0" w:color="A6A6A6"/>
+          <w:left w:val="single" w:sz="12" w:space="0" w:color="1F4E79"/>
+          <w:bottom w:val="single" w:sz="2" w:space="0" w:color="A6A6A6"/>
+          <w:right w:val="single" w:sz="2" w:space="0" w:color="A6A6A6"/>
         </w:tblBorders>
+        <w:tblCellMar>
+          <w:left w:w="10" w:type="dxa"/>
+          <w:right w:w="10" w:type="dxa"/>
+        </w:tblCellMar>
+        <w:tblLook w:val="04A0" w:firstRow="1" w:lastRow="0" w:firstColumn="1" w:lastColumn="0" w:noHBand="0" w:noVBand="1"/>
       </w:tblPr>
       <w:tblGrid>
         <w:gridCol w:w="9360"/>
       </w:tblGrid>
       <w:tr>
+        <w:tblPrEx>
+          <w:tblCellMar>
+            <w:top w:w="0" w:type="dxa"/>
+            <w:bottom w:w="0" w:type="dxa"/>
+          </w:tblCellMar>
+        </w:tblPrEx>
         <w:trPr>
           <w:cantSplit/>
         </w:trPr>
         <w:tc>
           <w:tcPr>
-            <w:tcW w:type="dxa" w:w="9360"/>
-            <w:shd w:fill="F7F9FC" w:val="clear"/>
+            <w:tcW w:w="9360" w:type="dxa"/>
+            <w:shd w:val="clear" w:color="auto" w:fill="F7F9FC"/>
             <w:tcMar>
-              <w:top w:type="dxa" w:w="120"/>
-              <w:left w:type="dxa" w:w="160"/>
-              <w:bottom w:type="dxa" w:w="120"/>
-              <w:right w:type="dxa" w:w="160"/>
+              <w:top w:w="120" w:type="dxa"/>
+              <w:left w:w="160" w:type="dxa"/>
+              <w:bottom w:w="120" w:type="dxa"/>
+              <w:right w:w="160" w:type="dxa"/>
             </w:tcMar>
           </w:tcPr>
           <w:p>
@@ -4405,19 +4926,12 @@
                 <w:sz w:val="18"/>
                 <w:szCs w:val="18"/>
               </w:rPr>
-              <w:t xml:space="preserve">be.ephec.java.enu.e03.DeckTest</w:t>
+              <w:t>be.ephec.java.enu.e03.DeckTest</w:t>
             </w:r>
           </w:p>
           <w:p>
-            <w:pPr>
-              <w:spacing w:after="0"/>
-            </w:pPr>
-            <w:r>
-              <w:rPr>
-                <w:sz w:val="22"/>
-                <w:szCs w:val="22"/>
-              </w:rPr>
-              <w:t xml:space="preserve">Vérifie la taille des deux énumérations, les libellés, le texte des cartes, la présence de 52 cartes toutes différentes, et que le mélange ne perd ni ne duplique aucune carte tout en changeant réellement l'ordre.</w:t>
+            <w:r>
+              <w:t>Vérifie la taille des deux énumérations, les libellés, le texte des cartes, la présence de 52 cartes toutes différentes, et que le mélange ne perd ni ne duplique aucune carte tout en changeant réellement l'ordre.</w:t>
             </w:r>
           </w:p>
         </w:tc>
@@ -4425,9 +4939,9 @@
     </w:tbl>
     <w:p>
       <w:pPr>
-        <w:pStyle w:val="Heading2"/>
+        <w:pStyle w:val="Titre2"/>
         <w:keepNext/>
-        <w:spacing w:after="100" w:before="240"/>
+        <w:spacing w:before="240" w:after="100"/>
       </w:pPr>
       <w:r>
         <w:rPr>
@@ -4437,12 +4951,12 @@
           <w:sz w:val="24"/>
           <w:szCs w:val="24"/>
         </w:rPr>
-        <w:t xml:space="preserve">Questions à se poser</w:t>
-      </w:r>
-    </w:p>
-    <w:p>
-      <w:pPr>
-        <w:pStyle w:val="ListParagraph"/>
+        <w:t>Questions à se poser</w:t>
+      </w:r>
+    </w:p>
+    <w:p>
+      <w:pPr>
+        <w:pStyle w:val="Paragraphedeliste"/>
         <w:numPr>
           <w:ilvl w:val="0"/>
           <w:numId w:val="2"/>
@@ -4450,16 +4964,20 @@
         <w:spacing w:after="60"/>
       </w:pPr>
       <w:r>
-        <w:rPr>
-          <w:sz w:val="22"/>
-          <w:szCs w:val="22"/>
-        </w:rPr>
-        <w:t xml:space="preserve">La carte ne sait pas comment s'écrit une couleur en français : elle le demande à l'énumération. Où aurait-il fallu mettre cette information si Color n'avait pas pu contenir de champ ?</w:t>
-      </w:r>
-    </w:p>
-    <w:p>
-      <w:pPr>
-        <w:pStyle w:val="ListParagraph"/>
+        <w:t xml:space="preserve">La carte ne sait pas comment s'écrit une couleur en français : elle le demande à l'énumération. Où aurait-il fallu mettre cette information si </w:t>
+      </w:r>
+      <w:proofErr w:type="spellStart"/>
+      <w:r>
+        <w:t>Color</w:t>
+      </w:r>
+      <w:proofErr w:type="spellEnd"/>
+      <w:r>
+        <w:t xml:space="preserve"> n'avait pas pu contenir de champ ?</w:t>
+      </w:r>
+    </w:p>
+    <w:p>
+      <w:pPr>
+        <w:pStyle w:val="Paragraphedeliste"/>
         <w:numPr>
           <w:ilvl w:val="0"/>
           <w:numId w:val="2"/>
@@ -4467,48 +4985,58 @@
         <w:spacing w:after="60"/>
       </w:pPr>
       <w:r>
-        <w:rPr>
-          <w:sz w:val="22"/>
-          <w:szCs w:val="22"/>
-        </w:rPr>
         <w:t xml:space="preserve">Pourquoi </w:t>
       </w:r>
-      <w:r>
-        <w:rPr>
-          <w:rFonts w:ascii="Consolas" w:hAnsi="Consolas" w:cs="Consolas"/>
-          <w:color w:val="E97132" w:themeColor="accent2"/>
-          <w:sz w:val="18"/>
-          <w:szCs w:val="18"/>
-        </w:rPr>
-        <w:t xml:space="preserve">nextInt(i + 1)</w:t>
-      </w:r>
-      <w:r>
-        <w:rPr>
-          <w:sz w:val="22"/>
-          <w:szCs w:val="22"/>
-        </w:rPr>
+      <w:proofErr w:type="spellStart"/>
+      <w:r>
+        <w:rPr>
+          <w:rFonts w:ascii="Consolas" w:hAnsi="Consolas" w:cs="Consolas"/>
+          <w:color w:val="E97132" w:themeColor="accent2"/>
+          <w:sz w:val="18"/>
+          <w:szCs w:val="18"/>
+        </w:rPr>
+        <w:t>nextInt</w:t>
+      </w:r>
+      <w:proofErr w:type="spellEnd"/>
+      <w:r>
+        <w:rPr>
+          <w:rFonts w:ascii="Consolas" w:hAnsi="Consolas" w:cs="Consolas"/>
+          <w:color w:val="E97132" w:themeColor="accent2"/>
+          <w:sz w:val="18"/>
+          <w:szCs w:val="18"/>
+        </w:rPr>
+        <w:t>(i + 1)</w:t>
+      </w:r>
+      <w:r>
         <w:t xml:space="preserve"> et non </w:t>
       </w:r>
-      <w:r>
-        <w:rPr>
-          <w:rFonts w:ascii="Consolas" w:hAnsi="Consolas" w:cs="Consolas"/>
-          <w:color w:val="E97132" w:themeColor="accent2"/>
-          <w:sz w:val="18"/>
-          <w:szCs w:val="18"/>
-        </w:rPr>
-        <w:t xml:space="preserve">nextInt(52)</w:t>
-      </w:r>
-      <w:r>
-        <w:rPr>
-          <w:sz w:val="22"/>
-          <w:szCs w:val="22"/>
-        </w:rPr>
-        <w:t xml:space="preserve"> ? Les deux mélangent, mais un seul le fait équitablement. Cherchez « mélange de Fisher-Yates » si la question vous intéresse.</w:t>
-      </w:r>
-    </w:p>
-    <w:p>
-      <w:pPr>
-        <w:pStyle w:val="ListParagraph"/>
+      <w:proofErr w:type="spellStart"/>
+      <w:r>
+        <w:rPr>
+          <w:rFonts w:ascii="Consolas" w:hAnsi="Consolas" w:cs="Consolas"/>
+          <w:color w:val="E97132" w:themeColor="accent2"/>
+          <w:sz w:val="18"/>
+          <w:szCs w:val="18"/>
+        </w:rPr>
+        <w:t>nextInt</w:t>
+      </w:r>
+      <w:proofErr w:type="spellEnd"/>
+      <w:r>
+        <w:rPr>
+          <w:rFonts w:ascii="Consolas" w:hAnsi="Consolas" w:cs="Consolas"/>
+          <w:color w:val="E97132" w:themeColor="accent2"/>
+          <w:sz w:val="18"/>
+          <w:szCs w:val="18"/>
+        </w:rPr>
+        <w:t>(52)</w:t>
+      </w:r>
+      <w:r>
+        <w:t> ? Les deux mélangent, mais un seul le fait équitablement. Cherchez « mélange de Fisher-Yates » si la question vous intéresse.</w:t>
+      </w:r>
+    </w:p>
+    <w:p>
+      <w:pPr>
+        <w:pStyle w:val="Paragraphedeliste"/>
         <w:numPr>
           <w:ilvl w:val="0"/>
           <w:numId w:val="2"/>
@@ -4516,16 +5044,54 @@
         <w:spacing w:after="60"/>
       </w:pPr>
       <w:r>
-        <w:rPr>
-          <w:sz w:val="22"/>
-          <w:szCs w:val="22"/>
-        </w:rPr>
-        <w:t xml:space="preserve">Deux cartes « As de Pique » construites séparément sont-elles égales ? Testez avec ==, et gardez la question de côté : elle reviendra.</w:t>
-      </w:r>
-    </w:p>
-    <w:p>
-      <w:pPr>
-        <w:pStyle w:val="ListParagraph"/>
+        <w:t xml:space="preserve">Deux cartes </w:t>
+      </w:r>
+      <w:r>
+        <w:rPr>
+          <w:rFonts w:ascii="Consolas" w:hAnsi="Consolas" w:cs="Consolas"/>
+          <w:color w:val="E97132" w:themeColor="accent2"/>
+          <w:sz w:val="18"/>
+          <w:szCs w:val="18"/>
+        </w:rPr>
+        <w:t>"</w:t>
+      </w:r>
+      <w:r>
+        <w:rPr>
+          <w:rFonts w:ascii="Consolas" w:hAnsi="Consolas" w:cs="Consolas"/>
+          <w:color w:val="E97132" w:themeColor="accent2"/>
+          <w:sz w:val="18"/>
+          <w:szCs w:val="18"/>
+        </w:rPr>
+        <w:t>As de Pique</w:t>
+      </w:r>
+      <w:r>
+        <w:rPr>
+          <w:rFonts w:ascii="Consolas" w:hAnsi="Consolas" w:cs="Consolas"/>
+          <w:color w:val="E97132" w:themeColor="accent2"/>
+          <w:sz w:val="18"/>
+          <w:szCs w:val="18"/>
+        </w:rPr>
+        <w:t>"</w:t>
+      </w:r>
+      <w:r>
+        <w:t xml:space="preserve"> construites séparément sont-elles égales ? Testez avec </w:t>
+      </w:r>
+      <w:r>
+        <w:rPr>
+          <w:rFonts w:ascii="Consolas" w:hAnsi="Consolas" w:cs="Consolas"/>
+          <w:color w:val="E97132" w:themeColor="accent2"/>
+          <w:sz w:val="18"/>
+          <w:szCs w:val="18"/>
+        </w:rPr>
+        <w:t>==</w:t>
+      </w:r>
+      <w:r>
+        <w:t>, et gardez la question de côté : elle reviendra.</w:t>
+      </w:r>
+    </w:p>
+    <w:p>
+      <w:pPr>
+        <w:pStyle w:val="Paragraphedeliste"/>
         <w:numPr>
           <w:ilvl w:val="0"/>
           <w:numId w:val="2"/>
@@ -4533,26 +5099,20 @@
         <w:spacing w:after="60"/>
       </w:pPr>
       <w:r>
-        <w:rPr>
-          <w:sz w:val="22"/>
-          <w:szCs w:val="22"/>
-        </w:rPr>
         <w:t xml:space="preserve">L'ordre de déclaration des valeurs décide du résultat de </w:t>
       </w:r>
-      <w:r>
-        <w:rPr>
-          <w:rFonts w:ascii="Consolas" w:hAnsi="Consolas" w:cs="Consolas"/>
-          <w:color w:val="E97132" w:themeColor="accent2"/>
-          <w:sz w:val="18"/>
-          <w:szCs w:val="18"/>
-        </w:rPr>
-        <w:t xml:space="preserve">compareTo</w:t>
-      </w:r>
-      <w:r>
-        <w:rPr>
-          <w:sz w:val="22"/>
-          <w:szCs w:val="22"/>
-        </w:rPr>
+      <w:proofErr w:type="spellStart"/>
+      <w:r>
+        <w:rPr>
+          <w:rFonts w:ascii="Consolas" w:hAnsi="Consolas" w:cs="Consolas"/>
+          <w:color w:val="E97132" w:themeColor="accent2"/>
+          <w:sz w:val="18"/>
+          <w:szCs w:val="18"/>
+        </w:rPr>
+        <w:t>compareTo</w:t>
+      </w:r>
+      <w:proofErr w:type="spellEnd"/>
+      <w:r>
         <w:t xml:space="preserve">. Est-ce visible en lisant la classe, ou faut-il le deviner ? Voir </w:t>
       </w:r>
       <w:r>
@@ -4562,14 +5122,18 @@
           <w:sz w:val="18"/>
           <w:szCs w:val="18"/>
         </w:rPr>
-        <w:t xml:space="preserve">CC-COM.3</w:t>
-      </w:r>
-      <w:r>
-        <w:rPr>
-          <w:sz w:val="22"/>
-          <w:szCs w:val="22"/>
-        </w:rPr>
-        <w:t xml:space="preserve"> sur ce qu'une Javadoc doit apporter.</w:t>
+        <w:t>CC-COM.3</w:t>
+      </w:r>
+      <w:r>
+        <w:t xml:space="preserve"> sur ce qu'une </w:t>
+      </w:r>
+      <w:proofErr w:type="spellStart"/>
+      <w:r>
+        <w:t>Javadoc</w:t>
+      </w:r>
+      <w:proofErr w:type="spellEnd"/>
+      <w:r>
+        <w:t xml:space="preserve"> doit apporter.</w:t>
       </w:r>
     </w:p>
     <w:p>
@@ -4579,11 +5143,11 @@
     </w:p>
     <w:p>
       <w:pPr>
-        <w:pStyle w:val="Heading1"/>
+        <w:pStyle w:val="Titre1"/>
         <w:keepNext/>
-        <w:spacing w:after="160" w:before="360"/>
-      </w:pPr>
-      <w:bookmarkStart w:name="ex-ENU-4" w:id="1"/>
+        <w:spacing w:before="360" w:after="160"/>
+      </w:pPr>
+      <w:bookmarkStart w:id="3" w:name="ex-ENU-4"/>
       <w:r>
         <w:rPr>
           <w:b/>
@@ -4592,9 +5156,31 @@
           <w:sz w:val="30"/>
           <w:szCs w:val="30"/>
         </w:rPr>
-        <w:t xml:space="preserve">ENU.4 — Un record d'étudiant</w:t>
-      </w:r>
-      <w:bookmarkEnd w:id="1"/>
+        <w:lastRenderedPageBreak/>
+        <w:t xml:space="preserve">ENU.4 — Un </w:t>
+      </w:r>
+      <w:r>
+        <w:rPr>
+          <w:rFonts w:ascii="Consolas" w:hAnsi="Consolas" w:cs="Consolas"/>
+          <w:b/>
+          <w:bCs/>
+          <w:color w:val="E97132" w:themeColor="accent2"/>
+          <w:sz w:val="24"/>
+          <w:szCs w:val="24"/>
+        </w:rPr>
+        <w:t>record</w:t>
+      </w:r>
+      <w:r>
+        <w:rPr>
+          <w:b/>
+          <w:bCs/>
+          <w:color w:val="1F4E79"/>
+          <w:sz w:val="30"/>
+          <w:szCs w:val="30"/>
+        </w:rPr>
+        <w:t xml:space="preserve"> d'étudiant</w:t>
+      </w:r>
+      <w:bookmarkEnd w:id="3"/>
     </w:p>
     <w:p>
       <w:pPr>
@@ -4606,8 +5192,6 @@
           <w:i/>
           <w:iCs/>
           <w:color w:val="595959"/>
-          <w:sz w:val="22"/>
-          <w:szCs w:val="22"/>
         </w:rPr>
         <w:t xml:space="preserve">Package : </w:t>
       </w:r>
@@ -4620,14 +5204,14 @@
           <w:sz w:val="18"/>
           <w:szCs w:val="18"/>
         </w:rPr>
-        <w:t xml:space="preserve">be.ephec.java.enu.e04</w:t>
-      </w:r>
-    </w:p>
-    <w:p>
-      <w:pPr>
-        <w:pStyle w:val="Heading2"/>
+        <w:t>be.ephec.java.enu.e04</w:t>
+      </w:r>
+    </w:p>
+    <w:p>
+      <w:pPr>
+        <w:pStyle w:val="Titre2"/>
         <w:keepNext/>
-        <w:spacing w:after="100" w:before="240"/>
+        <w:spacing w:before="240" w:after="100"/>
       </w:pPr>
       <w:r>
         <w:rPr>
@@ -4637,27 +5221,22 @@
           <w:sz w:val="24"/>
           <w:szCs w:val="24"/>
         </w:rPr>
-        <w:t xml:space="preserve">Objectif</w:t>
-      </w:r>
-    </w:p>
-    <w:p>
-      <w:pPr>
-        <w:keepNext w:val="false"/>
+        <w:t>Objectif</w:t>
+      </w:r>
+    </w:p>
+    <w:p>
+      <w:pPr>
         <w:spacing w:after="120"/>
       </w:pPr>
       <w:r>
-        <w:rPr>
-          <w:sz w:val="22"/>
-          <w:szCs w:val="22"/>
-        </w:rPr>
-        <w:t xml:space="preserve">Écrire en une ligne ce qui en demanderait trente, et savoir quand ce n'est pas approprié.</w:t>
-      </w:r>
-    </w:p>
-    <w:p>
-      <w:pPr>
-        <w:pStyle w:val="Heading2"/>
+        <w:t>Écrire en une ligne ce qui en demanderait trente, et savoir quand ce n'est pas approprié.</w:t>
+      </w:r>
+    </w:p>
+    <w:p>
+      <w:pPr>
+        <w:pStyle w:val="Titre2"/>
         <w:keepNext/>
-        <w:spacing w:after="100" w:before="240"/>
+        <w:spacing w:before="240" w:after="100"/>
       </w:pPr>
       <w:r>
         <w:rPr>
@@ -4667,59 +5246,58 @@
           <w:sz w:val="24"/>
           <w:szCs w:val="24"/>
         </w:rPr>
-        <w:t xml:space="preserve">Contexte</w:t>
-      </w:r>
-    </w:p>
-    <w:p>
-      <w:pPr>
-        <w:keepNext w:val="false"/>
+        <w:t>Contexte</w:t>
+      </w:r>
+    </w:p>
+    <w:p>
+      <w:pPr>
         <w:spacing w:after="120"/>
       </w:pPr>
       <w:r>
-        <w:rPr>
-          <w:sz w:val="22"/>
-          <w:szCs w:val="22"/>
-        </w:rPr>
         <w:t xml:space="preserve">Un record modélise une donnée simple et immuable. Le compilateur écrit pour vous le constructeur, les accesseurs, </w:t>
       </w:r>
-      <w:r>
-        <w:rPr>
-          <w:rFonts w:ascii="Consolas" w:hAnsi="Consolas" w:cs="Consolas"/>
-          <w:color w:val="E97132" w:themeColor="accent2"/>
-          <w:sz w:val="18"/>
-          <w:szCs w:val="18"/>
-        </w:rPr>
-        <w:t xml:space="preserve">toString</w:t>
-      </w:r>
-      <w:r>
-        <w:rPr>
-          <w:sz w:val="22"/>
-          <w:szCs w:val="22"/>
-        </w:rPr>
-        <w:t xml:space="preserve">, equals et </w:t>
-      </w:r>
-      <w:r>
-        <w:rPr>
-          <w:rFonts w:ascii="Consolas" w:hAnsi="Consolas" w:cs="Consolas"/>
-          <w:color w:val="E97132" w:themeColor="accent2"/>
-          <w:sz w:val="18"/>
-          <w:szCs w:val="18"/>
-        </w:rPr>
-        <w:t xml:space="preserve">hashCode</w:t>
-      </w:r>
-      <w:r>
-        <w:rPr>
-          <w:sz w:val="22"/>
-          <w:szCs w:val="22"/>
-        </w:rPr>
-        <w:t xml:space="preserve">.</w:t>
+      <w:proofErr w:type="spellStart"/>
+      <w:r>
+        <w:rPr>
+          <w:rFonts w:ascii="Consolas" w:hAnsi="Consolas" w:cs="Consolas"/>
+          <w:color w:val="E97132" w:themeColor="accent2"/>
+          <w:sz w:val="18"/>
+          <w:szCs w:val="18"/>
+        </w:rPr>
+        <w:t>toString</w:t>
+      </w:r>
+      <w:proofErr w:type="spellEnd"/>
+      <w:r>
+        <w:t xml:space="preserve">, </w:t>
+      </w:r>
+      <w:proofErr w:type="spellStart"/>
+      <w:r>
+        <w:t>equals</w:t>
+      </w:r>
+      <w:proofErr w:type="spellEnd"/>
+      <w:r>
+        <w:t xml:space="preserve"> et </w:t>
+      </w:r>
+      <w:proofErr w:type="spellStart"/>
+      <w:r>
+        <w:rPr>
+          <w:rFonts w:ascii="Consolas" w:hAnsi="Consolas" w:cs="Consolas"/>
+          <w:color w:val="E97132" w:themeColor="accent2"/>
+          <w:sz w:val="18"/>
+          <w:szCs w:val="18"/>
+        </w:rPr>
+        <w:t>hashCode</w:t>
+      </w:r>
+      <w:proofErr w:type="spellEnd"/>
+      <w:r>
+        <w:t>.</w:t>
       </w:r>
     </w:p>
     <w:p>
       <w:pPr>
         <w:keepLines/>
-        <w:shd w:fill="F2F2F2" w:val="clear"/>
-        <w:spacing w:after="0" w:before="100"/>
+        <w:shd w:val="clear" w:color="auto" w:fill="F2F2F2"/>
+        <w:spacing w:before="100"/>
         <w:ind w:left="220"/>
       </w:pPr>
       <w:r>
@@ -4729,14 +5307,53 @@
           <w:sz w:val="18"/>
           <w:szCs w:val="18"/>
         </w:rPr>
-        <w:t xml:space="preserve">public record Point(int x, int y) { }</w:t>
+        <w:t>public record Point(</w:t>
+      </w:r>
+      <w:proofErr w:type="spellStart"/>
+      <w:r>
+        <w:rPr>
+          <w:rFonts w:ascii="Consolas" w:hAnsi="Consolas" w:cs="Consolas"/>
+          <w:color w:val="E97132" w:themeColor="accent2"/>
+          <w:sz w:val="18"/>
+          <w:szCs w:val="18"/>
+        </w:rPr>
+        <w:t>int</w:t>
+      </w:r>
+      <w:proofErr w:type="spellEnd"/>
+      <w:r>
+        <w:rPr>
+          <w:rFonts w:ascii="Consolas" w:hAnsi="Consolas" w:cs="Consolas"/>
+          <w:color w:val="E97132" w:themeColor="accent2"/>
+          <w:sz w:val="18"/>
+          <w:szCs w:val="18"/>
+        </w:rPr>
+        <w:t xml:space="preserve"> x, </w:t>
+      </w:r>
+      <w:proofErr w:type="spellStart"/>
+      <w:r>
+        <w:rPr>
+          <w:rFonts w:ascii="Consolas" w:hAnsi="Consolas" w:cs="Consolas"/>
+          <w:color w:val="E97132" w:themeColor="accent2"/>
+          <w:sz w:val="18"/>
+          <w:szCs w:val="18"/>
+        </w:rPr>
+        <w:t>int</w:t>
+      </w:r>
+      <w:proofErr w:type="spellEnd"/>
+      <w:r>
+        <w:rPr>
+          <w:rFonts w:ascii="Consolas" w:hAnsi="Consolas" w:cs="Consolas"/>
+          <w:color w:val="E97132" w:themeColor="accent2"/>
+          <w:sz w:val="18"/>
+          <w:szCs w:val="18"/>
+        </w:rPr>
+        <w:t xml:space="preserve"> y) { }</w:t>
       </w:r>
     </w:p>
     <w:p>
       <w:pPr>
         <w:keepLines/>
-        <w:shd w:fill="F2F2F2" w:val="clear"/>
-        <w:spacing w:after="0" w:before="0"/>
+        <w:shd w:val="clear" w:color="auto" w:fill="F2F2F2"/>
         <w:ind w:left="220"/>
       </w:pPr>
       <w:r>
@@ -4752,8 +5369,7 @@
     <w:p>
       <w:pPr>
         <w:keepLines/>
-        <w:shd w:fill="F2F2F2" w:val="clear"/>
-        <w:spacing w:after="0" w:before="0"/>
+        <w:shd w:val="clear" w:color="auto" w:fill="F2F2F2"/>
         <w:ind w:left="220"/>
       </w:pPr>
       <w:r>
@@ -4763,41 +5379,102 @@
           <w:sz w:val="18"/>
           <w:szCs w:val="18"/>
         </w:rPr>
-        <w:t xml:space="preserve">Point origine = new Point(0, 0);</w:t>
+        <w:t>Point origine = new Point(0, 0);</w:t>
       </w:r>
     </w:p>
     <w:p>
       <w:pPr>
         <w:keepLines/>
-        <w:shd w:fill="F2F2F2" w:val="clear"/>
-        <w:spacing w:after="0" w:before="0"/>
+        <w:shd w:val="clear" w:color="auto" w:fill="F2F2F2"/>
         <w:ind w:left="220"/>
       </w:pPr>
-      <w:r>
-        <w:rPr>
-          <w:rFonts w:ascii="Consolas" w:hAnsi="Consolas" w:cs="Consolas"/>
-          <w:color w:val="E97132" w:themeColor="accent2"/>
-          <w:sz w:val="18"/>
-          <w:szCs w:val="18"/>
-        </w:rPr>
-        <w:t xml:space="preserve">origine.x()          // l'accesseur s'appelle x(), pas getX()</w:t>
+      <w:proofErr w:type="spellStart"/>
+      <w:r>
+        <w:rPr>
+          <w:rFonts w:ascii="Consolas" w:hAnsi="Consolas" w:cs="Consolas"/>
+          <w:color w:val="E97132" w:themeColor="accent2"/>
+          <w:sz w:val="18"/>
+          <w:szCs w:val="18"/>
+        </w:rPr>
+        <w:t>origine.x</w:t>
+      </w:r>
+      <w:proofErr w:type="spellEnd"/>
+      <w:r>
+        <w:rPr>
+          <w:rFonts w:ascii="Consolas" w:hAnsi="Consolas" w:cs="Consolas"/>
+          <w:color w:val="E97132" w:themeColor="accent2"/>
+          <w:sz w:val="18"/>
+          <w:szCs w:val="18"/>
+        </w:rPr>
+        <w:t xml:space="preserve">()          // l'accesseur s'appelle x(), pas </w:t>
+      </w:r>
+      <w:proofErr w:type="spellStart"/>
+      <w:r>
+        <w:rPr>
+          <w:rFonts w:ascii="Consolas" w:hAnsi="Consolas" w:cs="Consolas"/>
+          <w:color w:val="E97132" w:themeColor="accent2"/>
+          <w:sz w:val="18"/>
+          <w:szCs w:val="18"/>
+        </w:rPr>
+        <w:t>getX</w:t>
+      </w:r>
+      <w:proofErr w:type="spellEnd"/>
+      <w:r>
+        <w:rPr>
+          <w:rFonts w:ascii="Consolas" w:hAnsi="Consolas" w:cs="Consolas"/>
+          <w:color w:val="E97132" w:themeColor="accent2"/>
+          <w:sz w:val="18"/>
+          <w:szCs w:val="18"/>
+        </w:rPr>
+        <w:t>()</w:t>
       </w:r>
     </w:p>
     <w:p>
       <w:pPr>
         <w:keepLines/>
-        <w:shd w:fill="F2F2F2" w:val="clear"/>
-        <w:spacing w:after="160" w:before="0"/>
+        <w:shd w:val="clear" w:color="auto" w:fill="F2F2F2"/>
+        <w:spacing w:after="160"/>
         <w:ind w:left="220"/>
       </w:pPr>
-      <w:r>
-        <w:rPr>
-          <w:rFonts w:ascii="Consolas" w:hAnsi="Consolas" w:cs="Consolas"/>
-          <w:color w:val="E97132" w:themeColor="accent2"/>
-          <w:sz w:val="18"/>
-          <w:szCs w:val="18"/>
-        </w:rPr>
-        <w:t xml:space="preserve">origine.toString()   // "Point[x=0, y=0]", genere par le compilateur</w:t>
+      <w:proofErr w:type="spellStart"/>
+      <w:r>
+        <w:rPr>
+          <w:rFonts w:ascii="Consolas" w:hAnsi="Consolas" w:cs="Consolas"/>
+          <w:color w:val="E97132" w:themeColor="accent2"/>
+          <w:sz w:val="18"/>
+          <w:szCs w:val="18"/>
+        </w:rPr>
+        <w:t>origine.toString</w:t>
+      </w:r>
+      <w:proofErr w:type="spellEnd"/>
+      <w:r>
+        <w:rPr>
+          <w:rFonts w:ascii="Consolas" w:hAnsi="Consolas" w:cs="Consolas"/>
+          <w:color w:val="E97132" w:themeColor="accent2"/>
+          <w:sz w:val="18"/>
+          <w:szCs w:val="18"/>
+        </w:rPr>
+        <w:t xml:space="preserve">()   // "Point[x=0, y=0]", </w:t>
+      </w:r>
+      <w:proofErr w:type="spellStart"/>
+      <w:r>
+        <w:rPr>
+          <w:rFonts w:ascii="Consolas" w:hAnsi="Consolas" w:cs="Consolas"/>
+          <w:color w:val="E97132" w:themeColor="accent2"/>
+          <w:sz w:val="18"/>
+          <w:szCs w:val="18"/>
+        </w:rPr>
+        <w:t>genere</w:t>
+      </w:r>
+      <w:proofErr w:type="spellEnd"/>
+      <w:r>
+        <w:rPr>
+          <w:rFonts w:ascii="Consolas" w:hAnsi="Consolas" w:cs="Consolas"/>
+          <w:color w:val="E97132" w:themeColor="accent2"/>
+          <w:sz w:val="18"/>
+          <w:szCs w:val="18"/>
+        </w:rPr>
+        <w:t xml:space="preserve"> par le compilateur</w:t>
       </w:r>
     </w:p>
     <w:p>
@@ -4808,24 +5485,18 @@
         <w:rPr>
           <w:b/>
           <w:bCs/>
-          <w:sz w:val="22"/>
-          <w:szCs w:val="22"/>
         </w:rPr>
         <w:t xml:space="preserve">Un record est final et ses composants aussi. </w:t>
       </w:r>
       <w:r>
-        <w:rPr>
-          <w:sz w:val="22"/>
-          <w:szCs w:val="22"/>
-        </w:rPr>
-        <w:t xml:space="preserve">Rien ne peut en hériter, et rien ne peut être modifié après construction. C'est ce qui le rend adapté à une donnée, et inadapté dès qu'un objet porte une logique métier ou doit changer d'état.</w:t>
-      </w:r>
-    </w:p>
-    <w:p>
-      <w:pPr>
-        <w:pStyle w:val="Heading2"/>
+        <w:t>Rien ne peut en hériter, et rien ne peut être modifié après construction. C'est ce qui le rend adapté à une donnée, et inadapté dès qu'un objet porte une logique métier ou doit changer d'état.</w:t>
+      </w:r>
+    </w:p>
+    <w:p>
+      <w:pPr>
+        <w:pStyle w:val="Titre2"/>
         <w:keepNext/>
-        <w:spacing w:after="100" w:before="240"/>
+        <w:spacing w:before="240" w:after="100"/>
       </w:pPr>
       <w:r>
         <w:rPr>
@@ -4835,7 +5506,7 @@
           <w:sz w:val="24"/>
           <w:szCs w:val="24"/>
         </w:rPr>
-        <w:t xml:space="preserve">Énoncé</w:t>
+        <w:t>Énoncé</w:t>
       </w:r>
     </w:p>
     <w:p>
@@ -4843,10 +5514,6 @@
         <w:spacing w:after="120"/>
       </w:pPr>
       <w:r>
-        <w:rPr>
-          <w:sz w:val="22"/>
-          <w:szCs w:val="22"/>
-        </w:rPr>
         <w:t xml:space="preserve">L'en-tête du record </w:t>
       </w:r>
       <w:r>
@@ -4856,94 +5523,102 @@
           <w:sz w:val="18"/>
           <w:szCs w:val="18"/>
         </w:rPr>
-        <w:t xml:space="preserve">Student</w:t>
-      </w:r>
-      <w:r>
-        <w:rPr>
-          <w:sz w:val="22"/>
-          <w:szCs w:val="22"/>
-        </w:rPr>
-        <w:t xml:space="preserve"> vous est fourni : un nom (</w:t>
-      </w:r>
-      <w:r>
-        <w:rPr>
-          <w:rFonts w:ascii="Consolas" w:hAnsi="Consolas" w:cs="Consolas"/>
-          <w:color w:val="E97132" w:themeColor="accent2"/>
-          <w:sz w:val="18"/>
-          <w:szCs w:val="18"/>
-        </w:rPr>
-        <w:t xml:space="preserve">String</w:t>
-      </w:r>
-      <w:r>
-        <w:rPr>
-          <w:sz w:val="22"/>
-          <w:szCs w:val="22"/>
-        </w:rPr>
-        <w:t xml:space="preserve">) et une cote (</w:t>
-      </w:r>
-      <w:r>
-        <w:rPr>
-          <w:rFonts w:ascii="Consolas" w:hAnsi="Consolas" w:cs="Consolas"/>
-          <w:color w:val="E97132" w:themeColor="accent2"/>
-          <w:sz w:val="18"/>
-          <w:szCs w:val="18"/>
-        </w:rPr>
-        <w:t xml:space="preserve">int</w:t>
-      </w:r>
-      <w:r>
-        <w:rPr>
-          <w:sz w:val="22"/>
-          <w:szCs w:val="22"/>
-        </w:rPr>
+        <w:t>Student</w:t>
+      </w:r>
+      <w:r>
+        <w:t xml:space="preserve"> vous est fourni : un </w:t>
+      </w:r>
+      <w:r>
+        <w:rPr>
+          <w:rFonts w:ascii="Consolas" w:hAnsi="Consolas" w:cs="Consolas"/>
+          <w:color w:val="E97132" w:themeColor="accent2"/>
+          <w:sz w:val="18"/>
+          <w:szCs w:val="18"/>
+        </w:rPr>
+        <w:t>nom</w:t>
+      </w:r>
+      <w:r>
+        <w:t xml:space="preserve"> (</w:t>
+      </w:r>
+      <w:r>
+        <w:rPr>
+          <w:rFonts w:ascii="Consolas" w:hAnsi="Consolas" w:cs="Consolas"/>
+          <w:color w:val="E97132" w:themeColor="accent2"/>
+          <w:sz w:val="18"/>
+          <w:szCs w:val="18"/>
+        </w:rPr>
+        <w:t>String</w:t>
+      </w:r>
+      <w:r>
+        <w:t xml:space="preserve">) et une </w:t>
+      </w:r>
+      <w:r>
+        <w:rPr>
+          <w:rFonts w:ascii="Consolas" w:hAnsi="Consolas" w:cs="Consolas"/>
+          <w:color w:val="E97132" w:themeColor="accent2"/>
+          <w:sz w:val="18"/>
+          <w:szCs w:val="18"/>
+        </w:rPr>
+        <w:t>cote</w:t>
+      </w:r>
+      <w:r>
+        <w:t xml:space="preserve"> (</w:t>
+      </w:r>
+      <w:proofErr w:type="spellStart"/>
+      <w:r>
+        <w:rPr>
+          <w:rFonts w:ascii="Consolas" w:hAnsi="Consolas" w:cs="Consolas"/>
+          <w:color w:val="E97132" w:themeColor="accent2"/>
+          <w:sz w:val="18"/>
+          <w:szCs w:val="18"/>
+        </w:rPr>
+        <w:t>int</w:t>
+      </w:r>
+      <w:proofErr w:type="spellEnd"/>
+      <w:r>
         <w:t xml:space="preserve">), dans cet ordre. Regardez-le bien — cette seule ligne suffit au compilateur pour écrire le constructeur, les accesseurs, </w:t>
       </w:r>
-      <w:r>
-        <w:rPr>
-          <w:rFonts w:ascii="Consolas" w:hAnsi="Consolas" w:cs="Consolas"/>
-          <w:color w:val="E97132" w:themeColor="accent2"/>
-          <w:sz w:val="18"/>
-          <w:szCs w:val="18"/>
-        </w:rPr>
-        <w:t xml:space="preserve">toString</w:t>
-      </w:r>
-      <w:r>
-        <w:rPr>
-          <w:sz w:val="22"/>
-          <w:szCs w:val="22"/>
-        </w:rPr>
+      <w:proofErr w:type="spellStart"/>
+      <w:r>
+        <w:rPr>
+          <w:rFonts w:ascii="Consolas" w:hAnsi="Consolas" w:cs="Consolas"/>
+          <w:color w:val="E97132" w:themeColor="accent2"/>
+          <w:sz w:val="18"/>
+          <w:szCs w:val="18"/>
+        </w:rPr>
+        <w:t>toString</w:t>
+      </w:r>
+      <w:proofErr w:type="spellEnd"/>
+      <w:r>
         <w:t xml:space="preserve">, </w:t>
       </w:r>
-      <w:r>
-        <w:rPr>
-          <w:rFonts w:ascii="Consolas" w:hAnsi="Consolas" w:cs="Consolas"/>
-          <w:color w:val="E97132" w:themeColor="accent2"/>
-          <w:sz w:val="18"/>
-          <w:szCs w:val="18"/>
-        </w:rPr>
-        <w:t xml:space="preserve">equals</w:t>
-      </w:r>
-      <w:r>
-        <w:rPr>
-          <w:sz w:val="22"/>
-          <w:szCs w:val="22"/>
-        </w:rPr>
+      <w:proofErr w:type="spellStart"/>
+      <w:r>
+        <w:rPr>
+          <w:rFonts w:ascii="Consolas" w:hAnsi="Consolas" w:cs="Consolas"/>
+          <w:color w:val="E97132" w:themeColor="accent2"/>
+          <w:sz w:val="18"/>
+          <w:szCs w:val="18"/>
+        </w:rPr>
+        <w:t>equals</w:t>
+      </w:r>
+      <w:proofErr w:type="spellEnd"/>
+      <w:r>
         <w:t xml:space="preserve"> et </w:t>
       </w:r>
-      <w:r>
-        <w:rPr>
-          <w:rFonts w:ascii="Consolas" w:hAnsi="Consolas" w:cs="Consolas"/>
-          <w:color w:val="E97132" w:themeColor="accent2"/>
-          <w:sz w:val="18"/>
-          <w:szCs w:val="18"/>
-        </w:rPr>
-        <w:t xml:space="preserve">hashCode</w:t>
-      </w:r>
-      <w:r>
-        <w:rPr>
-          <w:sz w:val="22"/>
-          <w:szCs w:val="22"/>
-        </w:rPr>
-        <w:t xml:space="preserve">.</w:t>
+      <w:proofErr w:type="spellStart"/>
+      <w:r>
+        <w:rPr>
+          <w:rFonts w:ascii="Consolas" w:hAnsi="Consolas" w:cs="Consolas"/>
+          <w:color w:val="E97132" w:themeColor="accent2"/>
+          <w:sz w:val="18"/>
+          <w:szCs w:val="18"/>
+        </w:rPr>
+        <w:t>hashCode</w:t>
+      </w:r>
+      <w:proofErr w:type="spellEnd"/>
+      <w:r>
+        <w:t>.</w:t>
       </w:r>
     </w:p>
     <w:p>
@@ -4951,10 +5626,6 @@
         <w:spacing w:after="120"/>
       </w:pPr>
       <w:r>
-        <w:rPr>
-          <w:sz w:val="22"/>
-          <w:szCs w:val="22"/>
-        </w:rPr>
         <w:t xml:space="preserve">Votre part commence à </w:t>
       </w:r>
       <w:r>
@@ -4964,29 +5635,23 @@
           <w:sz w:val="18"/>
           <w:szCs w:val="18"/>
         </w:rPr>
-        <w:t xml:space="preserve">passe()</w:t>
-      </w:r>
-      <w:r>
-        <w:rPr>
-          <w:sz w:val="22"/>
-          <w:szCs w:val="22"/>
-        </w:rPr>
+        <w:t>passe()</w:t>
+      </w:r>
+      <w:r>
         <w:t xml:space="preserve">, qui retourne </w:t>
       </w:r>
-      <w:r>
-        <w:rPr>
-          <w:rFonts w:ascii="Consolas" w:hAnsi="Consolas" w:cs="Consolas"/>
-          <w:color w:val="E97132" w:themeColor="accent2"/>
-          <w:sz w:val="18"/>
-          <w:szCs w:val="18"/>
-        </w:rPr>
-        <w:t xml:space="preserve">true</w:t>
-      </w:r>
-      <w:r>
-        <w:rPr>
-          <w:sz w:val="22"/>
-          <w:szCs w:val="22"/>
-        </w:rPr>
+      <w:proofErr w:type="spellStart"/>
+      <w:r>
+        <w:rPr>
+          <w:rFonts w:ascii="Consolas" w:hAnsi="Consolas" w:cs="Consolas"/>
+          <w:color w:val="E97132" w:themeColor="accent2"/>
+          <w:sz w:val="18"/>
+          <w:szCs w:val="18"/>
+        </w:rPr>
+        <w:t>true</w:t>
+      </w:r>
+      <w:proofErr w:type="spellEnd"/>
+      <w:r>
         <w:t xml:space="preserve"> si la cote atteint 10.</w:t>
       </w:r>
     </w:p>
@@ -4995,10 +5660,6 @@
         <w:spacing w:after="120"/>
       </w:pPr>
       <w:r>
-        <w:rPr>
-          <w:sz w:val="22"/>
-          <w:szCs w:val="22"/>
-        </w:rPr>
         <w:t xml:space="preserve">Écrivez ensuite le </w:t>
       </w:r>
       <w:r>
@@ -5008,37 +5669,91 @@
           <w:sz w:val="18"/>
           <w:szCs w:val="18"/>
         </w:rPr>
-        <w:t xml:space="preserve">Programme</w:t>
-      </w:r>
-      <w:r>
-        <w:rPr>
-          <w:sz w:val="22"/>
-          <w:szCs w:val="22"/>
-        </w:rPr>
+        <w:t>Programme</w:t>
+      </w:r>
+      <w:r>
         <w:t xml:space="preserve"> : créez un </w:t>
       </w:r>
       <w:r>
         <w:rPr>
           <w:b/>
           <w:bCs/>
-          <w:sz w:val="22"/>
-          <w:szCs w:val="22"/>
-        </w:rPr>
-        <w:t xml:space="preserve">tableau</w:t>
-      </w:r>
-      <w:r>
-        <w:rPr>
-          <w:sz w:val="22"/>
-          <w:szCs w:val="22"/>
-        </w:rPr>
-        <w:t xml:space="preserve"> d'étudiants et affichez chacun d'eux suivi de « reussi » ou « echec ».</w:t>
-      </w:r>
-    </w:p>
-    <w:p>
-      <w:pPr>
-        <w:pStyle w:val="Heading2"/>
+        </w:rPr>
+        <w:t>tableau</w:t>
+      </w:r>
+      <w:r>
+        <w:t xml:space="preserve"> d'étudiants et affichez chacun d'eux suivi de </w:t>
+      </w:r>
+      <w:r>
+        <w:rPr>
+          <w:rFonts w:ascii="Consolas" w:hAnsi="Consolas" w:cs="Consolas"/>
+          <w:color w:val="E97132" w:themeColor="accent2"/>
+          <w:sz w:val="18"/>
+          <w:szCs w:val="18"/>
+        </w:rPr>
+        <w:t>"</w:t>
+      </w:r>
+      <w:proofErr w:type="spellStart"/>
+      <w:r>
+        <w:rPr>
+          <w:rFonts w:ascii="Consolas" w:hAnsi="Consolas" w:cs="Consolas"/>
+          <w:color w:val="E97132" w:themeColor="accent2"/>
+          <w:sz w:val="18"/>
+          <w:szCs w:val="18"/>
+        </w:rPr>
+        <w:t>reussi</w:t>
+      </w:r>
+      <w:proofErr w:type="spellEnd"/>
+      <w:r>
+        <w:rPr>
+          <w:rFonts w:ascii="Consolas" w:hAnsi="Consolas" w:cs="Consolas"/>
+          <w:color w:val="E97132" w:themeColor="accent2"/>
+          <w:sz w:val="18"/>
+          <w:szCs w:val="18"/>
+        </w:rPr>
+        <w:t>"</w:t>
+      </w:r>
+      <w:r>
+        <w:t xml:space="preserve"> ou </w:t>
+      </w:r>
+      <w:r>
+        <w:rPr>
+          <w:rFonts w:ascii="Consolas" w:hAnsi="Consolas" w:cs="Consolas"/>
+          <w:color w:val="E97132" w:themeColor="accent2"/>
+          <w:sz w:val="18"/>
+          <w:szCs w:val="18"/>
+        </w:rPr>
+        <w:t>"</w:t>
+      </w:r>
+      <w:proofErr w:type="spellStart"/>
+      <w:r>
+        <w:rPr>
+          <w:rFonts w:ascii="Consolas" w:hAnsi="Consolas" w:cs="Consolas"/>
+          <w:color w:val="E97132" w:themeColor="accent2"/>
+          <w:sz w:val="18"/>
+          <w:szCs w:val="18"/>
+        </w:rPr>
+        <w:t>echec</w:t>
+      </w:r>
+      <w:proofErr w:type="spellEnd"/>
+      <w:r>
+        <w:rPr>
+          <w:rFonts w:ascii="Consolas" w:hAnsi="Consolas" w:cs="Consolas"/>
+          <w:color w:val="E97132" w:themeColor="accent2"/>
+          <w:sz w:val="18"/>
+          <w:szCs w:val="18"/>
+        </w:rPr>
+        <w:t>"</w:t>
+      </w:r>
+      <w:r>
+        <w:t>.</w:t>
+      </w:r>
+    </w:p>
+    <w:p>
+      <w:pPr>
+        <w:pStyle w:val="Titre2"/>
         <w:keepNext/>
-        <w:spacing w:after="100" w:before="240"/>
+        <w:spacing w:before="240" w:after="100"/>
       </w:pPr>
       <w:r>
         <w:rPr>
@@ -5048,37 +5763,46 @@
           <w:sz w:val="24"/>
           <w:szCs w:val="24"/>
         </w:rPr>
-        <w:t xml:space="preserve">Comment vérifier votre code</w:t>
+        <w:t>Comment vérifier votre code</w:t>
       </w:r>
     </w:p>
     <w:tbl>
       <w:tblPr>
-        <w:tblW w:type="dxa" w:w="9360"/>
+        <w:tblW w:w="9360" w:type="dxa"/>
         <w:tblBorders>
-          <w:top w:val="single" w:color="A6A6A6" w:sz="2"/>
-          <w:left w:val="single" w:color="1F4E79" w:sz="12"/>
-          <w:bottom w:val="single" w:color="A6A6A6" w:sz="2"/>
-          <w:right w:val="single" w:color="A6A6A6" w:sz="2"/>
-          <w:insideH w:val="none"/>
-          <w:insideV w:val="none"/>
+          <w:top w:val="single" w:sz="2" w:space="0" w:color="A6A6A6"/>
+          <w:left w:val="single" w:sz="12" w:space="0" w:color="1F4E79"/>
+          <w:bottom w:val="single" w:sz="2" w:space="0" w:color="A6A6A6"/>
+          <w:right w:val="single" w:sz="2" w:space="0" w:color="A6A6A6"/>
         </w:tblBorders>
+        <w:tblCellMar>
+          <w:left w:w="10" w:type="dxa"/>
+          <w:right w:w="10" w:type="dxa"/>
+        </w:tblCellMar>
+        <w:tblLook w:val="04A0" w:firstRow="1" w:lastRow="0" w:firstColumn="1" w:lastColumn="0" w:noHBand="0" w:noVBand="1"/>
       </w:tblPr>
       <w:tblGrid>
         <w:gridCol w:w="9360"/>
       </w:tblGrid>
       <w:tr>
+        <w:tblPrEx>
+          <w:tblCellMar>
+            <w:top w:w="0" w:type="dxa"/>
+            <w:bottom w:w="0" w:type="dxa"/>
+          </w:tblCellMar>
+        </w:tblPrEx>
         <w:trPr>
           <w:cantSplit/>
         </w:trPr>
         <w:tc>
           <w:tcPr>
-            <w:tcW w:type="dxa" w:w="9360"/>
-            <w:shd w:fill="F7F9FC" w:val="clear"/>
+            <w:tcW w:w="9360" w:type="dxa"/>
+            <w:shd w:val="clear" w:color="auto" w:fill="F7F9FC"/>
             <w:tcMar>
-              <w:top w:type="dxa" w:w="120"/>
-              <w:left w:type="dxa" w:w="160"/>
-              <w:bottom w:type="dxa" w:w="120"/>
-              <w:right w:type="dxa" w:w="160"/>
+              <w:top w:w="120" w:type="dxa"/>
+              <w:left w:w="160" w:type="dxa"/>
+              <w:bottom w:w="120" w:type="dxa"/>
+              <w:right w:w="160" w:type="dxa"/>
             </w:tcMar>
           </w:tcPr>
           <w:p>
@@ -5092,7 +5816,7 @@
                 <w:sz w:val="18"/>
                 <w:szCs w:val="18"/>
               </w:rPr>
-              <w:t xml:space="preserve">be.ephec.java.enu.e04.StudentTest</w:t>
+              <w:t>be.ephec.java.enu.e04.StudentTest</w:t>
             </w:r>
           </w:p>
           <w:p>
@@ -5100,12 +5824,17 @@
               <w:spacing w:after="80"/>
             </w:pPr>
             <w:r>
-              <w:rPr>
-                <w:sz w:val="22"/>
-                <w:szCs w:val="22"/>
-              </w:rPr>
-              <w:t xml:space="preserve">Les trois premiers tests vérifient le travail du COMPILATEUR : les deux composants et leur ordre, les accesseurs sans préfixe get, le </w:t>
-            </w:r>
+              <w:t xml:space="preserve">Les trois premiers tests vérifient le travail du COMPILATEUR : les deux composants et leur ordre, les accesseurs sans préfixe </w:t>
+            </w:r>
+            <w:proofErr w:type="spellStart"/>
+            <w:r>
+              <w:t>get</w:t>
+            </w:r>
+            <w:proofErr w:type="spellEnd"/>
+            <w:r>
+              <w:t xml:space="preserve">, le </w:t>
+            </w:r>
+            <w:proofErr w:type="spellStart"/>
             <w:r>
               <w:rPr>
                 <w:rFonts w:ascii="Consolas" w:hAnsi="Consolas" w:cs="Consolas"/>
@@ -5113,26 +5842,24 @@
                 <w:sz w:val="18"/>
                 <w:szCs w:val="18"/>
               </w:rPr>
-              <w:t xml:space="preserve">toString</w:t>
-            </w:r>
-            <w:r>
-              <w:rPr>
-                <w:sz w:val="22"/>
-                <w:szCs w:val="22"/>
-              </w:rPr>
-              <w:t xml:space="preserve"> et le equals générés. Vous n'avez rien écrit de tout cela.</w:t>
+              <w:t>toString</w:t>
+            </w:r>
+            <w:proofErr w:type="spellEnd"/>
+            <w:r>
+              <w:t xml:space="preserve"> et le </w:t>
+            </w:r>
+            <w:proofErr w:type="spellStart"/>
+            <w:r>
+              <w:t>equals</w:t>
+            </w:r>
+            <w:proofErr w:type="spellEnd"/>
+            <w:r>
+              <w:t xml:space="preserve"> générés. Vous n'avez rien écrit de tout cela.</w:t>
             </w:r>
           </w:p>
           <w:p>
-            <w:pPr>
-              <w:spacing w:after="0"/>
-            </w:pPr>
-            <w:r>
-              <w:rPr>
-                <w:sz w:val="22"/>
-                <w:szCs w:val="22"/>
-              </w:rPr>
-              <w:t xml:space="preserve">Le dernier vérifie le vôtre : la limite de réussite à 10.</w:t>
+            <w:r>
+              <w:t>Le dernier vérifie le vôtre : la limite de réussite à 10.</w:t>
             </w:r>
           </w:p>
         </w:tc>
@@ -5140,9 +5867,9 @@
     </w:tbl>
     <w:p>
       <w:pPr>
-        <w:pStyle w:val="Heading2"/>
+        <w:pStyle w:val="Titre2"/>
         <w:keepNext/>
-        <w:spacing w:after="100" w:before="240"/>
+        <w:spacing w:before="240" w:after="100"/>
       </w:pPr>
       <w:r>
         <w:rPr>
@@ -5152,12 +5879,12 @@
           <w:sz w:val="24"/>
           <w:szCs w:val="24"/>
         </w:rPr>
-        <w:t xml:space="preserve">Questions à se poser</w:t>
-      </w:r>
-    </w:p>
-    <w:p>
-      <w:pPr>
-        <w:pStyle w:val="ListParagraph"/>
+        <w:t>Questions à se poser</w:t>
+      </w:r>
+    </w:p>
+    <w:p>
+      <w:pPr>
+        <w:pStyle w:val="Paragraphedeliste"/>
         <w:numPr>
           <w:ilvl w:val="0"/>
           <w:numId w:val="2"/>
@@ -5165,32 +5892,26 @@
         <w:spacing w:after="60"/>
       </w:pPr>
       <w:r>
-        <w:rPr>
-          <w:sz w:val="22"/>
-          <w:szCs w:val="22"/>
-        </w:rPr>
         <w:t xml:space="preserve">Écrivez la même chose sous forme de classe ordinaire, avec ses champs, son constructeur, ses accesseurs et son </w:t>
       </w:r>
-      <w:r>
-        <w:rPr>
-          <w:rFonts w:ascii="Consolas" w:hAnsi="Consolas" w:cs="Consolas"/>
-          <w:color w:val="E97132" w:themeColor="accent2"/>
-          <w:sz w:val="18"/>
-          <w:szCs w:val="18"/>
-        </w:rPr>
-        <w:t xml:space="preserve">toString</w:t>
-      </w:r>
-      <w:r>
-        <w:rPr>
-          <w:sz w:val="22"/>
-          <w:szCs w:val="22"/>
-        </w:rPr>
-        <w:t xml:space="preserve">. Combien de lignes ?</w:t>
-      </w:r>
-    </w:p>
-    <w:p>
-      <w:pPr>
-        <w:pStyle w:val="ListParagraph"/>
+      <w:proofErr w:type="spellStart"/>
+      <w:r>
+        <w:rPr>
+          <w:rFonts w:ascii="Consolas" w:hAnsi="Consolas" w:cs="Consolas"/>
+          <w:color w:val="E97132" w:themeColor="accent2"/>
+          <w:sz w:val="18"/>
+          <w:szCs w:val="18"/>
+        </w:rPr>
+        <w:t>toString</w:t>
+      </w:r>
+      <w:proofErr w:type="spellEnd"/>
+      <w:r>
+        <w:t>. Combien de lignes ?</w:t>
+      </w:r>
+    </w:p>
+    <w:p>
+      <w:pPr>
+        <w:pStyle w:val="Paragraphedeliste"/>
         <w:numPr>
           <w:ilvl w:val="0"/>
           <w:numId w:val="2"/>
@@ -5198,16 +5919,24 @@
         <w:spacing w:after="60"/>
       </w:pPr>
       <w:r>
-        <w:rPr>
-          <w:sz w:val="22"/>
-          <w:szCs w:val="22"/>
-        </w:rPr>
-        <w:t xml:space="preserve">Rien n'empêche de construire un Student avec une cote de 47. Où placeriez-vous une vérification, et qu'est-ce qui devrait se produire ? Vous aurez la réponse au thème EXC.</w:t>
-      </w:r>
-    </w:p>
-    <w:p>
-      <w:pPr>
-        <w:pStyle w:val="ListParagraph"/>
+        <w:t xml:space="preserve">Rien n'empêche de construire un </w:t>
+      </w:r>
+      <w:r>
+        <w:rPr>
+          <w:rFonts w:ascii="Consolas" w:hAnsi="Consolas" w:cs="Consolas"/>
+          <w:color w:val="E97132" w:themeColor="accent2"/>
+          <w:sz w:val="18"/>
+          <w:szCs w:val="18"/>
+        </w:rPr>
+        <w:t>Student</w:t>
+      </w:r>
+      <w:r>
+        <w:t xml:space="preserve"> avec une cote de 47. Où placeriez-vous une vérification, et qu'est-ce qui devrait se produire ? Vous aurez la réponse au thème EXC.</w:t>
+      </w:r>
+    </w:p>
+    <w:p>
+      <w:pPr>
+        <w:pStyle w:val="Paragraphedeliste"/>
         <w:numPr>
           <w:ilvl w:val="0"/>
           <w:numId w:val="2"/>
@@ -5221,29 +5950,23 @@
           <w:sz w:val="18"/>
           <w:szCs w:val="18"/>
         </w:rPr>
-        <w:t xml:space="preserve">passe()</w:t>
-      </w:r>
-      <w:r>
-        <w:rPr>
-          <w:sz w:val="22"/>
-          <w:szCs w:val="22"/>
-        </w:rPr>
+        <w:t>passe()</w:t>
+      </w:r>
+      <w:r>
         <w:t xml:space="preserve"> n'est ni un champ ni un accesseur : c'est un calcul. Pourquoi ne pas stocker un booléen </w:t>
       </w:r>
-      <w:r>
-        <w:rPr>
-          <w:rFonts w:ascii="Consolas" w:hAnsi="Consolas" w:cs="Consolas"/>
-          <w:color w:val="E97132" w:themeColor="accent2"/>
-          <w:sz w:val="18"/>
-          <w:szCs w:val="18"/>
-        </w:rPr>
-        <w:t xml:space="preserve">reussi</w:t>
-      </w:r>
-      <w:r>
-        <w:rPr>
-          <w:sz w:val="22"/>
-          <w:szCs w:val="22"/>
-        </w:rPr>
+      <w:proofErr w:type="spellStart"/>
+      <w:r>
+        <w:rPr>
+          <w:rFonts w:ascii="Consolas" w:hAnsi="Consolas" w:cs="Consolas"/>
+          <w:color w:val="E97132" w:themeColor="accent2"/>
+          <w:sz w:val="18"/>
+          <w:szCs w:val="18"/>
+        </w:rPr>
+        <w:t>reussi</w:t>
+      </w:r>
+      <w:proofErr w:type="spellEnd"/>
+      <w:r>
         <w:t xml:space="preserve"> dans le record ? Voir </w:t>
       </w:r>
       <w:r>
@@ -5253,21 +5976,17 @@
           <w:sz w:val="18"/>
           <w:szCs w:val="18"/>
         </w:rPr>
-        <w:t xml:space="preserve">POO.3</w:t>
-      </w:r>
-      <w:r>
-        <w:rPr>
-          <w:sz w:val="22"/>
-          <w:szCs w:val="22"/>
-        </w:rPr>
-        <w:t xml:space="preserve">.</w:t>
-      </w:r>
-    </w:p>
-    <w:p>
-      <w:pPr>
-        <w:pStyle w:val="Heading2"/>
+        <w:t>POO.3</w:t>
+      </w:r>
+      <w:r>
+        <w:t>.</w:t>
+      </w:r>
+    </w:p>
+    <w:p>
+      <w:pPr>
+        <w:pStyle w:val="Titre2"/>
         <w:keepNext/>
-        <w:spacing w:after="100" w:before="240"/>
+        <w:spacing w:before="240" w:after="100"/>
       </w:pPr>
       <w:r>
         <w:rPr>
@@ -5277,7 +5996,7 @@
           <w:sz w:val="24"/>
           <w:szCs w:val="24"/>
         </w:rPr>
-        <w:t xml:space="preserve">Ce que vous verrez en lançant les tests</w:t>
+        <w:t>Ce que vous verrez en lançant les tests</w:t>
       </w:r>
     </w:p>
     <w:p>
@@ -5288,46 +6007,48 @@
         <w:rPr>
           <w:b/>
           <w:bCs/>
-          <w:sz w:val="22"/>
-          <w:szCs w:val="22"/>
         </w:rPr>
         <w:t xml:space="preserve">Quatre des cinq tests seront verts avant que vous n'écriviez une ligne. </w:t>
       </w:r>
       <w:r>
-        <w:rPr>
-          <w:sz w:val="22"/>
-          <w:szCs w:val="22"/>
-        </w:rPr>
-        <w:t xml:space="preserve">Ce n'est pas une panne, et c'est même toute la démonstration de l'exercice.</w:t>
-      </w:r>
-    </w:p>
-    <w:p>
-      <w:pPr>
-        <w:keepNext w:val="false"/>
+        <w:t>Ce n'est pas une panne, et c'est même toute la démonstration de l'exercice.</w:t>
+      </w:r>
+    </w:p>
+    <w:p>
+      <w:pPr>
         <w:spacing w:after="120"/>
       </w:pPr>
       <w:r>
-        <w:rPr>
-          <w:sz w:val="22"/>
-          <w:szCs w:val="22"/>
-        </w:rPr>
+        <w:lastRenderedPageBreak/>
         <w:t xml:space="preserve">Trois d'entre eux vérifient les accesseurs, le </w:t>
       </w:r>
-      <w:r>
-        <w:rPr>
-          <w:rFonts w:ascii="Consolas" w:hAnsi="Consolas" w:cs="Consolas"/>
-          <w:color w:val="E97132" w:themeColor="accent2"/>
-          <w:sz w:val="18"/>
-          <w:szCs w:val="18"/>
-        </w:rPr>
-        <w:t xml:space="preserve">toString</w:t>
-      </w:r>
-      <w:r>
-        <w:rPr>
-          <w:sz w:val="22"/>
-          <w:szCs w:val="22"/>
-        </w:rPr>
-        <w:t xml:space="preserve"> et le equals. Vous ne les avez pas écrits : le compilateur les a écrits, parce que vous avez déclaré un record. Les voir passer, c'est constater de ses yeux ce qu'une seule ligne de déclaration vous a évité.</w:t>
+      <w:proofErr w:type="spellStart"/>
+      <w:r>
+        <w:rPr>
+          <w:rFonts w:ascii="Consolas" w:hAnsi="Consolas" w:cs="Consolas"/>
+          <w:color w:val="E97132" w:themeColor="accent2"/>
+          <w:sz w:val="18"/>
+          <w:szCs w:val="18"/>
+        </w:rPr>
+        <w:t>toString</w:t>
+      </w:r>
+      <w:proofErr w:type="spellEnd"/>
+      <w:r>
+        <w:t xml:space="preserve"> et le </w:t>
+      </w:r>
+      <w:proofErr w:type="spellStart"/>
+      <w:r>
+        <w:rPr>
+          <w:rFonts w:ascii="Consolas" w:hAnsi="Consolas" w:cs="Consolas"/>
+          <w:color w:val="E97132" w:themeColor="accent2"/>
+          <w:sz w:val="18"/>
+          <w:szCs w:val="18"/>
+        </w:rPr>
+        <w:t>equals</w:t>
+      </w:r>
+      <w:proofErr w:type="spellEnd"/>
+      <w:r>
+        <w:t>. Vous ne les avez pas écrits : le compilateur les a écrits, parce que vous avez déclaré un record. Les voir passer, c'est constater de ses yeux ce qu'une seule ligne de déclaration vous a évité.</w:t>
       </w:r>
     </w:p>
     <w:p>
@@ -5335,27 +6056,31 @@
         <w:spacing w:after="120"/>
       </w:pPr>
       <w:r>
-        <w:rPr>
-          <w:sz w:val="22"/>
-          <w:szCs w:val="22"/>
-        </w:rPr>
-        <w:t xml:space="preserve">Le quatrième mesure la forme du record. Seul le cinquième est rouge, et il porte sur la seule chose que le compilateur ne pouvait pas deviner : </w:t>
-      </w:r>
-      <w:r>
-        <w:rPr>
-          <w:rFonts w:ascii="Consolas" w:hAnsi="Consolas" w:cs="Consolas"/>
-          <w:color w:val="E97132" w:themeColor="accent2"/>
-          <w:sz w:val="18"/>
-          <w:szCs w:val="18"/>
-        </w:rPr>
-        <w:t xml:space="preserve">passe()</w:t>
-      </w:r>
-      <w:r>
-        <w:rPr>
-          <w:sz w:val="22"/>
-          <w:szCs w:val="22"/>
-        </w:rPr>
-        <w:t xml:space="preserve">, la règle de réussite.</w:t>
+        <w:t xml:space="preserve">Le quatrième mesure la forme du </w:t>
+      </w:r>
+      <w:r>
+        <w:rPr>
+          <w:rFonts w:ascii="Consolas" w:hAnsi="Consolas" w:cs="Consolas"/>
+          <w:color w:val="E97132" w:themeColor="accent2"/>
+          <w:sz w:val="18"/>
+          <w:szCs w:val="18"/>
+        </w:rPr>
+        <w:t>record</w:t>
+      </w:r>
+      <w:r>
+        <w:t xml:space="preserve">. Seul le cinquième est rouge, et il porte sur la seule chose que le compilateur ne pouvait pas deviner : </w:t>
+      </w:r>
+      <w:r>
+        <w:rPr>
+          <w:rFonts w:ascii="Consolas" w:hAnsi="Consolas" w:cs="Consolas"/>
+          <w:color w:val="E97132" w:themeColor="accent2"/>
+          <w:sz w:val="18"/>
+          <w:szCs w:val="18"/>
+        </w:rPr>
+        <w:t>passe()</w:t>
+      </w:r>
+      <w:r>
+        <w:t>, la règle de réussite.</w:t>
       </w:r>
     </w:p>
     <w:p>
@@ -5366,112 +6091,120 @@
         <w:rPr>
           <w:b/>
           <w:bCs/>
-          <w:sz w:val="22"/>
-          <w:szCs w:val="22"/>
         </w:rPr>
         <w:t xml:space="preserve">Écrivez la même classe sans record, pour comparer. </w:t>
       </w:r>
       <w:r>
-        <w:rPr>
-          <w:sz w:val="22"/>
-          <w:szCs w:val="22"/>
-        </w:rPr>
         <w:t xml:space="preserve">Deux champs, un constructeur, deux accesseurs, un </w:t>
       </w:r>
-      <w:r>
-        <w:rPr>
-          <w:rFonts w:ascii="Consolas" w:hAnsi="Consolas" w:cs="Consolas"/>
-          <w:color w:val="E97132" w:themeColor="accent2"/>
-          <w:sz w:val="18"/>
-          <w:szCs w:val="18"/>
-        </w:rPr>
-        <w:t xml:space="preserve">toString</w:t>
-      </w:r>
-      <w:r>
-        <w:rPr>
-          <w:sz w:val="22"/>
-          <w:szCs w:val="22"/>
-        </w:rPr>
-        <w:t xml:space="preserve">, un equals, un </w:t>
-      </w:r>
-      <w:r>
-        <w:rPr>
-          <w:rFonts w:ascii="Consolas" w:hAnsi="Consolas" w:cs="Consolas"/>
-          <w:color w:val="E97132" w:themeColor="accent2"/>
-          <w:sz w:val="18"/>
-          <w:szCs w:val="18"/>
-        </w:rPr>
-        <w:t xml:space="preserve">hashCode</w:t>
-      </w:r>
-      <w:r>
-        <w:rPr>
-          <w:sz w:val="22"/>
-          <w:szCs w:val="22"/>
-        </w:rPr>
-        <w:t xml:space="preserve">. Comptez les lignes, puis relisez la déclaration du record.</w:t>
-      </w:r>
-    </w:p>
-    <w:p>
-      <w:pPr>
-        <w:pStyle w:val="ListParagraph"/>
+      <w:proofErr w:type="spellStart"/>
+      <w:r>
+        <w:rPr>
+          <w:rFonts w:ascii="Consolas" w:hAnsi="Consolas" w:cs="Consolas"/>
+          <w:color w:val="E97132" w:themeColor="accent2"/>
+          <w:sz w:val="18"/>
+          <w:szCs w:val="18"/>
+        </w:rPr>
+        <w:t>toString</w:t>
+      </w:r>
+      <w:proofErr w:type="spellEnd"/>
+      <w:r>
+        <w:t xml:space="preserve">, un </w:t>
+      </w:r>
+      <w:proofErr w:type="spellStart"/>
+      <w:r>
+        <w:rPr>
+          <w:rFonts w:ascii="Consolas" w:hAnsi="Consolas" w:cs="Consolas"/>
+          <w:color w:val="E97132" w:themeColor="accent2"/>
+          <w:sz w:val="18"/>
+          <w:szCs w:val="18"/>
+        </w:rPr>
+        <w:t>equals</w:t>
+      </w:r>
+      <w:proofErr w:type="spellEnd"/>
+      <w:r>
+        <w:t xml:space="preserve">, un </w:t>
+      </w:r>
+      <w:proofErr w:type="spellStart"/>
+      <w:r>
+        <w:rPr>
+          <w:rFonts w:ascii="Consolas" w:hAnsi="Consolas" w:cs="Consolas"/>
+          <w:color w:val="E97132" w:themeColor="accent2"/>
+          <w:sz w:val="18"/>
+          <w:szCs w:val="18"/>
+        </w:rPr>
+        <w:t>hashCode</w:t>
+      </w:r>
+      <w:proofErr w:type="spellEnd"/>
+      <w:r>
+        <w:t xml:space="preserve">. Comptez les lignes, puis relisez la déclaration du </w:t>
+      </w:r>
+      <w:r>
+        <w:rPr>
+          <w:rFonts w:ascii="Consolas" w:hAnsi="Consolas" w:cs="Consolas"/>
+          <w:color w:val="E97132" w:themeColor="accent2"/>
+          <w:sz w:val="18"/>
+          <w:szCs w:val="18"/>
+        </w:rPr>
+        <w:t>record</w:t>
+      </w:r>
+      <w:r>
+        <w:t>.</w:t>
+      </w:r>
+    </w:p>
+    <w:p>
+      <w:pPr>
+        <w:pStyle w:val="Paragraphedeliste"/>
         <w:numPr>
           <w:ilvl w:val="0"/>
-          <w:numId w:val="2"/>
+          <w:numId w:val="3"/>
         </w:numPr>
-        <w:spacing w:after="60"/>
-      </w:pPr>
-      <w:r>
-        <w:rPr>
-          <w:sz w:val="22"/>
-          <w:szCs w:val="22"/>
-        </w:rPr>
-        <w:t xml:space="preserve">Un record ne fournit ni setter ni constructeur vide. Qu'est-ce que cela vous interdit, et pourquoi est-ce souhaitable ici ? Voir </w:t>
-      </w:r>
-      <w:r>
-        <w:rPr>
-          <w:rFonts w:ascii="Consolas" w:hAnsi="Consolas" w:cs="Consolas"/>
-          <w:color w:val="E97132" w:themeColor="accent2"/>
-          <w:sz w:val="18"/>
-          <w:szCs w:val="18"/>
-        </w:rPr>
-        <w:t xml:space="preserve">CC-OBJ.2</w:t>
-      </w:r>
-      <w:r>
-        <w:rPr>
-          <w:sz w:val="22"/>
-          <w:szCs w:val="22"/>
-        </w:rPr>
-        <w:t xml:space="preserve">.</w:t>
+        <w:spacing w:after="120"/>
+      </w:pPr>
+      <w:r>
+        <w:t xml:space="preserve">Un </w:t>
+      </w:r>
+      <w:r>
+        <w:rPr>
+          <w:rFonts w:ascii="Consolas" w:hAnsi="Consolas" w:cs="Consolas"/>
+          <w:color w:val="E97132" w:themeColor="accent2"/>
+          <w:sz w:val="18"/>
+          <w:szCs w:val="18"/>
+        </w:rPr>
+        <w:t>record</w:t>
+      </w:r>
+      <w:r>
+        <w:t xml:space="preserve"> ne fournit ni setter ni constructeur vide. Qu'est-ce que cela vous interdit, et pourquoi est-ce souhaitable ici ? Voir </w:t>
+      </w:r>
+      <w:r>
+        <w:rPr>
+          <w:rFonts w:ascii="Consolas" w:hAnsi="Consolas" w:cs="Consolas"/>
+          <w:color w:val="E97132" w:themeColor="accent2"/>
+          <w:sz w:val="18"/>
+          <w:szCs w:val="18"/>
+        </w:rPr>
+        <w:t>CC-OBJ.2</w:t>
+      </w:r>
+      <w:r>
+        <w:t>.</w:t>
       </w:r>
     </w:p>
     <w:sectPr>
-      <w:footerReference w:type="default" r:id="rId9"/>
-      <w:pgSz w:w="11906" w:h="16838" w:orient="portrait"/>
+      <w:footerReference w:type="default" r:id="rId8"/>
+      <w:pgSz w:w="11906" w:h="16838"/>
       <w:pgMar w:top="1440" w:right="1440" w:bottom="1440" w:left="1440" w:header="708" w:footer="708" w:gutter="0"/>
       <w:pgNumType w:start="1"/>
+      <w:cols w:space="720"/>
       <w:docGrid w:linePitch="360"/>
     </w:sectPr>
   </w:body>
 </w:document>
 </file>
 
-<file path=word/comments.xml><?xml version="1.0" encoding="utf-8"?>
-<w:comments xmlns:cx="http://schemas.microsoft.com/office/drawing/2014/chartex" xmlns:cx1="http://schemas.microsoft.com/office/drawing/2015/9/8/chartex" xmlns:cx2="http://schemas.microsoft.com/office/drawing/2015/10/21/chartex" xmlns:cx3="http://schemas.microsoft.com/office/drawing/2016/5/9/chartex" xmlns:cx4="http://schemas.microsoft.com/office/drawing/2016/5/10/chartex" xmlns:cx5="http://schemas.microsoft.com/office/drawing/2016/5/11/chartex" xmlns:cx6="http://schemas.microsoft.com/office/drawing/2016/5/12/chartex" xmlns:cx7="http://schemas.microsoft.com/office/drawing/2016/5/13/chartex" xmlns:cx8="http://schemas.microsoft.com/office/drawing/2016/5/14/chartex" xmlns:mc="http://schemas.openxmlformats.org/markup-compatibility/2006" xmlns:aink="http://schemas.microsoft.com/office/drawing/2016/ink" xmlns:am3d="http://schemas.microsoft.com/office/drawing/2017/model3d" xmlns:o="urn:schemas-microsoft-com:office:office" xmlns:r="http://schemas.openxmlformats.org/officeDocument/2006/relationships" xmlns:m="http://schemas.openxmlformats.org/officeDocument/2006/math" xmlns:v="urn:schemas-microsoft-com:vml" xmlns:wp14="http://schemas.microsoft.com/office/word/2010/wordprocessingDrawing" xmlns:wp="http://schemas.openxmlformats.org/drawingml/2006/wordprocessingDrawing" xmlns:w10="urn:schemas-microsoft-com:office:word" xmlns:w="http://schemas.openxmlformats.org/wordprocessingml/2006/main" xmlns:w14="http://schemas.microsoft.com/office/word/2010/wordml" xmlns:w15="http://schemas.microsoft.com/office/word/2012/wordml" xmlns:w16cex="http://schemas.microsoft.com/office/word/2018/wordml/cex" xmlns:w16cid="http://schemas.microsoft.com/office/word/2016/wordml/cid" xmlns:w16="http://schemas.microsoft.com/office/word/2018/wordml" xmlns:w16sdtdh="http://schemas.microsoft.com/office/word/2020/wordml/sdtdatahash" xmlns:w16se="http://schemas.microsoft.com/office/word/2015/wordml/symex" xmlns:wpg="http://schemas.microsoft.com/office/word/2010/wordprocessingGroup" xmlns:wpi="http://schemas.microsoft.com/office/word/2010/wordprocessingInk" xmlns:wne="http://schemas.microsoft.com/office/word/2006/wordml" xmlns:wps="http://schemas.microsoft.com/office/word/2010/wordprocessingShape"/>
-</file>
-
 <file path=word/endnotes.xml><?xml version="1.0" encoding="utf-8"?>
-<w:endnotes xmlns:wpc="http://schemas.microsoft.com/office/word/2010/wordprocessingCanvas" xmlns:mc="http://schemas.openxmlformats.org/markup-compatibility/2006" xmlns:o="urn:schemas-microsoft-com:office:office" xmlns:r="http://schemas.openxmlformats.org/officeDocument/2006/relationships" xmlns:m="http://schemas.openxmlformats.org/officeDocument/2006/math" xmlns:v="urn:schemas-microsoft-com:vml" xmlns:wp14="http://schemas.microsoft.com/office/word/2010/wordprocessingDrawing" xmlns:wp="http://schemas.openxmlformats.org/drawingml/2006/wordprocessingDrawing" xmlns:w10="urn:schemas-microsoft-com:office:word" xmlns:w="http://schemas.openxmlformats.org/wordprocessingml/2006/main" xmlns:w14="http://schemas.microsoft.com/office/word/2010/wordml" xmlns:w15="http://schemas.microsoft.com/office/word/2012/wordml" xmlns:wpg="http://schemas.microsoft.com/office/word/2010/wordprocessingGroup" xmlns:wpi="http://schemas.microsoft.com/office/word/2010/wordprocessingInk" xmlns:wne="http://schemas.microsoft.com/office/word/2006/wordml" xmlns:wps="http://schemas.microsoft.com/office/word/2010/wordprocessingShape" mc:Ignorable="w14 w15 wp14">
+<w:endnotes xmlns:wpc="http://schemas.microsoft.com/office/word/2010/wordprocessingCanvas" xmlns:cx="http://schemas.microsoft.com/office/drawing/2014/chartex" xmlns:cx1="http://schemas.microsoft.com/office/drawing/2015/9/8/chartex" xmlns:cx2="http://schemas.microsoft.com/office/drawing/2015/10/21/chartex" xmlns:cx3="http://schemas.microsoft.com/office/drawing/2016/5/9/chartex" xmlns:cx4="http://schemas.microsoft.com/office/drawing/2016/5/10/chartex" xmlns:cx5="http://schemas.microsoft.com/office/drawing/2016/5/11/chartex" xmlns:cx6="http://schemas.microsoft.com/office/drawing/2016/5/12/chartex" xmlns:cx7="http://schemas.microsoft.com/office/drawing/2016/5/13/chartex" xmlns:cx8="http://schemas.microsoft.com/office/drawing/2016/5/14/chartex" xmlns:mc="http://schemas.openxmlformats.org/markup-compatibility/2006" xmlns:m="http://schemas.openxmlformats.org/officeDocument/2006/math" xmlns:aink="http://schemas.microsoft.com/office/drawing/2016/ink" xmlns:am3d="http://schemas.microsoft.com/office/drawing/2017/model3d" xmlns:oel="http://schemas.microsoft.com/office/2019/extlst" xmlns:r="http://schemas.openxmlformats.org/officeDocument/2006/relationships" xmlns:wp14="http://schemas.microsoft.com/office/word/2010/wordprocessingDrawing" xmlns:wp="http://schemas.openxmlformats.org/drawingml/2006/wordprocessingDrawing" xmlns:wpg="http://schemas.microsoft.com/office/word/2010/wordprocessingGroup" xmlns:wpi="http://schemas.microsoft.com/office/word/2010/wordprocessingInk" xmlns:wps="http://schemas.microsoft.com/office/word/2010/wordprocessingShape" xmlns:o="urn:schemas-microsoft-com:office:office" xmlns:v="urn:schemas-microsoft-com:vml" xmlns:w10="urn:schemas-microsoft-com:office:word" xmlns:w="http://schemas.openxmlformats.org/wordprocessingml/2006/main" xmlns:w14="http://schemas.microsoft.com/office/word/2010/wordml" xmlns:w15="http://schemas.microsoft.com/office/word/2012/wordml" xmlns:w16cex="http://schemas.microsoft.com/office/word/2018/wordml/cex" xmlns:w16cid="http://schemas.microsoft.com/office/word/2016/wordml/cid" xmlns:w16="http://schemas.microsoft.com/office/word/2018/wordml" xmlns:w16sdtdh="http://schemas.microsoft.com/office/word/2020/wordml/sdtdatahash" xmlns:w16sdtfl="http://schemas.microsoft.com/office/word/2024/wordml/sdtformatlock" xmlns:w16se="http://schemas.microsoft.com/office/word/2015/wordml/symex" xmlns:w16du="http://schemas.microsoft.com/office/word/2023/wordml/word16du" xmlns:wne="http://schemas.microsoft.com/office/word/2006/wordml" mc:Ignorable="w14 w15 w16se w16cid w16 w16cex w16sdtdh w16sdtfl w16du wp14">
   <w:endnote w:type="separator" w:id="-1">
     <w:p>
-      <w:pPr>
-        <w:spacing w:after="0" w:line="240" w:lineRule="auto"/>
-      </w:pPr>
-      <w:r>
-        <w:rPr>
-          <w:rStyle w:val="EndnoteReference"/>
-        </w:rPr>
-        <w:endnoteRef/>
-      </w:r>
       <w:r>
         <w:separator/>
       </w:r>
@@ -5479,15 +6212,6 @@
   </w:endnote>
   <w:endnote w:type="continuationSeparator" w:id="0">
     <w:p>
-      <w:pPr>
-        <w:spacing w:after="0" w:line="240" w:lineRule="auto"/>
-      </w:pPr>
-      <w:r>
-        <w:rPr>
-          <w:rStyle w:val="EndnoteReference"/>
-        </w:rPr>
-        <w:endnoteRef/>
-      </w:r>
       <w:r>
         <w:continuationSeparator/>
       </w:r>
@@ -5497,23 +6221,33 @@
 </file>
 
 <file path=word/footer1.xml><?xml version="1.0" encoding="utf-8"?>
-<w:ftr xmlns:w="http://schemas.openxmlformats.org/wordprocessingml/2006/main">
+<w:ftr xmlns:wpc="http://schemas.microsoft.com/office/word/2010/wordprocessingCanvas" xmlns:cx="http://schemas.microsoft.com/office/drawing/2014/chartex" xmlns:cx1="http://schemas.microsoft.com/office/drawing/2015/9/8/chartex" xmlns:cx2="http://schemas.microsoft.com/office/drawing/2015/10/21/chartex" xmlns:cx3="http://schemas.microsoft.com/office/drawing/2016/5/9/chartex" xmlns:cx4="http://schemas.microsoft.com/office/drawing/2016/5/10/chartex" xmlns:cx5="http://schemas.microsoft.com/office/drawing/2016/5/11/chartex" xmlns:cx6="http://schemas.microsoft.com/office/drawing/2016/5/12/chartex" xmlns:cx7="http://schemas.microsoft.com/office/drawing/2016/5/13/chartex" xmlns:cx8="http://schemas.microsoft.com/office/drawing/2016/5/14/chartex" xmlns:mc="http://schemas.openxmlformats.org/markup-compatibility/2006" xmlns:m="http://schemas.openxmlformats.org/officeDocument/2006/math" xmlns:aink="http://schemas.microsoft.com/office/drawing/2016/ink" xmlns:am3d="http://schemas.microsoft.com/office/drawing/2017/model3d" xmlns:oel="http://schemas.microsoft.com/office/2019/extlst" xmlns:r="http://schemas.openxmlformats.org/officeDocument/2006/relationships" xmlns:wp14="http://schemas.microsoft.com/office/word/2010/wordprocessingDrawing" xmlns:wp="http://schemas.openxmlformats.org/drawingml/2006/wordprocessingDrawing" xmlns:wpg="http://schemas.microsoft.com/office/word/2010/wordprocessingGroup" xmlns:wpi="http://schemas.microsoft.com/office/word/2010/wordprocessingInk" xmlns:wps="http://schemas.microsoft.com/office/word/2010/wordprocessingShape" xmlns:o="urn:schemas-microsoft-com:office:office" xmlns:v="urn:schemas-microsoft-com:vml" xmlns:w10="urn:schemas-microsoft-com:office:word" xmlns:w="http://schemas.openxmlformats.org/wordprocessingml/2006/main" xmlns:w14="http://schemas.microsoft.com/office/word/2010/wordml" xmlns:w15="http://schemas.microsoft.com/office/word/2012/wordml" xmlns:w16cex="http://schemas.microsoft.com/office/word/2018/wordml/cex" xmlns:w16cid="http://schemas.microsoft.com/office/word/2016/wordml/cid" xmlns:w16="http://schemas.microsoft.com/office/word/2018/wordml" xmlns:w16sdtdh="http://schemas.microsoft.com/office/word/2020/wordml/sdtdatahash" xmlns:w16sdtfl="http://schemas.microsoft.com/office/word/2024/wordml/sdtformatlock" xmlns:w16se="http://schemas.microsoft.com/office/word/2015/wordml/symex" xmlns:w16du="http://schemas.microsoft.com/office/word/2023/wordml/word16du" xmlns:wne="http://schemas.microsoft.com/office/word/2006/wordml" mc:Ignorable="w14 w15 w16se w16cid w16 w16cex w16sdtdh w16sdtfl w16du wp14">
   <w:p>
     <w:pPr>
       <w:jc w:val="center"/>
       <w:rPr>
+        <w:color w:val="595959"/>
         <w:sz w:val="18"/>
         <w:szCs w:val="18"/>
-        <w:color w:val="595959"/>
       </w:rPr>
     </w:pPr>
+    <w:proofErr w:type="spellStart"/>
     <w:r>
       <w:rPr>
+        <w:color w:val="595959"/>
         <w:sz w:val="18"/>
         <w:szCs w:val="18"/>
+      </w:rPr>
+      <w:t>ENU_enonces</w:t>
+    </w:r>
+    <w:proofErr w:type="spellEnd"/>
+    <w:r>
+      <w:rPr>
         <w:color w:val="595959"/>
+        <w:sz w:val="18"/>
+        <w:szCs w:val="18"/>
       </w:rPr>
-      <w:t xml:space="preserve">ENU_enonces </w:t>
+      <w:t xml:space="preserve"> </w:t>
     </w:r>
     <w:r>
       <w:fldChar w:fldCharType="begin"/>
@@ -5532,44 +6266,28 @@
     </w:r>
     <w:r>
       <w:rPr>
+        <w:color w:val="595959"/>
         <w:sz w:val="18"/>
         <w:szCs w:val="18"/>
-        <w:color w:val="595959"/>
       </w:rPr>
       <w:t xml:space="preserve"> / </w:t>
     </w:r>
-    <w:r>
-      <w:fldChar w:fldCharType="begin"/>
-    </w:r>
-    <w:r>
-      <w:instrText xml:space="preserve"> SECTIONPAGES </w:instrText>
-    </w:r>
-    <w:r>
-      <w:fldChar w:fldCharType="separate"/>
-    </w:r>
-    <w:r>
-      <w:t>9</w:t>
-    </w:r>
-    <w:r>
-      <w:fldChar w:fldCharType="end"/>
-    </w:r>
+    <w:fldSimple w:instr=" SECTIONPAGES ">
+      <w:r>
+        <w:rPr>
+          <w:noProof/>
+        </w:rPr>
+        <w:t>8</w:t>
+      </w:r>
+    </w:fldSimple>
   </w:p>
 </w:ftr>
 </file>
 
 <file path=word/footnotes.xml><?xml version="1.0" encoding="utf-8"?>
-<w:footnotes xmlns:wpc="http://schemas.microsoft.com/office/word/2010/wordprocessingCanvas" xmlns:mc="http://schemas.openxmlformats.org/markup-compatibility/2006" xmlns:o="urn:schemas-microsoft-com:office:office" xmlns:r="http://schemas.openxmlformats.org/officeDocument/2006/relationships" xmlns:m="http://schemas.openxmlformats.org/officeDocument/2006/math" xmlns:v="urn:schemas-microsoft-com:vml" xmlns:wp14="http://schemas.microsoft.com/office/word/2010/wordprocessingDrawing" xmlns:wp="http://schemas.openxmlformats.org/drawingml/2006/wordprocessingDrawing" xmlns:w10="urn:schemas-microsoft-com:office:word" xmlns:w="http://schemas.openxmlformats.org/wordprocessingml/2006/main" xmlns:w14="http://schemas.microsoft.com/office/word/2010/wordml" xmlns:w15="http://schemas.microsoft.com/office/word/2012/wordml" xmlns:wpg="http://schemas.microsoft.com/office/word/2010/wordprocessingGroup" xmlns:wpi="http://schemas.microsoft.com/office/word/2010/wordprocessingInk" xmlns:wne="http://schemas.microsoft.com/office/word/2006/wordml" xmlns:wps="http://schemas.microsoft.com/office/word/2010/wordprocessingShape" mc:Ignorable="w14 w15 wp14">
+<w:footnotes xmlns:wpc="http://schemas.microsoft.com/office/word/2010/wordprocessingCanvas" xmlns:cx="http://schemas.microsoft.com/office/drawing/2014/chartex" xmlns:cx1="http://schemas.microsoft.com/office/drawing/2015/9/8/chartex" xmlns:cx2="http://schemas.microsoft.com/office/drawing/2015/10/21/chartex" xmlns:cx3="http://schemas.microsoft.com/office/drawing/2016/5/9/chartex" xmlns:cx4="http://schemas.microsoft.com/office/drawing/2016/5/10/chartex" xmlns:cx5="http://schemas.microsoft.com/office/drawing/2016/5/11/chartex" xmlns:cx6="http://schemas.microsoft.com/office/drawing/2016/5/12/chartex" xmlns:cx7="http://schemas.microsoft.com/office/drawing/2016/5/13/chartex" xmlns:cx8="http://schemas.microsoft.com/office/drawing/2016/5/14/chartex" xmlns:mc="http://schemas.openxmlformats.org/markup-compatibility/2006" xmlns:m="http://schemas.openxmlformats.org/officeDocument/2006/math" xmlns:aink="http://schemas.microsoft.com/office/drawing/2016/ink" xmlns:am3d="http://schemas.microsoft.com/office/drawing/2017/model3d" xmlns:oel="http://schemas.microsoft.com/office/2019/extlst" xmlns:r="http://schemas.openxmlformats.org/officeDocument/2006/relationships" xmlns:wp14="http://schemas.microsoft.com/office/word/2010/wordprocessingDrawing" xmlns:wp="http://schemas.openxmlformats.org/drawingml/2006/wordprocessingDrawing" xmlns:wpg="http://schemas.microsoft.com/office/word/2010/wordprocessingGroup" xmlns:wpi="http://schemas.microsoft.com/office/word/2010/wordprocessingInk" xmlns:wps="http://schemas.microsoft.com/office/word/2010/wordprocessingShape" xmlns:o="urn:schemas-microsoft-com:office:office" xmlns:v="urn:schemas-microsoft-com:vml" xmlns:w10="urn:schemas-microsoft-com:office:word" xmlns:w="http://schemas.openxmlformats.org/wordprocessingml/2006/main" xmlns:w14="http://schemas.microsoft.com/office/word/2010/wordml" xmlns:w15="http://schemas.microsoft.com/office/word/2012/wordml" xmlns:w16cex="http://schemas.microsoft.com/office/word/2018/wordml/cex" xmlns:w16cid="http://schemas.microsoft.com/office/word/2016/wordml/cid" xmlns:w16="http://schemas.microsoft.com/office/word/2018/wordml" xmlns:w16sdtdh="http://schemas.microsoft.com/office/word/2020/wordml/sdtdatahash" xmlns:w16sdtfl="http://schemas.microsoft.com/office/word/2024/wordml/sdtformatlock" xmlns:w16se="http://schemas.microsoft.com/office/word/2015/wordml/symex" xmlns:w16du="http://schemas.microsoft.com/office/word/2023/wordml/word16du" xmlns:wne="http://schemas.microsoft.com/office/word/2006/wordml" mc:Ignorable="w14 w15 w16se w16cid w16 w16cex w16sdtdh w16sdtfl w16du wp14">
   <w:footnote w:type="separator" w:id="-1">
     <w:p>
-      <w:pPr>
-        <w:spacing w:after="0" w:line="240" w:lineRule="auto"/>
-      </w:pPr>
-      <w:r>
-        <w:rPr>
-          <w:rStyle w:val="FootnoteReference"/>
-        </w:rPr>
-        <w:footnoteRef/>
-      </w:r>
       <w:r>
         <w:separator/>
       </w:r>
@@ -5577,15 +6295,6 @@
   </w:footnote>
   <w:footnote w:type="continuationSeparator" w:id="0">
     <w:p>
-      <w:pPr>
-        <w:spacing w:after="0" w:line="240" w:lineRule="auto"/>
-      </w:pPr>
-      <w:r>
-        <w:rPr>
-          <w:rStyle w:val="FootnoteReference"/>
-        </w:rPr>
-        <w:footnoteRef/>
-      </w:r>
       <w:r>
         <w:continuationSeparator/>
       </w:r>
@@ -5595,10 +6304,125 @@
 </file>
 
 <file path=word/numbering.xml><?xml version="1.0" encoding="utf-8"?>
-<w:numbering xmlns:wpc="http://schemas.microsoft.com/office/word/2010/wordprocessingCanvas" xmlns:mc="http://schemas.openxmlformats.org/markup-compatibility/2006" xmlns:o="urn:schemas-microsoft-com:office:office" xmlns:r="http://schemas.openxmlformats.org/officeDocument/2006/relationships" xmlns:m="http://schemas.openxmlformats.org/officeDocument/2006/math" xmlns:v="urn:schemas-microsoft-com:vml" xmlns:wp14="http://schemas.microsoft.com/office/word/2010/wordprocessingDrawing" xmlns:wp="http://schemas.openxmlformats.org/drawingml/2006/wordprocessingDrawing" xmlns:w10="urn:schemas-microsoft-com:office:word" xmlns:w="http://schemas.openxmlformats.org/wordprocessingml/2006/main" xmlns:w14="http://schemas.microsoft.com/office/word/2010/wordml" xmlns:w15="http://schemas.microsoft.com/office/word/2012/wordml" xmlns:wpg="http://schemas.microsoft.com/office/word/2010/wordprocessingGroup" xmlns:wpi="http://schemas.microsoft.com/office/word/2010/wordprocessingInk" xmlns:wne="http://schemas.microsoft.com/office/word/2006/wordml" xmlns:wps="http://schemas.microsoft.com/office/word/2010/wordprocessingShape" mc:Ignorable="w14 w15 wp14">
+<w:numbering xmlns:wpc="http://schemas.microsoft.com/office/word/2010/wordprocessingCanvas" xmlns:cx="http://schemas.microsoft.com/office/drawing/2014/chartex" xmlns:cx1="http://schemas.microsoft.com/office/drawing/2015/9/8/chartex" xmlns:cx2="http://schemas.microsoft.com/office/drawing/2015/10/21/chartex" xmlns:cx3="http://schemas.microsoft.com/office/drawing/2016/5/9/chartex" xmlns:cx4="http://schemas.microsoft.com/office/drawing/2016/5/10/chartex" xmlns:cx5="http://schemas.microsoft.com/office/drawing/2016/5/11/chartex" xmlns:cx6="http://schemas.microsoft.com/office/drawing/2016/5/12/chartex" xmlns:cx7="http://schemas.microsoft.com/office/drawing/2016/5/13/chartex" xmlns:cx8="http://schemas.microsoft.com/office/drawing/2016/5/14/chartex" xmlns:mc="http://schemas.openxmlformats.org/markup-compatibility/2006" xmlns:m="http://schemas.openxmlformats.org/officeDocument/2006/math" xmlns:aink="http://schemas.microsoft.com/office/drawing/2016/ink" xmlns:am3d="http://schemas.microsoft.com/office/drawing/2017/model3d" xmlns:oel="http://schemas.microsoft.com/office/2019/extlst" xmlns:r="http://schemas.openxmlformats.org/officeDocument/2006/relationships" xmlns:wp14="http://schemas.microsoft.com/office/word/2010/wordprocessingDrawing" xmlns:wp="http://schemas.openxmlformats.org/drawingml/2006/wordprocessingDrawing" xmlns:wpg="http://schemas.microsoft.com/office/word/2010/wordprocessingGroup" xmlns:wpi="http://schemas.microsoft.com/office/word/2010/wordprocessingInk" xmlns:wps="http://schemas.microsoft.com/office/word/2010/wordprocessingShape" xmlns:o="urn:schemas-microsoft-com:office:office" xmlns:v="urn:schemas-microsoft-com:vml" xmlns:w10="urn:schemas-microsoft-com:office:word" xmlns:w="http://schemas.openxmlformats.org/wordprocessingml/2006/main" xmlns:w14="http://schemas.microsoft.com/office/word/2010/wordml" xmlns:w15="http://schemas.microsoft.com/office/word/2012/wordml" xmlns:w16cex="http://schemas.microsoft.com/office/word/2018/wordml/cex" xmlns:w16cid="http://schemas.microsoft.com/office/word/2016/wordml/cid" xmlns:w16="http://schemas.microsoft.com/office/word/2018/wordml" xmlns:w16sdtdh="http://schemas.microsoft.com/office/word/2020/wordml/sdtdatahash" xmlns:w16sdtfl="http://schemas.microsoft.com/office/word/2024/wordml/sdtformatlock" xmlns:w16se="http://schemas.microsoft.com/office/word/2015/wordml/symex" xmlns:w16du="http://schemas.microsoft.com/office/word/2023/wordml/word16du" xmlns:wne="http://schemas.microsoft.com/office/word/2006/wordml" mc:Ignorable="w14 w15 w16se w16cid w16 w16cex w16sdtdh w16sdtfl w16du wp14">
+  <w:abstractNum w:abstractNumId="0" w15:restartNumberingAfterBreak="0">
+    <w:nsid w:val="0E3D7184"/>
+    <w:multiLevelType w:val="hybridMultilevel"/>
+    <w:tmpl w:val="572C98A8"/>
+    <w:lvl w:ilvl="0" w:tplc="040C0001">
+      <w:start w:val="1"/>
+      <w:numFmt w:val="bullet"/>
+      <w:lvlText w:val=""/>
+      <w:lvlJc w:val="left"/>
+      <w:pPr>
+        <w:ind w:left="720" w:hanging="360"/>
+      </w:pPr>
+      <w:rPr>
+        <w:rFonts w:ascii="Symbol" w:hAnsi="Symbol" w:hint="default"/>
+      </w:rPr>
+    </w:lvl>
+    <w:lvl w:ilvl="1" w:tplc="040C0003" w:tentative="1">
+      <w:start w:val="1"/>
+      <w:numFmt w:val="bullet"/>
+      <w:lvlText w:val="o"/>
+      <w:lvlJc w:val="left"/>
+      <w:pPr>
+        <w:ind w:left="1440" w:hanging="360"/>
+      </w:pPr>
+      <w:rPr>
+        <w:rFonts w:ascii="Courier New" w:hAnsi="Courier New" w:cs="Courier New" w:hint="default"/>
+      </w:rPr>
+    </w:lvl>
+    <w:lvl w:ilvl="2" w:tplc="040C0005" w:tentative="1">
+      <w:start w:val="1"/>
+      <w:numFmt w:val="bullet"/>
+      <w:lvlText w:val=""/>
+      <w:lvlJc w:val="left"/>
+      <w:pPr>
+        <w:ind w:left="2160" w:hanging="360"/>
+      </w:pPr>
+      <w:rPr>
+        <w:rFonts w:ascii="Wingdings" w:hAnsi="Wingdings" w:hint="default"/>
+      </w:rPr>
+    </w:lvl>
+    <w:lvl w:ilvl="3" w:tplc="040C0001" w:tentative="1">
+      <w:start w:val="1"/>
+      <w:numFmt w:val="bullet"/>
+      <w:lvlText w:val=""/>
+      <w:lvlJc w:val="left"/>
+      <w:pPr>
+        <w:ind w:left="2880" w:hanging="360"/>
+      </w:pPr>
+      <w:rPr>
+        <w:rFonts w:ascii="Symbol" w:hAnsi="Symbol" w:hint="default"/>
+      </w:rPr>
+    </w:lvl>
+    <w:lvl w:ilvl="4" w:tplc="040C0003" w:tentative="1">
+      <w:start w:val="1"/>
+      <w:numFmt w:val="bullet"/>
+      <w:lvlText w:val="o"/>
+      <w:lvlJc w:val="left"/>
+      <w:pPr>
+        <w:ind w:left="3600" w:hanging="360"/>
+      </w:pPr>
+      <w:rPr>
+        <w:rFonts w:ascii="Courier New" w:hAnsi="Courier New" w:cs="Courier New" w:hint="default"/>
+      </w:rPr>
+    </w:lvl>
+    <w:lvl w:ilvl="5" w:tplc="040C0005" w:tentative="1">
+      <w:start w:val="1"/>
+      <w:numFmt w:val="bullet"/>
+      <w:lvlText w:val=""/>
+      <w:lvlJc w:val="left"/>
+      <w:pPr>
+        <w:ind w:left="4320" w:hanging="360"/>
+      </w:pPr>
+      <w:rPr>
+        <w:rFonts w:ascii="Wingdings" w:hAnsi="Wingdings" w:hint="default"/>
+      </w:rPr>
+    </w:lvl>
+    <w:lvl w:ilvl="6" w:tplc="040C0001" w:tentative="1">
+      <w:start w:val="1"/>
+      <w:numFmt w:val="bullet"/>
+      <w:lvlText w:val=""/>
+      <w:lvlJc w:val="left"/>
+      <w:pPr>
+        <w:ind w:left="5040" w:hanging="360"/>
+      </w:pPr>
+      <w:rPr>
+        <w:rFonts w:ascii="Symbol" w:hAnsi="Symbol" w:hint="default"/>
+      </w:rPr>
+    </w:lvl>
+    <w:lvl w:ilvl="7" w:tplc="040C0003" w:tentative="1">
+      <w:start w:val="1"/>
+      <w:numFmt w:val="bullet"/>
+      <w:lvlText w:val="o"/>
+      <w:lvlJc w:val="left"/>
+      <w:pPr>
+        <w:ind w:left="5760" w:hanging="360"/>
+      </w:pPr>
+      <w:rPr>
+        <w:rFonts w:ascii="Courier New" w:hAnsi="Courier New" w:cs="Courier New" w:hint="default"/>
+      </w:rPr>
+    </w:lvl>
+    <w:lvl w:ilvl="8" w:tplc="040C0005" w:tentative="1">
+      <w:start w:val="1"/>
+      <w:numFmt w:val="bullet"/>
+      <w:lvlText w:val=""/>
+      <w:lvlJc w:val="left"/>
+      <w:pPr>
+        <w:ind w:left="6480" w:hanging="360"/>
+      </w:pPr>
+      <w:rPr>
+        <w:rFonts w:ascii="Wingdings" w:hAnsi="Wingdings" w:hint="default"/>
+      </w:rPr>
+    </w:lvl>
+  </w:abstractNum>
   <w:abstractNum w:abstractNumId="1" w15:restartNumberingAfterBreak="0">
+    <w:nsid w:val="18187CF1"/>
     <w:multiLevelType w:val="hybridMultilevel"/>
-    <w:lvl w:ilvl="0" w15:tentative="1">
+    <w:tmpl w:val="EA209046"/>
+    <w:lvl w:ilvl="0" w:tplc="3D569B1A">
       <w:start w:val="1"/>
       <w:numFmt w:val="bullet"/>
       <w:lvlText w:val="●"/>
@@ -5607,7 +6431,7 @@
         <w:ind w:left="720" w:hanging="360"/>
       </w:pPr>
     </w:lvl>
-    <w:lvl w:ilvl="1" w15:tentative="1">
+    <w:lvl w:ilvl="1" w:tplc="B57AB3FC">
       <w:start w:val="1"/>
       <w:numFmt w:val="bullet"/>
       <w:lvlText w:val="○"/>
@@ -5616,7 +6440,7 @@
         <w:ind w:left="1440" w:hanging="360"/>
       </w:pPr>
     </w:lvl>
-    <w:lvl w:ilvl="2" w15:tentative="1">
+    <w:lvl w:ilvl="2" w:tplc="37DA2106">
       <w:start w:val="1"/>
       <w:numFmt w:val="bullet"/>
       <w:lvlText w:val="■"/>
@@ -5625,7 +6449,7 @@
         <w:ind w:left="2160" w:hanging="360"/>
       </w:pPr>
     </w:lvl>
-    <w:lvl w:ilvl="3" w15:tentative="1">
+    <w:lvl w:ilvl="3" w:tplc="4DBEF310">
       <w:start w:val="1"/>
       <w:numFmt w:val="bullet"/>
       <w:lvlText w:val="●"/>
@@ -5634,7 +6458,7 @@
         <w:ind w:left="2880" w:hanging="360"/>
       </w:pPr>
     </w:lvl>
-    <w:lvl w:ilvl="4" w15:tentative="1">
+    <w:lvl w:ilvl="4" w:tplc="38B85F20">
       <w:start w:val="1"/>
       <w:numFmt w:val="bullet"/>
       <w:lvlText w:val="○"/>
@@ -5643,7 +6467,7 @@
         <w:ind w:left="3600" w:hanging="360"/>
       </w:pPr>
     </w:lvl>
-    <w:lvl w:ilvl="5" w15:tentative="1">
+    <w:lvl w:ilvl="5" w:tplc="B35AFC52">
       <w:start w:val="1"/>
       <w:numFmt w:val="bullet"/>
       <w:lvlText w:val="■"/>
@@ -5652,7 +6476,7 @@
         <w:ind w:left="4320" w:hanging="360"/>
       </w:pPr>
     </w:lvl>
-    <w:lvl w:ilvl="6" w15:tentative="1">
+    <w:lvl w:ilvl="6" w:tplc="7F0EDF46">
       <w:start w:val="1"/>
       <w:numFmt w:val="bullet"/>
       <w:lvlText w:val="●"/>
@@ -5661,7 +6485,7 @@
         <w:ind w:left="5040" w:hanging="360"/>
       </w:pPr>
     </w:lvl>
-    <w:lvl w:ilvl="7" w15:tentative="1">
+    <w:lvl w:ilvl="7" w:tplc="0DC0E134">
       <w:start w:val="1"/>
       <w:numFmt w:val="bullet"/>
       <w:lvlText w:val="●"/>
@@ -5670,7 +6494,7 @@
         <w:ind w:left="5760" w:hanging="360"/>
       </w:pPr>
     </w:lvl>
-    <w:lvl w:ilvl="8" w15:tentative="1">
+    <w:lvl w:ilvl="8" w:tplc="1C3A4E0E">
       <w:start w:val="1"/>
       <w:numFmt w:val="bullet"/>
       <w:lvlText w:val="●"/>
@@ -5681,8 +6505,10 @@
     </w:lvl>
   </w:abstractNum>
   <w:abstractNum w:abstractNumId="2" w15:restartNumberingAfterBreak="0">
+    <w:nsid w:val="1A697748"/>
     <w:multiLevelType w:val="hybridMultilevel"/>
-    <w:lvl w:ilvl="0" w15:tentative="1">
+    <w:tmpl w:val="C8260DD8"/>
+    <w:lvl w:ilvl="0" w:tplc="8DD0F0D2">
       <w:start w:val="1"/>
       <w:numFmt w:val="bullet"/>
       <w:lvlText w:val="•"/>
@@ -5691,131 +6517,593 @@
         <w:ind w:left="431" w:hanging="259"/>
       </w:pPr>
     </w:lvl>
+    <w:lvl w:ilvl="1" w:tplc="4CE09196">
+      <w:numFmt w:val="decimal"/>
+      <w:lvlText w:val=""/>
+      <w:lvlJc w:val="left"/>
+    </w:lvl>
+    <w:lvl w:ilvl="2" w:tplc="A48AAD5C">
+      <w:numFmt w:val="decimal"/>
+      <w:lvlText w:val=""/>
+      <w:lvlJc w:val="left"/>
+    </w:lvl>
+    <w:lvl w:ilvl="3" w:tplc="144E63F6">
+      <w:numFmt w:val="decimal"/>
+      <w:lvlText w:val=""/>
+      <w:lvlJc w:val="left"/>
+    </w:lvl>
+    <w:lvl w:ilvl="4" w:tplc="4DCCEED4">
+      <w:numFmt w:val="decimal"/>
+      <w:lvlText w:val=""/>
+      <w:lvlJc w:val="left"/>
+    </w:lvl>
+    <w:lvl w:ilvl="5" w:tplc="EAA0A894">
+      <w:numFmt w:val="decimal"/>
+      <w:lvlText w:val=""/>
+      <w:lvlJc w:val="left"/>
+    </w:lvl>
+    <w:lvl w:ilvl="6" w:tplc="B276FC0E">
+      <w:numFmt w:val="decimal"/>
+      <w:lvlText w:val=""/>
+      <w:lvlJc w:val="left"/>
+    </w:lvl>
+    <w:lvl w:ilvl="7" w:tplc="2CE80F76">
+      <w:numFmt w:val="decimal"/>
+      <w:lvlText w:val=""/>
+      <w:lvlJc w:val="left"/>
+    </w:lvl>
+    <w:lvl w:ilvl="8" w:tplc="9C167206">
+      <w:numFmt w:val="decimal"/>
+      <w:lvlText w:val=""/>
+      <w:lvlJc w:val="left"/>
+    </w:lvl>
   </w:abstractNum>
-  <w:num w:numId="1">
+  <w:num w:numId="1" w16cid:durableId="386076247">
     <w:abstractNumId w:val="1"/>
     <w:lvlOverride w:ilvl="0">
       <w:startOverride w:val="1"/>
     </w:lvlOverride>
   </w:num>
-  <w:num w:numId="2">
+  <w:num w:numId="2" w16cid:durableId="1149787113">
     <w:abstractNumId w:val="2"/>
     <w:lvlOverride w:ilvl="0">
       <w:startOverride w:val="1"/>
     </w:lvlOverride>
   </w:num>
+  <w:num w:numId="3" w16cid:durableId="1604073238">
+    <w:abstractNumId w:val="0"/>
+  </w:num>
 </w:numbering>
 </file>
 
 <file path=word/styles.xml><?xml version="1.0" encoding="utf-8"?>
-<w:styles xmlns:mc="http://schemas.openxmlformats.org/markup-compatibility/2006" xmlns:r="http://schemas.openxmlformats.org/officeDocument/2006/relationships" xmlns:w="http://schemas.openxmlformats.org/wordprocessingml/2006/main" xmlns:w14="http://schemas.microsoft.com/office/word/2010/wordml" xmlns:w15="http://schemas.microsoft.com/office/word/2012/wordml" mc:Ignorable="w14 w15">
+<w:styles xmlns:mc="http://schemas.openxmlformats.org/markup-compatibility/2006" xmlns:r="http://schemas.openxmlformats.org/officeDocument/2006/relationships" xmlns:w="http://schemas.openxmlformats.org/wordprocessingml/2006/main" xmlns:w14="http://schemas.microsoft.com/office/word/2010/wordml" xmlns:w15="http://schemas.microsoft.com/office/word/2012/wordml" xmlns:w16cex="http://schemas.microsoft.com/office/word/2018/wordml/cex" xmlns:w16cid="http://schemas.microsoft.com/office/word/2016/wordml/cid" xmlns:w16="http://schemas.microsoft.com/office/word/2018/wordml" xmlns:w16sdtdh="http://schemas.microsoft.com/office/word/2020/wordml/sdtdatahash" xmlns:w16sdtfl="http://schemas.microsoft.com/office/word/2024/wordml/sdtformatlock" xmlns:w16se="http://schemas.microsoft.com/office/word/2015/wordml/symex" xmlns:w16du="http://schemas.microsoft.com/office/word/2023/wordml/word16du" mc:Ignorable="w14 w15 w16se w16cid w16 w16cex w16sdtdh w16sdtfl w16du">
   <w:docDefaults>
     <w:rPrDefault>
       <w:rPr>
-        <w:rFonts w:ascii="Cormorant Garamond" w:hAnsi="Cormorant Garamond" w:eastAsia="Cormorant Garamond" w:cs="Cormorant Garamond"/>
+        <w:rFonts w:ascii="Cormorant Garamond" w:eastAsia="Cormorant Garamond" w:hAnsi="Cormorant Garamond" w:cs="Cormorant Garamond"/>
         <w:sz w:val="22"/>
         <w:szCs w:val="22"/>
+        <w:lang w:val="fr-BE" w:eastAsia="fr-FR" w:bidi="ar-SA"/>
       </w:rPr>
     </w:rPrDefault>
     <w:pPrDefault/>
   </w:docDefaults>
-  <w:style w:type="paragraph" w:styleId="Title">
-    <w:name w:val="Title"/>
-    <w:basedOn w:val="Normal"/>
-    <w:next w:val="Normal"/>
+  <w:latentStyles w:defLockedState="0" w:defUIPriority="99" w:defSemiHidden="0" w:defUnhideWhenUsed="0" w:defQFormat="0" w:count="376">
+    <w:lsdException w:name="Normal" w:uiPriority="0" w:qFormat="1"/>
+    <w:lsdException w:name="heading 1" w:uiPriority="9" w:qFormat="1"/>
+    <w:lsdException w:name="heading 2" w:semiHidden="1" w:uiPriority="9" w:unhideWhenUsed="1" w:qFormat="1"/>
+    <w:lsdException w:name="heading 3" w:semiHidden="1" w:uiPriority="9" w:unhideWhenUsed="1" w:qFormat="1"/>
+    <w:lsdException w:name="heading 4" w:semiHidden="1" w:uiPriority="9" w:unhideWhenUsed="1" w:qFormat="1"/>
+    <w:lsdException w:name="heading 5" w:semiHidden="1" w:uiPriority="9" w:unhideWhenUsed="1" w:qFormat="1"/>
+    <w:lsdException w:name="heading 6" w:semiHidden="1" w:uiPriority="9" w:unhideWhenUsed="1" w:qFormat="1"/>
+    <w:lsdException w:name="heading 7" w:semiHidden="1" w:uiPriority="9" w:unhideWhenUsed="1" w:qFormat="1"/>
+    <w:lsdException w:name="heading 8" w:semiHidden="1" w:uiPriority="9" w:unhideWhenUsed="1" w:qFormat="1"/>
+    <w:lsdException w:name="heading 9" w:semiHidden="1" w:uiPriority="9" w:unhideWhenUsed="1" w:qFormat="1"/>
+    <w:lsdException w:name="index 1" w:semiHidden="1" w:unhideWhenUsed="1"/>
+    <w:lsdException w:name="index 2" w:semiHidden="1" w:unhideWhenUsed="1"/>
+    <w:lsdException w:name="index 3" w:semiHidden="1" w:unhideWhenUsed="1"/>
+    <w:lsdException w:name="index 4" w:semiHidden="1" w:unhideWhenUsed="1"/>
+    <w:lsdException w:name="index 5" w:semiHidden="1" w:unhideWhenUsed="1"/>
+    <w:lsdException w:name="index 6" w:semiHidden="1" w:unhideWhenUsed="1"/>
+    <w:lsdException w:name="index 7" w:semiHidden="1" w:unhideWhenUsed="1"/>
+    <w:lsdException w:name="index 8" w:semiHidden="1" w:unhideWhenUsed="1"/>
+    <w:lsdException w:name="index 9" w:semiHidden="1" w:unhideWhenUsed="1"/>
+    <w:lsdException w:name="toc 1" w:semiHidden="1" w:uiPriority="39" w:unhideWhenUsed="1"/>
+    <w:lsdException w:name="toc 2" w:semiHidden="1" w:uiPriority="39" w:unhideWhenUsed="1"/>
+    <w:lsdException w:name="toc 3" w:semiHidden="1" w:uiPriority="39" w:unhideWhenUsed="1"/>
+    <w:lsdException w:name="toc 4" w:semiHidden="1" w:uiPriority="39" w:unhideWhenUsed="1"/>
+    <w:lsdException w:name="toc 5" w:semiHidden="1" w:uiPriority="39" w:unhideWhenUsed="1"/>
+    <w:lsdException w:name="toc 6" w:semiHidden="1" w:uiPriority="39" w:unhideWhenUsed="1"/>
+    <w:lsdException w:name="toc 7" w:semiHidden="1" w:uiPriority="39" w:unhideWhenUsed="1"/>
+    <w:lsdException w:name="toc 8" w:semiHidden="1" w:uiPriority="39" w:unhideWhenUsed="1"/>
+    <w:lsdException w:name="toc 9" w:semiHidden="1" w:uiPriority="39" w:unhideWhenUsed="1"/>
+    <w:lsdException w:name="Normal Indent" w:semiHidden="1" w:unhideWhenUsed="1"/>
+    <w:lsdException w:name="footnote text" w:semiHidden="1" w:unhideWhenUsed="1"/>
+    <w:lsdException w:name="annotation text" w:semiHidden="1" w:unhideWhenUsed="1"/>
+    <w:lsdException w:name="header" w:semiHidden="1" w:unhideWhenUsed="1"/>
+    <w:lsdException w:name="footer" w:semiHidden="1" w:unhideWhenUsed="1"/>
+    <w:lsdException w:name="index heading" w:semiHidden="1" w:unhideWhenUsed="1"/>
+    <w:lsdException w:name="caption" w:semiHidden="1" w:uiPriority="35" w:unhideWhenUsed="1" w:qFormat="1"/>
+    <w:lsdException w:name="table of figures" w:semiHidden="1" w:unhideWhenUsed="1"/>
+    <w:lsdException w:name="envelope address" w:semiHidden="1" w:unhideWhenUsed="1"/>
+    <w:lsdException w:name="envelope return" w:semiHidden="1" w:unhideWhenUsed="1"/>
+    <w:lsdException w:name="footnote reference" w:semiHidden="1" w:unhideWhenUsed="1"/>
+    <w:lsdException w:name="annotation reference" w:semiHidden="1" w:unhideWhenUsed="1"/>
+    <w:lsdException w:name="line number" w:semiHidden="1" w:unhideWhenUsed="1"/>
+    <w:lsdException w:name="page number" w:semiHidden="1" w:unhideWhenUsed="1"/>
+    <w:lsdException w:name="endnote reference" w:semiHidden="1" w:unhideWhenUsed="1"/>
+    <w:lsdException w:name="endnote text" w:semiHidden="1" w:unhideWhenUsed="1"/>
+    <w:lsdException w:name="table of authorities" w:semiHidden="1" w:unhideWhenUsed="1"/>
+    <w:lsdException w:name="macro" w:semiHidden="1" w:unhideWhenUsed="1"/>
+    <w:lsdException w:name="toa heading" w:semiHidden="1" w:unhideWhenUsed="1"/>
+    <w:lsdException w:name="List" w:semiHidden="1" w:unhideWhenUsed="1"/>
+    <w:lsdException w:name="List Bullet" w:semiHidden="1" w:unhideWhenUsed="1"/>
+    <w:lsdException w:name="List Number" w:semiHidden="1" w:unhideWhenUsed="1"/>
+    <w:lsdException w:name="List 2" w:semiHidden="1" w:unhideWhenUsed="1"/>
+    <w:lsdException w:name="List 3" w:semiHidden="1" w:unhideWhenUsed="1"/>
+    <w:lsdException w:name="List 4" w:semiHidden="1" w:unhideWhenUsed="1"/>
+    <w:lsdException w:name="List 5" w:semiHidden="1" w:unhideWhenUsed="1"/>
+    <w:lsdException w:name="List Bullet 2" w:semiHidden="1" w:unhideWhenUsed="1"/>
+    <w:lsdException w:name="List Bullet 3" w:semiHidden="1" w:unhideWhenUsed="1"/>
+    <w:lsdException w:name="List Bullet 4" w:semiHidden="1" w:unhideWhenUsed="1"/>
+    <w:lsdException w:name="List Bullet 5" w:semiHidden="1" w:unhideWhenUsed="1"/>
+    <w:lsdException w:name="List Number 2" w:semiHidden="1" w:unhideWhenUsed="1"/>
+    <w:lsdException w:name="List Number 3" w:semiHidden="1" w:unhideWhenUsed="1"/>
+    <w:lsdException w:name="List Number 4" w:semiHidden="1" w:unhideWhenUsed="1"/>
+    <w:lsdException w:name="List Number 5" w:semiHidden="1" w:unhideWhenUsed="1"/>
+    <w:lsdException w:name="Title" w:uiPriority="10" w:qFormat="1"/>
+    <w:lsdException w:name="Closing" w:semiHidden="1" w:unhideWhenUsed="1"/>
+    <w:lsdException w:name="Signature" w:semiHidden="1" w:unhideWhenUsed="1"/>
+    <w:lsdException w:name="Default Paragraph Font" w:semiHidden="1" w:uiPriority="1" w:unhideWhenUsed="1"/>
+    <w:lsdException w:name="Body Text" w:semiHidden="1" w:unhideWhenUsed="1"/>
+    <w:lsdException w:name="Body Text Indent" w:semiHidden="1" w:unhideWhenUsed="1"/>
+    <w:lsdException w:name="List Continue" w:semiHidden="1" w:unhideWhenUsed="1"/>
+    <w:lsdException w:name="List Continue 2" w:semiHidden="1" w:unhideWhenUsed="1"/>
+    <w:lsdException w:name="List Continue 3" w:semiHidden="1" w:unhideWhenUsed="1"/>
+    <w:lsdException w:name="List Continue 4" w:semiHidden="1" w:unhideWhenUsed="1"/>
+    <w:lsdException w:name="List Continue 5" w:semiHidden="1" w:unhideWhenUsed="1"/>
+    <w:lsdException w:name="Message Header" w:semiHidden="1" w:unhideWhenUsed="1"/>
+    <w:lsdException w:name="Subtitle" w:uiPriority="11" w:qFormat="1"/>
+    <w:lsdException w:name="Salutation" w:semiHidden="1" w:unhideWhenUsed="1"/>
+    <w:lsdException w:name="Date" w:semiHidden="1" w:unhideWhenUsed="1"/>
+    <w:lsdException w:name="Body Text First Indent" w:semiHidden="1" w:unhideWhenUsed="1"/>
+    <w:lsdException w:name="Body Text First Indent 2" w:semiHidden="1" w:unhideWhenUsed="1"/>
+    <w:lsdException w:name="Note Heading" w:semiHidden="1" w:unhideWhenUsed="1"/>
+    <w:lsdException w:name="Body Text 2" w:semiHidden="1" w:unhideWhenUsed="1"/>
+    <w:lsdException w:name="Body Text 3" w:semiHidden="1" w:unhideWhenUsed="1"/>
+    <w:lsdException w:name="Body Text Indent 2" w:semiHidden="1" w:unhideWhenUsed="1"/>
+    <w:lsdException w:name="Body Text Indent 3" w:semiHidden="1" w:unhideWhenUsed="1"/>
+    <w:lsdException w:name="Block Text" w:semiHidden="1" w:unhideWhenUsed="1"/>
+    <w:lsdException w:name="Hyperlink" w:semiHidden="1" w:unhideWhenUsed="1"/>
+    <w:lsdException w:name="FollowedHyperlink" w:semiHidden="1" w:unhideWhenUsed="1"/>
+    <w:lsdException w:name="Strong" w:uiPriority="22" w:qFormat="1"/>
+    <w:lsdException w:name="Emphasis" w:uiPriority="20" w:qFormat="1"/>
+    <w:lsdException w:name="Document Map" w:semiHidden="1" w:unhideWhenUsed="1"/>
+    <w:lsdException w:name="Plain Text" w:semiHidden="1" w:unhideWhenUsed="1"/>
+    <w:lsdException w:name="E-mail Signature" w:semiHidden="1" w:unhideWhenUsed="1"/>
+    <w:lsdException w:name="HTML Top of Form" w:semiHidden="1" w:unhideWhenUsed="1"/>
+    <w:lsdException w:name="HTML Bottom of Form" w:semiHidden="1" w:unhideWhenUsed="1"/>
+    <w:lsdException w:name="Normal (Web)" w:semiHidden="1" w:unhideWhenUsed="1"/>
+    <w:lsdException w:name="HTML Acronym" w:semiHidden="1" w:unhideWhenUsed="1"/>
+    <w:lsdException w:name="HTML Address" w:semiHidden="1" w:unhideWhenUsed="1"/>
+    <w:lsdException w:name="HTML Cite" w:semiHidden="1" w:unhideWhenUsed="1"/>
+    <w:lsdException w:name="HTML Code" w:semiHidden="1" w:unhideWhenUsed="1"/>
+    <w:lsdException w:name="HTML Definition" w:semiHidden="1" w:unhideWhenUsed="1"/>
+    <w:lsdException w:name="HTML Keyboard" w:semiHidden="1" w:unhideWhenUsed="1"/>
+    <w:lsdException w:name="HTML Preformatted" w:semiHidden="1" w:unhideWhenUsed="1"/>
+    <w:lsdException w:name="HTML Sample" w:semiHidden="1" w:unhideWhenUsed="1"/>
+    <w:lsdException w:name="HTML Typewriter" w:semiHidden="1" w:unhideWhenUsed="1"/>
+    <w:lsdException w:name="HTML Variable" w:semiHidden="1" w:unhideWhenUsed="1"/>
+    <w:lsdException w:name="Normal Table" w:semiHidden="1" w:unhideWhenUsed="1"/>
+    <w:lsdException w:name="annotation subject" w:semiHidden="1" w:unhideWhenUsed="1"/>
+    <w:lsdException w:name="No List" w:semiHidden="1" w:unhideWhenUsed="1"/>
+    <w:lsdException w:name="Outline List 1" w:semiHidden="1" w:unhideWhenUsed="1"/>
+    <w:lsdException w:name="Outline List 2" w:semiHidden="1" w:unhideWhenUsed="1"/>
+    <w:lsdException w:name="Outline List 3" w:semiHidden="1" w:unhideWhenUsed="1"/>
+    <w:lsdException w:name="Table Simple 1" w:semiHidden="1" w:unhideWhenUsed="1"/>
+    <w:lsdException w:name="Table Simple 2" w:semiHidden="1" w:unhideWhenUsed="1"/>
+    <w:lsdException w:name="Table Simple 3" w:semiHidden="1" w:unhideWhenUsed="1"/>
+    <w:lsdException w:name="Table Classic 1" w:semiHidden="1" w:unhideWhenUsed="1"/>
+    <w:lsdException w:name="Table Classic 2" w:semiHidden="1" w:unhideWhenUsed="1"/>
+    <w:lsdException w:name="Table Classic 3" w:semiHidden="1" w:unhideWhenUsed="1"/>
+    <w:lsdException w:name="Table Classic 4" w:semiHidden="1" w:unhideWhenUsed="1"/>
+    <w:lsdException w:name="Table Colorful 1" w:semiHidden="1" w:unhideWhenUsed="1"/>
+    <w:lsdException w:name="Table Colorful 2" w:semiHidden="1" w:unhideWhenUsed="1"/>
+    <w:lsdException w:name="Table Colorful 3" w:semiHidden="1" w:unhideWhenUsed="1"/>
+    <w:lsdException w:name="Table Columns 1" w:semiHidden="1" w:unhideWhenUsed="1"/>
+    <w:lsdException w:name="Table Columns 2" w:semiHidden="1" w:unhideWhenUsed="1"/>
+    <w:lsdException w:name="Table Columns 3" w:semiHidden="1" w:unhideWhenUsed="1"/>
+    <w:lsdException w:name="Table Columns 4" w:semiHidden="1" w:unhideWhenUsed="1"/>
+    <w:lsdException w:name="Table Columns 5" w:semiHidden="1" w:unhideWhenUsed="1"/>
+    <w:lsdException w:name="Table Grid 1" w:semiHidden="1" w:unhideWhenUsed="1"/>
+    <w:lsdException w:name="Table Grid 2" w:semiHidden="1" w:unhideWhenUsed="1"/>
+    <w:lsdException w:name="Table Grid 3" w:semiHidden="1" w:unhideWhenUsed="1"/>
+    <w:lsdException w:name="Table Grid 4" w:semiHidden="1" w:unhideWhenUsed="1"/>
+    <w:lsdException w:name="Table Grid 5" w:semiHidden="1" w:unhideWhenUsed="1"/>
+    <w:lsdException w:name="Table Grid 6" w:semiHidden="1" w:unhideWhenUsed="1"/>
+    <w:lsdException w:name="Table Grid 7" w:semiHidden="1" w:unhideWhenUsed="1"/>
+    <w:lsdException w:name="Table Grid 8" w:semiHidden="1" w:unhideWhenUsed="1"/>
+    <w:lsdException w:name="Table List 1" w:semiHidden="1" w:unhideWhenUsed="1"/>
+    <w:lsdException w:name="Table List 2" w:semiHidden="1" w:unhideWhenUsed="1"/>
+    <w:lsdException w:name="Table List 3" w:semiHidden="1" w:unhideWhenUsed="1"/>
+    <w:lsdException w:name="Table List 4" w:semiHidden="1" w:unhideWhenUsed="1"/>
+    <w:lsdException w:name="Table List 5" w:semiHidden="1" w:unhideWhenUsed="1"/>
+    <w:lsdException w:name="Table List 6" w:semiHidden="1" w:unhideWhenUsed="1"/>
+    <w:lsdException w:name="Table List 7" w:semiHidden="1" w:unhideWhenUsed="1"/>
+    <w:lsdException w:name="Table List 8" w:semiHidden="1" w:unhideWhenUsed="1"/>
+    <w:lsdException w:name="Table 3D effects 1" w:semiHidden="1" w:unhideWhenUsed="1"/>
+    <w:lsdException w:name="Table 3D effects 2" w:semiHidden="1" w:unhideWhenUsed="1"/>
+    <w:lsdException w:name="Table 3D effects 3" w:semiHidden="1" w:unhideWhenUsed="1"/>
+    <w:lsdException w:name="Table Contemporary" w:semiHidden="1" w:unhideWhenUsed="1"/>
+    <w:lsdException w:name="Table Elegant" w:semiHidden="1" w:unhideWhenUsed="1"/>
+    <w:lsdException w:name="Table Professional" w:semiHidden="1" w:unhideWhenUsed="1"/>
+    <w:lsdException w:name="Table Subtle 1" w:semiHidden="1" w:unhideWhenUsed="1"/>
+    <w:lsdException w:name="Table Subtle 2" w:semiHidden="1" w:unhideWhenUsed="1"/>
+    <w:lsdException w:name="Table Web 1" w:semiHidden="1" w:unhideWhenUsed="1"/>
+    <w:lsdException w:name="Table Web 2" w:semiHidden="1" w:unhideWhenUsed="1"/>
+    <w:lsdException w:name="Table Web 3" w:semiHidden="1" w:unhideWhenUsed="1"/>
+    <w:lsdException w:name="Balloon Text" w:semiHidden="1" w:unhideWhenUsed="1"/>
+    <w:lsdException w:name="Table Grid" w:uiPriority="39"/>
+    <w:lsdException w:name="Table Theme" w:semiHidden="1" w:unhideWhenUsed="1"/>
+    <w:lsdException w:name="Placeholder Text" w:semiHidden="1"/>
+    <w:lsdException w:name="No Spacing" w:uiPriority="1" w:qFormat="1"/>
+    <w:lsdException w:name="Light Shading" w:uiPriority="60"/>
+    <w:lsdException w:name="Light List" w:uiPriority="61"/>
+    <w:lsdException w:name="Light Grid" w:uiPriority="62"/>
+    <w:lsdException w:name="Medium Shading 1" w:uiPriority="63"/>
+    <w:lsdException w:name="Medium Shading 2" w:uiPriority="64"/>
+    <w:lsdException w:name="Medium List 1" w:uiPriority="65"/>
+    <w:lsdException w:name="Medium List 2" w:uiPriority="66"/>
+    <w:lsdException w:name="Medium Grid 1" w:uiPriority="67"/>
+    <w:lsdException w:name="Medium Grid 2" w:uiPriority="68"/>
+    <w:lsdException w:name="Medium Grid 3" w:uiPriority="69"/>
+    <w:lsdException w:name="Dark List" w:uiPriority="70"/>
+    <w:lsdException w:name="Colorful Shading" w:uiPriority="71"/>
+    <w:lsdException w:name="Colorful List" w:uiPriority="72"/>
+    <w:lsdException w:name="Colorful Grid" w:uiPriority="73"/>
+    <w:lsdException w:name="Light Shading Accent 1" w:uiPriority="60"/>
+    <w:lsdException w:name="Light List Accent 1" w:uiPriority="61"/>
+    <w:lsdException w:name="Light Grid Accent 1" w:uiPriority="62"/>
+    <w:lsdException w:name="Medium Shading 1 Accent 1" w:uiPriority="63"/>
+    <w:lsdException w:name="Medium Shading 2 Accent 1" w:uiPriority="64"/>
+    <w:lsdException w:name="Medium List 1 Accent 1" w:uiPriority="65"/>
+    <w:lsdException w:name="Revision" w:semiHidden="1"/>
+    <w:lsdException w:name="List Paragraph" w:uiPriority="34" w:qFormat="1"/>
+    <w:lsdException w:name="Quote" w:uiPriority="29" w:qFormat="1"/>
+    <w:lsdException w:name="Intense Quote" w:uiPriority="30" w:qFormat="1"/>
+    <w:lsdException w:name="Medium List 2 Accent 1" w:uiPriority="66"/>
+    <w:lsdException w:name="Medium Grid 1 Accent 1" w:uiPriority="67"/>
+    <w:lsdException w:name="Medium Grid 2 Accent 1" w:uiPriority="68"/>
+    <w:lsdException w:name="Medium Grid 3 Accent 1" w:uiPriority="69"/>
+    <w:lsdException w:name="Dark List Accent 1" w:uiPriority="70"/>
+    <w:lsdException w:name="Colorful Shading Accent 1" w:uiPriority="71"/>
+    <w:lsdException w:name="Colorful List Accent 1" w:uiPriority="72"/>
+    <w:lsdException w:name="Colorful Grid Accent 1" w:uiPriority="73"/>
+    <w:lsdException w:name="Light Shading Accent 2" w:uiPriority="60"/>
+    <w:lsdException w:name="Light List Accent 2" w:uiPriority="61"/>
+    <w:lsdException w:name="Light Grid Accent 2" w:uiPriority="62"/>
+    <w:lsdException w:name="Medium Shading 1 Accent 2" w:uiPriority="63"/>
+    <w:lsdException w:name="Medium Shading 2 Accent 2" w:uiPriority="64"/>
+    <w:lsdException w:name="Medium List 1 Accent 2" w:uiPriority="65"/>
+    <w:lsdException w:name="Medium List 2 Accent 2" w:uiPriority="66"/>
+    <w:lsdException w:name="Medium Grid 1 Accent 2" w:uiPriority="67"/>
+    <w:lsdException w:name="Medium Grid 2 Accent 2" w:uiPriority="68"/>
+    <w:lsdException w:name="Medium Grid 3 Accent 2" w:uiPriority="69"/>
+    <w:lsdException w:name="Dark List Accent 2" w:uiPriority="70"/>
+    <w:lsdException w:name="Colorful Shading Accent 2" w:uiPriority="71"/>
+    <w:lsdException w:name="Colorful List Accent 2" w:uiPriority="72"/>
+    <w:lsdException w:name="Colorful Grid Accent 2" w:uiPriority="73"/>
+    <w:lsdException w:name="Light Shading Accent 3" w:uiPriority="60"/>
+    <w:lsdException w:name="Light List Accent 3" w:uiPriority="61"/>
+    <w:lsdException w:name="Light Grid Accent 3" w:uiPriority="62"/>
+    <w:lsdException w:name="Medium Shading 1 Accent 3" w:uiPriority="63"/>
+    <w:lsdException w:name="Medium Shading 2 Accent 3" w:uiPriority="64"/>
+    <w:lsdException w:name="Medium List 1 Accent 3" w:uiPriority="65"/>
+    <w:lsdException w:name="Medium List 2 Accent 3" w:uiPriority="66"/>
+    <w:lsdException w:name="Medium Grid 1 Accent 3" w:uiPriority="67"/>
+    <w:lsdException w:name="Medium Grid 2 Accent 3" w:uiPriority="68"/>
+    <w:lsdException w:name="Medium Grid 3 Accent 3" w:uiPriority="69"/>
+    <w:lsdException w:name="Dark List Accent 3" w:uiPriority="70"/>
+    <w:lsdException w:name="Colorful Shading Accent 3" w:uiPriority="71"/>
+    <w:lsdException w:name="Colorful List Accent 3" w:uiPriority="72"/>
+    <w:lsdException w:name="Colorful Grid Accent 3" w:uiPriority="73"/>
+    <w:lsdException w:name="Light Shading Accent 4" w:uiPriority="60"/>
+    <w:lsdException w:name="Light List Accent 4" w:uiPriority="61"/>
+    <w:lsdException w:name="Light Grid Accent 4" w:uiPriority="62"/>
+    <w:lsdException w:name="Medium Shading 1 Accent 4" w:uiPriority="63"/>
+    <w:lsdException w:name="Medium Shading 2 Accent 4" w:uiPriority="64"/>
+    <w:lsdException w:name="Medium List 1 Accent 4" w:uiPriority="65"/>
+    <w:lsdException w:name="Medium List 2 Accent 4" w:uiPriority="66"/>
+    <w:lsdException w:name="Medium Grid 1 Accent 4" w:uiPriority="67"/>
+    <w:lsdException w:name="Medium Grid 2 Accent 4" w:uiPriority="68"/>
+    <w:lsdException w:name="Medium Grid 3 Accent 4" w:uiPriority="69"/>
+    <w:lsdException w:name="Dark List Accent 4" w:uiPriority="70"/>
+    <w:lsdException w:name="Colorful Shading Accent 4" w:uiPriority="71"/>
+    <w:lsdException w:name="Colorful List Accent 4" w:uiPriority="72"/>
+    <w:lsdException w:name="Colorful Grid Accent 4" w:uiPriority="73"/>
+    <w:lsdException w:name="Light Shading Accent 5" w:uiPriority="60"/>
+    <w:lsdException w:name="Light List Accent 5" w:uiPriority="61"/>
+    <w:lsdException w:name="Light Grid Accent 5" w:uiPriority="62"/>
+    <w:lsdException w:name="Medium Shading 1 Accent 5" w:uiPriority="63"/>
+    <w:lsdException w:name="Medium Shading 2 Accent 5" w:uiPriority="64"/>
+    <w:lsdException w:name="Medium List 1 Accent 5" w:uiPriority="65"/>
+    <w:lsdException w:name="Medium List 2 Accent 5" w:uiPriority="66"/>
+    <w:lsdException w:name="Medium Grid 1 Accent 5" w:uiPriority="67"/>
+    <w:lsdException w:name="Medium Grid 2 Accent 5" w:uiPriority="68"/>
+    <w:lsdException w:name="Medium Grid 3 Accent 5" w:uiPriority="69"/>
+    <w:lsdException w:name="Dark List Accent 5" w:uiPriority="70"/>
+    <w:lsdException w:name="Colorful Shading Accent 5" w:uiPriority="71"/>
+    <w:lsdException w:name="Colorful List Accent 5" w:uiPriority="72"/>
+    <w:lsdException w:name="Colorful Grid Accent 5" w:uiPriority="73"/>
+    <w:lsdException w:name="Light Shading Accent 6" w:uiPriority="60"/>
+    <w:lsdException w:name="Light List Accent 6" w:uiPriority="61"/>
+    <w:lsdException w:name="Light Grid Accent 6" w:uiPriority="62"/>
+    <w:lsdException w:name="Medium Shading 1 Accent 6" w:uiPriority="63"/>
+    <w:lsdException w:name="Medium Shading 2 Accent 6" w:uiPriority="64"/>
+    <w:lsdException w:name="Medium List 1 Accent 6" w:uiPriority="65"/>
+    <w:lsdException w:name="Medium List 2 Accent 6" w:uiPriority="66"/>
+    <w:lsdException w:name="Medium Grid 1 Accent 6" w:uiPriority="67"/>
+    <w:lsdException w:name="Medium Grid 2 Accent 6" w:uiPriority="68"/>
+    <w:lsdException w:name="Medium Grid 3 Accent 6" w:uiPriority="69"/>
+    <w:lsdException w:name="Dark List Accent 6" w:uiPriority="70"/>
+    <w:lsdException w:name="Colorful Shading Accent 6" w:uiPriority="71"/>
+    <w:lsdException w:name="Colorful List Accent 6" w:uiPriority="72"/>
+    <w:lsdException w:name="Colorful Grid Accent 6" w:uiPriority="73"/>
+    <w:lsdException w:name="Subtle Emphasis" w:uiPriority="19" w:qFormat="1"/>
+    <w:lsdException w:name="Intense Emphasis" w:uiPriority="21" w:qFormat="1"/>
+    <w:lsdException w:name="Subtle Reference" w:uiPriority="31" w:qFormat="1"/>
+    <w:lsdException w:name="Intense Reference" w:uiPriority="32" w:qFormat="1"/>
+    <w:lsdException w:name="Book Title" w:uiPriority="33" w:qFormat="1"/>
+    <w:lsdException w:name="Bibliography" w:semiHidden="1" w:uiPriority="37" w:unhideWhenUsed="1"/>
+    <w:lsdException w:name="TOC Heading" w:semiHidden="1" w:uiPriority="39" w:unhideWhenUsed="1" w:qFormat="1"/>
+    <w:lsdException w:name="Plain Table 1" w:uiPriority="41"/>
+    <w:lsdException w:name="Plain Table 2" w:uiPriority="42"/>
+    <w:lsdException w:name="Plain Table 3" w:uiPriority="43"/>
+    <w:lsdException w:name="Plain Table 4" w:uiPriority="44"/>
+    <w:lsdException w:name="Plain Table 5" w:uiPriority="45"/>
+    <w:lsdException w:name="Grid Table Light" w:uiPriority="40"/>
+    <w:lsdException w:name="Grid Table 1 Light" w:uiPriority="46"/>
+    <w:lsdException w:name="Grid Table 2" w:uiPriority="47"/>
+    <w:lsdException w:name="Grid Table 3" w:uiPriority="48"/>
+    <w:lsdException w:name="Grid Table 4" w:uiPriority="49"/>
+    <w:lsdException w:name="Grid Table 5 Dark" w:uiPriority="50"/>
+    <w:lsdException w:name="Grid Table 6 Colorful" w:uiPriority="51"/>
+    <w:lsdException w:name="Grid Table 7 Colorful" w:uiPriority="52"/>
+    <w:lsdException w:name="Grid Table 1 Light Accent 1" w:uiPriority="46"/>
+    <w:lsdException w:name="Grid Table 2 Accent 1" w:uiPriority="47"/>
+    <w:lsdException w:name="Grid Table 3 Accent 1" w:uiPriority="48"/>
+    <w:lsdException w:name="Grid Table 4 Accent 1" w:uiPriority="49"/>
+    <w:lsdException w:name="Grid Table 5 Dark Accent 1" w:uiPriority="50"/>
+    <w:lsdException w:name="Grid Table 6 Colorful Accent 1" w:uiPriority="51"/>
+    <w:lsdException w:name="Grid Table 7 Colorful Accent 1" w:uiPriority="52"/>
+    <w:lsdException w:name="Grid Table 1 Light Accent 2" w:uiPriority="46"/>
+    <w:lsdException w:name="Grid Table 2 Accent 2" w:uiPriority="47"/>
+    <w:lsdException w:name="Grid Table 3 Accent 2" w:uiPriority="48"/>
+    <w:lsdException w:name="Grid Table 4 Accent 2" w:uiPriority="49"/>
+    <w:lsdException w:name="Grid Table 5 Dark Accent 2" w:uiPriority="50"/>
+    <w:lsdException w:name="Grid Table 6 Colorful Accent 2" w:uiPriority="51"/>
+    <w:lsdException w:name="Grid Table 7 Colorful Accent 2" w:uiPriority="52"/>
+    <w:lsdException w:name="Grid Table 1 Light Accent 3" w:uiPriority="46"/>
+    <w:lsdException w:name="Grid Table 2 Accent 3" w:uiPriority="47"/>
+    <w:lsdException w:name="Grid Table 3 Accent 3" w:uiPriority="48"/>
+    <w:lsdException w:name="Grid Table 4 Accent 3" w:uiPriority="49"/>
+    <w:lsdException w:name="Grid Table 5 Dark Accent 3" w:uiPriority="50"/>
+    <w:lsdException w:name="Grid Table 6 Colorful Accent 3" w:uiPriority="51"/>
+    <w:lsdException w:name="Grid Table 7 Colorful Accent 3" w:uiPriority="52"/>
+    <w:lsdException w:name="Grid Table 1 Light Accent 4" w:uiPriority="46"/>
+    <w:lsdException w:name="Grid Table 2 Accent 4" w:uiPriority="47"/>
+    <w:lsdException w:name="Grid Table 3 Accent 4" w:uiPriority="48"/>
+    <w:lsdException w:name="Grid Table 4 Accent 4" w:uiPriority="49"/>
+    <w:lsdException w:name="Grid Table 5 Dark Accent 4" w:uiPriority="50"/>
+    <w:lsdException w:name="Grid Table 6 Colorful Accent 4" w:uiPriority="51"/>
+    <w:lsdException w:name="Grid Table 7 Colorful Accent 4" w:uiPriority="52"/>
+    <w:lsdException w:name="Grid Table 1 Light Accent 5" w:uiPriority="46"/>
+    <w:lsdException w:name="Grid Table 2 Accent 5" w:uiPriority="47"/>
+    <w:lsdException w:name="Grid Table 3 Accent 5" w:uiPriority="48"/>
+    <w:lsdException w:name="Grid Table 4 Accent 5" w:uiPriority="49"/>
+    <w:lsdException w:name="Grid Table 5 Dark Accent 5" w:uiPriority="50"/>
+    <w:lsdException w:name="Grid Table 6 Colorful Accent 5" w:uiPriority="51"/>
+    <w:lsdException w:name="Grid Table 7 Colorful Accent 5" w:uiPriority="52"/>
+    <w:lsdException w:name="Grid Table 1 Light Accent 6" w:uiPriority="46"/>
+    <w:lsdException w:name="Grid Table 2 Accent 6" w:uiPriority="47"/>
+    <w:lsdException w:name="Grid Table 3 Accent 6" w:uiPriority="48"/>
+    <w:lsdException w:name="Grid Table 4 Accent 6" w:uiPriority="49"/>
+    <w:lsdException w:name="Grid Table 5 Dark Accent 6" w:uiPriority="50"/>
+    <w:lsdException w:name="Grid Table 6 Colorful Accent 6" w:uiPriority="51"/>
+    <w:lsdException w:name="Grid Table 7 Colorful Accent 6" w:uiPriority="52"/>
+    <w:lsdException w:name="List Table 1 Light" w:uiPriority="46"/>
+    <w:lsdException w:name="List Table 2" w:uiPriority="47"/>
+    <w:lsdException w:name="List Table 3" w:uiPriority="48"/>
+    <w:lsdException w:name="List Table 4" w:uiPriority="49"/>
+    <w:lsdException w:name="List Table 5 Dark" w:uiPriority="50"/>
+    <w:lsdException w:name="List Table 6 Colorful" w:uiPriority="51"/>
+    <w:lsdException w:name="List Table 7 Colorful" w:uiPriority="52"/>
+    <w:lsdException w:name="List Table 1 Light Accent 1" w:uiPriority="46"/>
+    <w:lsdException w:name="List Table 2 Accent 1" w:uiPriority="47"/>
+    <w:lsdException w:name="List Table 3 Accent 1" w:uiPriority="48"/>
+    <w:lsdException w:name="List Table 4 Accent 1" w:uiPriority="49"/>
+    <w:lsdException w:name="List Table 5 Dark Accent 1" w:uiPriority="50"/>
+    <w:lsdException w:name="List Table 6 Colorful Accent 1" w:uiPriority="51"/>
+    <w:lsdException w:name="List Table 7 Colorful Accent 1" w:uiPriority="52"/>
+    <w:lsdException w:name="List Table 1 Light Accent 2" w:uiPriority="46"/>
+    <w:lsdException w:name="List Table 2 Accent 2" w:uiPriority="47"/>
+    <w:lsdException w:name="List Table 3 Accent 2" w:uiPriority="48"/>
+    <w:lsdException w:name="List Table 4 Accent 2" w:uiPriority="49"/>
+    <w:lsdException w:name="List Table 5 Dark Accent 2" w:uiPriority="50"/>
+    <w:lsdException w:name="List Table 6 Colorful Accent 2" w:uiPriority="51"/>
+    <w:lsdException w:name="List Table 7 Colorful Accent 2" w:uiPriority="52"/>
+    <w:lsdException w:name="List Table 1 Light Accent 3" w:uiPriority="46"/>
+    <w:lsdException w:name="List Table 2 Accent 3" w:uiPriority="47"/>
+    <w:lsdException w:name="List Table 3 Accent 3" w:uiPriority="48"/>
+    <w:lsdException w:name="List Table 4 Accent 3" w:uiPriority="49"/>
+    <w:lsdException w:name="List Table 5 Dark Accent 3" w:uiPriority="50"/>
+    <w:lsdException w:name="List Table 6 Colorful Accent 3" w:uiPriority="51"/>
+    <w:lsdException w:name="List Table 7 Colorful Accent 3" w:uiPriority="52"/>
+    <w:lsdException w:name="List Table 1 Light Accent 4" w:uiPriority="46"/>
+    <w:lsdException w:name="List Table 2 Accent 4" w:uiPriority="47"/>
+    <w:lsdException w:name="List Table 3 Accent 4" w:uiPriority="48"/>
+    <w:lsdException w:name="List Table 4 Accent 4" w:uiPriority="49"/>
+    <w:lsdException w:name="List Table 5 Dark Accent 4" w:uiPriority="50"/>
+    <w:lsdException w:name="List Table 6 Colorful Accent 4" w:uiPriority="51"/>
+    <w:lsdException w:name="List Table 7 Colorful Accent 4" w:uiPriority="52"/>
+    <w:lsdException w:name="List Table 1 Light Accent 5" w:uiPriority="46"/>
+    <w:lsdException w:name="List Table 2 Accent 5" w:uiPriority="47"/>
+    <w:lsdException w:name="List Table 3 Accent 5" w:uiPriority="48"/>
+    <w:lsdException w:name="List Table 4 Accent 5" w:uiPriority="49"/>
+    <w:lsdException w:name="List Table 5 Dark Accent 5" w:uiPriority="50"/>
+    <w:lsdException w:name="List Table 6 Colorful Accent 5" w:uiPriority="51"/>
+    <w:lsdException w:name="List Table 7 Colorful Accent 5" w:uiPriority="52"/>
+    <w:lsdException w:name="List Table 1 Light Accent 6" w:uiPriority="46"/>
+    <w:lsdException w:name="List Table 2 Accent 6" w:uiPriority="47"/>
+    <w:lsdException w:name="List Table 3 Accent 6" w:uiPriority="48"/>
+    <w:lsdException w:name="List Table 4 Accent 6" w:uiPriority="49"/>
+    <w:lsdException w:name="List Table 5 Dark Accent 6" w:uiPriority="50"/>
+    <w:lsdException w:name="List Table 6 Colorful Accent 6" w:uiPriority="51"/>
+    <w:lsdException w:name="List Table 7 Colorful Accent 6" w:uiPriority="52"/>
+    <w:lsdException w:name="Mention" w:semiHidden="1" w:unhideWhenUsed="1"/>
+    <w:lsdException w:name="Smart Hyperlink" w:semiHidden="1" w:unhideWhenUsed="1"/>
+    <w:lsdException w:name="Hashtag" w:semiHidden="1" w:unhideWhenUsed="1"/>
+    <w:lsdException w:name="Unresolved Mention" w:semiHidden="1" w:unhideWhenUsed="1"/>
+    <w:lsdException w:name="Smart Link" w:semiHidden="1" w:unhideWhenUsed="1"/>
+  </w:latentStyles>
+  <w:style w:type="paragraph" w:default="1" w:styleId="Normal">
+    <w:name w:val="Normal"/>
     <w:qFormat/>
+  </w:style>
+  <w:style w:type="paragraph" w:styleId="Titre1">
+    <w:name w:val="heading 1"/>
+    <w:uiPriority w:val="9"/>
+    <w:qFormat/>
+    <w:pPr>
+      <w:outlineLvl w:val="0"/>
+    </w:pPr>
     <w:rPr>
-      <w:rFonts w:ascii="Cormorant Garamond" w:hAnsi="Cormorant Garamond" w:eastAsia="Cormorant Garamond" w:cs="Cormorant Garamond"/>
-      <w:sz w:val="56"/>
-      <w:szCs w:val="56"/>
-    </w:rPr>
-  </w:style>
-  <w:style w:type="paragraph" w:styleId="Heading1">
-    <w:name w:val="Heading 1"/>
-    <w:basedOn w:val="Normal"/>
-    <w:next w:val="Normal"/>
-    <w:qFormat/>
-    <w:rPr>
-      <w:rFonts w:ascii="Cormorant Garamond" w:hAnsi="Cormorant Garamond" w:eastAsia="Cormorant Garamond" w:cs="Cormorant Garamond"/>
       <w:color w:val="2E74B5"/>
       <w:sz w:val="32"/>
       <w:szCs w:val="32"/>
     </w:rPr>
   </w:style>
-  <w:style w:type="paragraph" w:styleId="Heading2">
-    <w:name w:val="Heading 2"/>
-    <w:basedOn w:val="Normal"/>
-    <w:next w:val="Normal"/>
+  <w:style w:type="paragraph" w:styleId="Titre2">
+    <w:name w:val="heading 2"/>
+    <w:uiPriority w:val="9"/>
+    <w:unhideWhenUsed/>
     <w:qFormat/>
+    <w:pPr>
+      <w:outlineLvl w:val="1"/>
+    </w:pPr>
     <w:rPr>
-      <w:rFonts w:ascii="Cormorant Garamond" w:hAnsi="Cormorant Garamond" w:eastAsia="Cormorant Garamond" w:cs="Cormorant Garamond"/>
       <w:color w:val="2E74B5"/>
       <w:sz w:val="26"/>
       <w:szCs w:val="26"/>
     </w:rPr>
   </w:style>
-  <w:style w:type="paragraph" w:styleId="Heading3">
-    <w:name w:val="Heading 3"/>
-    <w:basedOn w:val="Normal"/>
-    <w:next w:val="Normal"/>
+  <w:style w:type="paragraph" w:styleId="Titre3">
+    <w:name w:val="heading 3"/>
+    <w:uiPriority w:val="9"/>
+    <w:semiHidden/>
+    <w:unhideWhenUsed/>
     <w:qFormat/>
+    <w:pPr>
+      <w:outlineLvl w:val="2"/>
+    </w:pPr>
     <w:rPr>
-      <w:rFonts w:ascii="Cormorant Garamond" w:hAnsi="Cormorant Garamond" w:eastAsia="Cormorant Garamond" w:cs="Cormorant Garamond"/>
       <w:color w:val="1F4D78"/>
       <w:sz w:val="24"/>
       <w:szCs w:val="24"/>
     </w:rPr>
   </w:style>
-  <w:style w:type="paragraph" w:styleId="Heading4">
-    <w:name w:val="Heading 4"/>
-    <w:basedOn w:val="Normal"/>
-    <w:next w:val="Normal"/>
+  <w:style w:type="paragraph" w:styleId="Titre4">
+    <w:name w:val="heading 4"/>
+    <w:uiPriority w:val="9"/>
+    <w:semiHidden/>
+    <w:unhideWhenUsed/>
     <w:qFormat/>
+    <w:pPr>
+      <w:outlineLvl w:val="3"/>
+    </w:pPr>
     <w:rPr>
-      <w:rFonts w:ascii="Cormorant Garamond" w:hAnsi="Cormorant Garamond" w:eastAsia="Cormorant Garamond" w:cs="Cormorant Garamond"/>
       <w:i/>
       <w:iCs/>
       <w:color w:val="2E74B5"/>
     </w:rPr>
   </w:style>
-  <w:style w:type="paragraph" w:styleId="Heading5">
-    <w:name w:val="Heading 5"/>
-    <w:basedOn w:val="Normal"/>
-    <w:next w:val="Normal"/>
+  <w:style w:type="paragraph" w:styleId="Titre5">
+    <w:name w:val="heading 5"/>
+    <w:uiPriority w:val="9"/>
+    <w:semiHidden/>
+    <w:unhideWhenUsed/>
     <w:qFormat/>
+    <w:pPr>
+      <w:outlineLvl w:val="4"/>
+    </w:pPr>
     <w:rPr>
-      <w:rFonts w:ascii="Cormorant Garamond" w:hAnsi="Cormorant Garamond" w:eastAsia="Cormorant Garamond" w:cs="Cormorant Garamond"/>
       <w:color w:val="2E74B5"/>
     </w:rPr>
   </w:style>
-  <w:style w:type="paragraph" w:styleId="Heading6">
-    <w:name w:val="Heading 6"/>
-    <w:basedOn w:val="Normal"/>
-    <w:next w:val="Normal"/>
+  <w:style w:type="paragraph" w:styleId="Titre6">
+    <w:name w:val="heading 6"/>
+    <w:uiPriority w:val="9"/>
+    <w:semiHidden/>
+    <w:unhideWhenUsed/>
     <w:qFormat/>
+    <w:pPr>
+      <w:outlineLvl w:val="5"/>
+    </w:pPr>
     <w:rPr>
-      <w:rFonts w:ascii="Cormorant Garamond" w:hAnsi="Cormorant Garamond" w:eastAsia="Cormorant Garamond" w:cs="Cormorant Garamond"/>
       <w:color w:val="1F4D78"/>
     </w:rPr>
   </w:style>
-  <w:style w:type="paragraph" w:styleId="Strong">
-    <w:name w:val="Strong"/>
-    <w:basedOn w:val="Normal"/>
-    <w:next w:val="Normal"/>
+  <w:style w:type="character" w:default="1" w:styleId="Policepardfaut">
+    <w:name w:val="Default Paragraph Font"/>
+    <w:uiPriority w:val="1"/>
+    <w:semiHidden/>
+    <w:unhideWhenUsed/>
+  </w:style>
+  <w:style w:type="table" w:default="1" w:styleId="TableauNormal">
+    <w:name w:val="Normal Table"/>
+    <w:uiPriority w:val="99"/>
+    <w:semiHidden/>
+    <w:unhideWhenUsed/>
+    <w:tblPr>
+      <w:tblInd w:w="0" w:type="dxa"/>
+      <w:tblCellMar>
+        <w:top w:w="0" w:type="dxa"/>
+        <w:left w:w="108" w:type="dxa"/>
+        <w:bottom w:w="0" w:type="dxa"/>
+        <w:right w:w="108" w:type="dxa"/>
+      </w:tblCellMar>
+    </w:tblPr>
+  </w:style>
+  <w:style w:type="numbering" w:default="1" w:styleId="Aucuneliste">
+    <w:name w:val="No List"/>
+    <w:uiPriority w:val="99"/>
+    <w:semiHidden/>
+    <w:unhideWhenUsed/>
+  </w:style>
+  <w:style w:type="paragraph" w:styleId="Titre">
+    <w:name w:val="Title"/>
+    <w:uiPriority w:val="10"/>
+    <w:qFormat/>
+    <w:rPr>
+      <w:sz w:val="56"/>
+      <w:szCs w:val="56"/>
+    </w:rPr>
+  </w:style>
+  <w:style w:type="paragraph" w:customStyle="1" w:styleId="lev1">
+    <w:name w:val="Élevé1"/>
     <w:qFormat/>
     <w:rPr>
       <w:b/>
       <w:bCs/>
     </w:rPr>
   </w:style>
-  <w:style w:type="paragraph" w:styleId="ListParagraph">
+  <w:style w:type="paragraph" w:styleId="Paragraphedeliste">
     <w:name w:val="List Paragraph"/>
-    <w:basedOn w:val="Normal"/>
     <w:qFormat/>
   </w:style>
-  <w:style w:type="character" w:styleId="Hyperlink">
+  <w:style w:type="character" w:styleId="Lienhypertexte">
     <w:name w:val="Hyperlink"/>
-    <w:basedOn w:val="DefaultParagraphFont"/>
     <w:uiPriority w:val="99"/>
     <w:unhideWhenUsed/>
     <w:rPr>
@@ -5823,9 +7111,8 @@
       <w:u w:val="single"/>
     </w:rPr>
   </w:style>
-  <w:style w:type="character" w:styleId="FootnoteReference">
+  <w:style w:type="character" w:styleId="Appelnotedebasdep">
     <w:name w:val="footnote reference"/>
-    <w:basedOn w:val="DefaultParagraphFont"/>
     <w:uiPriority w:val="99"/>
     <w:semiHidden/>
     <w:unhideWhenUsed/>
@@ -5833,25 +7120,9 @@
       <w:vertAlign w:val="superscript"/>
     </w:rPr>
   </w:style>
-  <w:style w:type="paragraph" w:styleId="FootnoteText">
+  <w:style w:type="paragraph" w:styleId="Notedebasdepage">
     <w:name w:val="footnote text"/>
-    <w:basedOn w:val="Normal"/>
-    <w:link w:val="FootnoteTextChar"/>
-    <w:uiPriority w:val="99"/>
-    <w:semiHidden/>
-    <w:unhideWhenUsed/>
-    <w:pPr>
-      <w:spacing w:after="0" w:line="240" w:lineRule="auto"/>
-    </w:pPr>
-    <w:rPr>
-      <w:sz w:val="20"/>
-      <w:szCs w:val="20"/>
-    </w:rPr>
-  </w:style>
-  <w:style w:type="character" w:styleId="FootnoteTextChar">
-    <w:name w:val="Footnote Text Char"/>
-    <w:basedOn w:val="DefaultParagraphFont"/>
-    <w:link w:val="FootnoteText"/>
+    <w:link w:val="NotedebasdepageCar"/>
     <w:uiPriority w:val="99"/>
     <w:semiHidden/>
     <w:unhideWhenUsed/>
@@ -5860,9 +7131,19 @@
       <w:szCs w:val="20"/>
     </w:rPr>
   </w:style>
-  <w:style w:type="character" w:styleId="EndnoteReference">
+  <w:style w:type="character" w:customStyle="1" w:styleId="NotedebasdepageCar">
+    <w:name w:val="Note de bas de page Car"/>
+    <w:link w:val="Notedebasdepage"/>
+    <w:uiPriority w:val="99"/>
+    <w:semiHidden/>
+    <w:unhideWhenUsed/>
+    <w:rPr>
+      <w:sz w:val="20"/>
+      <w:szCs w:val="20"/>
+    </w:rPr>
+  </w:style>
+  <w:style w:type="character" w:styleId="Appeldenotedefin">
     <w:name w:val="endnote reference"/>
-    <w:basedOn w:val="DefaultParagraphFont"/>
     <w:uiPriority w:val="99"/>
     <w:semiHidden/>
     <w:unhideWhenUsed/>
@@ -5870,25 +7151,20 @@
       <w:vertAlign w:val="superscript"/>
     </w:rPr>
   </w:style>
-  <w:style w:type="paragraph" w:styleId="EndnoteText">
+  <w:style w:type="paragraph" w:styleId="Notedefin">
     <w:name w:val="endnote text"/>
-    <w:basedOn w:val="Normal"/>
-    <w:link w:val="EndnoteTextChar"/>
+    <w:link w:val="NotedefinCar"/>
     <w:uiPriority w:val="99"/>
     <w:semiHidden/>
     <w:unhideWhenUsed/>
-    <w:pPr>
-      <w:spacing w:after="0" w:line="240" w:lineRule="auto"/>
-    </w:pPr>
     <w:rPr>
       <w:sz w:val="20"/>
       <w:szCs w:val="20"/>
     </w:rPr>
   </w:style>
-  <w:style w:type="character" w:styleId="EndnoteTextChar">
-    <w:name w:val="Endnote Text Char"/>
-    <w:basedOn w:val="DefaultParagraphFont"/>
-    <w:link w:val="EndnoteText"/>
+  <w:style w:type="character" w:customStyle="1" w:styleId="NotedefinCar">
+    <w:name w:val="Note de fin Car"/>
+    <w:link w:val="Notedefin"/>
     <w:uiPriority w:val="99"/>
     <w:semiHidden/>
     <w:unhideWhenUsed/>
@@ -5898,4 +7174,319 @@
     </w:rPr>
   </w:style>
 </w:styles>
+</file>
+
+<file path=word/theme/theme1.xml><?xml version="1.0" encoding="utf-8"?>
+<a:theme xmlns:a="http://schemas.openxmlformats.org/drawingml/2006/main" name="Thème Office">
+  <a:themeElements>
+    <a:clrScheme name="Office">
+      <a:dk1>
+        <a:sysClr val="windowText" lastClr="000000"/>
+      </a:dk1>
+      <a:lt1>
+        <a:sysClr val="window" lastClr="FFFFFF"/>
+      </a:lt1>
+      <a:dk2>
+        <a:srgbClr val="0E2841"/>
+      </a:dk2>
+      <a:lt2>
+        <a:srgbClr val="E8E8E8"/>
+      </a:lt2>
+      <a:accent1>
+        <a:srgbClr val="156082"/>
+      </a:accent1>
+      <a:accent2>
+        <a:srgbClr val="E97132"/>
+      </a:accent2>
+      <a:accent3>
+        <a:srgbClr val="196B24"/>
+      </a:accent3>
+      <a:accent4>
+        <a:srgbClr val="0F9ED5"/>
+      </a:accent4>
+      <a:accent5>
+        <a:srgbClr val="A02B93"/>
+      </a:accent5>
+      <a:accent6>
+        <a:srgbClr val="4EA72E"/>
+      </a:accent6>
+      <a:hlink>
+        <a:srgbClr val="467886"/>
+      </a:hlink>
+      <a:folHlink>
+        <a:srgbClr val="96607D"/>
+      </a:folHlink>
+    </a:clrScheme>
+    <a:fontScheme name="Office">
+      <a:majorFont>
+        <a:latin typeface="Aptos Display" panose="02110004020202020204"/>
+        <a:ea typeface=""/>
+        <a:cs typeface=""/>
+        <a:font script="Jpan" typeface="游ゴシック Light"/>
+        <a:font script="Hang" typeface="맑은 고딕"/>
+        <a:font script="Hans" typeface="等线 Light"/>
+        <a:font script="Hant" typeface="新細明體"/>
+        <a:font script="Arab" typeface="Times New Roman"/>
+        <a:font script="Hebr" typeface="Times New Roman"/>
+        <a:font script="Thai" typeface="Angsana New"/>
+        <a:font script="Ethi" typeface="Nyala"/>
+        <a:font script="Beng" typeface="Vrinda"/>
+        <a:font script="Gujr" typeface="Shruti"/>
+        <a:font script="Khmr" typeface="MoolBoran"/>
+        <a:font script="Knda" typeface="Tunga"/>
+        <a:font script="Guru" typeface="Raavi"/>
+        <a:font script="Cans" typeface="Euphemia"/>
+        <a:font script="Cher" typeface="Plantagenet Cherokee"/>
+        <a:font script="Yiii" typeface="Microsoft Yi Baiti"/>
+        <a:font script="Tibt" typeface="Microsoft Himalaya"/>
+        <a:font script="Thaa" typeface="MV Boli"/>
+        <a:font script="Deva" typeface="Mangal"/>
+        <a:font script="Telu" typeface="Gautami"/>
+        <a:font script="Taml" typeface="Latha"/>
+        <a:font script="Syrc" typeface="Estrangelo Edessa"/>
+        <a:font script="Orya" typeface="Kalinga"/>
+        <a:font script="Mlym" typeface="Kartika"/>
+        <a:font script="Laoo" typeface="DokChampa"/>
+        <a:font script="Sinh" typeface="Iskoola Pota"/>
+        <a:font script="Mong" typeface="Mongolian Baiti"/>
+        <a:font script="Viet" typeface="Times New Roman"/>
+        <a:font script="Uigh" typeface="Microsoft Uighur"/>
+        <a:font script="Geor" typeface="Sylfaen"/>
+        <a:font script="Armn" typeface="Arial"/>
+        <a:font script="Bugi" typeface="Leelawadee UI"/>
+        <a:font script="Bopo" typeface="Microsoft JhengHei"/>
+        <a:font script="Java" typeface="Javanese Text"/>
+        <a:font script="Lisu" typeface="Segoe UI"/>
+        <a:font script="Mymr" typeface="Myanmar Text"/>
+        <a:font script="Nkoo" typeface="Ebrima"/>
+        <a:font script="Olck" typeface="Nirmala UI"/>
+        <a:font script="Osma" typeface="Ebrima"/>
+        <a:font script="Phag" typeface="Phagspa"/>
+        <a:font script="Syrn" typeface="Estrangelo Edessa"/>
+        <a:font script="Syrj" typeface="Estrangelo Edessa"/>
+        <a:font script="Syre" typeface="Estrangelo Edessa"/>
+        <a:font script="Sora" typeface="Nirmala UI"/>
+        <a:font script="Tale" typeface="Microsoft Tai Le"/>
+        <a:font script="Talu" typeface="Microsoft New Tai Lue"/>
+        <a:font script="Tfng" typeface="Ebrima"/>
+      </a:majorFont>
+      <a:minorFont>
+        <a:latin typeface="Aptos" panose="02110004020202020204"/>
+        <a:ea typeface=""/>
+        <a:cs typeface=""/>
+        <a:font script="Jpan" typeface="游明朝"/>
+        <a:font script="Hang" typeface="맑은 고딕"/>
+        <a:font script="Hans" typeface="等线"/>
+        <a:font script="Hant" typeface="新細明體"/>
+        <a:font script="Arab" typeface="Arial"/>
+        <a:font script="Hebr" typeface="Arial"/>
+        <a:font script="Thai" typeface="Cordia New"/>
+        <a:font script="Ethi" typeface="Nyala"/>
+        <a:font script="Beng" typeface="Vrinda"/>
+        <a:font script="Gujr" typeface="Shruti"/>
+        <a:font script="Khmr" typeface="DaunPenh"/>
+        <a:font script="Knda" typeface="Tunga"/>
+        <a:font script="Guru" typeface="Raavi"/>
+        <a:font script="Cans" typeface="Euphemia"/>
+        <a:font script="Cher" typeface="Plantagenet Cherokee"/>
+        <a:font script="Yiii" typeface="Microsoft Yi Baiti"/>
+        <a:font script="Tibt" typeface="Microsoft Himalaya"/>
+        <a:font script="Thaa" typeface="MV Boli"/>
+        <a:font script="Deva" typeface="Mangal"/>
+        <a:font script="Telu" typeface="Gautami"/>
+        <a:font script="Taml" typeface="Latha"/>
+        <a:font script="Syrc" typeface="Estrangelo Edessa"/>
+        <a:font script="Orya" typeface="Kalinga"/>
+        <a:font script="Mlym" typeface="Kartika"/>
+        <a:font script="Laoo" typeface="DokChampa"/>
+        <a:font script="Sinh" typeface="Iskoola Pota"/>
+        <a:font script="Mong" typeface="Mongolian Baiti"/>
+        <a:font script="Viet" typeface="Arial"/>
+        <a:font script="Uigh" typeface="Microsoft Uighur"/>
+        <a:font script="Geor" typeface="Sylfaen"/>
+        <a:font script="Armn" typeface="Arial"/>
+        <a:font script="Bugi" typeface="Leelawadee UI"/>
+        <a:font script="Bopo" typeface="Microsoft JhengHei"/>
+        <a:font script="Java" typeface="Javanese Text"/>
+        <a:font script="Lisu" typeface="Segoe UI"/>
+        <a:font script="Mymr" typeface="Myanmar Text"/>
+        <a:font script="Nkoo" typeface="Ebrima"/>
+        <a:font script="Olck" typeface="Nirmala UI"/>
+        <a:font script="Osma" typeface="Ebrima"/>
+        <a:font script="Phag" typeface="Phagspa"/>
+        <a:font script="Syrn" typeface="Estrangelo Edessa"/>
+        <a:font script="Syrj" typeface="Estrangelo Edessa"/>
+        <a:font script="Syre" typeface="Estrangelo Edessa"/>
+        <a:font script="Sora" typeface="Nirmala UI"/>
+        <a:font script="Tale" typeface="Microsoft Tai Le"/>
+        <a:font script="Talu" typeface="Microsoft New Tai Lue"/>
+        <a:font script="Tfng" typeface="Ebrima"/>
+      </a:minorFont>
+    </a:fontScheme>
+    <a:fmtScheme name="Office">
+      <a:fillStyleLst>
+        <a:solidFill>
+          <a:schemeClr val="phClr"/>
+        </a:solidFill>
+        <a:gradFill rotWithShape="1">
+          <a:gsLst>
+            <a:gs pos="0">
+              <a:schemeClr val="phClr">
+                <a:lumMod val="110000"/>
+                <a:satMod val="105000"/>
+                <a:tint val="67000"/>
+              </a:schemeClr>
+            </a:gs>
+            <a:gs pos="50000">
+              <a:schemeClr val="phClr">
+                <a:lumMod val="105000"/>
+                <a:satMod val="103000"/>
+                <a:tint val="73000"/>
+              </a:schemeClr>
+            </a:gs>
+            <a:gs pos="100000">
+              <a:schemeClr val="phClr">
+                <a:lumMod val="105000"/>
+                <a:satMod val="109000"/>
+                <a:tint val="81000"/>
+              </a:schemeClr>
+            </a:gs>
+          </a:gsLst>
+          <a:lin ang="5400000" scaled="0"/>
+        </a:gradFill>
+        <a:gradFill rotWithShape="1">
+          <a:gsLst>
+            <a:gs pos="0">
+              <a:schemeClr val="phClr">
+                <a:satMod val="103000"/>
+                <a:lumMod val="102000"/>
+                <a:tint val="94000"/>
+              </a:schemeClr>
+            </a:gs>
+            <a:gs pos="50000">
+              <a:schemeClr val="phClr">
+                <a:satMod val="110000"/>
+                <a:lumMod val="100000"/>
+                <a:shade val="100000"/>
+              </a:schemeClr>
+            </a:gs>
+            <a:gs pos="100000">
+              <a:schemeClr val="phClr">
+                <a:lumMod val="99000"/>
+                <a:satMod val="120000"/>
+                <a:shade val="78000"/>
+              </a:schemeClr>
+            </a:gs>
+          </a:gsLst>
+          <a:lin ang="5400000" scaled="0"/>
+        </a:gradFill>
+      </a:fillStyleLst>
+      <a:lnStyleLst>
+        <a:ln w="12700" cap="flat" cmpd="sng" algn="ctr">
+          <a:solidFill>
+            <a:schemeClr val="phClr"/>
+          </a:solidFill>
+          <a:prstDash val="solid"/>
+          <a:miter lim="800000"/>
+        </a:ln>
+        <a:ln w="19050" cap="flat" cmpd="sng" algn="ctr">
+          <a:solidFill>
+            <a:schemeClr val="phClr"/>
+          </a:solidFill>
+          <a:prstDash val="solid"/>
+          <a:miter lim="800000"/>
+        </a:ln>
+        <a:ln w="25400" cap="flat" cmpd="sng" algn="ctr">
+          <a:solidFill>
+            <a:schemeClr val="phClr"/>
+          </a:solidFill>
+          <a:prstDash val="solid"/>
+          <a:miter lim="800000"/>
+        </a:ln>
+      </a:lnStyleLst>
+      <a:effectStyleLst>
+        <a:effectStyle>
+          <a:effectLst/>
+        </a:effectStyle>
+        <a:effectStyle>
+          <a:effectLst/>
+        </a:effectStyle>
+        <a:effectStyle>
+          <a:effectLst>
+            <a:outerShdw blurRad="57150" dist="19050" dir="5400000" algn="ctr" rotWithShape="0">
+              <a:srgbClr val="000000">
+                <a:alpha val="63000"/>
+              </a:srgbClr>
+            </a:outerShdw>
+          </a:effectLst>
+        </a:effectStyle>
+      </a:effectStyleLst>
+      <a:bgFillStyleLst>
+        <a:solidFill>
+          <a:schemeClr val="phClr"/>
+        </a:solidFill>
+        <a:solidFill>
+          <a:schemeClr val="phClr">
+            <a:tint val="95000"/>
+            <a:satMod val="170000"/>
+          </a:schemeClr>
+        </a:solidFill>
+        <a:gradFill rotWithShape="1">
+          <a:gsLst>
+            <a:gs pos="0">
+              <a:schemeClr val="phClr">
+                <a:tint val="93000"/>
+                <a:satMod val="150000"/>
+                <a:shade val="98000"/>
+                <a:lumMod val="102000"/>
+              </a:schemeClr>
+            </a:gs>
+            <a:gs pos="50000">
+              <a:schemeClr val="phClr">
+                <a:tint val="98000"/>
+                <a:satMod val="130000"/>
+                <a:shade val="90000"/>
+                <a:lumMod val="103000"/>
+              </a:schemeClr>
+            </a:gs>
+            <a:gs pos="100000">
+              <a:schemeClr val="phClr">
+                <a:shade val="63000"/>
+                <a:satMod val="120000"/>
+              </a:schemeClr>
+            </a:gs>
+          </a:gsLst>
+          <a:lin ang="5400000" scaled="0"/>
+        </a:gradFill>
+      </a:bgFillStyleLst>
+    </a:fmtScheme>
+  </a:themeElements>
+  <a:objectDefaults>
+    <a:lnDef>
+      <a:spPr/>
+      <a:bodyPr/>
+      <a:lstStyle/>
+      <a:style>
+        <a:lnRef idx="2">
+          <a:schemeClr val="accent1"/>
+        </a:lnRef>
+        <a:fillRef idx="0">
+          <a:schemeClr val="accent1"/>
+        </a:fillRef>
+        <a:effectRef idx="1">
+          <a:schemeClr val="accent1"/>
+        </a:effectRef>
+        <a:fontRef idx="minor">
+          <a:schemeClr val="tx1"/>
+        </a:fontRef>
+      </a:style>
+    </a:lnDef>
+  </a:objectDefaults>
+  <a:extraClrSchemeLst/>
+  <a:extLst>
+    <a:ext uri="{05A4C25C-085E-4340-85A3-A5531E510DB2}">
+      <thm15:themeFamily xmlns:thm15="http://schemas.microsoft.com/office/thememl/2012/main" name="Office Theme" id="{2E142A2C-CD16-42D6-873A-C26D2A0506FA}" vid="{1BDDFF52-6CD6-40A5-AB3C-68EB2F1E4D0A}"/>
+    </a:ext>
+  </a:extLst>
+</a:theme>
 </file>
--- a/enonces/ENU_enonces.docx
+++ b/enonces/ENU_enonces.docx
@@ -2809,6 +2809,7 @@
           <w:color w:val="E97132" w:themeColor="accent2"/>
           <w:sz w:val="18"/>
           <w:szCs w:val="18"/>
+          <w:u w:val="none"/>
         </w:rPr>
         <w:t xml:space="preserve">CC-NOM.7</w:t>
       </w:r>
@@ -2825,6 +2826,7 @@
           <w:color w:val="E97132" w:themeColor="accent2"/>
           <w:sz w:val="18"/>
           <w:szCs w:val="18"/>
+          <w:u w:val="none"/>
         </w:rPr>
         <w:t xml:space="preserve">CC-NOM.4</w:t>
       </w:r>
@@ -2890,6 +2892,7 @@
           <w:color w:val="E97132" w:themeColor="accent2"/>
           <w:sz w:val="18"/>
           <w:szCs w:val="18"/>
+          <w:u w:val="none"/>
         </w:rPr>
         <w:t xml:space="preserve">CC-NOM.7</w:t>
       </w:r>
@@ -3730,6 +3733,7 @@
           <w:color w:val="E97132" w:themeColor="accent2"/>
           <w:sz w:val="18"/>
           <w:szCs w:val="18"/>
+          <w:u w:val="none"/>
         </w:rPr>
         <w:t xml:space="preserve">CC-MET.4</w:t>
       </w:r>
@@ -4773,6 +4777,7 @@
           <w:color w:val="E97132" w:themeColor="accent2"/>
           <w:sz w:val="18"/>
           <w:szCs w:val="18"/>
+          <w:u w:val="none"/>
         </w:rPr>
         <w:t xml:space="preserve">CC-COM.3</w:t>
       </w:r>
@@ -5825,6 +5830,7 @@
           <w:color w:val="E97132" w:themeColor="accent2"/>
           <w:sz w:val="18"/>
           <w:szCs w:val="18"/>
+          <w:u w:val="none"/>
         </w:rPr>
         <w:t xml:space="preserve">CC-OBJ.2</w:t>
       </w:r>

--- a/enonces/ENU_enonces.docx
+++ b/enonces/ENU_enonces.docx
@@ -1036,8 +1036,8 @@
             <w:hyperlink w:history="1" w:anchor="ex-ENU-1">
               <w:r>
                 <w:rPr>
-                  <w:rFonts w:ascii="Consolas" w:cs="Consolas" w:eastAsia="Consolas" w:hAnsi="Consolas"/>
-                  <w:color w:val="2B6CB0"/>
+                  <w:rFonts w:ascii="Consolas" w:hAnsi="Consolas" w:cs="Consolas"/>
+                  <w:color w:val="0563C1"/>
                   <w:sz w:val="18"/>
                   <w:szCs w:val="18"/>
                   <w:u w:val="single"/>
@@ -1117,8 +1117,8 @@
             <w:hyperlink w:history="1" w:anchor="ex-ENU-2">
               <w:r>
                 <w:rPr>
-                  <w:rFonts w:ascii="Consolas" w:cs="Consolas" w:eastAsia="Consolas" w:hAnsi="Consolas"/>
-                  <w:color w:val="2B6CB0"/>
+                  <w:rFonts w:ascii="Consolas" w:hAnsi="Consolas" w:cs="Consolas"/>
+                  <w:color w:val="0563C1"/>
                   <w:sz w:val="18"/>
                   <w:szCs w:val="18"/>
                   <w:u w:val="single"/>
@@ -1198,8 +1198,8 @@
             <w:hyperlink w:history="1" w:anchor="ex-ENU-3">
               <w:r>
                 <w:rPr>
-                  <w:rFonts w:ascii="Consolas" w:cs="Consolas" w:eastAsia="Consolas" w:hAnsi="Consolas"/>
-                  <w:color w:val="2B6CB0"/>
+                  <w:rFonts w:ascii="Consolas" w:hAnsi="Consolas" w:cs="Consolas"/>
+                  <w:color w:val="0563C1"/>
                   <w:sz w:val="18"/>
                   <w:szCs w:val="18"/>
                   <w:u w:val="single"/>
@@ -1279,8 +1279,8 @@
             <w:hyperlink w:history="1" w:anchor="ex-ENU-4">
               <w:r>
                 <w:rPr>
-                  <w:rFonts w:ascii="Consolas" w:cs="Consolas" w:eastAsia="Consolas" w:hAnsi="Consolas"/>
-                  <w:color w:val="2B6CB0"/>
+                  <w:rFonts w:ascii="Consolas" w:hAnsi="Consolas" w:cs="Consolas"/>
+                  <w:color w:val="0563C1"/>
                   <w:sz w:val="18"/>
                   <w:szCs w:val="18"/>
                   <w:u w:val="single"/>
@@ -2828,7 +2828,7 @@
           <w:szCs w:val="18"/>
           <w:u w:val="none"/>
         </w:rPr>
-        <w:t xml:space="preserve">CC-NOM.4</w:t>
+        <w:t xml:space="preserve">CC-NOM.1</w:t>
       </w:r>
       <w:r>
         <w:rPr>
